--- a/fra/docx/06.content.docx
+++ b/fra/docx/06.content.docx
@@ -11,6 +11,15 @@
         <w:pStyle w:val="Heading2"/>
       </w:pPr>
       <w:r>
+        <w:t>Resource: Notes d'étude (Tyndale)</w:t>
+      </w:r>
+      <w:r/>
+    </w:p>
+    <w:p>
+      <w:pPr>
+        <w:pStyle w:val="Heading2"/>
+      </w:pPr>
+      <w:r>
         <w:t>License Information</w:t>
       </w:r>
       <w:r/>
@@ -21,7 +30,7 @@
         <w:rPr>
           <w:b/>
         </w:rPr>
-        <w:t>Study Notes (Tyndale)</w:t>
+        <w:t>Notes d'étude (Tyndale)</w:t>
       </w:r>
       <w:r>
         <w:t xml:space="preserve"> (French) is based on</w:t>
@@ -74,7 +83,7 @@
         <w:pStyle w:val="Heading1"/>
       </w:pPr>
       <w:r>
-        <w:t>Study Notes (Tyndale)</w:t>
+        <w:t>Notes d'étude (Tyndale)</w:t>
       </w:r>
     </w:p>
     <w:p>
@@ -83,6 +92,51 @@
           <w:headerReference w:type="even" r:id="rId8"/>
           <w:headerReference w:type="default" r:id="rId9"/>
           <w:footerReference w:type="default" r:id="rId10"/>
+          <w:footnotePr>
+            <w:numRestart w:val="eachSect"/>
+          </w:footnotePr>
+          <w:type w:val="continuous"/>
+          <w:pgSz w:w="12240" w:h="15840" w:code="1"/>
+          <w:pgMar w:top="1440" w:right="1440" w:bottom="1440" w:left="1440" w:header="504" w:footer="504" w:gutter="0"/>
+          <w:cols w:space="708"/>
+          <w:titlePg/>
+          <w:docGrid w:linePitch="360"/>
+        </w:sectPr>
+      </w:pPr>
+    </w:p>
+    <w:p>
+      <w:r/>
+    </w:p>
+    <w:p>
+      <w:pPr>
+        <w:pStyle w:val="Heading2"/>
+      </w:pPr>
+      <w:r>
+        <w:t>JOS</w:t>
+      </w:r>
+      <w:r/>
+    </w:p>
+    <w:p>
+      <w:r/>
+      <w:r>
+        <w:rPr>
+          <w:i/>
+        </w:rPr>
+        <w:t>Josué 1.1–2, Josué 1.1–9, Josué 1.3, Josué 1.4, Josué 1.5, Josué 1.6, Josué 1.6–9, Josué 1.8, Josué 1.9, Josué 1.10, Josué 1.11, Josué 1.12–15, Josué 1.13, Josué 1.14, Josué 1.17, Josué 1.18, Josué 2.1, Josué 2.1–24, Josué 2.2, Josué 2.3, Josué 2.4–5, Josué 2.6, Josué 2.7, Josué 2.9–10, Josué 2.11, Josué 2.12–13, Josué 2.14, Josué 2.15, Josué 2.16, Josué 2.19, Josué 2.23–24, Josué 3.1, Josué 3.3, Josué 3.4, Josué 3.5, Josué 3.7, Josué 3.8, Josué 3.10, Josué 3.11, Josué 3.12, Josué 3.13, Josué 3.15, Josué 3.16, Josué 3.17, Josué 4.2, Josué 4.5, Josué 4.6, Josué 4.9, Josué 4.14, Josué 4.18, Josué 4.19–20, Josué 4.24, Josué 5.1, Josué 5.2, Josué 5.3, Josué 5.4–7, Josué 5.8, Josué 5.9, Josué 5.10, Josué 5.11, Josué 5.11–12, Josué 5.12, Josué 5.13, Josué 5.13–15, Josué 5.14, Josué 5.15, Josué 6.1, Josué 6.2, Josué 6.4, Josué 6.6–9, Josué 6.10–11, Josué 6.15, Josué 6.16, Josué 6.17, Josué 6.20, Josué 6.22–23, Josué 6.24, Josué 6.24–27, Josué 6.25, Josué 6.26, Josué 6.27, Josué 7.1, Josué 7.1–26, Josué 7.1–12.24, Josué 7.2, Josué 7.3–4, Josué 7.5, Josué 7.6, Josué 7.7, Josué 7.8–9, Josué 7.10–11, Josué 7.12, Josué 7.13, Josué 7.14, Josué 7.15, Josué 7.16–18, Josué 7.19–20, Josué 7.21, Josué 7.22, Josué 7.24, Josué 7.25, Josué 7.26, Josué 8.1, Josué 8.1–13, Josué 8.2, Josué 8.3, Josué 8.4–9, Josué 8.11–13, Josué 8.14, Josué 8.15, Josué 8.17, Josué 8.18–19, Josué 8.28, Josué 8.29, Josué 8.30–31, Josué 8.32, Josué 8.33, Josué 8.33–35, Josué 8.34, Josué 8.35, Josué 9.1, Josué 9.1–27, Josué 9.2, Josué 9.3, Josué 9.4–6, Josué 9.7–8, Josué 9.9–10, Josué 9.11–13, Josué 9.14, Josué 9.15, Josué 9.16, Josué 9.17, Josué 9.18–21, Josué 9.22, Josué 9.23, Josué 9.24–25, Josué 9.26–27, Josué 10.1, Josué 10.1–43, Josué 10.2, Josué 10.5, Josué 10.7, Josué 10.8, Josué 10.9, Josué 10.10, Josué 10.10–13, Josué 10.12, Josué 10.13, Josué 10.16, Josué 10.18–19, Josué 10.21, Josué 10.24, Josué 10.25, Josué 10.26–27, Josué 10.28, Josué 10.28–39, Josué 10.29–30, Josué 10.31–33, Josué 10.38–39, Josué 10.40, Josué 10.41, Josué 10.43, Josué 11.1–3, Josué 11.1–16, Josué 11.4, Josué 11.5, Josué 11.6, Josué 11.7, Josué 11.8, Josué 11.11, Josué 11.13, Josué 11.15, Josué 11.18, Josué 11.19–20, Josué 11.21–22, Josué 11.23, Josué 12.1, Josué 12.1–24, Josué 12.2, Josué 12.3, Josué 12.4, Josué 12.6, Josué 12.7, Josué 12.7–24, Josué 12.8, Josué 13.1–7, Josué 13.1–21.45, Josué 13.2, Josué 13.3, Josué 13.4–6, Josué 13.6–7, Josué 13.8–14, Josué 13.14, Josué 13.15–23, Josué 13.21, Josué 13.22, Josué 13.24–28, Josué 13.29–33, Josué 13.30–31, Josué 14.1, Josué 14.1–19.51, Josué 14.2, Josué 14.4, Josué 14.6, Josué 14.9, Josué 14.11, Josué 14.12, Josué 14.15, Josué 15.1–63, Josué 15.2–4, Josué 15.5–11, Josué 15.7, Josué 15.8, Josué 15.9, Josué 15.12, Josué 15.16, Josué 15.17, Josué 15.18–19, Josué 15.20–63, Josué 15.21, Josué 15.33, Josué 15.45–47, Josué 15.48, Josué 15.56, Josué 15.59, Josué 15.61, Josué 15.63, Josué 16.1, Josué 16.1–17.18, Josué 16.3, Josué 16.5–8, Josué 17.1, Josué 17.3–6, Josué 17.7, Josué 17.7–13, Josué 17.8–10, Josué 17.11–13, Josué 17.13, Josué 17.14, Josué 17.15, Josué 17.16, Josué 17.17–18, Josué 18.1, Josué 18.4, Josué 18.5, Josué 18.6, Josué 18.7, Josué 18.9, Josué 18.11, Josué 18.21–28, Josué 18.28, Josué 19.1, Josué 19.2–9, Josué 19.10–16, Josué 19.10–23, Josué 19.10–48, Josué 19.13, Josué 19.15, Josué 19.16, Josué 19.17–23, Josué 19.24–31, Josué 19.30, Josué 19.32–39, Josué 19.40–48, Josué 19.43, Josué 19.47, Josué 19.49–50, Josué 19.51, Josué 20.1–6, Josué 20.1–21.45, Josué 20.3, Josué 20.7–9, Josué 20.9, Josué 21.1–8, Josué 21.2–3, Josué 21.4, Josué 21.5, Josué 21.6, Josué 21.7, Josué 21.8, Josué 21.9–42, Josué 21.45, Josué 22.1–34, Josué 22.1–24.33, Josué 22.2–3, Josué 22.4–6, Josué 22.5, Josué 22.7, Josué 22.8, Josué 22.10, Josué 22.10–20, Josué 22.11, Josué 22.12, Josué 22.13–14, Josué 22.15, Josué 22.15–20, Josué 22.16, Josué 22.17, Josué 22.19, Josué 22.20, Josué 22.21–34, Josué 22.22, Josué 22.23, Josué 22.24–29, Josué 22.27, Josué 22.28, Josué 22.31, Josué 22.33, Josué 22.34, Josué 23.1–11, Josué 23.2–3, Josué 23.4–5, Josué 23.6, Josué 23.7, Josué 23.8, Josué 23.9, Josué 23.10, Josué 23.11, Josué 23.12, Josué 23.12–16, Josué 23.13, Josué 23.15–16, Josué 24.1, Josué 24.1–13, Josué 24.1–27, Josué 24.2, Josué 24.3, Josué 24.3–13, Josué 24.4, Josué 24.5–7, Josué 24.6, Josué 24.7, Josué 24.8, Josué 24.9–10, Josué 24.11, Josué 24.12, Josué 24.13, Josué 24.14, Josué 24.15, Josué 24.16, Josué 24.16–18, Josué 24.19, Josué 24.19–24, Josué 24.22, Josué 24.23, Josué 24.25, Josué 24.26, Josué 24.27, Josué 24.29, Josué 24.29–33, Josué 24.30, Josué 24.31, Josué 24.32, Josué 24.33</w:t>
+      </w:r>
+      <w:r/>
+    </w:p>
+    <w:p>
+      <w:r/>
+      <w:r>
+        <w:t xml:space="preserve"> </w:t>
+      </w:r>
+      <w:r/>
+      <w:r/>
+    </w:p>
+    <w:p>
+      <w:pPr>
+        <w:sectPr>
           <w:footnotePr>
             <w:numRestart w:val="eachSect"/>
           </w:footnotePr>

--- a/fra/docx/06.content.docx
+++ b/fra/docx/06.content.docx
@@ -28,22 +28,6 @@
       </w:r>
     </w:p>
     <w:p>
-      <w:pPr>
-        <w:pStyle w:val="Heading2"/>
-      </w:pPr>
-      <w:r>
-        <w:rPr>
-          <w:lang w:val="fr_FR" w:bidi="fr_FR"/>
-        </w:rPr>
-        <w:t>License Information</w:t>
-      </w:r>
-      <w:r>
-        <w:rPr>
-          <w:lang w:val="fr_FR" w:bidi="fr_FR"/>
-        </w:rPr>
-      </w:r>
-    </w:p>
-    <w:p>
       <w:pPr/>
       <w:r>
         <w:rPr>
@@ -55,19 +39,21 @@
           <w:b/>
           <w:lang w:val="fr_FR" w:bidi="fr_FR"/>
         </w:rPr>
-        <w:t>Notes d'étude (Tyndale)</w:t>
-      </w:r>
-      <w:r>
-        <w:rPr>
-          <w:lang w:val="fr_FR" w:bidi="fr_FR"/>
-        </w:rPr>
-        <w:t xml:space="preserve"> (French) is based on</w:t>
-      </w:r>
-      <w:r>
-        <w:rPr>
-          <w:lang w:val="fr_FR" w:bidi="fr_FR"/>
-        </w:rPr>
-        <w:t xml:space="preserve">: </w:t>
+        <w:t>Aquifer Open Study Notes</w:t>
+      </w:r>
+    </w:p>
+    <w:p>
+      <w:pPr/>
+      <w:r>
+        <w:rPr>
+          <w:lang w:val="fr_FR" w:bidi="fr_FR"/>
+        </w:rPr>
+      </w:r>
+      <w:r>
+        <w:rPr>
+          <w:lang w:val="fr_FR" w:bidi="fr_FR"/>
+        </w:rPr>
+        <w:t xml:space="preserve">This work is an adaptation of </w:t>
       </w:r>
       <w:r>
         <w:rPr>
@@ -79,62 +65,33 @@
         <w:rPr>
           <w:lang w:val="fr_FR" w:bidi="fr_FR"/>
         </w:rPr>
-        <w:t xml:space="preserve">, </w:t>
-      </w:r>
-      <w:hyperlink r:id="rId13">
-        <w:r>
-          <w:rPr>
-            <w:lang w:val="fr_FR" w:bidi="fr_FR"/>
-          </w:rPr>
-          <w:rPr>
-            <w:color w:val="0000EE"/>
-            <w:u w:val="single"/>
-          </w:rPr>
-          <w:t>Tyndale House Publishers</w:t>
-        </w:r>
-      </w:hyperlink>
-      <w:r>
-        <w:rPr>
-          <w:lang w:val="fr_FR" w:bidi="fr_FR"/>
-        </w:rPr>
-        <w:t xml:space="preserve">, 2019, which is licensed under a </w:t>
-      </w:r>
-      <w:hyperlink r:id="rId14">
-        <w:r>
-          <w:rPr>
-            <w:lang w:val="fr_FR" w:bidi="fr_FR"/>
-          </w:rPr>
-          <w:rPr>
-            <w:color w:val="0000EE"/>
-            <w:u w:val="single"/>
-          </w:rPr>
-          <w:t>CC BY-SA 4.0 license</w:t>
-        </w:r>
-      </w:hyperlink>
-      <w:r>
-        <w:rPr>
-          <w:lang w:val="fr_FR" w:bidi="fr_FR"/>
-        </w:rPr>
-        <w:t>.</w:t>
-      </w:r>
-      <w:r>
-        <w:rPr>
-          <w:lang w:val="fr_FR" w:bidi="fr_FR"/>
-        </w:rPr>
-      </w:r>
-    </w:p>
-    <w:p>
-      <w:pPr/>
-      <w:r>
-        <w:rPr>
-          <w:lang w:val="fr_FR" w:bidi="fr_FR"/>
-        </w:rPr>
-      </w:r>
-      <w:r>
-        <w:rPr>
-          <w:lang w:val="fr_FR" w:bidi="fr_FR"/>
-        </w:rPr>
-        <w:t>This PDF version is provided under the same license.</w:t>
+        <w:t xml:space="preserve"> © 2023 Tyndale House Publishers, licensed under the CC BY-SA 4.0 license. The adaptation, </w:t>
+      </w:r>
+      <w:r>
+        <w:rPr>
+          <w:lang w:val="fr_FR" w:bidi="fr_FR"/>
+        </w:rPr>
+        <w:t>Aquifer Open Study Notes</w:t>
+      </w:r>
+      <w:r>
+        <w:rPr>
+          <w:lang w:val="fr_FR" w:bidi="fr_FR"/>
+        </w:rPr>
+        <w:t>, was created by Mission Mutual and is also licensed under CC BY-SA 4.0.</w:t>
+      </w:r>
+    </w:p>
+    <w:p>
+      <w:pPr/>
+      <w:r>
+        <w:rPr>
+          <w:lang w:val="fr_FR" w:bidi="fr_FR"/>
+        </w:rPr>
+      </w:r>
+      <w:r>
+        <w:rPr>
+          <w:lang w:val="fr_FR" w:bidi="fr_FR"/>
+        </w:rPr>
+        <w:t>This resource has been adapted into multiple languages, including English, Tok Pisin, Arabic (عربي), French (Français), Hindi (हिंदी), Indonesian (Bahasa Indonesia), Portuguese (Português), Russian (Русский), Spanish (Español), Swahili (Kiswahili), and Simplified Chinese (简体中文).</w:t>
       </w:r>
       <w:r>
         <w:rPr>
@@ -296,7 +253,7 @@
         </w:rPr>
         <w:t>Moïse est mort sur le mont Nebo à l'est du Jourdain (</w:t>
       </w:r>
-      <w:hyperlink r:id="rId15">
+      <w:hyperlink r:id="rId13">
         <w:r>
           <w:rPr>
             <w:lang w:val="fr_FR" w:bidi="fr_FR"/>
@@ -362,7 +319,7 @@
         </w:rPr>
         <w:t>Dieu a choisi Josué pour guider Israël et succédé à Moïse. Dieu avait fait la promesse à Abraham d'accorder en possession à ses descendants le pays de Canaan (</w:t>
       </w:r>
-      <w:hyperlink r:id="rId16">
+      <w:hyperlink r:id="rId14">
         <w:r>
           <w:rPr>
             <w:lang w:val="fr_FR" w:bidi="fr_FR"/>
@@ -380,7 +337,7 @@
         </w:rPr>
         <w:t xml:space="preserve"> ; </w:t>
       </w:r>
-      <w:hyperlink r:id="rId17">
+      <w:hyperlink r:id="rId15">
         <w:r>
           <w:rPr>
             <w:lang w:val="fr_FR" w:bidi="fr_FR"/>
@@ -398,7 +355,7 @@
         </w:rPr>
         <w:t xml:space="preserve"> ; </w:t>
       </w:r>
-      <w:hyperlink r:id="rId18">
+      <w:hyperlink r:id="rId16">
         <w:r>
           <w:rPr>
             <w:lang w:val="fr_FR" w:bidi="fr_FR"/>
@@ -416,7 +373,7 @@
         </w:rPr>
         <w:t>). Cette promesse a été répétée à Moïse (</w:t>
       </w:r>
-      <w:hyperlink r:id="rId19">
+      <w:hyperlink r:id="rId17">
         <w:r>
           <w:rPr>
             <w:lang w:val="fr_FR" w:bidi="fr_FR"/>
@@ -434,7 +391,7 @@
         </w:rPr>
         <w:t xml:space="preserve"> ; </w:t>
       </w:r>
-      <w:hyperlink r:id="rId20">
+      <w:hyperlink r:id="rId18">
         <w:r>
           <w:rPr>
             <w:lang w:val="fr_FR" w:bidi="fr_FR"/>
@@ -452,7 +409,7 @@
         </w:rPr>
         <w:t xml:space="preserve"> ; </w:t>
       </w:r>
-      <w:hyperlink r:id="rId21">
+      <w:hyperlink r:id="rId19">
         <w:r>
           <w:rPr>
             <w:lang w:val="fr_FR" w:bidi="fr_FR"/>
@@ -470,7 +427,7 @@
         </w:rPr>
         <w:t xml:space="preserve"> ; </w:t>
       </w:r>
-      <w:hyperlink r:id="rId22">
+      <w:hyperlink r:id="rId20">
         <w:r>
           <w:rPr>
             <w:lang w:val="fr_FR" w:bidi="fr_FR"/>
@@ -597,7 +554,7 @@
         </w:rPr>
         <w:t xml:space="preserve"> à proximité de Beer-Schéba (</w:t>
       </w:r>
-      <w:hyperlink r:id="rId23">
+      <w:hyperlink r:id="rId21">
         <w:r>
           <w:rPr>
             <w:lang w:val="fr_FR" w:bidi="fr_FR"/>
@@ -688,7 +645,7 @@
         </w:rPr>
         <w:t xml:space="preserve">Dieu promet de ne jamais faillir ni d'abandonner Josué, tout comme il l'avait promis à Moïse (cf. </w:t>
       </w:r>
-      <w:hyperlink r:id="rId24">
+      <w:hyperlink r:id="rId22">
         <w:r>
           <w:rPr>
             <w:lang w:val="fr_FR" w:bidi="fr_FR"/>
@@ -754,7 +711,7 @@
         </w:rPr>
         <w:t xml:space="preserve">c'est toi : Dieu a choisi Josué comme acteur principal de l'accomplissement de la promesse qu'il avait faite à leurs ancêtres (voir </w:t>
       </w:r>
-      <w:hyperlink r:id="rId25">
+      <w:hyperlink r:id="rId23">
         <w:r>
           <w:rPr>
             <w:lang w:val="fr_FR" w:bidi="fr_FR"/>
@@ -820,7 +777,7 @@
         </w:rPr>
         <w:t>Dieu dit à Josué par trois fois qu'il doit se fortifier et prendre courage pour vaincre les Cananéens, qui sont plus nombreux qu'Israël. Le peuple doit également veiller à obéir à toutes les instructions données par Moïse si Israël veut s'installer dans le pays, produire de bonnes fermes et construire des maisons, des villages et des villes. Le pays est à Dieu, tout comme la terre entière (</w:t>
       </w:r>
-      <w:hyperlink r:id="rId26">
+      <w:hyperlink r:id="rId24">
         <w:r>
           <w:rPr>
             <w:lang w:val="fr_FR" w:bidi="fr_FR"/>
@@ -838,7 +795,7 @@
         </w:rPr>
         <w:t>) ; Dieu a amené Israël en Canaan en tant que locataires, et non pas en tant que propriétaires (</w:t>
       </w:r>
-      <w:hyperlink r:id="rId27">
+      <w:hyperlink r:id="rId25">
         <w:r>
           <w:rPr>
             <w:lang w:val="fr_FR" w:bidi="fr_FR"/>
@@ -904,7 +861,7 @@
         </w:rPr>
         <w:t xml:space="preserve">Ce livre de la loi (la torah hébraïque) fait probablement référence au livre du Deutéronome (voir </w:t>
       </w:r>
-      <w:hyperlink r:id="rId28">
+      <w:hyperlink r:id="rId26">
         <w:r>
           <w:rPr>
             <w:lang w:val="fr_FR" w:bidi="fr_FR"/>
@@ -922,7 +879,7 @@
         </w:rPr>
         <w:t xml:space="preserve">; </w:t>
       </w:r>
-      <w:hyperlink r:id="rId29">
+      <w:hyperlink r:id="rId27">
         <w:r>
           <w:rPr>
             <w:lang w:val="fr_FR" w:bidi="fr_FR"/>
@@ -940,7 +897,7 @@
         </w:rPr>
         <w:t xml:space="preserve">; </w:t>
       </w:r>
-      <w:hyperlink r:id="rId30">
+      <w:hyperlink r:id="rId28">
         <w:r>
           <w:rPr>
             <w:lang w:val="fr_FR" w:bidi="fr_FR"/>
@@ -958,7 +915,7 @@
         </w:rPr>
         <w:t xml:space="preserve">; </w:t>
       </w:r>
-      <w:hyperlink r:id="rId31">
+      <w:hyperlink r:id="rId29">
         <w:r>
           <w:rPr>
             <w:lang w:val="fr_FR" w:bidi="fr_FR"/>
@@ -976,7 +933,7 @@
         </w:rPr>
         <w:t xml:space="preserve">). Il comprend les codes fondamentaux d'Israël ainsi que les instructions morales et spirituelles de Dieu. • Dieu ordonne à Josué de méditer ses instructions jour et nuit, c'est-à-dire sans cesse (cf. </w:t>
       </w:r>
-      <w:hyperlink r:id="rId32">
+      <w:hyperlink r:id="rId30">
         <w:r>
           <w:rPr>
             <w:lang w:val="fr_FR" w:bidi="fr_FR"/>
@@ -994,7 +951,7 @@
         </w:rPr>
         <w:t xml:space="preserve">; </w:t>
       </w:r>
-      <w:hyperlink r:id="rId33">
+      <w:hyperlink r:id="rId31">
         <w:r>
           <w:rPr>
             <w:lang w:val="fr_FR" w:bidi="fr_FR"/>
@@ -1181,7 +1138,7 @@
         </w:rPr>
         <w:t xml:space="preserve">En raison de la peur et de leur incrédulité, la précédente génération avait refusé d'entrer dans la Terre Promise par le sud, quarante ans plus tôt (voir </w:t>
       </w:r>
-      <w:hyperlink r:id="rId34">
+      <w:hyperlink r:id="rId32">
         <w:r>
           <w:rPr>
             <w:lang w:val="fr_FR" w:bidi="fr_FR"/>
@@ -1247,7 +1204,7 @@
         </w:rPr>
         <w:t>Ruben, Gad, et la demi-tribu de Manassé avaient demandé et reçu de Moïse la terre conquise à l'est du Jourdain (</w:t>
       </w:r>
-      <w:hyperlink r:id="rId35">
+      <w:hyperlink r:id="rId33">
         <w:r>
           <w:rPr>
             <w:lang w:val="fr_FR" w:bidi="fr_FR"/>
@@ -1313,7 +1270,7 @@
         </w:rPr>
         <w:t xml:space="preserve">Dieu veut que le peuple d'Israël expérimente le repos spirituel, culturel et émotionnel d'une relation juste avec lui et avec les uns les autres, et non seulement celui de vivre en sécurité sur une terre abondante (voir </w:t>
       </w:r>
-      <w:hyperlink r:id="rId36">
+      <w:hyperlink r:id="rId34">
         <w:r>
           <w:rPr>
             <w:lang w:val="fr_FR" w:bidi="fr_FR"/>
@@ -1379,7 +1336,7 @@
         </w:rPr>
         <w:t>Les guerriers des 2 tribus et demi ont promis de traverser le Jourdain avec le reste d'Israël pour les aider à conquérir leur terre (</w:t>
       </w:r>
-      <w:hyperlink r:id="rId37">
+      <w:hyperlink r:id="rId35">
         <w:r>
           <w:rPr>
             <w:lang w:val="fr_FR" w:bidi="fr_FR"/>
@@ -1445,7 +1402,7 @@
         </w:rPr>
         <w:t>Israël n'obéissait souvent pas à Moïse... Cependant, les tribus vivant à l'est du Jourdain ont traversé avec le reste d'Israël, et ne sont pas retournées sur leur propre terre et dans leurs maisons avant que Josué les y renvoie (</w:t>
       </w:r>
-      <w:hyperlink r:id="rId38">
+      <w:hyperlink r:id="rId36">
         <w:r>
           <w:rPr>
             <w:lang w:val="fr_FR" w:bidi="fr_FR"/>
@@ -1559,7 +1516,7 @@
         </w:rPr>
         <w:t xml:space="preserve">Sittim se trouvait à environ treize kilomètres à l'est du Jourdain, sur les plaines de Moab, en face de Jéricho (voir </w:t>
       </w:r>
-      <w:hyperlink r:id="rId39">
+      <w:hyperlink r:id="rId37">
         <w:r>
           <w:rPr>
             <w:lang w:val="fr_FR" w:bidi="fr_FR"/>
@@ -1939,7 +1896,7 @@
         </w:rPr>
         <w:t>Rahab commence à déclarer sa foi dans le Seigneur. • a mis à sec devant vous : Dieu avait séparé les eaux de la mer Rouge pour Israël (</w:t>
       </w:r>
-      <w:hyperlink r:id="rId40">
+      <w:hyperlink r:id="rId38">
         <w:r>
           <w:rPr>
             <w:lang w:val="fr_FR" w:bidi="fr_FR"/>
@@ -1957,7 +1914,7 @@
         </w:rPr>
         <w:t>). • Israël avait vaincu Sihon et Og (</w:t>
       </w:r>
-      <w:hyperlink r:id="rId41">
+      <w:hyperlink r:id="rId39">
         <w:r>
           <w:rPr>
             <w:lang w:val="fr_FR" w:bidi="fr_FR"/>
@@ -1975,7 +1932,7 @@
         </w:rPr>
         <w:t xml:space="preserve">). • que vous avez dévoués par interdit : voir </w:t>
       </w:r>
-      <w:hyperlink r:id="rId42">
+      <w:hyperlink r:id="rId40">
         <w:r>
           <w:rPr>
             <w:lang w:val="fr_FR" w:bidi="fr_FR"/>
@@ -1993,7 +1950,7 @@
         </w:rPr>
         <w:t xml:space="preserve"> ; </w:t>
       </w:r>
-      <w:hyperlink r:id="rId43">
+      <w:hyperlink r:id="rId41">
         <w:r>
           <w:rPr>
             <w:lang w:val="fr_FR" w:bidi="fr_FR"/>
@@ -2059,7 +2016,7 @@
         </w:rPr>
         <w:t>Bien que le peuple de Canaan ait encouru le jugement de Dieu, la confession de foi de Rahab (prouvée par son aide rendue aux espions) l'a intégrée au peuple de Dieu (</w:t>
       </w:r>
-      <w:hyperlink r:id="rId44">
+      <w:hyperlink r:id="rId42">
         <w:r>
           <w:rPr>
             <w:lang w:val="fr_FR" w:bidi="fr_FR"/>
@@ -2173,7 +2130,7 @@
         </w:rPr>
         <w:t>Lorsque Israël a attaqué Jéricho, Josué et les deux espions ont tenu leur promesse d'épargner Rahab (</w:t>
       </w:r>
-      <w:hyperlink r:id="rId45">
+      <w:hyperlink r:id="rId43">
         <w:r>
           <w:rPr>
             <w:lang w:val="fr_FR" w:bidi="fr_FR"/>
@@ -2239,7 +2196,7 @@
         </w:rPr>
         <w:t>Comme la maison de Rahab se trouvait sur la muraille de la ville, elle a pu cacher les hommes sur le toit plat de sa maison (</w:t>
       </w:r>
-      <w:hyperlink r:id="rId46">
+      <w:hyperlink r:id="rId44">
         <w:r>
           <w:rPr>
             <w:lang w:val="fr_FR" w:bidi="fr_FR"/>
@@ -2449,7 +2406,7 @@
         </w:rPr>
         <w:t>Israël avait déjà campé à Sittim, avant les oracles de Balaam (</w:t>
       </w:r>
-      <w:hyperlink r:id="rId47">
+      <w:hyperlink r:id="rId45">
         <w:r>
           <w:rPr>
             <w:lang w:val="fr_FR" w:bidi="fr_FR"/>
@@ -2515,7 +2472,7 @@
         </w:rPr>
         <w:t>L'arche de l'alliance du Seigneur manifestait la présence de Dieu parmi les Israélites et symbolisait son trône. Chaque fois qu'Israël se déplaçait, un contingent de prêtres portait l'arche devant eux (</w:t>
       </w:r>
-      <w:hyperlink r:id="rId48">
+      <w:hyperlink r:id="rId46">
         <w:r>
           <w:rPr>
             <w:lang w:val="fr_FR" w:bidi="fr_FR"/>
@@ -2533,7 +2490,7 @@
         </w:rPr>
         <w:t xml:space="preserve"> ; </w:t>
       </w:r>
-      <w:hyperlink r:id="rId49">
+      <w:hyperlink r:id="rId47">
         <w:r>
           <w:rPr>
             <w:lang w:val="fr_FR" w:bidi="fr_FR"/>
@@ -2647,7 +2604,7 @@
         </w:rPr>
         <w:t xml:space="preserve">Sanctifiez-vous : ils devaient se séparer de tout ce qui était impur et les empêchait de se présenter devant Dieu (cf. </w:t>
       </w:r>
-      <w:hyperlink r:id="rId50">
+      <w:hyperlink r:id="rId48">
         <w:r>
           <w:rPr>
             <w:lang w:val="fr_FR" w:bidi="fr_FR"/>
@@ -2665,7 +2622,7 @@
         </w:rPr>
         <w:t xml:space="preserve"> ; </w:t>
       </w:r>
-      <w:hyperlink r:id="rId51">
+      <w:hyperlink r:id="rId49">
         <w:r>
           <w:rPr>
             <w:lang w:val="fr_FR" w:bidi="fr_FR"/>
@@ -2779,7 +2736,7 @@
         </w:rPr>
         <w:t xml:space="preserve">Alors qu'ils traversaient le Jourdain, l'arche ouvrait la voie jusqu'à ce que les pieds des sacrificateurs entrent dans l'eau. Les sacrificateurs devaient se tenir dans le Jourdain et non sur la terre ferme. En portant l'arche dans l'eau en premier, les sacrificateurs obéissants témoignaient de leur foi (cf. </w:t>
       </w:r>
-      <w:hyperlink r:id="rId52">
+      <w:hyperlink r:id="rId50">
         <w:r>
           <w:rPr>
             <w:lang w:val="fr_FR" w:bidi="fr_FR"/>
@@ -2941,7 +2898,7 @@
         </w:rPr>
         <w:t>Josué dit au peuple de choisir douze hommes, mais il ne dit pas ce que ce groupe d'hommes fera (</w:t>
       </w:r>
-      <w:hyperlink r:id="rId53">
+      <w:hyperlink r:id="rId51">
         <w:r>
           <w:rPr>
             <w:lang w:val="fr_FR" w:bidi="fr_FR"/>
@@ -3199,7 +3156,7 @@
         </w:rPr>
         <w:t>Les douze hommes représentaient les douze fils de Jacob. La tribu de Lévi n'est pas à prendre en compte parce que les Lévites s'installeraient dans des villes désignées parmi les autres tribus (</w:t>
       </w:r>
-      <w:hyperlink r:id="rId54">
+      <w:hyperlink r:id="rId52">
         <w:r>
           <w:rPr>
             <w:lang w:val="fr_FR" w:bidi="fr_FR"/>
@@ -3217,7 +3174,7 @@
         </w:rPr>
         <w:t xml:space="preserve"> ; </w:t>
       </w:r>
-      <w:hyperlink r:id="rId55">
+      <w:hyperlink r:id="rId53">
         <w:r>
           <w:rPr>
             <w:lang w:val="fr_FR" w:bidi="fr_FR"/>
@@ -3235,7 +3192,7 @@
         </w:rPr>
         <w:t xml:space="preserve"> ; </w:t>
       </w:r>
-      <w:hyperlink r:id="rId56">
+      <w:hyperlink r:id="rId54">
         <w:r>
           <w:rPr>
             <w:lang w:val="fr_FR" w:bidi="fr_FR"/>
@@ -3253,7 +3210,7 @@
         </w:rPr>
         <w:t>). Cependant, le nombre de tribus reste de douze parce que les deux fils de Joseph (Éphraïm et Manassé) sont considérés comme des tribus distinctes (</w:t>
       </w:r>
-      <w:hyperlink r:id="rId57">
+      <w:hyperlink r:id="rId55">
         <w:r>
           <w:rPr>
             <w:lang w:val="fr_FR" w:bidi="fr_FR"/>
@@ -3367,7 +3324,7 @@
         </w:rPr>
         <w:t>Josué dit deux fois (</w:t>
       </w:r>
-      <w:hyperlink r:id="rId58">
+      <w:hyperlink r:id="rId56">
         <w:r>
           <w:rPr>
             <w:lang w:val="fr_FR" w:bidi="fr_FR"/>
@@ -3589,7 +3546,7 @@
         </w:rPr>
         <w:t xml:space="preserve">Le dixième jour du premier mois est survenu quelques jours avant la Pâque. • Guilgal est devenu un centre de culte important pour les débuts d'Israël en Canaan. Bien que son emplacement soit incertain, il devait se trouver quelque part juste à l'est ou au nord-est de Jéricho. Son nom (qui veut dire « roue du chariot », cf. </w:t>
       </w:r>
-      <w:hyperlink r:id="rId59">
+      <w:hyperlink r:id="rId57">
         <w:r>
           <w:rPr>
             <w:lang w:val="fr_FR" w:bidi="fr_FR"/>
@@ -3673,7 +3630,7 @@
         </w:rPr>
         <w:t xml:space="preserve"> (</w:t>
       </w:r>
-      <w:hyperlink r:id="rId60">
+      <w:hyperlink r:id="rId58">
         <w:r>
           <w:rPr>
             <w:lang w:val="fr_FR" w:bidi="fr_FR"/>
@@ -3883,7 +3840,7 @@
         </w:rPr>
         <w:t>Cette digression inattendue dans le récit offre un important rappel du refus passé d'Israël de croire que Dieu les amènerait en toute sécurité dans le pays de Canaan (</w:t>
       </w:r>
-      <w:hyperlink r:id="rId61">
+      <w:hyperlink r:id="rId59">
         <w:r>
           <w:rPr>
             <w:lang w:val="fr_FR" w:bidi="fr_FR"/>
@@ -4064,7 +4021,7 @@
         </w:rPr>
         <w:t>L'agneau de la Pâque a été sacrifié le soir du quatorzième jour du premier mois. Tout comme la Pâque en Égypte a marqué l'exode de l'esclavage, la célébration de cette Pâque en Canaan a marqué l'atteinte de l'objectif vers lequel Dieu avait conduit les Israélites. Cette Pâque anticipait également le repos promis par Dieu pour son peuple une fois dans la nouvelle terre. • C'est apparemment la première Pâque qu'Israël a célébrée depuis le campement au pied du Sinaï (</w:t>
       </w:r>
-      <w:hyperlink r:id="rId62">
+      <w:hyperlink r:id="rId60">
         <w:r>
           <w:rPr>
             <w:lang w:val="fr_FR" w:bidi="fr_FR"/>
@@ -4136,7 +4093,7 @@
         </w:rPr>
         <w:t>Israël a rétabli la fête des pains sans Levain, menée pendant sept jours après la Pâque (</w:t>
       </w:r>
-      <w:hyperlink r:id="rId63">
+      <w:hyperlink r:id="rId61">
         <w:r>
           <w:rPr>
             <w:lang w:val="fr_FR" w:bidi="fr_FR"/>
@@ -4154,7 +4111,7 @@
         </w:rPr>
         <w:t xml:space="preserve">). Le peuple mangeait des pains sans levain et du grain rôti, aliment favori de la saison des récoltes (voir </w:t>
       </w:r>
-      <w:hyperlink r:id="rId64">
+      <w:hyperlink r:id="rId62">
         <w:r>
           <w:rPr>
             <w:lang w:val="fr_FR" w:bidi="fr_FR"/>
@@ -4220,7 +4177,7 @@
         </w:rPr>
         <w:t>La provision quotidienne de la manne par Dieu (</w:t>
       </w:r>
-      <w:hyperlink r:id="rId65">
+      <w:hyperlink r:id="rId63">
         <w:r>
           <w:rPr>
             <w:lang w:val="fr_FR" w:bidi="fr_FR"/>
@@ -4238,7 +4195,7 @@
         </w:rPr>
         <w:t xml:space="preserve"> ; </w:t>
       </w:r>
-      <w:hyperlink r:id="rId66">
+      <w:hyperlink r:id="rId64">
         <w:r>
           <w:rPr>
             <w:lang w:val="fr_FR" w:bidi="fr_FR"/>
@@ -4352,7 +4309,7 @@
         </w:rPr>
         <w:t>Josué explore le terrain et les défenses de la ville de Jéricho, suite au rapport des deux espions (</w:t>
       </w:r>
-      <w:hyperlink r:id="rId67">
+      <w:hyperlink r:id="rId65">
         <w:r>
           <w:rPr>
             <w:lang w:val="fr_FR" w:bidi="fr_FR"/>
@@ -4418,7 +4375,7 @@
         </w:rPr>
         <w:t>Le chef de l'armée du Seigneur vient pour donner à Josué des instructions sur la façon de mener le siège de Jéricho (</w:t>
       </w:r>
-      <w:hyperlink r:id="rId68">
+      <w:hyperlink r:id="rId66">
         <w:r>
           <w:rPr>
             <w:lang w:val="fr_FR" w:bidi="fr_FR"/>
@@ -4436,7 +4393,7 @@
         </w:rPr>
         <w:t>). Comme la précédente parole de Dieu à Josué (</w:t>
       </w:r>
-      <w:hyperlink r:id="rId69">
+      <w:hyperlink r:id="rId67">
         <w:r>
           <w:rPr>
             <w:lang w:val="fr_FR" w:bidi="fr_FR"/>
@@ -4502,7 +4459,7 @@
         </w:rPr>
         <w:t xml:space="preserve">Josué se prosterne face contre terre lorsqu'il comprend qui se tient devant lui. Sa réaction témoigne de sa disponibilité à servir Dieu, de tout cœur et sans réserve. • Les érudits ne parviennent pas à s'accorder sur le fait de savoir si le chef était une apparition de Dieu, le Christ pré-incarné ou un ange. Le fait qu'il se présente comme le chef de l'armée de l'Éternel laisserait entendre que c'était un ange. Il n'empêche toutefois pas Josué de l'adorer, contrairement à ce que les anges font habituellement (par exemple, </w:t>
       </w:r>
-      <w:hyperlink r:id="rId70">
+      <w:hyperlink r:id="rId68">
         <w:r>
           <w:rPr>
             <w:lang w:val="fr_FR" w:bidi="fr_FR"/>
@@ -4520,7 +4477,7 @@
         </w:rPr>
         <w:t xml:space="preserve"> ; cf. </w:t>
       </w:r>
-      <w:hyperlink r:id="rId71">
+      <w:hyperlink r:id="rId69">
         <w:r>
           <w:rPr>
             <w:lang w:val="fr_FR" w:bidi="fr_FR"/>
@@ -4586,7 +4543,7 @@
         </w:rPr>
         <w:t>Ôte tes souliers de tes pieds, car le lieu... est saint : c'est ce que Dieu a dit à Moïse au buisson ardent (</w:t>
       </w:r>
-      <w:hyperlink r:id="rId72">
+      <w:hyperlink r:id="rId70">
         <w:r>
           <w:rPr>
             <w:lang w:val="fr_FR" w:bidi="fr_FR"/>
@@ -5026,7 +4983,7 @@
         </w:rPr>
         <w:t xml:space="preserve">Dévouée à l'Éternel par interdit : Josué rappelle à ses troupes que la ville et tout ce qu'elle contient appartient à Dieu comme les premiers fruits de leur héritage dans le pays de Canaan. Voir </w:t>
       </w:r>
-      <w:hyperlink r:id="rId42">
+      <w:hyperlink r:id="rId40">
         <w:r>
           <w:rPr>
             <w:lang w:val="fr_FR" w:bidi="fr_FR"/>
@@ -5044,7 +5001,7 @@
         </w:rPr>
         <w:t xml:space="preserve"> ; </w:t>
       </w:r>
-      <w:hyperlink r:id="rId43">
+      <w:hyperlink r:id="rId41">
         <w:r>
           <w:rPr>
             <w:lang w:val="fr_FR" w:bidi="fr_FR"/>
@@ -5062,7 +5019,7 @@
         </w:rPr>
         <w:t xml:space="preserve">. • Rahab : voir </w:t>
       </w:r>
-      <w:hyperlink r:id="rId73">
+      <w:hyperlink r:id="rId71">
         <w:r>
           <w:rPr>
             <w:lang w:val="fr_FR" w:bidi="fr_FR"/>
@@ -5284,7 +5241,7 @@
         </w:rPr>
         <w:t>Les citoyens de Jéricho ont déjà été exécutés (</w:t>
       </w:r>
-      <w:hyperlink r:id="rId74">
+      <w:hyperlink r:id="rId72">
         <w:r>
           <w:rPr>
             <w:lang w:val="fr_FR" w:bidi="fr_FR"/>
@@ -5350,7 +5307,7 @@
         </w:rPr>
         <w:t xml:space="preserve">Que Rahab vive parmi les Israélites confirme l'ampleur et la profondeur de la grâce de Dieu. Rahab n'a pas seulement été acceptée en Israël, elle a aussi été une ancêtre du Messie (voir </w:t>
       </w:r>
-      <w:hyperlink r:id="rId75">
+      <w:hyperlink r:id="rId73">
         <w:r>
           <w:rPr>
             <w:lang w:val="fr_FR" w:bidi="fr_FR"/>
@@ -5416,7 +5373,7 @@
         </w:rPr>
         <w:t>Josué maudit Jéricho parce qu'elle est la première ville cananéenne à résister aux plans de Dieu : conduire Israël dans le pays. Jéricho a également été la première ville à subir le jugement de Dieu à cause de la méchanceté en Canaan. Comme premier fruit de la conquête de Canaan par Israël, elle appartenait à Dieu (</w:t>
       </w:r>
-      <w:hyperlink r:id="rId76">
+      <w:hyperlink r:id="rId74">
         <w:r>
           <w:rPr>
             <w:lang w:val="fr_FR" w:bidi="fr_FR"/>
@@ -5434,7 +5391,7 @@
         </w:rPr>
         <w:t xml:space="preserve"> ; </w:t>
       </w:r>
-      <w:hyperlink r:id="rId77">
+      <w:hyperlink r:id="rId75">
         <w:r>
           <w:rPr>
             <w:lang w:val="fr_FR" w:bidi="fr_FR"/>
@@ -5452,7 +5409,7 @@
         </w:rPr>
         <w:t>). Dieu a exécuté cette malédiction sur le premier homme à la défier (</w:t>
       </w:r>
-      <w:hyperlink r:id="rId78">
+      <w:hyperlink r:id="rId76">
         <w:r>
           <w:rPr>
             <w:lang w:val="fr_FR" w:bidi="fr_FR"/>
@@ -5470,7 +5427,7 @@
         </w:rPr>
         <w:t xml:space="preserve"> ; cf. </w:t>
       </w:r>
-      <w:hyperlink r:id="rId79">
+      <w:hyperlink r:id="rId77">
         <w:r>
           <w:rPr>
             <w:lang w:val="fr_FR" w:bidi="fr_FR"/>
@@ -5536,7 +5493,7 @@
         </w:rPr>
         <w:t>Alors que le premier chapitre de la conquête de Canaan se clôturait, tant les Israélites que les Cananéens pouvaient voir que le Seigneur était avec Josué, comme il l'avait promis (</w:t>
       </w:r>
-      <w:hyperlink r:id="rId80">
+      <w:hyperlink r:id="rId78">
         <w:r>
           <w:rPr>
             <w:lang w:val="fr_FR" w:bidi="fr_FR"/>
@@ -5554,7 +5511,7 @@
         </w:rPr>
         <w:t xml:space="preserve">, </w:t>
       </w:r>
-      <w:hyperlink r:id="rId81">
+      <w:hyperlink r:id="rId79">
         <w:r>
           <w:rPr>
             <w:lang w:val="fr_FR" w:bidi="fr_FR"/>
@@ -5572,7 +5529,7 @@
         </w:rPr>
         <w:t xml:space="preserve"> ; cf. </w:t>
       </w:r>
-      <w:hyperlink r:id="rId82">
+      <w:hyperlink r:id="rId80">
         <w:r>
           <w:rPr>
             <w:lang w:val="fr_FR" w:bidi="fr_FR"/>
@@ -5649,7 +5606,7 @@
         </w:rPr>
         <w:t xml:space="preserve"> : voir </w:t>
       </w:r>
-      <w:hyperlink r:id="rId42">
+      <w:hyperlink r:id="rId40">
         <w:r>
           <w:rPr>
             <w:lang w:val="fr_FR" w:bidi="fr_FR"/>
@@ -5667,7 +5624,7 @@
         </w:rPr>
         <w:t xml:space="preserve"> ; </w:t>
       </w:r>
-      <w:hyperlink r:id="rId43">
+      <w:hyperlink r:id="rId41">
         <w:r>
           <w:rPr>
             <w:lang w:val="fr_FR" w:bidi="fr_FR"/>
@@ -5723,7 +5680,7 @@
         </w:rPr>
         <w:t xml:space="preserve"> appartenait à une famille importante. Il avait le titre ou le potentiel d'un dirigeant, et ses actions pouvaient influencer les autres (</w:t>
       </w:r>
-      <w:hyperlink r:id="rId83">
+      <w:hyperlink r:id="rId81">
         <w:r>
           <w:rPr>
             <w:lang w:val="fr_FR" w:bidi="fr_FR"/>
@@ -5909,7 +5866,7 @@
         </w:rPr>
         <w:t>. Cette ville se trouvait à environ quinze kilomètres à l'ouest de Jéricho, à l'entrée d'un plateau au nord de Jérusalem, appelé le Plateau de Benjamin. Conquérir Aï ouvrirait la voie à Israël pour contrôler la région montagneuse. • Beth-Aven, « maison d'iniquité », était probablement un jeu de mots intentionnel et péjoratif sur le nom Béthel, la « maison de Dieu ». Un sanctuaire païen se trouvait sur ce site plus tard dans l'histoire d'Israël (</w:t>
       </w:r>
-      <w:hyperlink r:id="rId84">
+      <w:hyperlink r:id="rId82">
         <w:r>
           <w:rPr>
             <w:lang w:val="fr_FR" w:bidi="fr_FR"/>
@@ -6023,7 +5980,7 @@
         </w:rPr>
         <w:t xml:space="preserve">Les défenseurs d'Aï sont sortis par la porte de la ville et ont attaqué directement les troupes d'Israël (voir </w:t>
       </w:r>
-      <w:hyperlink r:id="rId85">
+      <w:hyperlink r:id="rId83">
         <w:r>
           <w:rPr>
             <w:lang w:val="fr_FR" w:bidi="fr_FR"/>
@@ -6137,7 +6094,7 @@
         </w:rPr>
         <w:t>Josué exprime sa colère envers Dieu, ce qui explique le ton tranchant de la réponse de Dieu (</w:t>
       </w:r>
-      <w:hyperlink r:id="rId86">
+      <w:hyperlink r:id="rId84">
         <w:r>
           <w:rPr>
             <w:lang w:val="fr_FR" w:bidi="fr_FR"/>
@@ -6155,7 +6112,7 @@
         </w:rPr>
         <w:t>). Bien que la bataille ait été perdue à cause du péché d'Acan, Josué et les anciens d'Israël ont négligé de chercher la direction de Dieu (</w:t>
       </w:r>
-      <w:hyperlink r:id="rId87">
+      <w:hyperlink r:id="rId85">
         <w:r>
           <w:rPr>
             <w:lang w:val="fr_FR" w:bidi="fr_FR"/>
@@ -6227,7 +6184,7 @@
         </w:rPr>
         <w:t xml:space="preserve">Les craintes de Josué étaient fondées. Tout Canaan pensait Israël invincible. Cependant, parce que la petite ville d'Aï avait vaincu Israël, les Cananéens pouvaient penser que cela serait de nouveau possible. • Si Dieu permettait aux méchants de faire disparaître son peuple de la surface de la terre, les nations ne pourraient plus témoigner que Dieu continue d'agir dans son monde. • ton grand nom : cf. </w:t>
       </w:r>
-      <w:hyperlink r:id="rId88">
+      <w:hyperlink r:id="rId86">
         <w:r>
           <w:rPr>
             <w:lang w:val="fr_FR" w:bidi="fr_FR"/>
@@ -6245,7 +6202,7 @@
         </w:rPr>
         <w:t xml:space="preserve"> ; </w:t>
       </w:r>
-      <w:hyperlink r:id="rId89">
+      <w:hyperlink r:id="rId87">
         <w:r>
           <w:rPr>
             <w:lang w:val="fr_FR" w:bidi="fr_FR"/>
@@ -6521,7 +6478,7 @@
         </w:rPr>
         <w:t xml:space="preserve"> Rompre l'alliance du Seigneur était un crime, une haute trahison (voir par exemple, </w:t>
       </w:r>
-      <w:hyperlink r:id="rId90">
+      <w:hyperlink r:id="rId88">
         <w:r>
           <w:rPr>
             <w:lang w:val="fr_FR" w:bidi="fr_FR"/>
@@ -6539,7 +6496,7 @@
         </w:rPr>
         <w:t xml:space="preserve"> ; </w:t>
       </w:r>
-      <w:hyperlink r:id="rId91">
+      <w:hyperlink r:id="rId89">
         <w:r>
           <w:rPr>
             <w:lang w:val="fr_FR" w:bidi="fr_FR"/>
@@ -6605,7 +6562,7 @@
         </w:rPr>
         <w:t xml:space="preserve">Acan a peut-être été désigné par l'urim et le thummim, un système de tirage au sort sacré, donné par Dieu. Ces objets restaient sous la garde du grand prêtre, probablement dans un sac ou une pochette (voir </w:t>
       </w:r>
-      <w:hyperlink r:id="rId92">
+      <w:hyperlink r:id="rId90">
         <w:r>
           <w:rPr>
             <w:lang w:val="fr_FR" w:bidi="fr_FR"/>
@@ -6623,7 +6580,7 @@
         </w:rPr>
         <w:t xml:space="preserve"> ; </w:t>
       </w:r>
-      <w:hyperlink r:id="rId93">
+      <w:hyperlink r:id="rId91">
         <w:r>
           <w:rPr>
             <w:lang w:val="fr_FR" w:bidi="fr_FR"/>
@@ -6750,7 +6707,7 @@
         </w:rPr>
         <w:t xml:space="preserve"> siècle av. J.‑C). • La convoitise apparaît comme le dixième commandement (</w:t>
       </w:r>
-      <w:hyperlink r:id="rId94">
+      <w:hyperlink r:id="rId92">
         <w:r>
           <w:rPr>
             <w:lang w:val="fr_FR" w:bidi="fr_FR"/>
@@ -6912,7 +6869,7 @@
         </w:rPr>
         <w:t xml:space="preserve">La lapidation était un des moyens d'exécutions prescrits (voir, par exemple, </w:t>
       </w:r>
-      <w:hyperlink r:id="rId95">
+      <w:hyperlink r:id="rId93">
         <w:r>
           <w:rPr>
             <w:lang w:val="fr_FR" w:bidi="fr_FR"/>
@@ -7039,7 +6996,7 @@
         </w:rPr>
         <w:t>Ne crains point, et ne t'effraie point : Dieu avait donné à Josué un encouragement similaire avant de l'envoyer attaquer Jéricho (</w:t>
       </w:r>
-      <w:hyperlink r:id="rId96">
+      <w:hyperlink r:id="rId94">
         <w:r>
           <w:rPr>
             <w:lang w:val="fr_FR" w:bidi="fr_FR"/>
@@ -7153,7 +7110,7 @@
         </w:rPr>
         <w:t>Contrairement à d'autres nations antiques qui partaient en guerre pour acquérir des richesses, Israël agissait comme agent du jugement de Dieu sur les Cananéens ; le butin et le bétail étaient secondaires. • La stratégie pour prendre Aï consistait à planifier une embuscade. Josué a bien exécuté les instructions simples de Dieu. • derrière la ville : du côté ouest (</w:t>
       </w:r>
-      <w:hyperlink r:id="rId97">
+      <w:hyperlink r:id="rId95">
         <w:r>
           <w:rPr>
             <w:lang w:val="fr_FR" w:bidi="fr_FR"/>
@@ -7257,7 +7214,7 @@
         </w:rPr>
         <w:t xml:space="preserve"> Au cours de la bataille, ce groupe attendrait en embuscade jusqu'à ce que Josué les appelle (</w:t>
       </w:r>
-      <w:hyperlink r:id="rId98">
+      <w:hyperlink r:id="rId96">
         <w:r>
           <w:rPr>
             <w:lang w:val="fr_FR" w:bidi="fr_FR"/>
@@ -7467,7 +7424,7 @@
         </w:rPr>
         <w:t>Josué et l'armée israélite ont pris la fuite comme lors de la première attaque (</w:t>
       </w:r>
-      <w:hyperlink r:id="rId99">
+      <w:hyperlink r:id="rId97">
         <w:r>
           <w:rPr>
             <w:lang w:val="fr_FR" w:bidi="fr_FR"/>
@@ -7683,7 +7640,7 @@
         </w:rPr>
         <w:t xml:space="preserve">L'exécution publique des rois (voir aussi </w:t>
       </w:r>
-      <w:hyperlink r:id="rId100">
+      <w:hyperlink r:id="rId98">
         <w:r>
           <w:rPr>
             <w:lang w:val="fr_FR" w:bidi="fr_FR"/>
@@ -7701,7 +7658,7 @@
         </w:rPr>
         <w:t xml:space="preserve"> ; </w:t>
       </w:r>
-      <w:hyperlink r:id="rId101">
+      <w:hyperlink r:id="rId99">
         <w:r>
           <w:rPr>
             <w:lang w:val="fr_FR" w:bidi="fr_FR"/>
@@ -7719,7 +7676,7 @@
         </w:rPr>
         <w:t xml:space="preserve">, </w:t>
       </w:r>
-      <w:hyperlink r:id="rId102">
+      <w:hyperlink r:id="rId100">
         <w:r>
           <w:rPr>
             <w:lang w:val="fr_FR" w:bidi="fr_FR"/>
@@ -7737,7 +7694,7 @@
         </w:rPr>
         <w:t xml:space="preserve">) désignait d'autant plus Israël comme agent du jugement de Dieu sur les dirigeants et le peuple de Canaan, à cause de leur méchanceté. • Au coucher du soleil : voir </w:t>
       </w:r>
-      <w:hyperlink r:id="rId103">
+      <w:hyperlink r:id="rId101">
         <w:r>
           <w:rPr>
             <w:lang w:val="fr_FR" w:bidi="fr_FR"/>
@@ -7815,7 +7772,7 @@
         </w:rPr>
         <w:t>Des archéologues ont récemment découvert un autel sur le mont Ébal, construit en pierres brutes et non taillées par des outils en fer. Cependant, elles ne portaient aucune inscription (</w:t>
       </w:r>
-      <w:hyperlink r:id="rId104">
+      <w:hyperlink r:id="rId102">
         <w:r>
           <w:rPr>
             <w:lang w:val="fr_FR" w:bidi="fr_FR"/>
@@ -7833,7 +7790,7 @@
         </w:rPr>
         <w:t>). • Les holocaustes et les sacrifices d'actions de grâces étaient prescrits dans les lois sacrificielles que Dieu a transmises à Moïse alors qu'Israël était encore au mont Sinaï (</w:t>
       </w:r>
-      <w:hyperlink r:id="rId105">
+      <w:hyperlink r:id="rId103">
         <w:r>
           <w:rPr>
             <w:lang w:val="fr_FR" w:bidi="fr_FR"/>
@@ -7851,7 +7808,7 @@
         </w:rPr>
         <w:t xml:space="preserve">, </w:t>
       </w:r>
-      <w:hyperlink r:id="rId106">
+      <w:hyperlink r:id="rId104">
         <w:r>
           <w:rPr>
             <w:lang w:val="fr_FR" w:bidi="fr_FR"/>
@@ -7869,7 +7826,7 @@
         </w:rPr>
         <w:t xml:space="preserve">). Moïse a donné des instructions spécifiques à cette cérémonie (voir </w:t>
       </w:r>
-      <w:hyperlink r:id="rId107">
+      <w:hyperlink r:id="rId105">
         <w:r>
           <w:rPr>
             <w:lang w:val="fr_FR" w:bidi="fr_FR"/>
@@ -7887,7 +7844,7 @@
         </w:rPr>
         <w:t xml:space="preserve">; </w:t>
       </w:r>
-      <w:hyperlink r:id="rId108">
+      <w:hyperlink r:id="rId106">
         <w:r>
           <w:rPr>
             <w:lang w:val="fr_FR" w:bidi="fr_FR"/>
@@ -7953,7 +7910,7 @@
         </w:rPr>
         <w:t>Josué a exécuté l'ordre de Moïse de dresser des pierres et de les enduire de chaux (</w:t>
       </w:r>
-      <w:hyperlink r:id="rId109">
+      <w:hyperlink r:id="rId107">
         <w:r>
           <w:rPr>
             <w:lang w:val="fr_FR" w:bidi="fr_FR"/>
@@ -8115,7 +8072,7 @@
         </w:rPr>
         <w:t xml:space="preserve">Bénédictions... malédictions : voir </w:t>
       </w:r>
-      <w:hyperlink r:id="rId108">
+      <w:hyperlink r:id="rId106">
         <w:r>
           <w:rPr>
             <w:lang w:val="fr_FR" w:bidi="fr_FR"/>
@@ -8181,7 +8138,7 @@
         </w:rPr>
         <w:t>La pratique religieuse dans l'Ancien Testament n'était pas réservée uniquement aux hommes ; toute l'assemblée d'Israël englobait aussi les femmes et les enfants. • Les étrangers qui vivaient au milieu des Israélites comprenaient des individus sortis d'Égypte avec Israël lors de l'Exode (</w:t>
       </w:r>
-      <w:hyperlink r:id="rId110">
+      <w:hyperlink r:id="rId108">
         <w:r>
           <w:rPr>
             <w:lang w:val="fr_FR" w:bidi="fr_FR"/>
@@ -8199,7 +8156,7 @@
         </w:rPr>
         <w:t xml:space="preserve">, </w:t>
       </w:r>
-      <w:hyperlink r:id="rId111">
+      <w:hyperlink r:id="rId109">
         <w:r>
           <w:rPr>
             <w:lang w:val="fr_FR" w:bidi="fr_FR"/>
@@ -8325,7 +8282,7 @@
         </w:rPr>
         <w:t>Josué omet à nouveau de consulter Dieu (</w:t>
       </w:r>
-      <w:hyperlink r:id="rId112">
+      <w:hyperlink r:id="rId110">
         <w:r>
           <w:rPr>
             <w:lang w:val="fr_FR" w:bidi="fr_FR"/>
@@ -8343,7 +8300,7 @@
         </w:rPr>
         <w:t xml:space="preserve"> ; cf. </w:t>
       </w:r>
-      <w:hyperlink r:id="rId113">
+      <w:hyperlink r:id="rId111">
         <w:r>
           <w:rPr>
             <w:lang w:val="fr_FR" w:bidi="fr_FR"/>
@@ -8403,7 +8360,7 @@
           <w:lang w:val="fr_FR" w:bidi="fr_FR"/>
         </w:rPr>
       </w:r>
-      <w:hyperlink r:id="rId114">
+      <w:hyperlink r:id="rId112">
         <w:r>
           <w:rPr>
             <w:lang w:val="fr_FR" w:bidi="fr_FR"/>
@@ -8583,7 +8540,7 @@
         </w:rPr>
         <w:t xml:space="preserve">Le nom des Héviens est connu uniquement au travers de la Bible et renvoie à un groupe ethnique non sémitique qui vivait dans divers endroits de Canaan (voir </w:t>
       </w:r>
-      <w:hyperlink r:id="rId115">
+      <w:hyperlink r:id="rId113">
         <w:r>
           <w:rPr>
             <w:lang w:val="fr_FR" w:bidi="fr_FR"/>
@@ -8601,7 +8558,7 @@
         </w:rPr>
         <w:t xml:space="preserve"> ; </w:t>
       </w:r>
-      <w:hyperlink r:id="rId116">
+      <w:hyperlink r:id="rId114">
         <w:r>
           <w:rPr>
             <w:lang w:val="fr_FR" w:bidi="fr_FR"/>
@@ -8619,7 +8576,7 @@
         </w:rPr>
         <w:t xml:space="preserve"> ; </w:t>
       </w:r>
-      <w:hyperlink r:id="rId117">
+      <w:hyperlink r:id="rId115">
         <w:r>
           <w:rPr>
             <w:lang w:val="fr_FR" w:bidi="fr_FR"/>
@@ -8637,7 +8594,7 @@
         </w:rPr>
         <w:t xml:space="preserve">, </w:t>
       </w:r>
-      <w:hyperlink r:id="rId118">
+      <w:hyperlink r:id="rId116">
         <w:r>
           <w:rPr>
             <w:lang w:val="fr_FR" w:bidi="fr_FR"/>
@@ -8667,7 +8624,7 @@
         </w:rPr>
         <w:t xml:space="preserve"> les dirigeants d'Israël conçoivent la possibilité d'une imposture. Josué fait suivre la réponse évasive des Gabaonites par deux questions directes. Cependant, il aurait pu directement recevoir une réponse en consultant l'Éternel (</w:t>
       </w:r>
-      <w:hyperlink r:id="rId112">
+      <w:hyperlink r:id="rId110">
         <w:r>
           <w:rPr>
             <w:lang w:val="fr_FR" w:bidi="fr_FR"/>
@@ -8733,7 +8690,7 @@
         </w:rPr>
         <w:t xml:space="preserve">En Égypte : voir </w:t>
       </w:r>
-      <w:hyperlink r:id="rId119">
+      <w:hyperlink r:id="rId117">
         <w:r>
           <w:rPr>
             <w:lang w:val="fr_FR" w:bidi="fr_FR"/>
@@ -8751,7 +8708,7 @@
         </w:rPr>
         <w:t xml:space="preserve">. • rois... Sihon... Og : voir </w:t>
       </w:r>
-      <w:hyperlink r:id="rId120">
+      <w:hyperlink r:id="rId118">
         <w:r>
           <w:rPr>
             <w:lang w:val="fr_FR" w:bidi="fr_FR"/>
@@ -8950,7 +8907,7 @@
         </w:rPr>
         <w:t xml:space="preserve">) : les nations ratifiaient les alliances par une cérémonie impliquant la coupe d'animaux sacrificiels par le milieu. Les deux partis de l'alliance marchaient entre les deux moitiés d'animaux (cf. </w:t>
       </w:r>
-      <w:hyperlink r:id="rId121">
+      <w:hyperlink r:id="rId119">
         <w:r>
           <w:rPr>
             <w:lang w:val="fr_FR" w:bidi="fr_FR"/>
@@ -8980,7 +8937,7 @@
         </w:rPr>
         <w:t>). • En Israël, un serment contractuel était prêté au nom du Seigneur. Violer le serment suscitait le jugement du Seigneur pour avoir juré faussement (</w:t>
       </w:r>
-      <w:hyperlink r:id="rId122">
+      <w:hyperlink r:id="rId120">
         <w:r>
           <w:rPr>
             <w:lang w:val="fr_FR" w:bidi="fr_FR"/>
@@ -9052,7 +9009,7 @@
         </w:rPr>
         <w:t>n rapportant la découverte des Israélites, l'auteur a répété l'expression qu'ils avaient employé pour exprimer leur suspicion envers les Gabaonites (</w:t>
       </w:r>
-      <w:hyperlink r:id="rId123">
+      <w:hyperlink r:id="rId121">
         <w:r>
           <w:rPr>
             <w:lang w:val="fr_FR" w:bidi="fr_FR"/>
@@ -9178,7 +9135,7 @@
         </w:rPr>
         <w:t xml:space="preserve">Israël n'avait pas le droit de rompre cette alliance, même en raison de l'imposture des Gabaonites pour la conclure. Rompre une alliance jurée par serment en présence de l'Éternel aurait déshonoré son nom (cf. </w:t>
       </w:r>
-      <w:hyperlink r:id="rId124">
+      <w:hyperlink r:id="rId122">
         <w:r>
           <w:rPr>
             <w:lang w:val="fr_FR" w:bidi="fr_FR"/>
@@ -9448,7 +9405,7 @@
         </w:rPr>
         <w:t>Adoni-Tsédek signifie « maître de la justice » ou « mon maître est juste ». Un précédent roi de Jérusalem, Melchisédek (« roi de la justice » ou « mon roi est juste »), avait été « sacrificateur de Dieu Très-Haut » et un ami d'Abraham (</w:t>
       </w:r>
-      <w:hyperlink r:id="rId125">
+      <w:hyperlink r:id="rId123">
         <w:r>
           <w:rPr>
             <w:lang w:val="fr_FR" w:bidi="fr_FR"/>
@@ -9730,7 +9687,7 @@
         </w:rPr>
         <w:t xml:space="preserve">Dieu a de nouveau exhorté Josué à ne pas avoir peur, lui assurant la victoire sur les ennemis d'Israël (voir aussi </w:t>
       </w:r>
-      <w:hyperlink r:id="rId81">
+      <w:hyperlink r:id="rId79">
         <w:r>
           <w:rPr>
             <w:lang w:val="fr_FR" w:bidi="fr_FR"/>
@@ -9748,7 +9705,7 @@
         </w:rPr>
         <w:t xml:space="preserve"> ; </w:t>
       </w:r>
-      <w:hyperlink r:id="rId126">
+      <w:hyperlink r:id="rId124">
         <w:r>
           <w:rPr>
             <w:lang w:val="fr_FR" w:bidi="fr_FR"/>
@@ -10067,7 +10024,7 @@
         </w:rPr>
         <w:t>Ces cinq rois avaient dirigé la coalition du sud contre le peuple de Dieu. • Bien que l'emplacement de Makkéda soit incertain, on le situe dans les environs de Lakis (</w:t>
       </w:r>
-      <w:hyperlink r:id="rId127">
+      <w:hyperlink r:id="rId125">
         <w:r>
           <w:rPr>
             <w:lang w:val="fr_FR" w:bidi="fr_FR"/>
@@ -10277,7 +10234,7 @@
         </w:rPr>
         <w:t>Josué encourage ses hommes à Makkéda, par les mêmes mots que Dieu avait utilisés pour l'encourager avant qu'Israël ne traverse le Jourdain, et encore avant la bataille d'Aï (</w:t>
       </w:r>
-      <w:hyperlink r:id="rId81">
+      <w:hyperlink r:id="rId79">
         <w:r>
           <w:rPr>
             <w:lang w:val="fr_FR" w:bidi="fr_FR"/>
@@ -10295,7 +10252,7 @@
         </w:rPr>
         <w:t xml:space="preserve"> ; </w:t>
       </w:r>
-      <w:hyperlink r:id="rId126">
+      <w:hyperlink r:id="rId124">
         <w:r>
           <w:rPr>
             <w:lang w:val="fr_FR" w:bidi="fr_FR"/>
@@ -10361,7 +10318,7 @@
         </w:rPr>
         <w:t xml:space="preserve">L'exécution des cinq rois ordonnée par Josué suivait le même modèle établi avec le roi d'Aï (voir la note sur </w:t>
       </w:r>
-      <w:hyperlink r:id="rId128">
+      <w:hyperlink r:id="rId126">
         <w:r>
           <w:rPr>
             <w:lang w:val="fr_FR" w:bidi="fr_FR"/>
@@ -10487,7 +10444,7 @@
         </w:rPr>
         <w:t>Josué a conduit les Israélites à travers le sud de Canaan, où ils ont capturé, mais sans faire brûler, de nombreuses villes importantes. Dieu avait promis qu'Israël habiterait dans des villes qu'ils n'avaient pas construites (</w:t>
       </w:r>
-      <w:hyperlink r:id="rId129">
+      <w:hyperlink r:id="rId127">
         <w:r>
           <w:rPr>
             <w:lang w:val="fr_FR" w:bidi="fr_FR"/>
@@ -10757,7 +10714,7 @@
         </w:rPr>
         <w:t>Gosen n'est pas à confondre avec la région dans le delta du Nil en Égypte (</w:t>
       </w:r>
-      <w:hyperlink r:id="rId130">
+      <w:hyperlink r:id="rId128">
         <w:r>
           <w:rPr>
             <w:lang w:val="fr_FR" w:bidi="fr_FR"/>
@@ -10775,7 +10732,7 @@
         </w:rPr>
         <w:t>) : elle est une ville dans la région montagneuse (</w:t>
       </w:r>
-      <w:hyperlink r:id="rId131">
+      <w:hyperlink r:id="rId129">
         <w:r>
           <w:rPr>
             <w:lang w:val="fr_FR" w:bidi="fr_FR"/>
@@ -10889,7 +10846,7 @@
         </w:rPr>
         <w:t xml:space="preserve">Hatsor se situait le long de la route commerciale du pays, et était de loin la plus grande et la plus importante ville de l'arrière-pays de Canaan (voir </w:t>
       </w:r>
-      <w:hyperlink r:id="rId101">
+      <w:hyperlink r:id="rId99">
         <w:r>
           <w:rPr>
             <w:lang w:val="fr_FR" w:bidi="fr_FR"/>
@@ -10955,7 +10912,7 @@
         </w:rPr>
         <w:t xml:space="preserve">À travers les récits détaillés de la campagne de Josué vers le sud de Canaan (ch. </w:t>
       </w:r>
-      <w:hyperlink r:id="rId132">
+      <w:hyperlink r:id="rId130">
         <w:r>
           <w:rPr>
             <w:lang w:val="fr_FR" w:bidi="fr_FR"/>
@@ -10973,7 +10930,7 @@
         </w:rPr>
         <w:t xml:space="preserve">), le narrateur souligne particulièrement le besoin des Israélites de l'aide Dieu pour réussir. Puisque ce qui est vrai pour la campagne vers le sud le serait également pour la campagne vers le nord (ch. </w:t>
       </w:r>
-      <w:hyperlink r:id="rId133">
+      <w:hyperlink r:id="rId131">
         <w:r>
           <w:rPr>
             <w:lang w:val="fr_FR" w:bidi="fr_FR"/>
@@ -11147,7 +11104,7 @@
         </w:rPr>
         <w:t xml:space="preserve"> : Dieu désire qu'Israël compte davantage sur lui que sur leurs armes et leur équipement (cf. </w:t>
       </w:r>
-      <w:hyperlink r:id="rId134">
+      <w:hyperlink r:id="rId132">
         <w:r>
           <w:rPr>
             <w:lang w:val="fr_FR" w:bidi="fr_FR"/>
@@ -11165,7 +11122,7 @@
         </w:rPr>
         <w:t xml:space="preserve"> ; </w:t>
       </w:r>
-      <w:hyperlink r:id="rId135">
+      <w:hyperlink r:id="rId133">
         <w:r>
           <w:rPr>
             <w:lang w:val="fr_FR" w:bidi="fr_FR"/>
@@ -11375,7 +11332,7 @@
         </w:rPr>
         <w:t>Les villes situées sur des collines : dans le Proche-Orient ancien, il était courant de reconstruire les villes sur les mêmes sites après leur destruction. Tous les éléments qui rendaient un site avantageux à construire demeuraient après la destruction d'une ville. De nombreuses villes ont ainsi été reconstruites plusieurs fois, gagnant lentement en hauteur à mesure que des débris s'accumulaient après chaque destruction. • Josué a seulement fait brûler Hatsor au nord, tout comme il avait détruit Jéricho (</w:t>
       </w:r>
-      <w:hyperlink r:id="rId136">
+      <w:hyperlink r:id="rId134">
         <w:r>
           <w:rPr>
             <w:lang w:val="fr_FR" w:bidi="fr_FR"/>
@@ -11393,7 +11350,7 @@
         </w:rPr>
         <w:t>) et Aï (</w:t>
       </w:r>
-      <w:hyperlink r:id="rId137">
+      <w:hyperlink r:id="rId135">
         <w:r>
           <w:rPr>
             <w:lang w:val="fr_FR" w:bidi="fr_FR"/>
@@ -11472,7 +11429,7 @@
         </w:rPr>
         <w:t xml:space="preserve"> ou « livre de la loi » (</w:t>
       </w:r>
-      <w:hyperlink r:id="rId138">
+      <w:hyperlink r:id="rId136">
         <w:r>
           <w:rPr>
             <w:lang w:val="fr_FR" w:bidi="fr_FR"/>
@@ -11538,7 +11495,7 @@
         </w:rPr>
         <w:t xml:space="preserve">Bien que les premières victoires lors des campagnes du sud et du nord aient été rapides et décisives, il a fallu beaucoup de temps pour prendre les villes fortifiées. Après qu'Israël a traversé le Jourdain, la conquête totale de Canaan a probablement pris cinq ans (voir </w:t>
       </w:r>
-      <w:hyperlink r:id="rId139">
+      <w:hyperlink r:id="rId137">
         <w:r>
           <w:rPr>
             <w:lang w:val="fr_FR" w:bidi="fr_FR"/>
@@ -11652,7 +11609,7 @@
         </w:rPr>
         <w:t xml:space="preserve">Les Anakim : voir </w:t>
       </w:r>
-      <w:hyperlink r:id="rId140">
+      <w:hyperlink r:id="rId138">
         <w:r>
           <w:rPr>
             <w:lang w:val="fr_FR" w:bidi="fr_FR"/>
@@ -11670,7 +11627,7 @@
         </w:rPr>
         <w:t xml:space="preserve">, </w:t>
       </w:r>
-      <w:hyperlink r:id="rId141">
+      <w:hyperlink r:id="rId139">
         <w:r>
           <w:rPr>
             <w:lang w:val="fr_FR" w:bidi="fr_FR"/>
@@ -11796,7 +11753,7 @@
         </w:rPr>
         <w:t xml:space="preserve">Le torrent de l'Arnon se jette dans la mer Morte à mi-chemin de son côté est, formant la gorge de l'Arnon. C'est là qu'Israël a entamé ses conquêtes (voir </w:t>
       </w:r>
-      <w:hyperlink r:id="rId142">
+      <w:hyperlink r:id="rId140">
         <w:r>
           <w:rPr>
             <w:lang w:val="fr_FR" w:bidi="fr_FR"/>
@@ -11814,7 +11771,7 @@
         </w:rPr>
         <w:t xml:space="preserve">, </w:t>
       </w:r>
-      <w:hyperlink r:id="rId41">
+      <w:hyperlink r:id="rId39">
         <w:r>
           <w:rPr>
             <w:lang w:val="fr_FR" w:bidi="fr_FR"/>
@@ -11880,7 +11837,7 @@
         </w:rPr>
         <w:t xml:space="preserve">Ce chapitre résume les conquêtes d'Israël des deux côtés du Jourdain et aborde le partage, désigné par Josué, du pays de Canaan parmi les tribus d'Israël (ch. </w:t>
       </w:r>
-      <w:hyperlink r:id="rId143">
+      <w:hyperlink r:id="rId141">
         <w:r>
           <w:rPr>
             <w:lang w:val="fr_FR" w:bidi="fr_FR"/>
@@ -11946,7 +11903,7 @@
         </w:rPr>
         <w:t xml:space="preserve">Le roi Sihon (voir </w:t>
       </w:r>
-      <w:hyperlink r:id="rId144">
+      <w:hyperlink r:id="rId142">
         <w:r>
           <w:rPr>
             <w:lang w:val="fr_FR" w:bidi="fr_FR"/>
@@ -11964,7 +11921,7 @@
         </w:rPr>
         <w:t>) contrôlait la vallée du Jourdain au nord, jusqu'à la mer de Galilée, mais pas le nord de Galaad (</w:t>
       </w:r>
-      <w:hyperlink r:id="rId145">
+      <w:hyperlink r:id="rId143">
         <w:r>
           <w:rPr>
             <w:lang w:val="fr_FR" w:bidi="fr_FR"/>
@@ -12030,7 +11987,7 @@
         </w:rPr>
         <w:t>Beth-Jeschimoth était le campement d'Israël dans les plaines de Moab (</w:t>
       </w:r>
-      <w:hyperlink r:id="rId146">
+      <w:hyperlink r:id="rId144">
         <w:r>
           <w:rPr>
             <w:lang w:val="fr_FR" w:bidi="fr_FR"/>
@@ -12048,7 +12005,7 @@
         </w:rPr>
         <w:t>). • Moïse avait vu la Terre Promise depuis Pisga (</w:t>
       </w:r>
-      <w:hyperlink r:id="rId147">
+      <w:hyperlink r:id="rId145">
         <w:r>
           <w:rPr>
             <w:lang w:val="fr_FR" w:bidi="fr_FR"/>
@@ -12114,7 +12071,7 @@
         </w:rPr>
         <w:t xml:space="preserve">Og, roi de Basan : voir </w:t>
       </w:r>
-      <w:hyperlink r:id="rId148">
+      <w:hyperlink r:id="rId146">
         <w:r>
           <w:rPr>
             <w:lang w:val="fr_FR" w:bidi="fr_FR"/>
@@ -12132,7 +12089,7 @@
         </w:rPr>
         <w:t xml:space="preserve">. • Les Rephaïm étaient un peuple indigène qui vivait des deux côtés du Jourdain. De nombreux chercheurs ont conclu que les Rephaïm étaient exceptionnellement grands (voir </w:t>
       </w:r>
-      <w:hyperlink r:id="rId149">
+      <w:hyperlink r:id="rId147">
         <w:r>
           <w:rPr>
             <w:lang w:val="fr_FR" w:bidi="fr_FR"/>
@@ -12222,7 +12179,7 @@
         </w:rPr>
         <w:t xml:space="preserve"> : voir </w:t>
       </w:r>
-      <w:hyperlink r:id="rId150">
+      <w:hyperlink r:id="rId148">
         <w:r>
           <w:rPr>
             <w:lang w:val="fr_FR" w:bidi="fr_FR"/>
@@ -12540,7 +12497,7 @@
         </w:rPr>
         <w:t>Les Philistins faisaient partie des groupes parmi les peuples de la mer ayant migré de la région égéenne, quelques décennies après l'entrée d'Israël en Canaan. Ils se sont installés le long de la côte méditerranéenne, au sud-ouest, donc à l'ouest et au sud-ouest de Juda. Ils étaient originaires de Caphtor ou de Crète (</w:t>
       </w:r>
-      <w:hyperlink r:id="rId151">
+      <w:hyperlink r:id="rId149">
         <w:r>
           <w:rPr>
             <w:lang w:val="fr_FR" w:bidi="fr_FR"/>
@@ -12558,7 +12515,7 @@
         </w:rPr>
         <w:t xml:space="preserve"> ; </w:t>
       </w:r>
-      <w:hyperlink r:id="rId152">
+      <w:hyperlink r:id="rId150">
         <w:r>
           <w:rPr>
             <w:lang w:val="fr_FR" w:bidi="fr_FR"/>
@@ -12576,7 +12533,7 @@
         </w:rPr>
         <w:t xml:space="preserve">). • Les Gueshuriens : il s'agit ici d'un peuple d'un territoire méridional, et non des Gueshuriens du nord (cf. </w:t>
       </w:r>
-      <w:hyperlink r:id="rId145">
+      <w:hyperlink r:id="rId143">
         <w:r>
           <w:rPr>
             <w:lang w:val="fr_FR" w:bidi="fr_FR"/>
@@ -12642,7 +12599,7 @@
         </w:rPr>
         <w:t>Le ruisseau de Schichor marquait probablement la frontière traditionnelle entre Canaan et l'Égypte, divisant la péninsule nord du Sinaï. • Le territoire philistin comprenait cinq villes majeures : Gaza, Asdod et Askalon se situaient sur la côte méditerranéenne, et Gath et Ékron se situaient à quelques kilomètres à l'intérieur des terres. • Les Philistins ont détruit les Avviens (</w:t>
       </w:r>
-      <w:hyperlink r:id="rId151">
+      <w:hyperlink r:id="rId149">
         <w:r>
           <w:rPr>
             <w:lang w:val="fr_FR" w:bidi="fr_FR"/>
@@ -12708,7 +12665,7 @@
         </w:rPr>
         <w:t xml:space="preserve">Les Sidoniens (c'est-à-dire, les Phéniciens ; voir </w:t>
       </w:r>
-      <w:hyperlink r:id="rId153">
+      <w:hyperlink r:id="rId151">
         <w:r>
           <w:rPr>
             <w:lang w:val="fr_FR" w:bidi="fr_FR"/>
@@ -12726,7 +12683,7 @@
         </w:rPr>
         <w:t xml:space="preserve"> ; </w:t>
       </w:r>
-      <w:hyperlink r:id="rId154">
+      <w:hyperlink r:id="rId152">
         <w:r>
           <w:rPr>
             <w:lang w:val="fr_FR" w:bidi="fr_FR"/>
@@ -12744,7 +12701,7 @@
         </w:rPr>
         <w:t xml:space="preserve"> ; </w:t>
       </w:r>
-      <w:hyperlink r:id="rId155">
+      <w:hyperlink r:id="rId153">
         <w:r>
           <w:rPr>
             <w:lang w:val="fr_FR" w:bidi="fr_FR"/>
@@ -12858,7 +12815,7 @@
         </w:rPr>
         <w:t>La moitié de la tribu de Manassé et les tribus de Ruben et de Gad avaient demandé à Moïse leur héritage à l'est du Jourdain, dans la région où avaient été les royaumes de Sihon et d'Og (</w:t>
       </w:r>
-      <w:hyperlink r:id="rId41">
+      <w:hyperlink r:id="rId39">
         <w:r>
           <w:rPr>
             <w:lang w:val="fr_FR" w:bidi="fr_FR"/>
@@ -12876,7 +12833,7 @@
         </w:rPr>
         <w:t xml:space="preserve"> ; </w:t>
       </w:r>
-      <w:hyperlink r:id="rId150">
+      <w:hyperlink r:id="rId148">
         <w:r>
           <w:rPr>
             <w:lang w:val="fr_FR" w:bidi="fr_FR"/>
@@ -12894,7 +12851,7 @@
         </w:rPr>
         <w:t>). En retour, elles ont aidé le reste d'Israël à prendre possession de leur héritage à l'ouest du Jourdain (</w:t>
       </w:r>
-      <w:hyperlink r:id="rId156">
+      <w:hyperlink r:id="rId154">
         <w:r>
           <w:rPr>
             <w:lang w:val="fr_FR" w:bidi="fr_FR"/>
@@ -12912,7 +12869,7 @@
         </w:rPr>
         <w:t xml:space="preserve"> ; </w:t>
       </w:r>
-      <w:hyperlink r:id="rId157">
+      <w:hyperlink r:id="rId155">
         <w:r>
           <w:rPr>
             <w:lang w:val="fr_FR" w:bidi="fr_FR"/>
@@ -12978,7 +12935,7 @@
         </w:rPr>
         <w:t xml:space="preserve">La tribu de Lévi n'a hérité d'aucune terre qui lui soit propre (voir </w:t>
       </w:r>
-      <w:hyperlink r:id="rId158">
+      <w:hyperlink r:id="rId156">
         <w:r>
           <w:rPr>
             <w:lang w:val="fr_FR" w:bidi="fr_FR"/>
@@ -12996,7 +12953,7 @@
         </w:rPr>
         <w:t>). Les villes lévitiques étaient situées dans les territoires des autres tribus (</w:t>
       </w:r>
-      <w:hyperlink r:id="rId159">
+      <w:hyperlink r:id="rId157">
         <w:r>
           <w:rPr>
             <w:lang w:val="fr_FR" w:bidi="fr_FR"/>
@@ -13062,7 +13019,7 @@
         </w:rPr>
         <w:t>Parce que Ruben, le fils aîné de Jacob et de Léa (</w:t>
       </w:r>
-      <w:hyperlink r:id="rId160">
+      <w:hyperlink r:id="rId158">
         <w:r>
           <w:rPr>
             <w:lang w:val="fr_FR" w:bidi="fr_FR"/>
@@ -13080,7 +13037,7 @@
         </w:rPr>
         <w:t>), a perdu son droit d'aînesse en couchant avec la concubine de son père (</w:t>
       </w:r>
-      <w:hyperlink r:id="rId161">
+      <w:hyperlink r:id="rId159">
         <w:r>
           <w:rPr>
             <w:lang w:val="fr_FR" w:bidi="fr_FR"/>
@@ -13146,7 +13103,7 @@
         </w:rPr>
         <w:t>Les dirigeants de Madian étaient apparemment des rois (</w:t>
       </w:r>
-      <w:hyperlink r:id="rId162">
+      <w:hyperlink r:id="rId160">
         <w:r>
           <w:rPr>
             <w:lang w:val="fr_FR" w:bidi="fr_FR"/>
@@ -13219,7 +13176,7 @@
         </w:rPr>
         <w:t xml:space="preserve"> : il a élaboré un plan pour pousser Israël à adorer de faux dieux (idolâtrie) par péché sexuel (</w:t>
       </w:r>
-      <w:hyperlink r:id="rId163">
+      <w:hyperlink r:id="rId161">
         <w:r>
           <w:rPr>
             <w:lang w:val="fr_FR" w:bidi="fr_FR"/>
@@ -13250,7 +13207,7 @@
         </w:rPr>
         <w:t xml:space="preserve"> de maudire Israël (</w:t>
       </w:r>
-      <w:hyperlink r:id="rId164">
+      <w:hyperlink r:id="rId162">
         <w:r>
           <w:rPr>
             <w:lang w:val="fr_FR" w:bidi="fr_FR"/>
@@ -13364,7 +13321,7 @@
         </w:rPr>
         <w:t xml:space="preserve">Manassé était le fils aîné de Joseph. Jacob a donné aux fils de Joseph chacun un héritage complet, accordant ainsi à Joseph une double portion du droit d'aînesse (voir </w:t>
       </w:r>
-      <w:hyperlink r:id="rId165">
+      <w:hyperlink r:id="rId163">
         <w:r>
           <w:rPr>
             <w:lang w:val="fr_FR" w:bidi="fr_FR"/>
@@ -13430,7 +13387,7 @@
         </w:rPr>
         <w:t>Jaïr était un arrière-petit-fils de Manassé (</w:t>
       </w:r>
-      <w:hyperlink r:id="rId166">
+      <w:hyperlink r:id="rId164">
         <w:r>
           <w:rPr>
             <w:lang w:val="fr_FR" w:bidi="fr_FR"/>
@@ -13544,7 +13501,7 @@
         </w:rPr>
         <w:t>Le partage des terres entre les tribus du côté ouest du Jourdain est conforme à ce que Dieu avait prévu pour chaque tribu. • Le narrateur encadre cette description par l'attribution de terres à Caleb au début (</w:t>
       </w:r>
-      <w:hyperlink r:id="rId167">
+      <w:hyperlink r:id="rId165">
         <w:r>
           <w:rPr>
             <w:lang w:val="fr_FR" w:bidi="fr_FR"/>
@@ -13562,7 +13519,7 @@
         </w:rPr>
         <w:t>) et à Josué à la fin (</w:t>
       </w:r>
-      <w:hyperlink r:id="rId168">
+      <w:hyperlink r:id="rId166">
         <w:r>
           <w:rPr>
             <w:lang w:val="fr_FR" w:bidi="fr_FR"/>
@@ -13580,7 +13537,7 @@
         </w:rPr>
         <w:t>). Seuls Caleb et Josué avaient montré leur foi en Dieu, convaincus qu'Israël pourrait conquérir le pays (</w:t>
       </w:r>
-      <w:hyperlink r:id="rId169">
+      <w:hyperlink r:id="rId167">
         <w:r>
           <w:rPr>
             <w:lang w:val="fr_FR" w:bidi="fr_FR"/>
@@ -13598,7 +13555,7 @@
         </w:rPr>
         <w:t xml:space="preserve"> ; </w:t>
       </w:r>
-      <w:hyperlink r:id="rId170">
+      <w:hyperlink r:id="rId168">
         <w:r>
           <w:rPr>
             <w:lang w:val="fr_FR" w:bidi="fr_FR"/>
@@ -13736,7 +13693,7 @@
         </w:rPr>
         <w:t>). Comme les Lévites n'ont pas reçu de territoire propre (</w:t>
       </w:r>
-      <w:hyperlink r:id="rId171">
+      <w:hyperlink r:id="rId169">
         <w:r>
           <w:rPr>
             <w:lang w:val="fr_FR" w:bidi="fr_FR"/>
@@ -13802,7 +13759,7 @@
         </w:rPr>
         <w:t>Les Keniziens n'étaient pas d'origine israélite (</w:t>
       </w:r>
-      <w:hyperlink r:id="rId172">
+      <w:hyperlink r:id="rId170">
         <w:r>
           <w:rPr>
             <w:lang w:val="fr_FR" w:bidi="fr_FR"/>
@@ -13820,7 +13777,7 @@
         </w:rPr>
         <w:t>) ; comment ils se sont attachés à Juda demeure inconnu. • au sujet de moi et au sujet de toi : seuls Caleb et Josué sont restés fidèles à Dieu, la première fois qu'il leur avait été donné d'entrer dans le pays. Alors Dieu leur a fait la promesse qu'ils le posséderaient (</w:t>
       </w:r>
-      <w:hyperlink r:id="rId173">
+      <w:hyperlink r:id="rId171">
         <w:r>
           <w:rPr>
             <w:lang w:val="fr_FR" w:bidi="fr_FR"/>
@@ -13886,7 +13843,7 @@
         </w:rPr>
         <w:t xml:space="preserve">Moïse jura : voir </w:t>
       </w:r>
-      <w:hyperlink r:id="rId173">
+      <w:hyperlink r:id="rId171">
         <w:r>
           <w:rPr>
             <w:lang w:val="fr_FR" w:bidi="fr_FR"/>
@@ -14000,7 +13957,7 @@
         </w:rPr>
         <w:t>Israël était resté hors de Canaan quarante-cinq ans plus tôt parce qu'ils craignaient les Anakim, un peuple grand et fort vivant dans la région montagneuse de Juda (</w:t>
       </w:r>
-      <w:hyperlink r:id="rId174">
+      <w:hyperlink r:id="rId172">
         <w:r>
           <w:rPr>
             <w:lang w:val="fr_FR" w:bidi="fr_FR"/>
@@ -14126,7 +14083,7 @@
         </w:rPr>
         <w:t>Le partage de Juda est décrit de façon plus détaillée que pour les autres tribus. Les erreurs des frères aînés de Juda (</w:t>
       </w:r>
-      <w:hyperlink r:id="rId175">
+      <w:hyperlink r:id="rId173">
         <w:r>
           <w:rPr>
             <w:lang w:val="fr_FR" w:bidi="fr_FR"/>
@@ -14144,7 +14101,7 @@
         </w:rPr>
         <w:t xml:space="preserve"> ; </w:t>
       </w:r>
-      <w:hyperlink r:id="rId161">
+      <w:hyperlink r:id="rId159">
         <w:r>
           <w:rPr>
             <w:lang w:val="fr_FR" w:bidi="fr_FR"/>
@@ -14162,7 +14119,7 @@
         </w:rPr>
         <w:t>) lui ont permis de recevoir le manteau du commandement. Ainsi, la tribu de Juda a obtenu une position géographique centrale parmi les tribus, la mettant à la tête de toute la nation (</w:t>
       </w:r>
-      <w:hyperlink r:id="rId176">
+      <w:hyperlink r:id="rId174">
         <w:r>
           <w:rPr>
             <w:lang w:val="fr_FR" w:bidi="fr_FR"/>
@@ -14180,7 +14137,7 @@
         </w:rPr>
         <w:t xml:space="preserve"> ; </w:t>
       </w:r>
-      <w:hyperlink r:id="rId177">
+      <w:hyperlink r:id="rId175">
         <w:r>
           <w:rPr>
             <w:lang w:val="fr_FR" w:bidi="fr_FR"/>
@@ -14342,7 +14299,7 @@
         </w:rPr>
         <w:t xml:space="preserve">Ce Debir n'est pas la même ville que le Debir/Kirjath-Sépher en </w:t>
       </w:r>
-      <w:hyperlink r:id="rId178">
+      <w:hyperlink r:id="rId176">
         <w:r>
           <w:rPr>
             <w:lang w:val="fr_FR" w:bidi="fr_FR"/>
@@ -14360,7 +14317,7 @@
         </w:rPr>
         <w:t>. • Ce Guilgal n'est pas le même que celui où les Israélites avaient auparavant établi leur camp (</w:t>
       </w:r>
-      <w:hyperlink r:id="rId179">
+      <w:hyperlink r:id="rId177">
         <w:r>
           <w:rPr>
             <w:lang w:val="fr_FR" w:bidi="fr_FR"/>
@@ -14582,7 +14539,7 @@
         </w:rPr>
         <w:t xml:space="preserve">C.f </w:t>
       </w:r>
-      <w:hyperlink r:id="rId180">
+      <w:hyperlink r:id="rId178">
         <w:r>
           <w:rPr>
             <w:lang w:val="fr_FR" w:bidi="fr_FR"/>
@@ -14600,7 +14557,7 @@
         </w:rPr>
         <w:t xml:space="preserve"> ; </w:t>
       </w:r>
-      <w:hyperlink r:id="rId181">
+      <w:hyperlink r:id="rId179">
         <w:r>
           <w:rPr>
             <w:lang w:val="fr_FR" w:bidi="fr_FR"/>
@@ -14666,7 +14623,7 @@
         </w:rPr>
         <w:t>Othniel, le neveu de Caleb, deviendra le premier juge d'Israël (</w:t>
       </w:r>
-      <w:hyperlink r:id="rId182">
+      <w:hyperlink r:id="rId180">
         <w:r>
           <w:rPr>
             <w:lang w:val="fr_FR" w:bidi="fr_FR"/>
@@ -15010,7 +14967,7 @@
         </w:rPr>
         <w:t>La région montagneuse se situait dans les hautes terres au cœur de Juda, et s'étendait de Jérusalem au nord jusqu'à juste après Debir (</w:t>
       </w:r>
-      <w:hyperlink r:id="rId178">
+      <w:hyperlink r:id="rId176">
         <w:r>
           <w:rPr>
             <w:lang w:val="fr_FR" w:bidi="fr_FR"/>
@@ -15076,7 +15033,7 @@
         </w:rPr>
         <w:t>Ce Jizreel en Juda n'était pas le Jizreel du nord. Cette ville était la ville natale d'Achinoam, femme de David et mère de son fils aîné, Amnon (</w:t>
       </w:r>
-      <w:hyperlink r:id="rId183">
+      <w:hyperlink r:id="rId181">
         <w:r>
           <w:rPr>
             <w:lang w:val="fr_FR" w:bidi="fr_FR"/>
@@ -15238,7 +15195,7 @@
         </w:rPr>
         <w:t>Même si Jérusalem a été attribuée à la tribu de Benjamin (</w:t>
       </w:r>
-      <w:hyperlink r:id="rId184">
+      <w:hyperlink r:id="rId182">
         <w:r>
           <w:rPr>
             <w:lang w:val="fr_FR" w:bidi="fr_FR"/>
@@ -15256,7 +15213,7 @@
         </w:rPr>
         <w:t>), elle n'a pas été conquise du temps de Josué. • jusqu'à ce jour : la présence continue des Jébusiens a ensuite posé problème à Juda (</w:t>
       </w:r>
-      <w:hyperlink r:id="rId185">
+      <w:hyperlink r:id="rId183">
         <w:r>
           <w:rPr>
             <w:lang w:val="fr_FR" w:bidi="fr_FR"/>
@@ -15322,7 +15279,7 @@
         </w:rPr>
         <w:t>Jéricho a été attribué à la tribu de Benjamin (</w:t>
       </w:r>
-      <w:hyperlink r:id="rId186">
+      <w:hyperlink r:id="rId184">
         <w:r>
           <w:rPr>
             <w:lang w:val="fr_FR" w:bidi="fr_FR"/>
@@ -15388,7 +15345,7 @@
         </w:rPr>
         <w:t>Joseph a eu deux fils, Manassé et Éphraïm (</w:t>
       </w:r>
-      <w:hyperlink r:id="rId187">
+      <w:hyperlink r:id="rId185">
         <w:r>
           <w:rPr>
             <w:lang w:val="fr_FR" w:bidi="fr_FR"/>
@@ -15406,7 +15363,7 @@
         </w:rPr>
         <w:t>). La moitié des descendants de Manassé ont déjà reçu leur héritage à l'est du Jourdain. La tribu d'Éphraïm et le reste de la tribu de Manassé reçoivent maintenant leur héritage. Cela amène à un nombre total de douze territoires, réalisant la bénédiction que Jacob avait prononcée sur Joseph (</w:t>
       </w:r>
-      <w:hyperlink r:id="rId188">
+      <w:hyperlink r:id="rId186">
         <w:r>
           <w:rPr>
             <w:lang w:val="fr_FR" w:bidi="fr_FR"/>
@@ -15472,7 +15429,7 @@
         </w:rPr>
         <w:t xml:space="preserve">La frontière d'Éphraïm suivait la montée de Beth-Horon la basse jusqu'à Beth-Horon la haute (voir </w:t>
       </w:r>
-      <w:hyperlink r:id="rId189">
+      <w:hyperlink r:id="rId187">
         <w:r>
           <w:rPr>
             <w:lang w:val="fr_FR" w:bidi="fr_FR"/>
@@ -15490,7 +15447,7 @@
         </w:rPr>
         <w:t xml:space="preserve">), accordant à la tribu le contrôle de l'une des deux routes principales conduisant à Jérusalem depuis l'ouest. • Guézer, une grande et importante ville cananéenne située à la jonction de la plaine côtière et de la région montagneuse, n'est apparemment pas passée en possession d'Israël avant le règne de Salomon (voir </w:t>
       </w:r>
-      <w:hyperlink r:id="rId190">
+      <w:hyperlink r:id="rId188">
         <w:r>
           <w:rPr>
             <w:lang w:val="fr_FR" w:bidi="fr_FR"/>
@@ -15508,7 +15465,7 @@
         </w:rPr>
         <w:t xml:space="preserve"> ; </w:t>
       </w:r>
-      <w:hyperlink r:id="rId191">
+      <w:hyperlink r:id="rId189">
         <w:r>
           <w:rPr>
             <w:lang w:val="fr_FR" w:bidi="fr_FR"/>
@@ -15622,7 +15579,7 @@
         </w:rPr>
         <w:t xml:space="preserve">Voir </w:t>
       </w:r>
-      <w:hyperlink r:id="rId192">
+      <w:hyperlink r:id="rId190">
         <w:r>
           <w:rPr>
             <w:lang w:val="fr_FR" w:bidi="fr_FR"/>
@@ -15700,7 +15657,7 @@
         </w:rPr>
         <w:t xml:space="preserve">Dans l'ancien Israël, l'héritage passait généralement d'un père à ses fils. Sans fils, le nom d'un homme pouvait tomber dans l'oubli. Les filles de Tselophchad avaient cependant déposé une demande de droits à Moïse, sur quoi Moïse avait consulté Dieu, et Dieu avait décidé qu'elles hériteraient bien de la part de leur père (voir </w:t>
       </w:r>
-      <w:hyperlink r:id="rId193">
+      <w:hyperlink r:id="rId191">
         <w:r>
           <w:rPr>
             <w:lang w:val="fr_FR" w:bidi="fr_FR"/>
@@ -15862,7 +15819,7 @@
         </w:rPr>
         <w:t xml:space="preserve">Cette description globale de la frontière au sud de Manassé avec le territoire donné à la tribu d'Éphraïm fournit plus de détails que la description de la frontière au nord d'Éphraïm en </w:t>
       </w:r>
-      <w:hyperlink r:id="rId194">
+      <w:hyperlink r:id="rId192">
         <w:r>
           <w:rPr>
             <w:lang w:val="fr_FR" w:bidi="fr_FR"/>
@@ -16024,7 +15981,7 @@
         </w:rPr>
         <w:t xml:space="preserve">La part de Joseph est décrite en </w:t>
       </w:r>
-      <w:hyperlink r:id="rId195">
+      <w:hyperlink r:id="rId193">
         <w:r>
           <w:rPr>
             <w:lang w:val="fr_FR" w:bidi="fr_FR"/>
@@ -16102,7 +16059,7 @@
         </w:rPr>
         <w:t xml:space="preserve"> ; voir aussi </w:t>
       </w:r>
-      <w:hyperlink r:id="rId196">
+      <w:hyperlink r:id="rId194">
         <w:r>
           <w:rPr>
             <w:lang w:val="fr_FR" w:bidi="fr_FR"/>
@@ -16120,7 +16077,7 @@
         </w:rPr>
         <w:t xml:space="preserve">, </w:t>
       </w:r>
-      <w:hyperlink r:id="rId197">
+      <w:hyperlink r:id="rId195">
         <w:r>
           <w:rPr>
             <w:lang w:val="fr_FR" w:bidi="fr_FR"/>
@@ -16138,7 +16095,7 @@
         </w:rPr>
         <w:t xml:space="preserve"> ; </w:t>
       </w:r>
-      <w:hyperlink r:id="rId149">
+      <w:hyperlink r:id="rId147">
         <w:r>
           <w:rPr>
             <w:lang w:val="fr_FR" w:bidi="fr_FR"/>
@@ -16216,7 +16173,7 @@
         </w:rPr>
         <w:t xml:space="preserve">). • La vallée de Jizreel, une rupture géologique de la région montagneuse, séparait la Basse Galilée (au nord de la région montagneuse) de Manassé (au sud). Les Cananéens qui habitaient dans et près de celle-ci, ainsi que de la vallée de Beth-Schean, limitaient l'expansion de Manassé et apparemment celle d'Éphraïm. La plupart des villes nommées en </w:t>
       </w:r>
-      <w:hyperlink r:id="rId198">
+      <w:hyperlink r:id="rId196">
         <w:r>
           <w:rPr>
             <w:lang w:val="fr_FR" w:bidi="fr_FR"/>
@@ -16282,7 +16239,7 @@
         </w:rPr>
         <w:t>Plutôt que de réprimander le peuple pour sa peur, Josué répète ses instructions de défricher la forêt pour la coloniser. Sa promesse que les tribus d'Éphraïm et de Manassé finiront par chasser les Cananéens leur donne un espoir grâce auquel ils pourront affermir leur foi et vaincre la peur. • Une grande partie de la région montagneuse était boisée, et la présence cananéenne y était éparse. Si Éphraïm et Manassé s'étaient contentés de terres déjà défrichées, ils auraient eu peu de place pour s'installer. Avec les débuts de l'utilisation du fer à la même époque, y compris pour les têtes de hache, ces tribus pouvaient défricher les forêts jusqu'alors restées intactes et produire de nouvelles terres pour s'installer. Josué donne l'exemple en étant le premier à défricher sa propre propriété à Timnath-Sérach (</w:t>
       </w:r>
-      <w:hyperlink r:id="rId199">
+      <w:hyperlink r:id="rId197">
         <w:r>
           <w:rPr>
             <w:lang w:val="fr_FR" w:bidi="fr_FR"/>
@@ -16348,7 +16305,7 @@
         </w:rPr>
         <w:t>Israël avait campé à Guilgal dans la vallée du Jourdain (</w:t>
       </w:r>
-      <w:hyperlink r:id="rId200">
+      <w:hyperlink r:id="rId198">
         <w:r>
           <w:rPr>
             <w:lang w:val="fr_FR" w:bidi="fr_FR"/>
@@ -16366,7 +16323,7 @@
         </w:rPr>
         <w:t>). Silo se situait à environ trente kilomètres au nord de Jérusalem, dans la montagne d'Éphraïm. En installant là-bas le Tabernacle, Josué fait de Silo le cœur religieux et politique d'Israël. Le Tabernacle est resté à Silo jusqu'à ce que les Philistins se saisissent de l'arche (</w:t>
       </w:r>
-      <w:hyperlink r:id="rId201">
+      <w:hyperlink r:id="rId199">
         <w:r>
           <w:rPr>
             <w:lang w:val="fr_FR" w:bidi="fr_FR"/>
@@ -16588,7 +16545,7 @@
         </w:rPr>
         <w:t xml:space="preserve">Les Lévites : voir ch. </w:t>
       </w:r>
-      <w:hyperlink r:id="rId159">
+      <w:hyperlink r:id="rId157">
         <w:r>
           <w:rPr>
             <w:lang w:val="fr_FR" w:bidi="fr_FR"/>
@@ -16606,7 +16563,7 @@
         </w:rPr>
         <w:t xml:space="preserve">. • Gad ... Manassé : voir </w:t>
       </w:r>
-      <w:hyperlink r:id="rId202">
+      <w:hyperlink r:id="rId200">
         <w:r>
           <w:rPr>
             <w:lang w:val="fr_FR" w:bidi="fr_FR"/>
@@ -16672,7 +16629,7 @@
         </w:rPr>
         <w:t>Les Cananéens de la région montagneuse craignaient maintenant Israël et ont laissé les vingt et un hommes (</w:t>
       </w:r>
-      <w:hyperlink r:id="rId203">
+      <w:hyperlink r:id="rId201">
         <w:r>
           <w:rPr>
             <w:lang w:val="fr_FR" w:bidi="fr_FR"/>
@@ -16690,7 +16647,7 @@
         </w:rPr>
         <w:t xml:space="preserve">) traverser leurs territoires et revenir indemnes. • Le livre était probablement un rouleau qui pourrait avoir servi de source initiale pour les descriptions des parts dans les ch. </w:t>
       </w:r>
-      <w:hyperlink r:id="rId204">
+      <w:hyperlink r:id="rId202">
         <w:r>
           <w:rPr>
             <w:lang w:val="fr_FR" w:bidi="fr_FR"/>
@@ -16876,7 +16833,7 @@
         </w:rPr>
         <w:t xml:space="preserve">. • Kirjath : le Kirjath-Jearim de </w:t>
       </w:r>
-      <w:hyperlink r:id="rId205">
+      <w:hyperlink r:id="rId203">
         <w:r>
           <w:rPr>
             <w:lang w:val="fr_FR" w:bidi="fr_FR"/>
@@ -16955,7 +16912,7 @@
         </w:rPr>
         <w:t>Siméon, le deuxième fils de Jacob et de Léa, était plus âgé que Juda. Cependant, il a perdu son rôle de premier plan à cause de ses violentes interventions contre Sichem (</w:t>
       </w:r>
-      <w:hyperlink r:id="rId206">
+      <w:hyperlink r:id="rId204">
         <w:r>
           <w:rPr>
             <w:lang w:val="fr_FR" w:bidi="fr_FR"/>
@@ -17021,7 +16978,7 @@
         </w:rPr>
         <w:t xml:space="preserve">Certaines des villes attribuées à la tribu de Siméon faisaient également partie de celles attribuées à Juda parce que le territoire de Juda était trop grand pour eux (cf. </w:t>
       </w:r>
-      <w:hyperlink r:id="rId207">
+      <w:hyperlink r:id="rId205">
         <w:r>
           <w:rPr>
             <w:lang w:val="fr_FR" w:bidi="fr_FR"/>
@@ -17231,7 +17188,7 @@
         </w:rPr>
         <w:t>Gath-Hépher était la ville natale du prophète Jonas (</w:t>
       </w:r>
-      <w:hyperlink r:id="rId208">
+      <w:hyperlink r:id="rId206">
         <w:r>
           <w:rPr>
             <w:lang w:val="fr_FR" w:bidi="fr_FR"/>
@@ -17345,7 +17302,7 @@
         </w:rPr>
         <w:t>Tant par le nombre de ses villes que par la taille de son territoire, Zabulon était la plus petite de toutes les tribus. Cependant, le village de Nazareth du Nouveau Testament, où Jésus grandit, se situait dans le territoire de Zabulon (</w:t>
       </w:r>
-      <w:hyperlink r:id="rId209">
+      <w:hyperlink r:id="rId207">
         <w:r>
           <w:rPr>
             <w:lang w:val="fr_FR" w:bidi="fr_FR"/>
@@ -17363,7 +17320,7 @@
         </w:rPr>
         <w:t xml:space="preserve"> ; </w:t>
       </w:r>
-      <w:hyperlink r:id="rId210">
+      <w:hyperlink r:id="rId208">
         <w:r>
           <w:rPr>
             <w:lang w:val="fr_FR" w:bidi="fr_FR"/>
@@ -17573,7 +17530,7 @@
         </w:rPr>
         <w:t xml:space="preserve">La tribu de Nephthali occupait l'est de la Galilée et surplombait la mer de Galilée. Comme une branche de la route commerciale internationale allant de l'Égypte à la Mésopotamie traversait le territoire de Nephthali, cette tribu jouissait de périodes de prospérité lors des règnes de puissants rois d'Israël. La ville de Hatsor se situait dans le territoire de Nephthali, gardant une section de cette route. Nephthali est mentionné dans </w:t>
       </w:r>
-      <w:hyperlink r:id="rId210">
+      <w:hyperlink r:id="rId208">
         <w:r>
           <w:rPr>
             <w:lang w:val="fr_FR" w:bidi="fr_FR"/>
@@ -17687,7 +17644,7 @@
         </w:rPr>
         <w:t>Environ cinquante ans après l'entrée d'Israël en Canaan sous Josué, les Philistins se sont installés sur la plaine côtière sud et ont occupé les villes de Thimna et Ékron (</w:t>
       </w:r>
-      <w:hyperlink r:id="rId211">
+      <w:hyperlink r:id="rId209">
         <w:r>
           <w:rPr>
             <w:lang w:val="fr_FR" w:bidi="fr_FR"/>
@@ -17705,7 +17662,7 @@
         </w:rPr>
         <w:t xml:space="preserve"> ; </w:t>
       </w:r>
-      <w:hyperlink r:id="rId212">
+      <w:hyperlink r:id="rId210">
         <w:r>
           <w:rPr>
             <w:lang w:val="fr_FR" w:bidi="fr_FR"/>
@@ -17784,7 +17741,7 @@
         </w:rPr>
         <w:t xml:space="preserve">La tribu de Dan a eu du mal à prendre possession de sa terre à cause des Philistins. Ainsi, un groupe de Danites s'est ensuite déplacé vers le nord à Laïs (voir </w:t>
       </w:r>
-      <w:hyperlink r:id="rId213">
+      <w:hyperlink r:id="rId211">
         <w:r>
           <w:rPr>
             <w:lang w:val="fr_FR" w:bidi="fr_FR"/>
@@ -17958,7 +17915,7 @@
         </w:rPr>
         <w:t xml:space="preserve">Ces versets contiennent un résumé de la loi concernant les villes de refuge (voir aussi </w:t>
       </w:r>
-      <w:hyperlink r:id="rId214">
+      <w:hyperlink r:id="rId212">
         <w:r>
           <w:rPr>
             <w:lang w:val="fr_FR" w:bidi="fr_FR"/>
@@ -18187,7 +18144,7 @@
         </w:rPr>
         <w:t xml:space="preserve"> (voir </w:t>
       </w:r>
-      <w:hyperlink r:id="rId215">
+      <w:hyperlink r:id="rId213">
         <w:r>
           <w:rPr>
             <w:lang w:val="fr_FR" w:bidi="fr_FR"/>
@@ -18205,7 +18162,7 @@
         </w:rPr>
         <w:t xml:space="preserve"> ; </w:t>
       </w:r>
-      <w:hyperlink r:id="rId216">
+      <w:hyperlink r:id="rId214">
         <w:r>
           <w:rPr>
             <w:lang w:val="fr_FR" w:bidi="fr_FR"/>
@@ -18223,7 +18180,7 @@
         </w:rPr>
         <w:t xml:space="preserve"> ; </w:t>
       </w:r>
-      <w:hyperlink r:id="rId217">
+      <w:hyperlink r:id="rId215">
         <w:r>
           <w:rPr>
             <w:lang w:val="fr_FR" w:bidi="fr_FR"/>
@@ -18241,7 +18198,7 @@
         </w:rPr>
         <w:t xml:space="preserve"> ; </w:t>
       </w:r>
-      <w:hyperlink r:id="rId218">
+      <w:hyperlink r:id="rId216">
         <w:r>
           <w:rPr>
             <w:lang w:val="fr_FR" w:bidi="fr_FR"/>
@@ -18367,7 +18324,7 @@
         </w:rPr>
         <w:t xml:space="preserve">Le Seigneur a ordonné par Moïse : voir </w:t>
       </w:r>
-      <w:hyperlink r:id="rId219">
+      <w:hyperlink r:id="rId217">
         <w:r>
           <w:rPr>
             <w:lang w:val="fr_FR" w:bidi="fr_FR"/>
@@ -18637,7 +18594,7 @@
         </w:rPr>
         <w:t>Les pâturages étaient en banlieue des villes. La répétition de ce mot tout au long de la liste de l'attribution des villes (</w:t>
       </w:r>
-      <w:hyperlink r:id="rId220">
+      <w:hyperlink r:id="rId218">
         <w:r>
           <w:rPr>
             <w:lang w:val="fr_FR" w:bidi="fr_FR"/>
@@ -18655,7 +18612,7 @@
         </w:rPr>
         <w:t>) lui donne le caractère d'un document juridique, garantissant aux Lévites l'accès aux terres entourant directement chacune des villes lévitiques (</w:t>
       </w:r>
-      <w:hyperlink r:id="rId221">
+      <w:hyperlink r:id="rId219">
         <w:r>
           <w:rPr>
             <w:lang w:val="fr_FR" w:bidi="fr_FR"/>
@@ -18721,7 +18678,7 @@
         </w:rPr>
         <w:t>Les descendants d'Aaron ont reçu treize villes, le reste des familles de Kehath en ont reçu dix, les descendants de Guerschon en ont reçu treize, et les fils de Merari en ont reçu douze. Il y avait un total de quarante-huit villes lévitiques. Chaque tribu comptait quatre villes lévitiques, à l'exception de Juda qui en comptait huit, de Siméon qui en comptait une, et de Nephthali qui en comptait trois. Six des villes lévitiques étaient aussi des villes refuge (</w:t>
       </w:r>
-      <w:hyperlink r:id="rId222">
+      <w:hyperlink r:id="rId220">
         <w:r>
           <w:rPr>
             <w:lang w:val="fr_FR" w:bidi="fr_FR"/>
@@ -18931,7 +18888,7 @@
         </w:rPr>
         <w:t xml:space="preserve">Josué a félicité les tribus de l'est pour leur obéissance loyale et la tenue de leur promesse d'aider le reste d'Israël à occuper Canaan (voir </w:t>
       </w:r>
-      <w:hyperlink r:id="rId156">
+      <w:hyperlink r:id="rId154">
         <w:r>
           <w:rPr>
             <w:lang w:val="fr_FR" w:bidi="fr_FR"/>
@@ -18949,7 +18906,7 @@
         </w:rPr>
         <w:t xml:space="preserve"> ; </w:t>
       </w:r>
-      <w:hyperlink r:id="rId223">
+      <w:hyperlink r:id="rId221">
         <w:r>
           <w:rPr>
             <w:lang w:val="fr_FR" w:bidi="fr_FR"/>
@@ -19015,7 +18972,7 @@
         </w:rPr>
         <w:t>Les paroles de Josué rappellent celles que Dieu a adressées à Josué au début de la conquête (</w:t>
       </w:r>
-      <w:hyperlink r:id="rId69">
+      <w:hyperlink r:id="rId67">
         <w:r>
           <w:rPr>
             <w:lang w:val="fr_FR" w:bidi="fr_FR"/>
@@ -19081,7 +19038,7 @@
         </w:rPr>
         <w:t xml:space="preserve">De tout votre cœur et de toute votre âme : voir </w:t>
       </w:r>
-      <w:hyperlink r:id="rId224">
+      <w:hyperlink r:id="rId222">
         <w:r>
           <w:rPr>
             <w:lang w:val="fr_FR" w:bidi="fr_FR"/>
@@ -19399,7 +19356,7 @@
         </w:rPr>
         <w:t xml:space="preserve">Les tribus de l'ouest étaient prêtes à entrer en guerre, car elles voyaient la construction de l'autel comme une violation de </w:t>
       </w:r>
-      <w:hyperlink r:id="rId225">
+      <w:hyperlink r:id="rId223">
         <w:r>
           <w:rPr>
             <w:lang w:val="fr_FR" w:bidi="fr_FR"/>
@@ -19417,7 +19374,7 @@
         </w:rPr>
         <w:t xml:space="preserve"> et </w:t>
       </w:r>
-      <w:hyperlink r:id="rId226">
+      <w:hyperlink r:id="rId224">
         <w:r>
           <w:rPr>
             <w:lang w:val="fr_FR" w:bidi="fr_FR"/>
@@ -19483,7 +19440,7 @@
         </w:rPr>
         <w:t xml:space="preserve">Envoyèrent : voir </w:t>
       </w:r>
-      <w:hyperlink r:id="rId227">
+      <w:hyperlink r:id="rId225">
         <w:r>
           <w:rPr>
             <w:lang w:val="fr_FR" w:bidi="fr_FR"/>
@@ -19597,7 +19554,7 @@
         </w:rPr>
         <w:t>Les affirmations directes et percutantes ainsi que les questions des envoyés cherchent à s'assurer de ce que la colère de Dieu ne s'abatte pas sur la nation à cause de la rébellion, comme lors celle d'Acan (</w:t>
       </w:r>
-      <w:hyperlink r:id="rId228">
+      <w:hyperlink r:id="rId226">
         <w:r>
           <w:rPr>
             <w:lang w:val="fr_FR" w:bidi="fr_FR"/>
@@ -19615,7 +19572,7 @@
         </w:rPr>
         <w:t>) ou de l'épisode de Peor (</w:t>
       </w:r>
-      <w:hyperlink r:id="rId229">
+      <w:hyperlink r:id="rId227">
         <w:r>
           <w:rPr>
             <w:lang w:val="fr_FR" w:bidi="fr_FR"/>
@@ -19693,7 +19650,7 @@
         </w:rPr>
         <w:t xml:space="preserve">: une telle formulation usant de « ainsi parle » introduisait typiquement le rapport d'un messager (voir par exemple, </w:t>
       </w:r>
-      <w:hyperlink r:id="rId230">
+      <w:hyperlink r:id="rId228">
         <w:r>
           <w:rPr>
             <w:lang w:val="fr_FR" w:bidi="fr_FR"/>
@@ -19711,7 +19668,7 @@
         </w:rPr>
         <w:t xml:space="preserve"> ; </w:t>
       </w:r>
-      <w:hyperlink r:id="rId231">
+      <w:hyperlink r:id="rId229">
         <w:r>
           <w:rPr>
             <w:lang w:val="fr_FR" w:bidi="fr_FR"/>
@@ -19777,7 +19734,7 @@
         </w:rPr>
         <w:t>Le crime de Peor renvoie à la rébellion idolâtre d'Israël en Moab, juste au moment d'entrer dans la Terre Promise (</w:t>
       </w:r>
-      <w:hyperlink r:id="rId229">
+      <w:hyperlink r:id="rId227">
         <w:r>
           <w:rPr>
             <w:lang w:val="fr_FR" w:bidi="fr_FR"/>
@@ -19897,7 +19854,7 @@
         </w:rPr>
         <w:t xml:space="preserve">Acan : voir ch. </w:t>
       </w:r>
-      <w:hyperlink r:id="rId79">
+      <w:hyperlink r:id="rId77">
         <w:r>
           <w:rPr>
             <w:lang w:val="fr_FR" w:bidi="fr_FR"/>
@@ -20059,7 +20016,7 @@
         </w:rPr>
         <w:t>Les tribus de l'est jurent au nom de l'Éternel qu'elles ne sont pas coupables. • Les ordonnances pour les sacrifices prescrivaient des holocaustes, des offrandes de céréales ou des sacrifices d'action de grâce (</w:t>
       </w:r>
-      <w:hyperlink r:id="rId232">
+      <w:hyperlink r:id="rId230">
         <w:r>
           <w:rPr>
             <w:lang w:val="fr_FR" w:bidi="fr_FR"/>
@@ -20282,7 +20239,7 @@
         </w:rPr>
         <w:t>Vous avez ainsi délivré : dans sa réponse aux tribus de l'est, Phinées emploie un langage très similaire aux paroles que Dieu avait prononcées lorsque Phinées avait su détourner la colère de Dieu contre Israël à Peor (</w:t>
       </w:r>
-      <w:hyperlink r:id="rId233">
+      <w:hyperlink r:id="rId231">
         <w:r>
           <w:rPr>
             <w:lang w:val="fr_FR" w:bidi="fr_FR"/>
@@ -20504,7 +20461,7 @@
         </w:rPr>
         <w:t>Les chefs d'Israël ont été témoins des exploits de Dieu à leur égard et face à leurs ennemis. Tout au long de la vie de ces chefs qui ont vécu plus longtemps que Josué, Israël a continué à être fidèle à Dieu (</w:t>
       </w:r>
-      <w:hyperlink r:id="rId234">
+      <w:hyperlink r:id="rId232">
         <w:r>
           <w:rPr>
             <w:lang w:val="fr_FR" w:bidi="fr_FR"/>
@@ -20570,7 +20527,7 @@
         </w:rPr>
         <w:t xml:space="preserve">Une partie des terres que Josué avait attribuées aux différentes tribus n'avait pas été conquise. L'occupation progressive du pays par Israël avait une raison écologique (voir </w:t>
       </w:r>
-      <w:hyperlink r:id="rId235">
+      <w:hyperlink r:id="rId233">
         <w:r>
           <w:rPr>
             <w:lang w:val="fr_FR" w:bidi="fr_FR"/>
@@ -20588,7 +20545,7 @@
         </w:rPr>
         <w:t xml:space="preserve">), une militaire (voir </w:t>
       </w:r>
-      <w:hyperlink r:id="rId236">
+      <w:hyperlink r:id="rId234">
         <w:r>
           <w:rPr>
             <w:lang w:val="fr_FR" w:bidi="fr_FR"/>
@@ -20606,7 +20563,7 @@
         </w:rPr>
         <w:t xml:space="preserve">), et une théologique (voir </w:t>
       </w:r>
-      <w:hyperlink r:id="rId237">
+      <w:hyperlink r:id="rId235">
         <w:r>
           <w:rPr>
             <w:lang w:val="fr_FR" w:bidi="fr_FR"/>
@@ -20624,7 +20581,7 @@
         </w:rPr>
         <w:t>). L'infidélité d'Israël qui en a résulté a retardé le processus de colonisation de plusieurs siècles ; au lieu de chasser les Cananéens restants, Israël les a absorbés, apportant au peuple de Dieu des tentations d'infidélité encore plus grandes. Josué savait qu'il s'agissait là d'un danger réel (</w:t>
       </w:r>
-      <w:hyperlink r:id="rId238">
+      <w:hyperlink r:id="rId236">
         <w:r>
           <w:rPr>
             <w:lang w:val="fr_FR" w:bidi="fr_FR"/>
@@ -20798,7 +20755,7 @@
         </w:rPr>
         <w:t>S'attacher fermement ou passionnément à Dieu permet de réduire à néant la tentation de se tourner vers d'autres dieux. Ce même verbe décrit un homme qui s'attache à sa femme (</w:t>
       </w:r>
-      <w:hyperlink r:id="rId239">
+      <w:hyperlink r:id="rId237">
         <w:r>
           <w:rPr>
             <w:lang w:val="fr_FR" w:bidi="fr_FR"/>
@@ -20816,7 +20773,7 @@
         </w:rPr>
         <w:t>) et Ruth qui s'attache à Naomi (</w:t>
       </w:r>
-      <w:hyperlink r:id="rId240">
+      <w:hyperlink r:id="rId238">
         <w:r>
           <w:rPr>
             <w:lang w:val="fr_FR" w:bidi="fr_FR"/>
@@ -20882,7 +20839,7 @@
         </w:rPr>
         <w:t>Les Anakim (</w:t>
       </w:r>
-      <w:hyperlink r:id="rId241">
+      <w:hyperlink r:id="rId239">
         <w:r>
           <w:rPr>
             <w:lang w:val="fr_FR" w:bidi="fr_FR"/>
@@ -20900,7 +20857,7 @@
         </w:rPr>
         <w:t>) et la ville d'Hatsor (</w:t>
       </w:r>
-      <w:hyperlink r:id="rId101">
+      <w:hyperlink r:id="rId99">
         <w:r>
           <w:rPr>
             <w:lang w:val="fr_FR" w:bidi="fr_FR"/>
@@ -20972,7 +20929,7 @@
         </w:rPr>
         <w:t xml:space="preserve">: de même que Dieu a combattu pour les Israélites autrefois (par exemple, </w:t>
       </w:r>
-      <w:hyperlink r:id="rId242">
+      <w:hyperlink r:id="rId240">
         <w:r>
           <w:rPr>
             <w:lang w:val="fr_FR" w:bidi="fr_FR"/>
@@ -21092,7 +21049,7 @@
         </w:rPr>
         <w:t>Josué a recommandé au peuple de Dieu de ne pas se marier avec ses voisins polythéistes, car une telle relation intime entraînerait l'égarement des Israélites (</w:t>
       </w:r>
-      <w:hyperlink r:id="rId243">
+      <w:hyperlink r:id="rId241">
         <w:r>
           <w:rPr>
             <w:lang w:val="fr_FR" w:bidi="fr_FR"/>
@@ -21110,7 +21067,7 @@
         </w:rPr>
         <w:t>). Cependant, les Cananéens qui souhaitaient adorer le Seigneur et se joindre au peuple de Dieu étaient les bienvenus (</w:t>
       </w:r>
-      <w:hyperlink r:id="rId244">
+      <w:hyperlink r:id="rId242">
         <w:r>
           <w:rPr>
             <w:lang w:val="fr_FR" w:bidi="fr_FR"/>
@@ -21128,7 +21085,7 @@
         </w:rPr>
         <w:t xml:space="preserve">; </w:t>
       </w:r>
-      <w:hyperlink r:id="rId245">
+      <w:hyperlink r:id="rId243">
         <w:r>
           <w:rPr>
             <w:lang w:val="fr_FR" w:bidi="fr_FR"/>
@@ -21146,7 +21103,7 @@
         </w:rPr>
         <w:t xml:space="preserve">). La race, la langue et l’appartenance ethnique n’avaient aucune incidence sur l’interdiction des mariages mixtes formulée par Dieu ; il s’agissait d’une question de fidélité au Seigneur (cf. </w:t>
       </w:r>
-      <w:hyperlink r:id="rId246">
+      <w:hyperlink r:id="rId244">
         <w:r>
           <w:rPr>
             <w:lang w:val="fr_FR" w:bidi="fr_FR"/>
@@ -21314,7 +21271,7 @@
         </w:rPr>
         <w:t>Dieu avait béni les Israélites, et il les jugerait certainement s'ils se détournaient de lui. La mise en garde de Josué contre l'apostasie était prophétique ; Israël s'est effectivement détourné, et Dieu n'a pas chassé le reste du peuple cananéen (</w:t>
       </w:r>
-      <w:hyperlink r:id="rId247">
+      <w:hyperlink r:id="rId245">
         <w:r>
           <w:rPr>
             <w:lang w:val="fr_FR" w:bidi="fr_FR"/>
@@ -21380,7 +21337,7 @@
         </w:rPr>
         <w:t xml:space="preserve">Sichem était le lieu de la première proclamation de l'alliance, peu après l'entrée d'Israël dans le pays de Canaan Canaan (voir </w:t>
       </w:r>
-      <w:hyperlink r:id="rId248">
+      <w:hyperlink r:id="rId246">
         <w:r>
           <w:rPr>
             <w:lang w:val="fr_FR" w:bidi="fr_FR"/>
@@ -21506,7 +21463,7 @@
         </w:rPr>
         <w:t>Tant par sa forme que par son contenu, cette alliance s'apparente à un traité suzerain-vassal de l'ancien Proche-Orient. Elle commence par un préambule (</w:t>
       </w:r>
-      <w:hyperlink r:id="rId249">
+      <w:hyperlink r:id="rId247">
         <w:r>
           <w:rPr>
             <w:lang w:val="fr_FR" w:bidi="fr_FR"/>
@@ -21524,7 +21481,7 @@
         </w:rPr>
         <w:t>) et se poursuit par un prologue historique relatant les actes de grâce du suzerain (Dieu) en faveur du peuple (</w:t>
       </w:r>
-      <w:hyperlink r:id="rId250">
+      <w:hyperlink r:id="rId248">
         <w:r>
           <w:rPr>
             <w:lang w:val="fr_FR" w:bidi="fr_FR"/>
@@ -21542,7 +21499,7 @@
         </w:rPr>
         <w:t>), suivi d'une liste de stipulations (</w:t>
       </w:r>
-      <w:hyperlink r:id="rId251">
+      <w:hyperlink r:id="rId249">
         <w:r>
           <w:rPr>
             <w:lang w:val="fr_FR" w:bidi="fr_FR"/>
@@ -21560,7 +21517,7 @@
         </w:rPr>
         <w:t>) et de malédictions et bénédictions (</w:t>
       </w:r>
-      <w:hyperlink r:id="rId252">
+      <w:hyperlink r:id="rId250">
         <w:r>
           <w:rPr>
             <w:lang w:val="fr_FR" w:bidi="fr_FR"/>
@@ -21578,7 +21535,7 @@
         </w:rPr>
         <w:t xml:space="preserve">). Elle indique ensuite l'endroit où le texte devait être déposé pour être lu et renouvelé périodiquement (sous-entendu, </w:t>
       </w:r>
-      <w:hyperlink r:id="rId253">
+      <w:hyperlink r:id="rId251">
         <w:r>
           <w:rPr>
             <w:lang w:val="fr_FR" w:bidi="fr_FR"/>
@@ -21596,7 +21553,7 @@
         </w:rPr>
         <w:t>) et énumère les témoins de l'alliance (</w:t>
       </w:r>
-      <w:hyperlink r:id="rId254">
+      <w:hyperlink r:id="rId252">
         <w:r>
           <w:rPr>
             <w:lang w:val="fr_FR" w:bidi="fr_FR"/>
@@ -21614,7 +21571,7 @@
         </w:rPr>
         <w:t xml:space="preserve">, </w:t>
       </w:r>
-      <w:hyperlink r:id="rId255">
+      <w:hyperlink r:id="rId253">
         <w:r>
           <w:rPr>
             <w:lang w:val="fr_FR" w:bidi="fr_FR"/>
@@ -21692,7 +21649,7 @@
         </w:rPr>
         <w:t xml:space="preserve">Térach : voir </w:t>
       </w:r>
-      <w:hyperlink r:id="rId256">
+      <w:hyperlink r:id="rId254">
         <w:r>
           <w:rPr>
             <w:lang w:val="fr_FR" w:bidi="fr_FR"/>
@@ -21758,7 +21715,7 @@
         </w:rPr>
         <w:t>Abraham vivait à Haran en Mésopotamie, de l'autre côté de l'Euphrate, avec son père Térach (</w:t>
       </w:r>
-      <w:hyperlink r:id="rId257">
+      <w:hyperlink r:id="rId255">
         <w:r>
           <w:rPr>
             <w:lang w:val="fr_FR" w:bidi="fr_FR"/>
@@ -21776,7 +21733,7 @@
         </w:rPr>
         <w:t xml:space="preserve">). • Dieu l'a conduit à... Canaan : voir </w:t>
       </w:r>
-      <w:hyperlink r:id="rId258">
+      <w:hyperlink r:id="rId256">
         <w:r>
           <w:rPr>
             <w:lang w:val="fr_FR" w:bidi="fr_FR"/>
@@ -21890,7 +21847,7 @@
         </w:rPr>
         <w:t xml:space="preserve">Jacob et Ésaü : voir </w:t>
       </w:r>
-      <w:hyperlink r:id="rId259">
+      <w:hyperlink r:id="rId257">
         <w:r>
           <w:rPr>
             <w:lang w:val="fr_FR" w:bidi="fr_FR"/>
@@ -21908,7 +21865,7 @@
         </w:rPr>
         <w:t>. • La montagne de Séir se trouvait en plein cœur d'Édom, la patrie des descendants d'Ésaü (</w:t>
       </w:r>
-      <w:hyperlink r:id="rId260">
+      <w:hyperlink r:id="rId258">
         <w:r>
           <w:rPr>
             <w:lang w:val="fr_FR" w:bidi="fr_FR"/>
@@ -22130,7 +22087,7 @@
         </w:rPr>
         <w:t xml:space="preserve">Amoréens... Leur pays : voir </w:t>
       </w:r>
-      <w:hyperlink r:id="rId41">
+      <w:hyperlink r:id="rId39">
         <w:r>
           <w:rPr>
             <w:lang w:val="fr_FR" w:bidi="fr_FR"/>
@@ -22196,7 +22153,7 @@
         </w:rPr>
         <w:t xml:space="preserve">Voir </w:t>
       </w:r>
-      <w:hyperlink r:id="rId164">
+      <w:hyperlink r:id="rId162">
         <w:r>
           <w:rPr>
             <w:lang w:val="fr_FR" w:bidi="fr_FR"/>
@@ -22214,7 +22171,7 @@
         </w:rPr>
         <w:t xml:space="preserve">; </w:t>
       </w:r>
-      <w:hyperlink r:id="rId261">
+      <w:hyperlink r:id="rId259">
         <w:r>
           <w:rPr>
             <w:lang w:val="fr_FR" w:bidi="fr_FR"/>
@@ -23139,7 +23096,7 @@
         </w:rPr>
         <w:t xml:space="preserve">Timnath-Sérach : voir </w:t>
       </w:r>
-      <w:hyperlink r:id="rId168">
+      <w:hyperlink r:id="rId166">
         <w:r>
           <w:rPr>
             <w:lang w:val="fr_FR" w:bidi="fr_FR"/>
@@ -23253,7 +23210,7 @@
         </w:rPr>
         <w:t>Israël a transporté les ossements de Joseph hors d'Égypte, à travers les années de leur voyage, et à Canaan, pour honorer la dernière demande de Joseph d'être enterré dans le pays que Dieu avait promis à Israël (</w:t>
       </w:r>
-      <w:hyperlink r:id="rId262">
+      <w:hyperlink r:id="rId260">
         <w:r>
           <w:rPr>
             <w:lang w:val="fr_FR" w:bidi="fr_FR"/>
@@ -23271,7 +23228,7 @@
         </w:rPr>
         <w:t xml:space="preserve">; </w:t>
       </w:r>
-      <w:hyperlink r:id="rId263">
+      <w:hyperlink r:id="rId261">
         <w:r>
           <w:rPr>
             <w:lang w:val="fr_FR" w:bidi="fr_FR"/>

--- a/fra/docx/06.content.docx
+++ b/fra/docx/06.content.docx
@@ -163,13 +163,6 @@
         <w:rPr>
           <w:lang w:val="fr_FR" w:bidi="fr_FR"/>
         </w:rPr>
-      </w:r>
-      <w:r>
-        <w:rPr>
-          <w:i/>
-          <w:lang w:val="fr_FR" w:bidi="fr_FR"/>
-        </w:rPr>
-        <w:t>Josué 1.1–2, Josué 1.1–9, Josué 1.3, Josué 1.4, Josué 1.5, Josué 1.6, Josué 1.6–9, Josué 1.8, Josué 1.9, Josué 1.10, Josué 1.11, Josué 1.12–15, Josué 1.13, Josué 1.14, Josué 1.17, Josué 1.18, Josué 2.1, Josué 2.1–24, Josué 2.2, Josué 2.3, Josué 2.4–5, Josué 2.6, Josué 2.7, Josué 2.9–10, Josué 2.11, Josué 2.12–13, Josué 2.14, Josué 2.15, Josué 2.16, Josué 2.19, Josué 2.23–24, Josué 3.1, Josué 3.3, Josué 3.4, Josué 3.5, Josué 3.7, Josué 3.8, Josué 3.10, Josué 3.11, Josué 3.12, Josué 3.13, Josué 3.15, Josué 3.16, Josué 3.17, Josué 4.2, Josué 4.5, Josué 4.6, Josué 4.9, Josué 4.14, Josué 4.18, Josué 4.19–20, Josué 4.24, Josué 5.1, Josué 5.2, Josué 5.3, Josué 5.4–7, Josué 5.8, Josué 5.9, Josué 5.10, Josué 5.11, Josué 5.11–12, Josué 5.12, Josué 5.13, Josué 5.13–15, Josué 5.14, Josué 5.15, Josué 6.1, Josué 6.2, Josué 6.4, Josué 6.6–9, Josué 6.10–11, Josué 6.15, Josué 6.16, Josué 6.17, Josué 6.20, Josué 6.22–23, Josué 6.24, Josué 6.24–27, Josué 6.25, Josué 6.26, Josué 6.27, Josué 7.1, Josué 7.1–26, Josué 7.1–12.24, Josué 7.2, Josué 7.3–4, Josué 7.5, Josué 7.6, Josué 7.7, Josué 7.8–9, Josué 7.10–11, Josué 7.12, Josué 7.13, Josué 7.14, Josué 7.15, Josué 7.16–18, Josué 7.19–20, Josué 7.21, Josué 7.22, Josué 7.24, Josué 7.25, Josué 7.26, Josué 8.1, Josué 8.1–13, Josué 8.2, Josué 8.3, Josué 8.4–9, Josué 8.11–13, Josué 8.14, Josué 8.15, Josué 8.17, Josué 8.18–19, Josué 8.28, Josué 8.29, Josué 8.30–31, Josué 8.32, Josué 8.33, Josué 8.33–35, Josué 8.34, Josué 8.35, Josué 9.1, Josué 9.1–27, Josué 9.2, Josué 9.3, Josué 9.4–6, Josué 9.7–8, Josué 9.9–10, Josué 9.11–13, Josué 9.14, Josué 9.15, Josué 9.16, Josué 9.17, Josué 9.18–21, Josué 9.22, Josué 9.23, Josué 9.24–25, Josué 9.26–27, Josué 10.1, Josué 10.1–43, Josué 10.2, Josué 10.5, Josué 10.7, Josué 10.8, Josué 10.9, Josué 10.10, Josué 10.10–13, Josué 10.12, Josué 10.13, Josué 10.16, Josué 10.18–19, Josué 10.21, Josué 10.24, Josué 10.25, Josué 10.26–27, Josué 10.28, Josué 10.28–39, Josué 10.29–30, Josué 10.31–33, Josué 10.38–39, Josué 10.40, Josué 10.41, Josué 10.43, Josué 11.1–3, Josué 11.1–16, Josué 11.4, Josué 11.5, Josué 11.6, Josué 11.7, Josué 11.8, Josué 11.11, Josué 11.13, Josué 11.15, Josué 11.18, Josué 11.19–20, Josué 11.21–22, Josué 11.23, Josué 12.1, Josué 12.1–24, Josué 12.2, Josué 12.3, Josué 12.4, Josué 12.6, Josué 12.7, Josué 12.7–24, Josué 12.8, Josué 13.1–7, Josué 13.1–21.45, Josué 13.2, Josué 13.3, Josué 13.4–6, Josué 13.6–7, Josué 13.8–14, Josué 13.14, Josué 13.15–23, Josué 13.21, Josué 13.22, Josué 13.24–28, Josué 13.29–33, Josué 13.30–31, Josué 14.1, Josué 14.1–19.51, Josué 14.2, Josué 14.4, Josué 14.6, Josué 14.9, Josué 14.11, Josué 14.12, Josué 14.15, Josué 15.1–63, Josué 15.2–4, Josué 15.5–11, Josué 15.7, Josué 15.8, Josué 15.9, Josué 15.12, Josué 15.16, Josué 15.17, Josué 15.18–19, Josué 15.20–63, Josué 15.21, Josué 15.33, Josué 15.45–47, Josué 15.48, Josué 15.56, Josué 15.59, Josué 15.61, Josué 15.63, Josué 16.1, Josué 16.1–17.18, Josué 16.3, Josué 16.5–8, Josué 17.1, Josué 17.3–6, Josué 17.7, Josué 17.7–13, Josué 17.8–10, Josué 17.11–13, Josué 17.13, Josué 17.14, Josué 17.15, Josué 17.16, Josué 17.17–18, Josué 18.1, Josué 18.4, Josué 18.5, Josué 18.6, Josué 18.7, Josué 18.9, Josué 18.11, Josué 18.21–28, Josué 18.28, Josué 19.1, Josué 19.2–9, Josué 19.10–16, Josué 19.10–23, Josué 19.10–48, Josué 19.13, Josué 19.15, Josué 19.16, Josué 19.17–23, Josué 19.24–31, Josué 19.30, Josué 19.32–39, Josué 19.40–48, Josué 19.43, Josué 19.47, Josué 19.49–50, Josué 19.51, Josué 20.1–6, Josué 20.1–21.45, Josué 20.3, Josué 20.7–9, Josué 20.9, Josué 21.1–8, Josué 21.2–3, Josué 21.4, Josué 21.5, Josué 21.6, Josué 21.7, Josué 21.8, Josué 21.9–42, Josué 21.45, Josué 22.1–34, Josué 22.1–24.33, Josué 22.2–3, Josué 22.4–6, Josué 22.5, Josué 22.7, Josué 22.8, Josué 22.10, Josué 22.10–20, Josué 22.11, Josué 22.12, Josué 22.13–14, Josué 22.15, Josué 22.15–20, Josué 22.16, Josué 22.17, Josué 22.19, Josué 22.20, Josué 22.21–34, Josué 22.22, Josué 22.23, Josué 22.24–29, Josué 22.27, Josué 22.28, Josué 22.31, Josué 22.33, Josué 22.34, Josué 23.1–11, Josué 23.2–3, Josué 23.4–5, Josué 23.6, Josué 23.7, Josué 23.8, Josué 23.9, Josué 23.10, Josué 23.11, Josué 23.12, Josué 23.12–16, Josué 23.13, Josué 23.15–16, Josué 24.1, Josué 24.1–13, Josué 24.1–27, Josué 24.2, Josué 24.3, Josué 24.3–13, Josué 24.4, Josué 24.5–7, Josué 24.6, Josué 24.7, Josué 24.8, Josué 24.9–10, Josué 24.11, Josué 24.12, Josué 24.13, Josué 24.14, Josué 24.15, Josué 24.16, Josué 24.16–18, Josué 24.19, Josué 24.19–24, Josué 24.22, Josué 24.23, Josué 24.25, Josué 24.26, Josué 24.27, Josué 24.29, Josué 24.29–33, Josué 24.30, Josué 24.31, Josué 24.32, Josué 24.33</w:t>
       </w:r>
       <w:r>
         <w:rPr>

--- a/fra/docx/06.content.docx
+++ b/fra/docx/06.content.docx
@@ -150,19 +150,6 @@
           <w:lang w:val="fr_FR" w:bidi="fr_FR"/>
         </w:rPr>
         <w:t>JOS</w:t>
-      </w:r>
-      <w:r>
-        <w:rPr>
-          <w:lang w:val="fr_FR" w:bidi="fr_FR"/>
-        </w:rPr>
-      </w:r>
-    </w:p>
-    <w:p>
-      <w:pPr/>
-      <w:r>
-        <w:rPr>
-          <w:lang w:val="fr_FR" w:bidi="fr_FR"/>
-        </w:rPr>
       </w:r>
       <w:r>
         <w:rPr>

--- a/fra/docx/06.content.docx
+++ b/fra/docx/06.content.docx
@@ -19,7 +19,7 @@
         <w:rPr>
           <w:lang w:val="fr_FR" w:bidi="fr_FR"/>
         </w:rPr>
-        <w:t>Resource: Notes d'étude (Tyndale)</w:t>
+        <w:t>Resource: Tyndale Open Study Notes</w:t>
       </w:r>
       <w:r>
         <w:rPr>
@@ -112,7 +112,7 @@
         <w:rPr>
           <w:lang w:val="fr_FR" w:bidi="fr_FR"/>
         </w:rPr>
-        <w:t>Notes d'étude (Tyndale)</w:t>
+        <w:t>Tyndale Open Study Notes</w:t>
       </w:r>
     </w:p>
     <w:p>

--- a/fra/docx/06.content.docx
+++ b/fra/docx/06.content.docx
@@ -19,7 +19,7 @@
         <w:rPr>
           <w:lang w:val="fr_FR" w:bidi="fr_FR"/>
         </w:rPr>
-        <w:t>Resource: Tyndale Open Study Notes</w:t>
+        <w:t>Resource: Aquifer Open Study Notes</w:t>
       </w:r>
       <w:r>
         <w:rPr>
@@ -112,7 +112,7 @@
         <w:rPr>
           <w:lang w:val="fr_FR" w:bidi="fr_FR"/>
         </w:rPr>
-        <w:t>Tyndale Open Study Notes</w:t>
+        <w:t>Aquifer Open Study Notes</w:t>
       </w:r>
     </w:p>
     <w:p>

--- a/fra/docx/06.content.docx
+++ b/fra/docx/06.content.docx
@@ -233,18 +233,12 @@
         </w:rPr>
         <w:t>Moïse est mort sur le mont Nebo à l'est du Jourdain (</w:t>
       </w:r>
-      <w:hyperlink r:id="rId13">
-        <w:r>
-          <w:rPr>
-            <w:lang w:val="fr_FR" w:bidi="fr_FR"/>
-          </w:rPr>
-          <w:rPr>
-            <w:color w:val="0000EE"/>
-            <w:u w:val="single"/>
-          </w:rPr>
-          <w:t>Dt 34.1–5</w:t>
-        </w:r>
-      </w:hyperlink>
+      <w:r>
+        <w:rPr>
+          <w:lang w:val="fr_FR" w:bidi="fr_FR"/>
+        </w:rPr>
+        <w:t>Dt 34.1–5</w:t>
+      </w:r>
       <w:r>
         <w:rPr>
           <w:lang w:val="fr_FR" w:bidi="fr_FR"/>
@@ -299,126 +293,84 @@
         </w:rPr>
         <w:t>Dieu a choisi Josué pour guider Israël et succédé à Moïse. Dieu avait fait la promesse à Abraham d'accorder en possession à ses descendants le pays de Canaan (</w:t>
       </w:r>
-      <w:hyperlink r:id="rId14">
-        <w:r>
-          <w:rPr>
-            <w:lang w:val="fr_FR" w:bidi="fr_FR"/>
-          </w:rPr>
-          <w:rPr>
-            <w:color w:val="0000EE"/>
-            <w:u w:val="single"/>
-          </w:rPr>
-          <w:t>Gn 12.7</w:t>
-        </w:r>
-      </w:hyperlink>
+      <w:r>
+        <w:rPr>
+          <w:lang w:val="fr_FR" w:bidi="fr_FR"/>
+        </w:rPr>
+        <w:t>Gn 12.7</w:t>
+      </w:r>
       <w:r>
         <w:rPr>
           <w:lang w:val="fr_FR" w:bidi="fr_FR"/>
         </w:rPr>
         <w:t xml:space="preserve"> ; </w:t>
       </w:r>
-      <w:hyperlink r:id="rId15">
-        <w:r>
-          <w:rPr>
-            <w:lang w:val="fr_FR" w:bidi="fr_FR"/>
-          </w:rPr>
-          <w:rPr>
-            <w:color w:val="0000EE"/>
-            <w:u w:val="single"/>
-          </w:rPr>
-          <w:t>15.7</w:t>
-        </w:r>
-      </w:hyperlink>
+      <w:r>
+        <w:rPr>
+          <w:lang w:val="fr_FR" w:bidi="fr_FR"/>
+        </w:rPr>
+        <w:t>15.7</w:t>
+      </w:r>
       <w:r>
         <w:rPr>
           <w:lang w:val="fr_FR" w:bidi="fr_FR"/>
         </w:rPr>
         <w:t xml:space="preserve"> ; </w:t>
       </w:r>
-      <w:hyperlink r:id="rId16">
-        <w:r>
-          <w:rPr>
-            <w:lang w:val="fr_FR" w:bidi="fr_FR"/>
-          </w:rPr>
-          <w:rPr>
-            <w:color w:val="0000EE"/>
-            <w:u w:val="single"/>
-          </w:rPr>
-          <w:t>17.8</w:t>
-        </w:r>
-      </w:hyperlink>
+      <w:r>
+        <w:rPr>
+          <w:lang w:val="fr_FR" w:bidi="fr_FR"/>
+        </w:rPr>
+        <w:t>17.8</w:t>
+      </w:r>
       <w:r>
         <w:rPr>
           <w:lang w:val="fr_FR" w:bidi="fr_FR"/>
         </w:rPr>
         <w:t>). Cette promesse a été répétée à Moïse (</w:t>
       </w:r>
-      <w:hyperlink r:id="rId17">
-        <w:r>
-          <w:rPr>
-            <w:lang w:val="fr_FR" w:bidi="fr_FR"/>
-          </w:rPr>
-          <w:rPr>
-            <w:color w:val="0000EE"/>
-            <w:u w:val="single"/>
-          </w:rPr>
-          <w:t>Ex 3.6–8</w:t>
-        </w:r>
-      </w:hyperlink>
+      <w:r>
+        <w:rPr>
+          <w:lang w:val="fr_FR" w:bidi="fr_FR"/>
+        </w:rPr>
+        <w:t>Ex 3.6–8</w:t>
+      </w:r>
       <w:r>
         <w:rPr>
           <w:lang w:val="fr_FR" w:bidi="fr_FR"/>
         </w:rPr>
         <w:t xml:space="preserve"> ; </w:t>
       </w:r>
-      <w:hyperlink r:id="rId18">
-        <w:r>
-          <w:rPr>
-            <w:lang w:val="fr_FR" w:bidi="fr_FR"/>
-          </w:rPr>
-          <w:rPr>
-            <w:color w:val="0000EE"/>
-            <w:u w:val="single"/>
-          </w:rPr>
-          <w:t>13.3–5</w:t>
-        </w:r>
-      </w:hyperlink>
+      <w:r>
+        <w:rPr>
+          <w:lang w:val="fr_FR" w:bidi="fr_FR"/>
+        </w:rPr>
+        <w:t>13.3–5</w:t>
+      </w:r>
       <w:r>
         <w:rPr>
           <w:lang w:val="fr_FR" w:bidi="fr_FR"/>
         </w:rPr>
         <w:t xml:space="preserve"> ; </w:t>
       </w:r>
-      <w:hyperlink r:id="rId19">
-        <w:r>
-          <w:rPr>
-            <w:lang w:val="fr_FR" w:bidi="fr_FR"/>
-          </w:rPr>
-          <w:rPr>
-            <w:color w:val="0000EE"/>
-            <w:u w:val="single"/>
-          </w:rPr>
-          <w:t>Dt 1.6–8</w:t>
-        </w:r>
-      </w:hyperlink>
+      <w:r>
+        <w:rPr>
+          <w:lang w:val="fr_FR" w:bidi="fr_FR"/>
+        </w:rPr>
+        <w:t>Dt 1.6–8</w:t>
+      </w:r>
       <w:r>
         <w:rPr>
           <w:lang w:val="fr_FR" w:bidi="fr_FR"/>
         </w:rPr>
         <w:t xml:space="preserve"> ; </w:t>
       </w:r>
-      <w:hyperlink r:id="rId20">
-        <w:r>
-          <w:rPr>
-            <w:lang w:val="fr_FR" w:bidi="fr_FR"/>
-          </w:rPr>
-          <w:rPr>
-            <w:color w:val="0000EE"/>
-            <w:u w:val="single"/>
-          </w:rPr>
-          <w:t>6.10–19</w:t>
-        </w:r>
-      </w:hyperlink>
+      <w:r>
+        <w:rPr>
+          <w:lang w:val="fr_FR" w:bidi="fr_FR"/>
+        </w:rPr>
+        <w:t>6.10–19</w:t>
+      </w:r>
       <w:r>
         <w:rPr>
           <w:lang w:val="fr_FR" w:bidi="fr_FR"/>
@@ -534,18 +486,12 @@
         </w:rPr>
         <w:t xml:space="preserve"> à proximité de Beer-Schéba (</w:t>
       </w:r>
-      <w:hyperlink r:id="rId21">
-        <w:r>
-          <w:rPr>
-            <w:lang w:val="fr_FR" w:bidi="fr_FR"/>
-          </w:rPr>
-          <w:rPr>
-            <w:color w:val="0000EE"/>
-            <w:u w:val="single"/>
-          </w:rPr>
-          <w:t>15.28</w:t>
-        </w:r>
-      </w:hyperlink>
+      <w:r>
+        <w:rPr>
+          <w:lang w:val="fr_FR" w:bidi="fr_FR"/>
+        </w:rPr>
+        <w:t>15.28</w:t>
+      </w:r>
       <w:r>
         <w:rPr>
           <w:lang w:val="fr_FR" w:bidi="fr_FR"/>
@@ -625,18 +571,12 @@
         </w:rPr>
         <w:t xml:space="preserve">Dieu promet de ne jamais faillir ni d'abandonner Josué, tout comme il l'avait promis à Moïse (cf. </w:t>
       </w:r>
-      <w:hyperlink r:id="rId22">
-        <w:r>
-          <w:rPr>
-            <w:lang w:val="fr_FR" w:bidi="fr_FR"/>
-          </w:rPr>
-          <w:rPr>
-            <w:color w:val="0000EE"/>
-            <w:u w:val="single"/>
-          </w:rPr>
-          <w:t>Dt 31.6–8</w:t>
-        </w:r>
-      </w:hyperlink>
+      <w:r>
+        <w:rPr>
+          <w:lang w:val="fr_FR" w:bidi="fr_FR"/>
+        </w:rPr>
+        <w:t>Dt 31.6–8</w:t>
+      </w:r>
       <w:r>
         <w:rPr>
           <w:lang w:val="fr_FR" w:bidi="fr_FR"/>
@@ -691,18 +631,12 @@
         </w:rPr>
         <w:t xml:space="preserve">c'est toi : Dieu a choisi Josué comme acteur principal de l'accomplissement de la promesse qu'il avait faite à leurs ancêtres (voir </w:t>
       </w:r>
-      <w:hyperlink r:id="rId23">
-        <w:r>
-          <w:rPr>
-            <w:lang w:val="fr_FR" w:bidi="fr_FR"/>
-          </w:rPr>
-          <w:rPr>
-            <w:color w:val="0000EE"/>
-            <w:u w:val="single"/>
-          </w:rPr>
-          <w:t>Ex 6.8</w:t>
-        </w:r>
-      </w:hyperlink>
+      <w:r>
+        <w:rPr>
+          <w:lang w:val="fr_FR" w:bidi="fr_FR"/>
+        </w:rPr>
+        <w:t>Ex 6.8</w:t>
+      </w:r>
       <w:r>
         <w:rPr>
           <w:lang w:val="fr_FR" w:bidi="fr_FR"/>
@@ -757,36 +691,24 @@
         </w:rPr>
         <w:t>Dieu dit à Josué par trois fois qu'il doit se fortifier et prendre courage pour vaincre les Cananéens, qui sont plus nombreux qu'Israël. Le peuple doit également veiller à obéir à toutes les instructions données par Moïse si Israël veut s'installer dans le pays, produire de bonnes fermes et construire des maisons, des villages et des villes. Le pays est à Dieu, tout comme la terre entière (</w:t>
       </w:r>
-      <w:hyperlink r:id="rId24">
-        <w:r>
-          <w:rPr>
-            <w:lang w:val="fr_FR" w:bidi="fr_FR"/>
-          </w:rPr>
-          <w:rPr>
-            <w:color w:val="0000EE"/>
-            <w:u w:val="single"/>
-          </w:rPr>
-          <w:t>Ps 24.1</w:t>
-        </w:r>
-      </w:hyperlink>
+      <w:r>
+        <w:rPr>
+          <w:lang w:val="fr_FR" w:bidi="fr_FR"/>
+        </w:rPr>
+        <w:t>Ps 24.1</w:t>
+      </w:r>
       <w:r>
         <w:rPr>
           <w:lang w:val="fr_FR" w:bidi="fr_FR"/>
         </w:rPr>
         <w:t>) ; Dieu a amené Israël en Canaan en tant que locataires, et non pas en tant que propriétaires (</w:t>
       </w:r>
-      <w:hyperlink r:id="rId25">
-        <w:r>
-          <w:rPr>
-            <w:lang w:val="fr_FR" w:bidi="fr_FR"/>
-          </w:rPr>
-          <w:rPr>
-            <w:color w:val="0000EE"/>
-            <w:u w:val="single"/>
-          </w:rPr>
-          <w:t>Lv 25.23</w:t>
-        </w:r>
-      </w:hyperlink>
+      <w:r>
+        <w:rPr>
+          <w:lang w:val="fr_FR" w:bidi="fr_FR"/>
+        </w:rPr>
+        <w:t>Lv 25.23</w:t>
+      </w:r>
       <w:r>
         <w:rPr>
           <w:lang w:val="fr_FR" w:bidi="fr_FR"/>
@@ -841,108 +763,72 @@
         </w:rPr>
         <w:t xml:space="preserve">Ce livre de la loi (la torah hébraïque) fait probablement référence au livre du Deutéronome (voir </w:t>
       </w:r>
-      <w:hyperlink r:id="rId26">
-        <w:r>
-          <w:rPr>
-            <w:lang w:val="fr_FR" w:bidi="fr_FR"/>
-          </w:rPr>
-          <w:rPr>
-            <w:color w:val="0000EE"/>
-            <w:u w:val="single"/>
-          </w:rPr>
-          <w:t xml:space="preserve">Dt 4.44 </w:t>
-        </w:r>
-      </w:hyperlink>
+      <w:r>
+        <w:rPr>
+          <w:lang w:val="fr_FR" w:bidi="fr_FR"/>
+        </w:rPr>
+        <w:t xml:space="preserve">Dt 4.44 </w:t>
+      </w:r>
       <w:r>
         <w:rPr>
           <w:lang w:val="fr_FR" w:bidi="fr_FR"/>
         </w:rPr>
         <w:t xml:space="preserve">; </w:t>
       </w:r>
-      <w:hyperlink r:id="rId27">
-        <w:r>
-          <w:rPr>
-            <w:lang w:val="fr_FR" w:bidi="fr_FR"/>
-          </w:rPr>
-          <w:rPr>
-            <w:color w:val="0000EE"/>
-            <w:u w:val="single"/>
-          </w:rPr>
-          <w:t xml:space="preserve">29.21 </w:t>
-        </w:r>
-      </w:hyperlink>
+      <w:r>
+        <w:rPr>
+          <w:lang w:val="fr_FR" w:bidi="fr_FR"/>
+        </w:rPr>
+        <w:t xml:space="preserve">29.21 </w:t>
+      </w:r>
       <w:r>
         <w:rPr>
           <w:lang w:val="fr_FR" w:bidi="fr_FR"/>
         </w:rPr>
         <w:t xml:space="preserve">; </w:t>
       </w:r>
-      <w:hyperlink r:id="rId28">
-        <w:r>
-          <w:rPr>
-            <w:lang w:val="fr_FR" w:bidi="fr_FR"/>
-          </w:rPr>
-          <w:rPr>
-            <w:color w:val="0000EE"/>
-            <w:u w:val="single"/>
-          </w:rPr>
-          <w:t xml:space="preserve">30.10 </w:t>
-        </w:r>
-      </w:hyperlink>
+      <w:r>
+        <w:rPr>
+          <w:lang w:val="fr_FR" w:bidi="fr_FR"/>
+        </w:rPr>
+        <w:t xml:space="preserve">30.10 </w:t>
+      </w:r>
       <w:r>
         <w:rPr>
           <w:lang w:val="fr_FR" w:bidi="fr_FR"/>
         </w:rPr>
         <w:t xml:space="preserve">; </w:t>
       </w:r>
-      <w:hyperlink r:id="rId29">
-        <w:r>
-          <w:rPr>
-            <w:lang w:val="fr_FR" w:bidi="fr_FR"/>
-          </w:rPr>
-          <w:rPr>
-            <w:color w:val="0000EE"/>
-            <w:u w:val="single"/>
-          </w:rPr>
-          <w:t>31.9–12</w:t>
-        </w:r>
-      </w:hyperlink>
+      <w:r>
+        <w:rPr>
+          <w:lang w:val="fr_FR" w:bidi="fr_FR"/>
+        </w:rPr>
+        <w:t>31.9–12</w:t>
+      </w:r>
       <w:r>
         <w:rPr>
           <w:lang w:val="fr_FR" w:bidi="fr_FR"/>
         </w:rPr>
         <w:t xml:space="preserve">). Il comprend les codes fondamentaux d'Israël ainsi que les instructions morales et spirituelles de Dieu. • Dieu ordonne à Josué de méditer ses instructions jour et nuit, c'est-à-dire sans cesse (cf. </w:t>
       </w:r>
-      <w:hyperlink r:id="rId30">
-        <w:r>
-          <w:rPr>
-            <w:lang w:val="fr_FR" w:bidi="fr_FR"/>
-          </w:rPr>
-          <w:rPr>
-            <w:color w:val="0000EE"/>
-            <w:u w:val="single"/>
-          </w:rPr>
-          <w:t xml:space="preserve">Dt 6.6–7 </w:t>
-        </w:r>
-      </w:hyperlink>
+      <w:r>
+        <w:rPr>
+          <w:lang w:val="fr_FR" w:bidi="fr_FR"/>
+        </w:rPr>
+        <w:t xml:space="preserve">Dt 6.6–7 </w:t>
+      </w:r>
       <w:r>
         <w:rPr>
           <w:lang w:val="fr_FR" w:bidi="fr_FR"/>
         </w:rPr>
         <w:t xml:space="preserve">; </w:t>
       </w:r>
-      <w:hyperlink r:id="rId31">
-        <w:r>
-          <w:rPr>
-            <w:lang w:val="fr_FR" w:bidi="fr_FR"/>
-          </w:rPr>
-          <w:rPr>
-            <w:color w:val="0000EE"/>
-            <w:u w:val="single"/>
-          </w:rPr>
-          <w:t>17.18–20</w:t>
-        </w:r>
-      </w:hyperlink>
+      <w:r>
+        <w:rPr>
+          <w:lang w:val="fr_FR" w:bidi="fr_FR"/>
+        </w:rPr>
+        <w:t>17.18–20</w:t>
+      </w:r>
       <w:r>
         <w:rPr>
           <w:lang w:val="fr_FR" w:bidi="fr_FR"/>
@@ -1118,18 +1004,12 @@
         </w:rPr>
         <w:t xml:space="preserve">En raison de la peur et de leur incrédulité, la précédente génération avait refusé d'entrer dans la Terre Promise par le sud, quarante ans plus tôt (voir </w:t>
       </w:r>
-      <w:hyperlink r:id="rId32">
-        <w:r>
-          <w:rPr>
-            <w:lang w:val="fr_FR" w:bidi="fr_FR"/>
-          </w:rPr>
-          <w:rPr>
-            <w:color w:val="0000EE"/>
-            <w:u w:val="single"/>
-          </w:rPr>
-          <w:t>Nb 13–14</w:t>
-        </w:r>
-      </w:hyperlink>
+      <w:r>
+        <w:rPr>
+          <w:lang w:val="fr_FR" w:bidi="fr_FR"/>
+        </w:rPr>
+        <w:t>Nb 13–14</w:t>
+      </w:r>
       <w:r>
         <w:rPr>
           <w:lang w:val="fr_FR" w:bidi="fr_FR"/>
@@ -1184,18 +1064,12 @@
         </w:rPr>
         <w:t>Ruben, Gad, et la demi-tribu de Manassé avaient demandé et reçu de Moïse la terre conquise à l'est du Jourdain (</w:t>
       </w:r>
-      <w:hyperlink r:id="rId33">
-        <w:r>
-          <w:rPr>
-            <w:lang w:val="fr_FR" w:bidi="fr_FR"/>
-          </w:rPr>
-          <w:rPr>
-            <w:color w:val="0000EE"/>
-            <w:u w:val="single"/>
-          </w:rPr>
-          <w:t>Nb 32.33</w:t>
-        </w:r>
-      </w:hyperlink>
+      <w:r>
+        <w:rPr>
+          <w:lang w:val="fr_FR" w:bidi="fr_FR"/>
+        </w:rPr>
+        <w:t>Nb 32.33</w:t>
+      </w:r>
       <w:r>
         <w:rPr>
           <w:lang w:val="fr_FR" w:bidi="fr_FR"/>
@@ -1250,18 +1124,12 @@
         </w:rPr>
         <w:t xml:space="preserve">Dieu veut que le peuple d'Israël expérimente le repos spirituel, culturel et émotionnel d'une relation juste avec lui et avec les uns les autres, et non seulement celui de vivre en sécurité sur une terre abondante (voir </w:t>
       </w:r>
-      <w:hyperlink r:id="rId34">
-        <w:r>
-          <w:rPr>
-            <w:lang w:val="fr_FR" w:bidi="fr_FR"/>
-          </w:rPr>
-          <w:rPr>
-            <w:color w:val="0000EE"/>
-            <w:u w:val="single"/>
-          </w:rPr>
-          <w:t>Hé 4.1–11</w:t>
-        </w:r>
-      </w:hyperlink>
+      <w:r>
+        <w:rPr>
+          <w:lang w:val="fr_FR" w:bidi="fr_FR"/>
+        </w:rPr>
+        <w:t>Hé 4.1–11</w:t>
+      </w:r>
       <w:r>
         <w:rPr>
           <w:lang w:val="fr_FR" w:bidi="fr_FR"/>
@@ -1316,18 +1184,12 @@
         </w:rPr>
         <w:t>Les guerriers des 2 tribus et demi ont promis de traverser le Jourdain avec le reste d'Israël pour les aider à conquérir leur terre (</w:t>
       </w:r>
-      <w:hyperlink r:id="rId35">
-        <w:r>
-          <w:rPr>
-            <w:lang w:val="fr_FR" w:bidi="fr_FR"/>
-          </w:rPr>
-          <w:rPr>
-            <w:color w:val="0000EE"/>
-            <w:u w:val="single"/>
-          </w:rPr>
-          <w:t>Nb 32.16–19</w:t>
-        </w:r>
-      </w:hyperlink>
+      <w:r>
+        <w:rPr>
+          <w:lang w:val="fr_FR" w:bidi="fr_FR"/>
+        </w:rPr>
+        <w:t>Nb 32.16–19</w:t>
+      </w:r>
       <w:r>
         <w:rPr>
           <w:lang w:val="fr_FR" w:bidi="fr_FR"/>
@@ -1382,18 +1244,12 @@
         </w:rPr>
         <w:t>Israël n'obéissait souvent pas à Moïse... Cependant, les tribus vivant à l'est du Jourdain ont traversé avec le reste d'Israël, et ne sont pas retournées sur leur propre terre et dans leurs maisons avant que Josué les y renvoie (</w:t>
       </w:r>
-      <w:hyperlink r:id="rId36">
-        <w:r>
-          <w:rPr>
-            <w:lang w:val="fr_FR" w:bidi="fr_FR"/>
-          </w:rPr>
-          <w:rPr>
-            <w:color w:val="0000EE"/>
-            <w:u w:val="single"/>
-          </w:rPr>
-          <w:t>22.6</w:t>
-        </w:r>
-      </w:hyperlink>
+      <w:r>
+        <w:rPr>
+          <w:lang w:val="fr_FR" w:bidi="fr_FR"/>
+        </w:rPr>
+        <w:t>22.6</w:t>
+      </w:r>
       <w:r>
         <w:rPr>
           <w:lang w:val="fr_FR" w:bidi="fr_FR"/>
@@ -1496,18 +1352,12 @@
         </w:rPr>
         <w:t xml:space="preserve">Sittim se trouvait à environ treize kilomètres à l'est du Jourdain, sur les plaines de Moab, en face de Jéricho (voir </w:t>
       </w:r>
-      <w:hyperlink r:id="rId37">
-        <w:r>
-          <w:rPr>
-            <w:lang w:val="fr_FR" w:bidi="fr_FR"/>
-          </w:rPr>
-          <w:rPr>
-            <w:color w:val="0000EE"/>
-            <w:u w:val="single"/>
-          </w:rPr>
-          <w:t>Nb 25.1</w:t>
-        </w:r>
-      </w:hyperlink>
+      <w:r>
+        <w:rPr>
+          <w:lang w:val="fr_FR" w:bidi="fr_FR"/>
+        </w:rPr>
+        <w:t>Nb 25.1</w:t>
+      </w:r>
       <w:r>
         <w:rPr>
           <w:lang w:val="fr_FR" w:bidi="fr_FR"/>
@@ -1876,72 +1726,48 @@
         </w:rPr>
         <w:t>Rahab commence à déclarer sa foi dans le Seigneur. • a mis à sec devant vous : Dieu avait séparé les eaux de la mer Rouge pour Israël (</w:t>
       </w:r>
-      <w:hyperlink r:id="rId38">
-        <w:r>
-          <w:rPr>
-            <w:lang w:val="fr_FR" w:bidi="fr_FR"/>
-          </w:rPr>
-          <w:rPr>
-            <w:color w:val="0000EE"/>
-            <w:u w:val="single"/>
-          </w:rPr>
-          <w:t>Ex 14.21–28</w:t>
-        </w:r>
-      </w:hyperlink>
+      <w:r>
+        <w:rPr>
+          <w:lang w:val="fr_FR" w:bidi="fr_FR"/>
+        </w:rPr>
+        <w:t>Ex 14.21–28</w:t>
+      </w:r>
       <w:r>
         <w:rPr>
           <w:lang w:val="fr_FR" w:bidi="fr_FR"/>
         </w:rPr>
         <w:t>). • Israël avait vaincu Sihon et Og (</w:t>
       </w:r>
-      <w:hyperlink r:id="rId39">
-        <w:r>
-          <w:rPr>
-            <w:lang w:val="fr_FR" w:bidi="fr_FR"/>
-          </w:rPr>
-          <w:rPr>
-            <w:color w:val="0000EE"/>
-            <w:u w:val="single"/>
-          </w:rPr>
-          <w:t>Nb 21.21–35</w:t>
-        </w:r>
-      </w:hyperlink>
+      <w:r>
+        <w:rPr>
+          <w:lang w:val="fr_FR" w:bidi="fr_FR"/>
+        </w:rPr>
+        <w:t>Nb 21.21–35</w:t>
+      </w:r>
       <w:r>
         <w:rPr>
           <w:lang w:val="fr_FR" w:bidi="fr_FR"/>
         </w:rPr>
         <w:t xml:space="preserve">). • que vous avez dévoués par interdit : voir </w:t>
       </w:r>
-      <w:hyperlink r:id="rId40">
-        <w:r>
-          <w:rPr>
-            <w:lang w:val="fr_FR" w:bidi="fr_FR"/>
-          </w:rPr>
-          <w:rPr>
-            <w:color w:val="0000EE"/>
-            <w:u w:val="single"/>
-          </w:rPr>
-          <w:t>Lv 27.28–29</w:t>
-        </w:r>
-      </w:hyperlink>
+      <w:r>
+        <w:rPr>
+          <w:lang w:val="fr_FR" w:bidi="fr_FR"/>
+        </w:rPr>
+        <w:t>Lv 27.28–29</w:t>
+      </w:r>
       <w:r>
         <w:rPr>
           <w:lang w:val="fr_FR" w:bidi="fr_FR"/>
         </w:rPr>
         <w:t xml:space="preserve"> ; </w:t>
       </w:r>
-      <w:hyperlink r:id="rId41">
-        <w:r>
-          <w:rPr>
-            <w:lang w:val="fr_FR" w:bidi="fr_FR"/>
-          </w:rPr>
-          <w:rPr>
-            <w:color w:val="0000EE"/>
-            <w:u w:val="single"/>
-          </w:rPr>
-          <w:t>1S 15.3</w:t>
-        </w:r>
-      </w:hyperlink>
+      <w:r>
+        <w:rPr>
+          <w:lang w:val="fr_FR" w:bidi="fr_FR"/>
+        </w:rPr>
+        <w:t>1S 15.3</w:t>
+      </w:r>
       <w:r>
         <w:rPr>
           <w:lang w:val="fr_FR" w:bidi="fr_FR"/>
@@ -1996,18 +1822,12 @@
         </w:rPr>
         <w:t>Bien que le peuple de Canaan ait encouru le jugement de Dieu, la confession de foi de Rahab (prouvée par son aide rendue aux espions) l'a intégrée au peuple de Dieu (</w:t>
       </w:r>
-      <w:hyperlink r:id="rId42">
-        <w:r>
-          <w:rPr>
-            <w:lang w:val="fr_FR" w:bidi="fr_FR"/>
-          </w:rPr>
-          <w:rPr>
-            <w:color w:val="0000EE"/>
-            <w:u w:val="single"/>
-          </w:rPr>
-          <w:t>Hé 11.31</w:t>
-        </w:r>
-      </w:hyperlink>
+      <w:r>
+        <w:rPr>
+          <w:lang w:val="fr_FR" w:bidi="fr_FR"/>
+        </w:rPr>
+        <w:t>Hé 11.31</w:t>
+      </w:r>
       <w:r>
         <w:rPr>
           <w:lang w:val="fr_FR" w:bidi="fr_FR"/>
@@ -2110,18 +1930,12 @@
         </w:rPr>
         <w:t>Lorsque Israël a attaqué Jéricho, Josué et les deux espions ont tenu leur promesse d'épargner Rahab (</w:t>
       </w:r>
-      <w:hyperlink r:id="rId43">
-        <w:r>
-          <w:rPr>
-            <w:lang w:val="fr_FR" w:bidi="fr_FR"/>
-          </w:rPr>
-          <w:rPr>
-            <w:color w:val="0000EE"/>
-            <w:u w:val="single"/>
-          </w:rPr>
-          <w:t>6.22</w:t>
-        </w:r>
-      </w:hyperlink>
+      <w:r>
+        <w:rPr>
+          <w:lang w:val="fr_FR" w:bidi="fr_FR"/>
+        </w:rPr>
+        <w:t>6.22</w:t>
+      </w:r>
       <w:r>
         <w:rPr>
           <w:lang w:val="fr_FR" w:bidi="fr_FR"/>
@@ -2176,18 +1990,12 @@
         </w:rPr>
         <w:t>Comme la maison de Rahab se trouvait sur la muraille de la ville, elle a pu cacher les hommes sur le toit plat de sa maison (</w:t>
       </w:r>
-      <w:hyperlink r:id="rId44">
-        <w:r>
-          <w:rPr>
-            <w:lang w:val="fr_FR" w:bidi="fr_FR"/>
-          </w:rPr>
-          <w:rPr>
-            <w:color w:val="0000EE"/>
-            <w:u w:val="single"/>
-          </w:rPr>
-          <w:t>2.6</w:t>
-        </w:r>
-      </w:hyperlink>
+      <w:r>
+        <w:rPr>
+          <w:lang w:val="fr_FR" w:bidi="fr_FR"/>
+        </w:rPr>
+        <w:t>2.6</w:t>
+      </w:r>
       <w:r>
         <w:rPr>
           <w:lang w:val="fr_FR" w:bidi="fr_FR"/>
@@ -2386,18 +2194,12 @@
         </w:rPr>
         <w:t>Israël avait déjà campé à Sittim, avant les oracles de Balaam (</w:t>
       </w:r>
-      <w:hyperlink r:id="rId45">
-        <w:r>
-          <w:rPr>
-            <w:lang w:val="fr_FR" w:bidi="fr_FR"/>
-          </w:rPr>
-          <w:rPr>
-            <w:color w:val="0000EE"/>
-            <w:u w:val="single"/>
-          </w:rPr>
-          <w:t>Nb 22–24</w:t>
-        </w:r>
-      </w:hyperlink>
+      <w:r>
+        <w:rPr>
+          <w:lang w:val="fr_FR" w:bidi="fr_FR"/>
+        </w:rPr>
+        <w:t>Nb 22–24</w:t>
+      </w:r>
       <w:r>
         <w:rPr>
           <w:lang w:val="fr_FR" w:bidi="fr_FR"/>
@@ -2452,36 +2254,24 @@
         </w:rPr>
         <w:t>L'arche de l'alliance du Seigneur manifestait la présence de Dieu parmi les Israélites et symbolisait son trône. Chaque fois qu'Israël se déplaçait, un contingent de prêtres portait l'arche devant eux (</w:t>
       </w:r>
-      <w:hyperlink r:id="rId46">
-        <w:r>
-          <w:rPr>
-            <w:lang w:val="fr_FR" w:bidi="fr_FR"/>
-          </w:rPr>
-          <w:rPr>
-            <w:color w:val="0000EE"/>
-            <w:u w:val="single"/>
-          </w:rPr>
-          <w:t>Ex 25.13–15</w:t>
-        </w:r>
-      </w:hyperlink>
+      <w:r>
+        <w:rPr>
+          <w:lang w:val="fr_FR" w:bidi="fr_FR"/>
+        </w:rPr>
+        <w:t>Ex 25.13–15</w:t>
+      </w:r>
       <w:r>
         <w:rPr>
           <w:lang w:val="fr_FR" w:bidi="fr_FR"/>
         </w:rPr>
         <w:t xml:space="preserve"> ; </w:t>
       </w:r>
-      <w:hyperlink r:id="rId47">
-        <w:r>
-          <w:rPr>
-            <w:lang w:val="fr_FR" w:bidi="fr_FR"/>
-          </w:rPr>
-          <w:rPr>
-            <w:color w:val="0000EE"/>
-            <w:u w:val="single"/>
-          </w:rPr>
-          <w:t>Nb 10.33–36</w:t>
-        </w:r>
-      </w:hyperlink>
+      <w:r>
+        <w:rPr>
+          <w:lang w:val="fr_FR" w:bidi="fr_FR"/>
+        </w:rPr>
+        <w:t>Nb 10.33–36</w:t>
+      </w:r>
       <w:r>
         <w:rPr>
           <w:lang w:val="fr_FR" w:bidi="fr_FR"/>
@@ -2584,36 +2374,24 @@
         </w:rPr>
         <w:t xml:space="preserve">Sanctifiez-vous : ils devaient se séparer de tout ce qui était impur et les empêchait de se présenter devant Dieu (cf. </w:t>
       </w:r>
-      <w:hyperlink r:id="rId48">
-        <w:r>
-          <w:rPr>
-            <w:lang w:val="fr_FR" w:bidi="fr_FR"/>
-          </w:rPr>
-          <w:rPr>
-            <w:color w:val="0000EE"/>
-            <w:u w:val="single"/>
-          </w:rPr>
-          <w:t>Ex 19.9–20</w:t>
-        </w:r>
-      </w:hyperlink>
+      <w:r>
+        <w:rPr>
+          <w:lang w:val="fr_FR" w:bidi="fr_FR"/>
+        </w:rPr>
+        <w:t>Ex 19.9–20</w:t>
+      </w:r>
       <w:r>
         <w:rPr>
           <w:lang w:val="fr_FR" w:bidi="fr_FR"/>
         </w:rPr>
         <w:t xml:space="preserve"> ; </w:t>
       </w:r>
-      <w:hyperlink r:id="rId49">
-        <w:r>
-          <w:rPr>
-            <w:lang w:val="fr_FR" w:bidi="fr_FR"/>
-          </w:rPr>
-          <w:rPr>
-            <w:color w:val="0000EE"/>
-            <w:u w:val="single"/>
-          </w:rPr>
-          <w:t>Lv 11.44</w:t>
-        </w:r>
-      </w:hyperlink>
+      <w:r>
+        <w:rPr>
+          <w:lang w:val="fr_FR" w:bidi="fr_FR"/>
+        </w:rPr>
+        <w:t>Lv 11.44</w:t>
+      </w:r>
       <w:r>
         <w:rPr>
           <w:lang w:val="fr_FR" w:bidi="fr_FR"/>
@@ -2716,18 +2494,12 @@
         </w:rPr>
         <w:t xml:space="preserve">Alors qu'ils traversaient le Jourdain, l'arche ouvrait la voie jusqu'à ce que les pieds des sacrificateurs entrent dans l'eau. Les sacrificateurs devaient se tenir dans le Jourdain et non sur la terre ferme. En portant l'arche dans l'eau en premier, les sacrificateurs obéissants témoignaient de leur foi (cf. </w:t>
       </w:r>
-      <w:hyperlink r:id="rId50">
-        <w:r>
-          <w:rPr>
-            <w:lang w:val="fr_FR" w:bidi="fr_FR"/>
-          </w:rPr>
-          <w:rPr>
-            <w:color w:val="0000EE"/>
-            <w:u w:val="single"/>
-          </w:rPr>
-          <w:t>Jc 2.18</w:t>
-        </w:r>
-      </w:hyperlink>
+      <w:r>
+        <w:rPr>
+          <w:lang w:val="fr_FR" w:bidi="fr_FR"/>
+        </w:rPr>
+        <w:t>Jc 2.18</w:t>
+      </w:r>
       <w:r>
         <w:rPr>
           <w:lang w:val="fr_FR" w:bidi="fr_FR"/>
@@ -2878,18 +2650,12 @@
         </w:rPr>
         <w:t>Josué dit au peuple de choisir douze hommes, mais il ne dit pas ce que ce groupe d'hommes fera (</w:t>
       </w:r>
-      <w:hyperlink r:id="rId51">
-        <w:r>
-          <w:rPr>
-            <w:lang w:val="fr_FR" w:bidi="fr_FR"/>
-          </w:rPr>
-          <w:rPr>
-            <w:color w:val="0000EE"/>
-            <w:u w:val="single"/>
-          </w:rPr>
-          <w:t>4.2–8</w:t>
-        </w:r>
-      </w:hyperlink>
+      <w:r>
+        <w:rPr>
+          <w:lang w:val="fr_FR" w:bidi="fr_FR"/>
+        </w:rPr>
+        <w:t>4.2–8</w:t>
+      </w:r>
       <w:r>
         <w:rPr>
           <w:lang w:val="fr_FR" w:bidi="fr_FR"/>
@@ -3136,72 +2902,48 @@
         </w:rPr>
         <w:t>Les douze hommes représentaient les douze fils de Jacob. La tribu de Lévi n'est pas à prendre en compte parce que les Lévites s'installeraient dans des villes désignées parmi les autres tribus (</w:t>
       </w:r>
-      <w:hyperlink r:id="rId52">
-        <w:r>
-          <w:rPr>
-            <w:lang w:val="fr_FR" w:bidi="fr_FR"/>
-          </w:rPr>
-          <w:rPr>
-            <w:color w:val="0000EE"/>
-            <w:u w:val="single"/>
-          </w:rPr>
-          <w:t>Gn 49.5–7</w:t>
-        </w:r>
-      </w:hyperlink>
+      <w:r>
+        <w:rPr>
+          <w:lang w:val="fr_FR" w:bidi="fr_FR"/>
+        </w:rPr>
+        <w:t>Gn 49.5–7</w:t>
+      </w:r>
       <w:r>
         <w:rPr>
           <w:lang w:val="fr_FR" w:bidi="fr_FR"/>
         </w:rPr>
         <w:t xml:space="preserve"> ; </w:t>
       </w:r>
-      <w:hyperlink r:id="rId53">
-        <w:r>
-          <w:rPr>
-            <w:lang w:val="fr_FR" w:bidi="fr_FR"/>
-          </w:rPr>
-          <w:rPr>
-            <w:color w:val="0000EE"/>
-            <w:u w:val="single"/>
-          </w:rPr>
-          <w:t>Nb 1.49–52</w:t>
-        </w:r>
-      </w:hyperlink>
+      <w:r>
+        <w:rPr>
+          <w:lang w:val="fr_FR" w:bidi="fr_FR"/>
+        </w:rPr>
+        <w:t>Nb 1.49–52</w:t>
+      </w:r>
       <w:r>
         <w:rPr>
           <w:lang w:val="fr_FR" w:bidi="fr_FR"/>
         </w:rPr>
         <w:t xml:space="preserve"> ; </w:t>
       </w:r>
-      <w:hyperlink r:id="rId54">
-        <w:r>
-          <w:rPr>
-            <w:lang w:val="fr_FR" w:bidi="fr_FR"/>
-          </w:rPr>
-          <w:rPr>
-            <w:color w:val="0000EE"/>
-            <w:u w:val="single"/>
-          </w:rPr>
-          <w:t>18.20</w:t>
-        </w:r>
-      </w:hyperlink>
+      <w:r>
+        <w:rPr>
+          <w:lang w:val="fr_FR" w:bidi="fr_FR"/>
+        </w:rPr>
+        <w:t>18.20</w:t>
+      </w:r>
       <w:r>
         <w:rPr>
           <w:lang w:val="fr_FR" w:bidi="fr_FR"/>
         </w:rPr>
         <w:t>). Cependant, le nombre de tribus reste de douze parce que les deux fils de Joseph (Éphraïm et Manassé) sont considérés comme des tribus distinctes (</w:t>
       </w:r>
-      <w:hyperlink r:id="rId55">
-        <w:r>
-          <w:rPr>
-            <w:lang w:val="fr_FR" w:bidi="fr_FR"/>
-          </w:rPr>
-          <w:rPr>
-            <w:color w:val="0000EE"/>
-            <w:u w:val="single"/>
-          </w:rPr>
-          <w:t>Gn 48.5</w:t>
-        </w:r>
-      </w:hyperlink>
+      <w:r>
+        <w:rPr>
+          <w:lang w:val="fr_FR" w:bidi="fr_FR"/>
+        </w:rPr>
+        <w:t>Gn 48.5</w:t>
+      </w:r>
       <w:r>
         <w:rPr>
           <w:lang w:val="fr_FR" w:bidi="fr_FR"/>
@@ -3304,18 +3046,12 @@
         </w:rPr>
         <w:t>Josué dit deux fois (</w:t>
       </w:r>
-      <w:hyperlink r:id="rId56">
-        <w:r>
-          <w:rPr>
-            <w:lang w:val="fr_FR" w:bidi="fr_FR"/>
-          </w:rPr>
-          <w:rPr>
-            <w:color w:val="0000EE"/>
-            <w:u w:val="single"/>
-          </w:rPr>
-          <w:t>4.21</w:t>
-        </w:r>
-      </w:hyperlink>
+      <w:r>
+        <w:rPr>
+          <w:lang w:val="fr_FR" w:bidi="fr_FR"/>
+        </w:rPr>
+        <w:t>4.21</w:t>
+      </w:r>
       <w:r>
         <w:rPr>
           <w:lang w:val="fr_FR" w:bidi="fr_FR"/>
@@ -3526,18 +3262,12 @@
         </w:rPr>
         <w:t xml:space="preserve">Le dixième jour du premier mois est survenu quelques jours avant la Pâque. • Guilgal est devenu un centre de culte important pour les débuts d'Israël en Canaan. Bien que son emplacement soit incertain, il devait se trouver quelque part juste à l'est ou au nord-est de Jéricho. Son nom (qui veut dire « roue du chariot », cf. </w:t>
       </w:r>
-      <w:hyperlink r:id="rId57">
-        <w:r>
-          <w:rPr>
-            <w:lang w:val="fr_FR" w:bidi="fr_FR"/>
-          </w:rPr>
-          <w:rPr>
-            <w:color w:val="0000EE"/>
-            <w:u w:val="single"/>
-          </w:rPr>
-          <w:t>Es 28.28</w:t>
-        </w:r>
-      </w:hyperlink>
+      <w:r>
+        <w:rPr>
+          <w:lang w:val="fr_FR" w:bidi="fr_FR"/>
+        </w:rPr>
+        <w:t>Es 28.28</w:t>
+      </w:r>
       <w:r>
         <w:rPr>
           <w:lang w:val="fr_FR" w:bidi="fr_FR"/>
@@ -3610,18 +3340,12 @@
         </w:rPr>
         <w:t xml:space="preserve"> (</w:t>
       </w:r>
-      <w:hyperlink r:id="rId58">
-        <w:r>
-          <w:rPr>
-            <w:lang w:val="fr_FR" w:bidi="fr_FR"/>
-          </w:rPr>
-          <w:rPr>
-            <w:color w:val="0000EE"/>
-            <w:u w:val="single"/>
-          </w:rPr>
-          <w:t>Ap 7.9–10</w:t>
-        </w:r>
-      </w:hyperlink>
+      <w:r>
+        <w:rPr>
+          <w:lang w:val="fr_FR" w:bidi="fr_FR"/>
+        </w:rPr>
+        <w:t>Ap 7.9–10</w:t>
+      </w:r>
       <w:r>
         <w:rPr>
           <w:lang w:val="fr_FR" w:bidi="fr_FR"/>
@@ -3820,18 +3544,12 @@
         </w:rPr>
         <w:t>Cette digression inattendue dans le récit offre un important rappel du refus passé d'Israël de croire que Dieu les amènerait en toute sécurité dans le pays de Canaan (</w:t>
       </w:r>
-      <w:hyperlink r:id="rId59">
-        <w:r>
-          <w:rPr>
-            <w:lang w:val="fr_FR" w:bidi="fr_FR"/>
-          </w:rPr>
-          <w:rPr>
-            <w:color w:val="0000EE"/>
-            <w:u w:val="single"/>
-          </w:rPr>
-          <w:t>Nb 14</w:t>
-        </w:r>
-      </w:hyperlink>
+      <w:r>
+        <w:rPr>
+          <w:lang w:val="fr_FR" w:bidi="fr_FR"/>
+        </w:rPr>
+        <w:t>Nb 14</w:t>
+      </w:r>
       <w:r>
         <w:rPr>
           <w:lang w:val="fr_FR" w:bidi="fr_FR"/>
@@ -4001,18 +3719,12 @@
         </w:rPr>
         <w:t>L'agneau de la Pâque a été sacrifié le soir du quatorzième jour du premier mois. Tout comme la Pâque en Égypte a marqué l'exode de l'esclavage, la célébration de cette Pâque en Canaan a marqué l'atteinte de l'objectif vers lequel Dieu avait conduit les Israélites. Cette Pâque anticipait également le repos promis par Dieu pour son peuple une fois dans la nouvelle terre. • C'est apparemment la première Pâque qu'Israël a célébrée depuis le campement au pied du Sinaï (</w:t>
       </w:r>
-      <w:hyperlink r:id="rId60">
-        <w:r>
-          <w:rPr>
-            <w:lang w:val="fr_FR" w:bidi="fr_FR"/>
-          </w:rPr>
-          <w:rPr>
-            <w:color w:val="0000EE"/>
-            <w:u w:val="single"/>
-          </w:rPr>
-          <w:t>Nb 9.1–5</w:t>
-        </w:r>
-      </w:hyperlink>
+      <w:r>
+        <w:rPr>
+          <w:lang w:val="fr_FR" w:bidi="fr_FR"/>
+        </w:rPr>
+        <w:t>Nb 9.1–5</w:t>
+      </w:r>
       <w:r>
         <w:rPr>
           <w:lang w:val="fr_FR" w:bidi="fr_FR"/>
@@ -4073,36 +3785,24 @@
         </w:rPr>
         <w:t>Israël a rétabli la fête des pains sans Levain, menée pendant sept jours après la Pâque (</w:t>
       </w:r>
-      <w:hyperlink r:id="rId61">
-        <w:r>
-          <w:rPr>
-            <w:lang w:val="fr_FR" w:bidi="fr_FR"/>
-          </w:rPr>
-          <w:rPr>
-            <w:color w:val="0000EE"/>
-            <w:u w:val="single"/>
-          </w:rPr>
-          <w:t>Lv 23.6</w:t>
-        </w:r>
-      </w:hyperlink>
+      <w:r>
+        <w:rPr>
+          <w:lang w:val="fr_FR" w:bidi="fr_FR"/>
+        </w:rPr>
+        <w:t>Lv 23.6</w:t>
+      </w:r>
       <w:r>
         <w:rPr>
           <w:lang w:val="fr_FR" w:bidi="fr_FR"/>
         </w:rPr>
         <w:t xml:space="preserve">). Le peuple mangeait des pains sans levain et du grain rôti, aliment favori de la saison des récoltes (voir </w:t>
       </w:r>
-      <w:hyperlink r:id="rId62">
-        <w:r>
-          <w:rPr>
-            <w:lang w:val="fr_FR" w:bidi="fr_FR"/>
-          </w:rPr>
-          <w:rPr>
-            <w:color w:val="0000EE"/>
-            <w:u w:val="single"/>
-          </w:rPr>
-          <w:t>Rt 2.14</w:t>
-        </w:r>
-      </w:hyperlink>
+      <w:r>
+        <w:rPr>
+          <w:lang w:val="fr_FR" w:bidi="fr_FR"/>
+        </w:rPr>
+        <w:t>Rt 2.14</w:t>
+      </w:r>
       <w:r>
         <w:rPr>
           <w:lang w:val="fr_FR" w:bidi="fr_FR"/>
@@ -4157,36 +3857,24 @@
         </w:rPr>
         <w:t>La provision quotidienne de la manne par Dieu (</w:t>
       </w:r>
-      <w:hyperlink r:id="rId63">
-        <w:r>
-          <w:rPr>
-            <w:lang w:val="fr_FR" w:bidi="fr_FR"/>
-          </w:rPr>
-          <w:rPr>
-            <w:color w:val="0000EE"/>
-            <w:u w:val="single"/>
-          </w:rPr>
-          <w:t>Ex 16.31</w:t>
-        </w:r>
-      </w:hyperlink>
+      <w:r>
+        <w:rPr>
+          <w:lang w:val="fr_FR" w:bidi="fr_FR"/>
+        </w:rPr>
+        <w:t>Ex 16.31</w:t>
+      </w:r>
       <w:r>
         <w:rPr>
           <w:lang w:val="fr_FR" w:bidi="fr_FR"/>
         </w:rPr>
         <w:t xml:space="preserve"> ; </w:t>
       </w:r>
-      <w:hyperlink r:id="rId64">
-        <w:r>
-          <w:rPr>
-            <w:lang w:val="fr_FR" w:bidi="fr_FR"/>
-          </w:rPr>
-          <w:rPr>
-            <w:color w:val="0000EE"/>
-            <w:u w:val="single"/>
-          </w:rPr>
-          <w:t>Nb 11.9</w:t>
-        </w:r>
-      </w:hyperlink>
+      <w:r>
+        <w:rPr>
+          <w:lang w:val="fr_FR" w:bidi="fr_FR"/>
+        </w:rPr>
+        <w:t>Nb 11.9</w:t>
+      </w:r>
       <w:r>
         <w:rPr>
           <w:lang w:val="fr_FR" w:bidi="fr_FR"/>
@@ -4289,18 +3977,12 @@
         </w:rPr>
         <w:t>Josué explore le terrain et les défenses de la ville de Jéricho, suite au rapport des deux espions (</w:t>
       </w:r>
-      <w:hyperlink r:id="rId65">
-        <w:r>
-          <w:rPr>
-            <w:lang w:val="fr_FR" w:bidi="fr_FR"/>
-          </w:rPr>
-          <w:rPr>
-            <w:color w:val="0000EE"/>
-            <w:u w:val="single"/>
-          </w:rPr>
-          <w:t>2.23–24</w:t>
-        </w:r>
-      </w:hyperlink>
+      <w:r>
+        <w:rPr>
+          <w:lang w:val="fr_FR" w:bidi="fr_FR"/>
+        </w:rPr>
+        <w:t>2.23–24</w:t>
+      </w:r>
       <w:r>
         <w:rPr>
           <w:lang w:val="fr_FR" w:bidi="fr_FR"/>
@@ -4355,36 +4037,24 @@
         </w:rPr>
         <w:t>Le chef de l'armée du Seigneur vient pour donner à Josué des instructions sur la façon de mener le siège de Jéricho (</w:t>
       </w:r>
-      <w:hyperlink r:id="rId66">
-        <w:r>
-          <w:rPr>
-            <w:lang w:val="fr_FR" w:bidi="fr_FR"/>
-          </w:rPr>
-          <w:rPr>
-            <w:color w:val="0000EE"/>
-            <w:u w:val="single"/>
-          </w:rPr>
-          <w:t>6.2–5</w:t>
-        </w:r>
-      </w:hyperlink>
+      <w:r>
+        <w:rPr>
+          <w:lang w:val="fr_FR" w:bidi="fr_FR"/>
+        </w:rPr>
+        <w:t>6.2–5</w:t>
+      </w:r>
       <w:r>
         <w:rPr>
           <w:lang w:val="fr_FR" w:bidi="fr_FR"/>
         </w:rPr>
         <w:t>). Comme la précédente parole de Dieu à Josué (</w:t>
       </w:r>
-      <w:hyperlink r:id="rId67">
-        <w:r>
-          <w:rPr>
-            <w:lang w:val="fr_FR" w:bidi="fr_FR"/>
-          </w:rPr>
-          <w:rPr>
-            <w:color w:val="0000EE"/>
-            <w:u w:val="single"/>
-          </w:rPr>
-          <w:t>1.1–9</w:t>
-        </w:r>
-      </w:hyperlink>
+      <w:r>
+        <w:rPr>
+          <w:lang w:val="fr_FR" w:bidi="fr_FR"/>
+        </w:rPr>
+        <w:t>1.1–9</w:t>
+      </w:r>
       <w:r>
         <w:rPr>
           <w:lang w:val="fr_FR" w:bidi="fr_FR"/>
@@ -4439,36 +4109,24 @@
         </w:rPr>
         <w:t xml:space="preserve">Josué se prosterne face contre terre lorsqu'il comprend qui se tient devant lui. Sa réaction témoigne de sa disponibilité à servir Dieu, de tout cœur et sans réserve. • Les érudits ne parviennent pas à s'accorder sur le fait de savoir si le chef était une apparition de Dieu, le Christ pré-incarné ou un ange. Le fait qu'il se présente comme le chef de l'armée de l'Éternel laisserait entendre que c'était un ange. Il n'empêche toutefois pas Josué de l'adorer, contrairement à ce que les anges font habituellement (par exemple, </w:t>
       </w:r>
-      <w:hyperlink r:id="rId68">
-        <w:r>
-          <w:rPr>
-            <w:lang w:val="fr_FR" w:bidi="fr_FR"/>
-          </w:rPr>
-          <w:rPr>
-            <w:color w:val="0000EE"/>
-            <w:u w:val="single"/>
-          </w:rPr>
-          <w:t>Ap 22.8–9</w:t>
-        </w:r>
-      </w:hyperlink>
+      <w:r>
+        <w:rPr>
+          <w:lang w:val="fr_FR" w:bidi="fr_FR"/>
+        </w:rPr>
+        <w:t>Ap 22.8–9</w:t>
+      </w:r>
       <w:r>
         <w:rPr>
           <w:lang w:val="fr_FR" w:bidi="fr_FR"/>
         </w:rPr>
         <w:t xml:space="preserve"> ; cf. </w:t>
       </w:r>
-      <w:hyperlink r:id="rId69">
-        <w:r>
-          <w:rPr>
-            <w:lang w:val="fr_FR" w:bidi="fr_FR"/>
-          </w:rPr>
-          <w:rPr>
-            <w:color w:val="0000EE"/>
-            <w:u w:val="single"/>
-          </w:rPr>
-          <w:t>Ac 10.25–26</w:t>
-        </w:r>
-      </w:hyperlink>
+      <w:r>
+        <w:rPr>
+          <w:lang w:val="fr_FR" w:bidi="fr_FR"/>
+        </w:rPr>
+        <w:t>Ac 10.25–26</w:t>
+      </w:r>
       <w:r>
         <w:rPr>
           <w:lang w:val="fr_FR" w:bidi="fr_FR"/>
@@ -4523,18 +4181,12 @@
         </w:rPr>
         <w:t>Ôte tes souliers de tes pieds, car le lieu... est saint : c'est ce que Dieu a dit à Moïse au buisson ardent (</w:t>
       </w:r>
-      <w:hyperlink r:id="rId70">
-        <w:r>
-          <w:rPr>
-            <w:lang w:val="fr_FR" w:bidi="fr_FR"/>
-          </w:rPr>
-          <w:rPr>
-            <w:color w:val="0000EE"/>
-            <w:u w:val="single"/>
-          </w:rPr>
-          <w:t>Ex 3.5</w:t>
-        </w:r>
-      </w:hyperlink>
+      <w:r>
+        <w:rPr>
+          <w:lang w:val="fr_FR" w:bidi="fr_FR"/>
+        </w:rPr>
+        <w:t>Ex 3.5</w:t>
+      </w:r>
       <w:r>
         <w:rPr>
           <w:lang w:val="fr_FR" w:bidi="fr_FR"/>
@@ -4963,54 +4615,36 @@
         </w:rPr>
         <w:t xml:space="preserve">Dévouée à l'Éternel par interdit : Josué rappelle à ses troupes que la ville et tout ce qu'elle contient appartient à Dieu comme les premiers fruits de leur héritage dans le pays de Canaan. Voir </w:t>
       </w:r>
-      <w:hyperlink r:id="rId40">
-        <w:r>
-          <w:rPr>
-            <w:lang w:val="fr_FR" w:bidi="fr_FR"/>
-          </w:rPr>
-          <w:rPr>
-            <w:color w:val="0000EE"/>
-            <w:u w:val="single"/>
-          </w:rPr>
-          <w:t>Lv 27.28–29</w:t>
-        </w:r>
-      </w:hyperlink>
+      <w:r>
+        <w:rPr>
+          <w:lang w:val="fr_FR" w:bidi="fr_FR"/>
+        </w:rPr>
+        <w:t>Lv 27.28–29</w:t>
+      </w:r>
       <w:r>
         <w:rPr>
           <w:lang w:val="fr_FR" w:bidi="fr_FR"/>
         </w:rPr>
         <w:t xml:space="preserve"> ; </w:t>
       </w:r>
-      <w:hyperlink r:id="rId41">
-        <w:r>
-          <w:rPr>
-            <w:lang w:val="fr_FR" w:bidi="fr_FR"/>
-          </w:rPr>
-          <w:rPr>
-            <w:color w:val="0000EE"/>
-            <w:u w:val="single"/>
-          </w:rPr>
-          <w:t>1S 15.3</w:t>
-        </w:r>
-      </w:hyperlink>
+      <w:r>
+        <w:rPr>
+          <w:lang w:val="fr_FR" w:bidi="fr_FR"/>
+        </w:rPr>
+        <w:t>1S 15.3</w:t>
+      </w:r>
       <w:r>
         <w:rPr>
           <w:lang w:val="fr_FR" w:bidi="fr_FR"/>
         </w:rPr>
         <w:t xml:space="preserve">. • Rahab : voir </w:t>
       </w:r>
-      <w:hyperlink r:id="rId71">
-        <w:r>
-          <w:rPr>
-            <w:lang w:val="fr_FR" w:bidi="fr_FR"/>
-          </w:rPr>
-          <w:rPr>
-            <w:color w:val="0000EE"/>
-            <w:u w:val="single"/>
-          </w:rPr>
-          <w:t>Jos 2.12–21</w:t>
-        </w:r>
-      </w:hyperlink>
+      <w:r>
+        <w:rPr>
+          <w:lang w:val="fr_FR" w:bidi="fr_FR"/>
+        </w:rPr>
+        <w:t>Jos 2.12–21</w:t>
+      </w:r>
       <w:r>
         <w:rPr>
           <w:lang w:val="fr_FR" w:bidi="fr_FR"/>
@@ -5221,18 +4855,12 @@
         </w:rPr>
         <w:t>Les citoyens de Jéricho ont déjà été exécutés (</w:t>
       </w:r>
-      <w:hyperlink r:id="rId72">
-        <w:r>
-          <w:rPr>
-            <w:lang w:val="fr_FR" w:bidi="fr_FR"/>
-          </w:rPr>
-          <w:rPr>
-            <w:color w:val="0000EE"/>
-            <w:u w:val="single"/>
-          </w:rPr>
-          <w:t>6.21</w:t>
-        </w:r>
-      </w:hyperlink>
+      <w:r>
+        <w:rPr>
+          <w:lang w:val="fr_FR" w:bidi="fr_FR"/>
+        </w:rPr>
+        <w:t>6.21</w:t>
+      </w:r>
       <w:r>
         <w:rPr>
           <w:lang w:val="fr_FR" w:bidi="fr_FR"/>
@@ -5287,18 +4915,12 @@
         </w:rPr>
         <w:t xml:space="preserve">Que Rahab vive parmi les Israélites confirme l'ampleur et la profondeur de la grâce de Dieu. Rahab n'a pas seulement été acceptée en Israël, elle a aussi été une ancêtre du Messie (voir </w:t>
       </w:r>
-      <w:hyperlink r:id="rId73">
-        <w:r>
-          <w:rPr>
-            <w:lang w:val="fr_FR" w:bidi="fr_FR"/>
-          </w:rPr>
-          <w:rPr>
-            <w:color w:val="0000EE"/>
-            <w:u w:val="single"/>
-          </w:rPr>
-          <w:t>Mt 1.5</w:t>
-        </w:r>
-      </w:hyperlink>
+      <w:r>
+        <w:rPr>
+          <w:lang w:val="fr_FR" w:bidi="fr_FR"/>
+        </w:rPr>
+        <w:t>Mt 1.5</w:t>
+      </w:r>
       <w:r>
         <w:rPr>
           <w:lang w:val="fr_FR" w:bidi="fr_FR"/>
@@ -5353,72 +4975,48 @@
         </w:rPr>
         <w:t>Josué maudit Jéricho parce qu'elle est la première ville cananéenne à résister aux plans de Dieu : conduire Israël dans le pays. Jéricho a également été la première ville à subir le jugement de Dieu à cause de la méchanceté en Canaan. Comme premier fruit de la conquête de Canaan par Israël, elle appartenait à Dieu (</w:t>
       </w:r>
-      <w:hyperlink r:id="rId74">
-        <w:r>
-          <w:rPr>
-            <w:lang w:val="fr_FR" w:bidi="fr_FR"/>
-          </w:rPr>
-          <w:rPr>
-            <w:color w:val="0000EE"/>
-            <w:u w:val="single"/>
-          </w:rPr>
-          <w:t>Ex 13.2</w:t>
-        </w:r>
-      </w:hyperlink>
+      <w:r>
+        <w:rPr>
+          <w:lang w:val="fr_FR" w:bidi="fr_FR"/>
+        </w:rPr>
+        <w:t>Ex 13.2</w:t>
+      </w:r>
       <w:r>
         <w:rPr>
           <w:lang w:val="fr_FR" w:bidi="fr_FR"/>
         </w:rPr>
         <w:t xml:space="preserve"> ; </w:t>
       </w:r>
-      <w:hyperlink r:id="rId75">
-        <w:r>
-          <w:rPr>
-            <w:lang w:val="fr_FR" w:bidi="fr_FR"/>
-          </w:rPr>
-          <w:rPr>
-            <w:color w:val="0000EE"/>
-            <w:u w:val="single"/>
-          </w:rPr>
-          <w:t>23.19</w:t>
-        </w:r>
-      </w:hyperlink>
+      <w:r>
+        <w:rPr>
+          <w:lang w:val="fr_FR" w:bidi="fr_FR"/>
+        </w:rPr>
+        <w:t>23.19</w:t>
+      </w:r>
       <w:r>
         <w:rPr>
           <w:lang w:val="fr_FR" w:bidi="fr_FR"/>
         </w:rPr>
         <w:t>). Dieu a exécuté cette malédiction sur le premier homme à la défier (</w:t>
       </w:r>
-      <w:hyperlink r:id="rId76">
-        <w:r>
-          <w:rPr>
-            <w:lang w:val="fr_FR" w:bidi="fr_FR"/>
-          </w:rPr>
-          <w:rPr>
-            <w:color w:val="0000EE"/>
-            <w:u w:val="single"/>
-          </w:rPr>
-          <w:t>1R 16.34</w:t>
-        </w:r>
-      </w:hyperlink>
+      <w:r>
+        <w:rPr>
+          <w:lang w:val="fr_FR" w:bidi="fr_FR"/>
+        </w:rPr>
+        <w:t>1R 16.34</w:t>
+      </w:r>
       <w:r>
         <w:rPr>
           <w:lang w:val="fr_FR" w:bidi="fr_FR"/>
         </w:rPr>
         <w:t xml:space="preserve"> ; cf. </w:t>
       </w:r>
-      <w:hyperlink r:id="rId77">
-        <w:r>
-          <w:rPr>
-            <w:lang w:val="fr_FR" w:bidi="fr_FR"/>
-          </w:rPr>
-          <w:rPr>
-            <w:color w:val="0000EE"/>
-            <w:u w:val="single"/>
-          </w:rPr>
-          <w:t>Jos 7</w:t>
-        </w:r>
-      </w:hyperlink>
+      <w:r>
+        <w:rPr>
+          <w:lang w:val="fr_FR" w:bidi="fr_FR"/>
+        </w:rPr>
+        <w:t>Jos 7</w:t>
+      </w:r>
       <w:r>
         <w:rPr>
           <w:lang w:val="fr_FR" w:bidi="fr_FR"/>
@@ -5473,54 +5071,36 @@
         </w:rPr>
         <w:t>Alors que le premier chapitre de la conquête de Canaan se clôturait, tant les Israélites que les Cananéens pouvaient voir que le Seigneur était avec Josué, comme il l'avait promis (</w:t>
       </w:r>
-      <w:hyperlink r:id="rId78">
-        <w:r>
-          <w:rPr>
-            <w:lang w:val="fr_FR" w:bidi="fr_FR"/>
-          </w:rPr>
-          <w:rPr>
-            <w:color w:val="0000EE"/>
-            <w:u w:val="single"/>
-          </w:rPr>
-          <w:t>1.5</w:t>
-        </w:r>
-      </w:hyperlink>
+      <w:r>
+        <w:rPr>
+          <w:lang w:val="fr_FR" w:bidi="fr_FR"/>
+        </w:rPr>
+        <w:t>1.5</w:t>
+      </w:r>
       <w:r>
         <w:rPr>
           <w:lang w:val="fr_FR" w:bidi="fr_FR"/>
         </w:rPr>
         <w:t xml:space="preserve">, </w:t>
       </w:r>
-      <w:hyperlink r:id="rId79">
-        <w:r>
-          <w:rPr>
-            <w:lang w:val="fr_FR" w:bidi="fr_FR"/>
-          </w:rPr>
-          <w:rPr>
-            <w:color w:val="0000EE"/>
-            <w:u w:val="single"/>
-          </w:rPr>
-          <w:t>9</w:t>
-        </w:r>
-      </w:hyperlink>
+      <w:r>
+        <w:rPr>
+          <w:lang w:val="fr_FR" w:bidi="fr_FR"/>
+        </w:rPr>
+        <w:t>9</w:t>
+      </w:r>
       <w:r>
         <w:rPr>
           <w:lang w:val="fr_FR" w:bidi="fr_FR"/>
         </w:rPr>
         <w:t xml:space="preserve"> ; cf. </w:t>
       </w:r>
-      <w:hyperlink r:id="rId80">
-        <w:r>
-          <w:rPr>
-            <w:lang w:val="fr_FR" w:bidi="fr_FR"/>
-          </w:rPr>
-          <w:rPr>
-            <w:color w:val="0000EE"/>
-            <w:u w:val="single"/>
-          </w:rPr>
-          <w:t>4.14</w:t>
-        </w:r>
-      </w:hyperlink>
+      <w:r>
+        <w:rPr>
+          <w:lang w:val="fr_FR" w:bidi="fr_FR"/>
+        </w:rPr>
+        <w:t>4.14</w:t>
+      </w:r>
       <w:r>
         <w:rPr>
           <w:lang w:val="fr_FR" w:bidi="fr_FR"/>
@@ -5586,36 +5166,24 @@
         </w:rPr>
         <w:t xml:space="preserve"> : voir </w:t>
       </w:r>
-      <w:hyperlink r:id="rId40">
-        <w:r>
-          <w:rPr>
-            <w:lang w:val="fr_FR" w:bidi="fr_FR"/>
-          </w:rPr>
-          <w:rPr>
-            <w:color w:val="0000EE"/>
-            <w:u w:val="single"/>
-          </w:rPr>
-          <w:t>Lv 27.28–29</w:t>
-        </w:r>
-      </w:hyperlink>
+      <w:r>
+        <w:rPr>
+          <w:lang w:val="fr_FR" w:bidi="fr_FR"/>
+        </w:rPr>
+        <w:t>Lv 27.28–29</w:t>
+      </w:r>
       <w:r>
         <w:rPr>
           <w:lang w:val="fr_FR" w:bidi="fr_FR"/>
         </w:rPr>
         <w:t xml:space="preserve"> ; </w:t>
       </w:r>
-      <w:hyperlink r:id="rId41">
-        <w:r>
-          <w:rPr>
-            <w:lang w:val="fr_FR" w:bidi="fr_FR"/>
-          </w:rPr>
-          <w:rPr>
-            <w:color w:val="0000EE"/>
-            <w:u w:val="single"/>
-          </w:rPr>
-          <w:t>1 S 15.3</w:t>
-        </w:r>
-      </w:hyperlink>
+      <w:r>
+        <w:rPr>
+          <w:lang w:val="fr_FR" w:bidi="fr_FR"/>
+        </w:rPr>
+        <w:t>1 S 15.3</w:t>
+      </w:r>
       <w:r>
         <w:rPr>
           <w:lang w:val="fr_FR" w:bidi="fr_FR"/>
@@ -5660,18 +5228,12 @@
         </w:rPr>
         <w:t xml:space="preserve"> appartenait à une famille importante. Il avait le titre ou le potentiel d'un dirigeant, et ses actions pouvaient influencer les autres (</w:t>
       </w:r>
-      <w:hyperlink r:id="rId81">
-        <w:r>
-          <w:rPr>
-            <w:lang w:val="fr_FR" w:bidi="fr_FR"/>
-          </w:rPr>
-          <w:rPr>
-            <w:color w:val="0000EE"/>
-            <w:u w:val="single"/>
-          </w:rPr>
-          <w:t>Nb 26.19–20</w:t>
-        </w:r>
-      </w:hyperlink>
+      <w:r>
+        <w:rPr>
+          <w:lang w:val="fr_FR" w:bidi="fr_FR"/>
+        </w:rPr>
+        <w:t>Nb 26.19–20</w:t>
+      </w:r>
       <w:r>
         <w:rPr>
           <w:lang w:val="fr_FR" w:bidi="fr_FR"/>
@@ -5846,18 +5408,12 @@
         </w:rPr>
         <w:t>. Cette ville se trouvait à environ quinze kilomètres à l'ouest de Jéricho, à l'entrée d'un plateau au nord de Jérusalem, appelé le Plateau de Benjamin. Conquérir Aï ouvrirait la voie à Israël pour contrôler la région montagneuse. • Beth-Aven, « maison d'iniquité », était probablement un jeu de mots intentionnel et péjoratif sur le nom Béthel, la « maison de Dieu ». Un sanctuaire païen se trouvait sur ce site plus tard dans l'histoire d'Israël (</w:t>
       </w:r>
-      <w:hyperlink r:id="rId82">
-        <w:r>
-          <w:rPr>
-            <w:lang w:val="fr_FR" w:bidi="fr_FR"/>
-          </w:rPr>
-          <w:rPr>
-            <w:color w:val="0000EE"/>
-            <w:u w:val="single"/>
-          </w:rPr>
-          <w:t>1R 12.28–33</w:t>
-        </w:r>
-      </w:hyperlink>
+      <w:r>
+        <w:rPr>
+          <w:lang w:val="fr_FR" w:bidi="fr_FR"/>
+        </w:rPr>
+        <w:t>1R 12.28–33</w:t>
+      </w:r>
       <w:r>
         <w:rPr>
           <w:lang w:val="fr_FR" w:bidi="fr_FR"/>
@@ -5960,18 +5516,12 @@
         </w:rPr>
         <w:t xml:space="preserve">Les défenseurs d'Aï sont sortis par la porte de la ville et ont attaqué directement les troupes d'Israël (voir </w:t>
       </w:r>
-      <w:hyperlink r:id="rId83">
-        <w:r>
-          <w:rPr>
-            <w:lang w:val="fr_FR" w:bidi="fr_FR"/>
-          </w:rPr>
-          <w:rPr>
-            <w:color w:val="0000EE"/>
-            <w:u w:val="single"/>
-          </w:rPr>
-          <w:t>8.5</w:t>
-        </w:r>
-      </w:hyperlink>
+      <w:r>
+        <w:rPr>
+          <w:lang w:val="fr_FR" w:bidi="fr_FR"/>
+        </w:rPr>
+        <w:t>8.5</w:t>
+      </w:r>
       <w:r>
         <w:rPr>
           <w:lang w:val="fr_FR" w:bidi="fr_FR"/>
@@ -6074,36 +5624,24 @@
         </w:rPr>
         <w:t>Josué exprime sa colère envers Dieu, ce qui explique le ton tranchant de la réponse de Dieu (</w:t>
       </w:r>
-      <w:hyperlink r:id="rId84">
-        <w:r>
-          <w:rPr>
-            <w:lang w:val="fr_FR" w:bidi="fr_FR"/>
-          </w:rPr>
-          <w:rPr>
-            <w:color w:val="0000EE"/>
-            <w:u w:val="single"/>
-          </w:rPr>
-          <w:t>7.10–15</w:t>
-        </w:r>
-      </w:hyperlink>
+      <w:r>
+        <w:rPr>
+          <w:lang w:val="fr_FR" w:bidi="fr_FR"/>
+        </w:rPr>
+        <w:t>7.10–15</w:t>
+      </w:r>
       <w:r>
         <w:rPr>
           <w:lang w:val="fr_FR" w:bidi="fr_FR"/>
         </w:rPr>
         <w:t>). Bien que la bataille ait été perdue à cause du péché d'Acan, Josué et les anciens d'Israël ont négligé de chercher la direction de Dieu (</w:t>
       </w:r>
-      <w:hyperlink r:id="rId85">
-        <w:r>
-          <w:rPr>
-            <w:lang w:val="fr_FR" w:bidi="fr_FR"/>
-          </w:rPr>
-          <w:rPr>
-            <w:color w:val="0000EE"/>
-            <w:u w:val="single"/>
-          </w:rPr>
-          <w:t>7.3</w:t>
-        </w:r>
-      </w:hyperlink>
+      <w:r>
+        <w:rPr>
+          <w:lang w:val="fr_FR" w:bidi="fr_FR"/>
+        </w:rPr>
+        <w:t>7.3</w:t>
+      </w:r>
       <w:r>
         <w:rPr>
           <w:lang w:val="fr_FR" w:bidi="fr_FR"/>
@@ -6164,36 +5702,24 @@
         </w:rPr>
         <w:t xml:space="preserve">Les craintes de Josué étaient fondées. Tout Canaan pensait Israël invincible. Cependant, parce que la petite ville d'Aï avait vaincu Israël, les Cananéens pouvaient penser que cela serait de nouveau possible. • Si Dieu permettait aux méchants de faire disparaître son peuple de la surface de la terre, les nations ne pourraient plus témoigner que Dieu continue d'agir dans son monde. • ton grand nom : cf. </w:t>
       </w:r>
-      <w:hyperlink r:id="rId86">
-        <w:r>
-          <w:rPr>
-            <w:lang w:val="fr_FR" w:bidi="fr_FR"/>
-          </w:rPr>
-          <w:rPr>
-            <w:color w:val="0000EE"/>
-            <w:u w:val="single"/>
-          </w:rPr>
-          <w:t>Ex 32.11–12</w:t>
-        </w:r>
-      </w:hyperlink>
+      <w:r>
+        <w:rPr>
+          <w:lang w:val="fr_FR" w:bidi="fr_FR"/>
+        </w:rPr>
+        <w:t>Ex 32.11–12</w:t>
+      </w:r>
       <w:r>
         <w:rPr>
           <w:lang w:val="fr_FR" w:bidi="fr_FR"/>
         </w:rPr>
         <w:t xml:space="preserve"> ; </w:t>
       </w:r>
-      <w:hyperlink r:id="rId87">
-        <w:r>
-          <w:rPr>
-            <w:lang w:val="fr_FR" w:bidi="fr_FR"/>
-          </w:rPr>
-          <w:rPr>
-            <w:color w:val="0000EE"/>
-            <w:u w:val="single"/>
-          </w:rPr>
-          <w:t>Nb 14.13–19</w:t>
-        </w:r>
-      </w:hyperlink>
+      <w:r>
+        <w:rPr>
+          <w:lang w:val="fr_FR" w:bidi="fr_FR"/>
+        </w:rPr>
+        <w:t>Nb 14.13–19</w:t>
+      </w:r>
       <w:r>
         <w:rPr>
           <w:lang w:val="fr_FR" w:bidi="fr_FR"/>
@@ -6458,36 +5984,24 @@
         </w:rPr>
         <w:t xml:space="preserve"> Rompre l'alliance du Seigneur était un crime, une haute trahison (voir par exemple, </w:t>
       </w:r>
-      <w:hyperlink r:id="rId88">
-        <w:r>
-          <w:rPr>
-            <w:lang w:val="fr_FR" w:bidi="fr_FR"/>
-          </w:rPr>
-          <w:rPr>
-            <w:color w:val="0000EE"/>
-            <w:u w:val="single"/>
-          </w:rPr>
-          <w:t>Ex 22.20</w:t>
-        </w:r>
-      </w:hyperlink>
+      <w:r>
+        <w:rPr>
+          <w:lang w:val="fr_FR" w:bidi="fr_FR"/>
+        </w:rPr>
+        <w:t>Ex 22.20</w:t>
+      </w:r>
       <w:r>
         <w:rPr>
           <w:lang w:val="fr_FR" w:bidi="fr_FR"/>
         </w:rPr>
         <w:t xml:space="preserve"> ; </w:t>
       </w:r>
-      <w:hyperlink r:id="rId89">
-        <w:r>
-          <w:rPr>
-            <w:lang w:val="fr_FR" w:bidi="fr_FR"/>
-          </w:rPr>
-          <w:rPr>
-            <w:color w:val="0000EE"/>
-            <w:u w:val="single"/>
-          </w:rPr>
-          <w:t>Dt 4.25–27</w:t>
-        </w:r>
-      </w:hyperlink>
+      <w:r>
+        <w:rPr>
+          <w:lang w:val="fr_FR" w:bidi="fr_FR"/>
+        </w:rPr>
+        <w:t>Dt 4.25–27</w:t>
+      </w:r>
       <w:r>
         <w:rPr>
           <w:lang w:val="fr_FR" w:bidi="fr_FR"/>
@@ -6542,36 +6056,24 @@
         </w:rPr>
         <w:t xml:space="preserve">Acan a peut-être été désigné par l'urim et le thummim, un système de tirage au sort sacré, donné par Dieu. Ces objets restaient sous la garde du grand prêtre, probablement dans un sac ou une pochette (voir </w:t>
       </w:r>
-      <w:hyperlink r:id="rId90">
-        <w:r>
-          <w:rPr>
-            <w:lang w:val="fr_FR" w:bidi="fr_FR"/>
-          </w:rPr>
-          <w:rPr>
-            <w:color w:val="0000EE"/>
-            <w:u w:val="single"/>
-          </w:rPr>
-          <w:t>Ex 28.30</w:t>
-        </w:r>
-      </w:hyperlink>
+      <w:r>
+        <w:rPr>
+          <w:lang w:val="fr_FR" w:bidi="fr_FR"/>
+        </w:rPr>
+        <w:t>Ex 28.30</w:t>
+      </w:r>
       <w:r>
         <w:rPr>
           <w:lang w:val="fr_FR" w:bidi="fr_FR"/>
         </w:rPr>
         <w:t xml:space="preserve"> ; </w:t>
       </w:r>
-      <w:hyperlink r:id="rId91">
-        <w:r>
-          <w:rPr>
-            <w:lang w:val="fr_FR" w:bidi="fr_FR"/>
-          </w:rPr>
-          <w:rPr>
-            <w:color w:val="0000EE"/>
-            <w:u w:val="single"/>
-          </w:rPr>
-          <w:t>Nb 27.21</w:t>
-        </w:r>
-      </w:hyperlink>
+      <w:r>
+        <w:rPr>
+          <w:lang w:val="fr_FR" w:bidi="fr_FR"/>
+        </w:rPr>
+        <w:t>Nb 27.21</w:t>
+      </w:r>
       <w:r>
         <w:rPr>
           <w:lang w:val="fr_FR" w:bidi="fr_FR"/>
@@ -6687,18 +6189,12 @@
         </w:rPr>
         <w:t xml:space="preserve"> siècle av. J.‑C). • La convoitise apparaît comme le dixième commandement (</w:t>
       </w:r>
-      <w:hyperlink r:id="rId92">
-        <w:r>
-          <w:rPr>
-            <w:lang w:val="fr_FR" w:bidi="fr_FR"/>
-          </w:rPr>
-          <w:rPr>
-            <w:color w:val="0000EE"/>
-            <w:u w:val="single"/>
-          </w:rPr>
-          <w:t>Ex 20.17</w:t>
-        </w:r>
-      </w:hyperlink>
+      <w:r>
+        <w:rPr>
+          <w:lang w:val="fr_FR" w:bidi="fr_FR"/>
+        </w:rPr>
+        <w:t>Ex 20.17</w:t>
+      </w:r>
       <w:r>
         <w:rPr>
           <w:lang w:val="fr_FR" w:bidi="fr_FR"/>
@@ -6849,18 +6345,12 @@
         </w:rPr>
         <w:t xml:space="preserve">La lapidation était un des moyens d'exécutions prescrits (voir, par exemple, </w:t>
       </w:r>
-      <w:hyperlink r:id="rId93">
-        <w:r>
-          <w:rPr>
-            <w:lang w:val="fr_FR" w:bidi="fr_FR"/>
-          </w:rPr>
-          <w:rPr>
-            <w:color w:val="0000EE"/>
-            <w:u w:val="single"/>
-          </w:rPr>
-          <w:t>Ex 19.13</w:t>
-        </w:r>
-      </w:hyperlink>
+      <w:r>
+        <w:rPr>
+          <w:lang w:val="fr_FR" w:bidi="fr_FR"/>
+        </w:rPr>
+        <w:t>Ex 19.13</w:t>
+      </w:r>
       <w:r>
         <w:rPr>
           <w:lang w:val="fr_FR" w:bidi="fr_FR"/>
@@ -6976,18 +6466,12 @@
         </w:rPr>
         <w:t>Ne crains point, et ne t'effraie point : Dieu avait donné à Josué un encouragement similaire avant de l'envoyer attaquer Jéricho (</w:t>
       </w:r>
-      <w:hyperlink r:id="rId94">
-        <w:r>
-          <w:rPr>
-            <w:lang w:val="fr_FR" w:bidi="fr_FR"/>
-          </w:rPr>
-          <w:rPr>
-            <w:color w:val="0000EE"/>
-            <w:u w:val="single"/>
-          </w:rPr>
-          <w:t>6.2</w:t>
-        </w:r>
-      </w:hyperlink>
+      <w:r>
+        <w:rPr>
+          <w:lang w:val="fr_FR" w:bidi="fr_FR"/>
+        </w:rPr>
+        <w:t>6.2</w:t>
+      </w:r>
       <w:r>
         <w:rPr>
           <w:lang w:val="fr_FR" w:bidi="fr_FR"/>
@@ -7090,18 +6574,12 @@
         </w:rPr>
         <w:t>Contrairement à d'autres nations antiques qui partaient en guerre pour acquérir des richesses, Israël agissait comme agent du jugement de Dieu sur les Cananéens ; le butin et le bétail étaient secondaires. • La stratégie pour prendre Aï consistait à planifier une embuscade. Josué a bien exécuté les instructions simples de Dieu. • derrière la ville : du côté ouest (</w:t>
       </w:r>
-      <w:hyperlink r:id="rId95">
-        <w:r>
-          <w:rPr>
-            <w:lang w:val="fr_FR" w:bidi="fr_FR"/>
-          </w:rPr>
-          <w:rPr>
-            <w:color w:val="0000EE"/>
-            <w:u w:val="single"/>
-          </w:rPr>
-          <w:t>8.12</w:t>
-        </w:r>
-      </w:hyperlink>
+      <w:r>
+        <w:rPr>
+          <w:lang w:val="fr_FR" w:bidi="fr_FR"/>
+        </w:rPr>
+        <w:t>8.12</w:t>
+      </w:r>
       <w:r>
         <w:rPr>
           <w:lang w:val="fr_FR" w:bidi="fr_FR"/>
@@ -7194,18 +6672,12 @@
         </w:rPr>
         <w:t xml:space="preserve"> Au cours de la bataille, ce groupe attendrait en embuscade jusqu'à ce que Josué les appelle (</w:t>
       </w:r>
-      <w:hyperlink r:id="rId96">
-        <w:r>
-          <w:rPr>
-            <w:lang w:val="fr_FR" w:bidi="fr_FR"/>
-          </w:rPr>
-          <w:rPr>
-            <w:color w:val="0000EE"/>
-            <w:u w:val="single"/>
-          </w:rPr>
-          <w:t>Jos 8.18–19</w:t>
-        </w:r>
-      </w:hyperlink>
+      <w:r>
+        <w:rPr>
+          <w:lang w:val="fr_FR" w:bidi="fr_FR"/>
+        </w:rPr>
+        <w:t>Jos 8.18–19</w:t>
+      </w:r>
       <w:r>
         <w:rPr>
           <w:lang w:val="fr_FR" w:bidi="fr_FR"/>
@@ -7404,18 +6876,12 @@
         </w:rPr>
         <w:t>Josué et l'armée israélite ont pris la fuite comme lors de la première attaque (</w:t>
       </w:r>
-      <w:hyperlink r:id="rId97">
-        <w:r>
-          <w:rPr>
-            <w:lang w:val="fr_FR" w:bidi="fr_FR"/>
-          </w:rPr>
-          <w:rPr>
-            <w:color w:val="0000EE"/>
-            <w:u w:val="single"/>
-          </w:rPr>
-          <w:t>7.4–5</w:t>
-        </w:r>
-      </w:hyperlink>
+      <w:r>
+        <w:rPr>
+          <w:lang w:val="fr_FR" w:bidi="fr_FR"/>
+        </w:rPr>
+        <w:t>7.4–5</w:t>
+      </w:r>
       <w:r>
         <w:rPr>
           <w:lang w:val="fr_FR" w:bidi="fr_FR"/>
@@ -7620,72 +7086,48 @@
         </w:rPr>
         <w:t xml:space="preserve">L'exécution publique des rois (voir aussi </w:t>
       </w:r>
-      <w:hyperlink r:id="rId98">
-        <w:r>
-          <w:rPr>
-            <w:lang w:val="fr_FR" w:bidi="fr_FR"/>
-          </w:rPr>
-          <w:rPr>
-            <w:color w:val="0000EE"/>
-            <w:u w:val="single"/>
-          </w:rPr>
-          <w:t>10.26</w:t>
-        </w:r>
-      </w:hyperlink>
+      <w:r>
+        <w:rPr>
+          <w:lang w:val="fr_FR" w:bidi="fr_FR"/>
+        </w:rPr>
+        <w:t>10.26</w:t>
+      </w:r>
       <w:r>
         <w:rPr>
           <w:lang w:val="fr_FR" w:bidi="fr_FR"/>
         </w:rPr>
         <w:t xml:space="preserve"> ; </w:t>
       </w:r>
-      <w:hyperlink r:id="rId99">
-        <w:r>
-          <w:rPr>
-            <w:lang w:val="fr_FR" w:bidi="fr_FR"/>
-          </w:rPr>
-          <w:rPr>
-            <w:color w:val="0000EE"/>
-            <w:u w:val="single"/>
-          </w:rPr>
-          <w:t>11.10</w:t>
-        </w:r>
-      </w:hyperlink>
+      <w:r>
+        <w:rPr>
+          <w:lang w:val="fr_FR" w:bidi="fr_FR"/>
+        </w:rPr>
+        <w:t>11.10</w:t>
+      </w:r>
       <w:r>
         <w:rPr>
           <w:lang w:val="fr_FR" w:bidi="fr_FR"/>
         </w:rPr>
         <w:t xml:space="preserve">, </w:t>
       </w:r>
-      <w:hyperlink r:id="rId100">
-        <w:r>
-          <w:rPr>
-            <w:lang w:val="fr_FR" w:bidi="fr_FR"/>
-          </w:rPr>
-          <w:rPr>
-            <w:color w:val="0000EE"/>
-            <w:u w:val="single"/>
-          </w:rPr>
-          <w:t>12</w:t>
-        </w:r>
-      </w:hyperlink>
+      <w:r>
+        <w:rPr>
+          <w:lang w:val="fr_FR" w:bidi="fr_FR"/>
+        </w:rPr>
+        <w:t>12</w:t>
+      </w:r>
       <w:r>
         <w:rPr>
           <w:lang w:val="fr_FR" w:bidi="fr_FR"/>
         </w:rPr>
         <w:t xml:space="preserve">) désignait d'autant plus Israël comme agent du jugement de Dieu sur les dirigeants et le peuple de Canaan, à cause de leur méchanceté. • Au coucher du soleil : voir </w:t>
       </w:r>
-      <w:hyperlink r:id="rId101">
-        <w:r>
-          <w:rPr>
-            <w:lang w:val="fr_FR" w:bidi="fr_FR"/>
-          </w:rPr>
-          <w:rPr>
-            <w:color w:val="0000EE"/>
-            <w:u w:val="single"/>
-          </w:rPr>
-          <w:t>Dt 21.22–23</w:t>
-        </w:r>
-      </w:hyperlink>
+      <w:r>
+        <w:rPr>
+          <w:lang w:val="fr_FR" w:bidi="fr_FR"/>
+        </w:rPr>
+        <w:t>Dt 21.22–23</w:t>
+      </w:r>
       <w:r>
         <w:rPr>
           <w:lang w:val="fr_FR" w:bidi="fr_FR"/>
@@ -7752,90 +7194,60 @@
         </w:rPr>
         <w:t>Des archéologues ont récemment découvert un autel sur le mont Ébal, construit en pierres brutes et non taillées par des outils en fer. Cependant, elles ne portaient aucune inscription (</w:t>
       </w:r>
-      <w:hyperlink r:id="rId102">
-        <w:r>
-          <w:rPr>
-            <w:lang w:val="fr_FR" w:bidi="fr_FR"/>
-          </w:rPr>
-          <w:rPr>
-            <w:color w:val="0000EE"/>
-            <w:u w:val="single"/>
-          </w:rPr>
-          <w:t>8.32</w:t>
-        </w:r>
-      </w:hyperlink>
+      <w:r>
+        <w:rPr>
+          <w:lang w:val="fr_FR" w:bidi="fr_FR"/>
+        </w:rPr>
+        <w:t>8.32</w:t>
+      </w:r>
       <w:r>
         <w:rPr>
           <w:lang w:val="fr_FR" w:bidi="fr_FR"/>
         </w:rPr>
         <w:t>). • Les holocaustes et les sacrifices d'actions de grâces étaient prescrits dans les lois sacrificielles que Dieu a transmises à Moïse alors qu'Israël était encore au mont Sinaï (</w:t>
       </w:r>
-      <w:hyperlink r:id="rId103">
-        <w:r>
-          <w:rPr>
-            <w:lang w:val="fr_FR" w:bidi="fr_FR"/>
-          </w:rPr>
-          <w:rPr>
-            <w:color w:val="0000EE"/>
-            <w:u w:val="single"/>
-          </w:rPr>
-          <w:t>Lv 1</w:t>
-        </w:r>
-      </w:hyperlink>
+      <w:r>
+        <w:rPr>
+          <w:lang w:val="fr_FR" w:bidi="fr_FR"/>
+        </w:rPr>
+        <w:t>Lv 1</w:t>
+      </w:r>
       <w:r>
         <w:rPr>
           <w:lang w:val="fr_FR" w:bidi="fr_FR"/>
         </w:rPr>
         <w:t xml:space="preserve">, </w:t>
       </w:r>
-      <w:hyperlink r:id="rId104">
-        <w:r>
-          <w:rPr>
-            <w:lang w:val="fr_FR" w:bidi="fr_FR"/>
-          </w:rPr>
-          <w:rPr>
-            <w:color w:val="0000EE"/>
-            <w:u w:val="single"/>
-          </w:rPr>
-          <w:t>3</w:t>
-        </w:r>
-      </w:hyperlink>
+      <w:r>
+        <w:rPr>
+          <w:lang w:val="fr_FR" w:bidi="fr_FR"/>
+        </w:rPr>
+        <w:t>3</w:t>
+      </w:r>
       <w:r>
         <w:rPr>
           <w:lang w:val="fr_FR" w:bidi="fr_FR"/>
         </w:rPr>
         <w:t xml:space="preserve">). Moïse a donné des instructions spécifiques à cette cérémonie (voir </w:t>
       </w:r>
-      <w:hyperlink r:id="rId105">
-        <w:r>
-          <w:rPr>
-            <w:lang w:val="fr_FR" w:bidi="fr_FR"/>
-          </w:rPr>
-          <w:rPr>
-            <w:color w:val="0000EE"/>
-            <w:u w:val="single"/>
-          </w:rPr>
-          <w:t xml:space="preserve">Dt 11.26–32 </w:t>
-        </w:r>
-      </w:hyperlink>
+      <w:r>
+        <w:rPr>
+          <w:lang w:val="fr_FR" w:bidi="fr_FR"/>
+        </w:rPr>
+        <w:t xml:space="preserve">Dt 11.26–32 </w:t>
+      </w:r>
       <w:r>
         <w:rPr>
           <w:lang w:val="fr_FR" w:bidi="fr_FR"/>
         </w:rPr>
         <w:t xml:space="preserve">; </w:t>
       </w:r>
-      <w:hyperlink r:id="rId106">
-        <w:r>
-          <w:rPr>
-            <w:lang w:val="fr_FR" w:bidi="fr_FR"/>
-          </w:rPr>
-          <w:rPr>
-            <w:color w:val="0000EE"/>
-            <w:u w:val="single"/>
-          </w:rPr>
-          <w:t>27.1–28.68</w:t>
-        </w:r>
-      </w:hyperlink>
+      <w:r>
+        <w:rPr>
+          <w:lang w:val="fr_FR" w:bidi="fr_FR"/>
+        </w:rPr>
+        <w:t>27.1–28.68</w:t>
+      </w:r>
       <w:r>
         <w:rPr>
           <w:lang w:val="fr_FR" w:bidi="fr_FR"/>
@@ -7890,18 +7302,12 @@
         </w:rPr>
         <w:t>Josué a exécuté l'ordre de Moïse de dresser des pierres et de les enduire de chaux (</w:t>
       </w:r>
-      <w:hyperlink r:id="rId107">
-        <w:r>
-          <w:rPr>
-            <w:lang w:val="fr_FR" w:bidi="fr_FR"/>
-          </w:rPr>
-          <w:rPr>
-            <w:color w:val="0000EE"/>
-            <w:u w:val="single"/>
-          </w:rPr>
-          <w:t>Dt 27.2–8</w:t>
-        </w:r>
-      </w:hyperlink>
+      <w:r>
+        <w:rPr>
+          <w:lang w:val="fr_FR" w:bidi="fr_FR"/>
+        </w:rPr>
+        <w:t>Dt 27.2–8</w:t>
+      </w:r>
       <w:r>
         <w:rPr>
           <w:lang w:val="fr_FR" w:bidi="fr_FR"/>
@@ -8052,18 +7458,12 @@
         </w:rPr>
         <w:t xml:space="preserve">Bénédictions... malédictions : voir </w:t>
       </w:r>
-      <w:hyperlink r:id="rId106">
-        <w:r>
-          <w:rPr>
-            <w:lang w:val="fr_FR" w:bidi="fr_FR"/>
-          </w:rPr>
-          <w:rPr>
-            <w:color w:val="0000EE"/>
-            <w:u w:val="single"/>
-          </w:rPr>
-          <w:t>Dt 27–28</w:t>
-        </w:r>
-      </w:hyperlink>
+      <w:r>
+        <w:rPr>
+          <w:lang w:val="fr_FR" w:bidi="fr_FR"/>
+        </w:rPr>
+        <w:t>Dt 27–28</w:t>
+      </w:r>
       <w:r>
         <w:rPr>
           <w:lang w:val="fr_FR" w:bidi="fr_FR"/>
@@ -8118,36 +7518,24 @@
         </w:rPr>
         <w:t>La pratique religieuse dans l'Ancien Testament n'était pas réservée uniquement aux hommes ; toute l'assemblée d'Israël englobait aussi les femmes et les enfants. • Les étrangers qui vivaient au milieu des Israélites comprenaient des individus sortis d'Égypte avec Israël lors de l'Exode (</w:t>
       </w:r>
-      <w:hyperlink r:id="rId108">
-        <w:r>
-          <w:rPr>
-            <w:lang w:val="fr_FR" w:bidi="fr_FR"/>
-          </w:rPr>
-          <w:rPr>
-            <w:color w:val="0000EE"/>
-            <w:u w:val="single"/>
-          </w:rPr>
-          <w:t>Ex 12.38</w:t>
-        </w:r>
-      </w:hyperlink>
+      <w:r>
+        <w:rPr>
+          <w:lang w:val="fr_FR" w:bidi="fr_FR"/>
+        </w:rPr>
+        <w:t>Ex 12.38</w:t>
+      </w:r>
       <w:r>
         <w:rPr>
           <w:lang w:val="fr_FR" w:bidi="fr_FR"/>
         </w:rPr>
         <w:t xml:space="preserve">, </w:t>
       </w:r>
-      <w:hyperlink r:id="rId109">
-        <w:r>
-          <w:rPr>
-            <w:lang w:val="fr_FR" w:bidi="fr_FR"/>
-          </w:rPr>
-          <w:rPr>
-            <w:color w:val="0000EE"/>
-            <w:u w:val="single"/>
-          </w:rPr>
-          <w:t>48–49</w:t>
-        </w:r>
-      </w:hyperlink>
+      <w:r>
+        <w:rPr>
+          <w:lang w:val="fr_FR" w:bidi="fr_FR"/>
+        </w:rPr>
+        <w:t>48–49</w:t>
+      </w:r>
       <w:r>
         <w:rPr>
           <w:lang w:val="fr_FR" w:bidi="fr_FR"/>
@@ -8262,36 +7650,24 @@
         </w:rPr>
         <w:t>Josué omet à nouveau de consulter Dieu (</w:t>
       </w:r>
-      <w:hyperlink r:id="rId110">
-        <w:r>
-          <w:rPr>
-            <w:lang w:val="fr_FR" w:bidi="fr_FR"/>
-          </w:rPr>
-          <w:rPr>
-            <w:color w:val="0000EE"/>
-            <w:u w:val="single"/>
-          </w:rPr>
-          <w:t>9.14</w:t>
-        </w:r>
-      </w:hyperlink>
+      <w:r>
+        <w:rPr>
+          <w:lang w:val="fr_FR" w:bidi="fr_FR"/>
+        </w:rPr>
+        <w:t>9.14</w:t>
+      </w:r>
       <w:r>
         <w:rPr>
           <w:lang w:val="fr_FR" w:bidi="fr_FR"/>
         </w:rPr>
         <w:t xml:space="preserve"> ; cf. </w:t>
       </w:r>
-      <w:hyperlink r:id="rId111">
-        <w:r>
-          <w:rPr>
-            <w:lang w:val="fr_FR" w:bidi="fr_FR"/>
-          </w:rPr>
-          <w:rPr>
-            <w:color w:val="0000EE"/>
-            <w:u w:val="single"/>
-          </w:rPr>
-          <w:t>7.2–4</w:t>
-        </w:r>
-      </w:hyperlink>
+      <w:r>
+        <w:rPr>
+          <w:lang w:val="fr_FR" w:bidi="fr_FR"/>
+        </w:rPr>
+        <w:t>7.2–4</w:t>
+      </w:r>
       <w:r>
         <w:rPr>
           <w:lang w:val="fr_FR" w:bidi="fr_FR"/>
@@ -8340,18 +7716,12 @@
           <w:lang w:val="fr_FR" w:bidi="fr_FR"/>
         </w:rPr>
       </w:r>
-      <w:hyperlink r:id="rId112">
-        <w:r>
-          <w:rPr>
-            <w:lang w:val="fr_FR" w:bidi="fr_FR"/>
-          </w:rPr>
-          <w:rPr>
-            <w:color w:val="0000EE"/>
-            <w:u w:val="single"/>
-          </w:rPr>
-          <w:t>Le chapitre 10</w:t>
-        </w:r>
-      </w:hyperlink>
+      <w:r>
+        <w:rPr>
+          <w:lang w:val="fr_FR" w:bidi="fr_FR"/>
+        </w:rPr>
+        <w:t>Le chapitre 10</w:t>
+      </w:r>
       <w:r>
         <w:rPr>
           <w:lang w:val="fr_FR" w:bidi="fr_FR"/>
@@ -8520,72 +7890,48 @@
         </w:rPr>
         <w:t xml:space="preserve">Le nom des Héviens est connu uniquement au travers de la Bible et renvoie à un groupe ethnique non sémitique qui vivait dans divers endroits de Canaan (voir </w:t>
       </w:r>
-      <w:hyperlink r:id="rId113">
-        <w:r>
-          <w:rPr>
-            <w:lang w:val="fr_FR" w:bidi="fr_FR"/>
-          </w:rPr>
-          <w:rPr>
-            <w:color w:val="0000EE"/>
-            <w:u w:val="single"/>
-          </w:rPr>
-          <w:t>Gn 34.2</w:t>
-        </w:r>
-      </w:hyperlink>
+      <w:r>
+        <w:rPr>
+          <w:lang w:val="fr_FR" w:bidi="fr_FR"/>
+        </w:rPr>
+        <w:t>Gn 34.2</w:t>
+      </w:r>
       <w:r>
         <w:rPr>
           <w:lang w:val="fr_FR" w:bidi="fr_FR"/>
         </w:rPr>
         <w:t xml:space="preserve"> ; </w:t>
       </w:r>
-      <w:hyperlink r:id="rId114">
-        <w:r>
-          <w:rPr>
-            <w:lang w:val="fr_FR" w:bidi="fr_FR"/>
-          </w:rPr>
-          <w:rPr>
-            <w:color w:val="0000EE"/>
-            <w:u w:val="single"/>
-          </w:rPr>
-          <w:t>36.2</w:t>
-        </w:r>
-      </w:hyperlink>
+      <w:r>
+        <w:rPr>
+          <w:lang w:val="fr_FR" w:bidi="fr_FR"/>
+        </w:rPr>
+        <w:t>36.2</w:t>
+      </w:r>
       <w:r>
         <w:rPr>
           <w:lang w:val="fr_FR" w:bidi="fr_FR"/>
         </w:rPr>
         <w:t xml:space="preserve"> ; </w:t>
       </w:r>
-      <w:hyperlink r:id="rId115">
-        <w:r>
-          <w:rPr>
-            <w:lang w:val="fr_FR" w:bidi="fr_FR"/>
-          </w:rPr>
-          <w:rPr>
-            <w:color w:val="0000EE"/>
-            <w:u w:val="single"/>
-          </w:rPr>
-          <w:t>Ex 23.23</w:t>
-        </w:r>
-      </w:hyperlink>
+      <w:r>
+        <w:rPr>
+          <w:lang w:val="fr_FR" w:bidi="fr_FR"/>
+        </w:rPr>
+        <w:t>Ex 23.23</w:t>
+      </w:r>
       <w:r>
         <w:rPr>
           <w:lang w:val="fr_FR" w:bidi="fr_FR"/>
         </w:rPr>
         <w:t xml:space="preserve">, </w:t>
       </w:r>
-      <w:hyperlink r:id="rId116">
-        <w:r>
-          <w:rPr>
-            <w:lang w:val="fr_FR" w:bidi="fr_FR"/>
-          </w:rPr>
-          <w:rPr>
-            <w:color w:val="0000EE"/>
-            <w:u w:val="single"/>
-          </w:rPr>
-          <w:t>28</w:t>
-        </w:r>
-      </w:hyperlink>
+      <w:r>
+        <w:rPr>
+          <w:lang w:val="fr_FR" w:bidi="fr_FR"/>
+        </w:rPr>
+        <w:t>28</w:t>
+      </w:r>
       <w:r>
         <w:rPr>
           <w:lang w:val="fr_FR" w:bidi="fr_FR"/>
@@ -8604,18 +7950,12 @@
         </w:rPr>
         <w:t xml:space="preserve"> les dirigeants d'Israël conçoivent la possibilité d'une imposture. Josué fait suivre la réponse évasive des Gabaonites par deux questions directes. Cependant, il aurait pu directement recevoir une réponse en consultant l'Éternel (</w:t>
       </w:r>
-      <w:hyperlink r:id="rId110">
-        <w:r>
-          <w:rPr>
-            <w:lang w:val="fr_FR" w:bidi="fr_FR"/>
-          </w:rPr>
-          <w:rPr>
-            <w:color w:val="0000EE"/>
-            <w:u w:val="single"/>
-          </w:rPr>
-          <w:t>Jos 9.14</w:t>
-        </w:r>
-      </w:hyperlink>
+      <w:r>
+        <w:rPr>
+          <w:lang w:val="fr_FR" w:bidi="fr_FR"/>
+        </w:rPr>
+        <w:t>Jos 9.14</w:t>
+      </w:r>
       <w:r>
         <w:rPr>
           <w:lang w:val="fr_FR" w:bidi="fr_FR"/>
@@ -8670,36 +8010,24 @@
         </w:rPr>
         <w:t xml:space="preserve">En Égypte : voir </w:t>
       </w:r>
-      <w:hyperlink r:id="rId117">
-        <w:r>
-          <w:rPr>
-            <w:lang w:val="fr_FR" w:bidi="fr_FR"/>
-          </w:rPr>
-          <w:rPr>
-            <w:color w:val="0000EE"/>
-            <w:u w:val="single"/>
-          </w:rPr>
-          <w:t>Ex 7–14</w:t>
-        </w:r>
-      </w:hyperlink>
+      <w:r>
+        <w:rPr>
+          <w:lang w:val="fr_FR" w:bidi="fr_FR"/>
+        </w:rPr>
+        <w:t>Ex 7–14</w:t>
+      </w:r>
       <w:r>
         <w:rPr>
           <w:lang w:val="fr_FR" w:bidi="fr_FR"/>
         </w:rPr>
         <w:t xml:space="preserve">. • rois... Sihon... Og : voir </w:t>
       </w:r>
-      <w:hyperlink r:id="rId118">
-        <w:r>
-          <w:rPr>
-            <w:lang w:val="fr_FR" w:bidi="fr_FR"/>
-          </w:rPr>
-          <w:rPr>
-            <w:color w:val="0000EE"/>
-            <w:u w:val="single"/>
-          </w:rPr>
-          <w:t>Nb 21</w:t>
-        </w:r>
-      </w:hyperlink>
+      <w:r>
+        <w:rPr>
+          <w:lang w:val="fr_FR" w:bidi="fr_FR"/>
+        </w:rPr>
+        <w:t>Nb 21</w:t>
+      </w:r>
       <w:r>
         <w:rPr>
           <w:lang w:val="fr_FR" w:bidi="fr_FR"/>
@@ -8887,18 +8215,12 @@
         </w:rPr>
         <w:t xml:space="preserve">) : les nations ratifiaient les alliances par une cérémonie impliquant la coupe d'animaux sacrificiels par le milieu. Les deux partis de l'alliance marchaient entre les deux moitiés d'animaux (cf. </w:t>
       </w:r>
-      <w:hyperlink r:id="rId119">
-        <w:r>
-          <w:rPr>
-            <w:lang w:val="fr_FR" w:bidi="fr_FR"/>
-          </w:rPr>
-          <w:rPr>
-            <w:color w:val="0000EE"/>
-            <w:u w:val="single"/>
-          </w:rPr>
-          <w:t>Gn 15.9–18</w:t>
-        </w:r>
-      </w:hyperlink>
+      <w:r>
+        <w:rPr>
+          <w:lang w:val="fr_FR" w:bidi="fr_FR"/>
+        </w:rPr>
+        <w:t>Gn 15.9–18</w:t>
+      </w:r>
       <w:r>
         <w:rPr>
           <w:lang w:val="fr_FR" w:bidi="fr_FR"/>
@@ -8917,18 +8239,12 @@
         </w:rPr>
         <w:t>). • En Israël, un serment contractuel était prêté au nom du Seigneur. Violer le serment suscitait le jugement du Seigneur pour avoir juré faussement (</w:t>
       </w:r>
-      <w:hyperlink r:id="rId120">
-        <w:r>
-          <w:rPr>
-            <w:lang w:val="fr_FR" w:bidi="fr_FR"/>
-          </w:rPr>
-          <w:rPr>
-            <w:color w:val="0000EE"/>
-            <w:u w:val="single"/>
-          </w:rPr>
-          <w:t>Ex 20.7</w:t>
-        </w:r>
-      </w:hyperlink>
+      <w:r>
+        <w:rPr>
+          <w:lang w:val="fr_FR" w:bidi="fr_FR"/>
+        </w:rPr>
+        <w:t>Ex 20.7</w:t>
+      </w:r>
       <w:r>
         <w:rPr>
           <w:lang w:val="fr_FR" w:bidi="fr_FR"/>
@@ -8989,18 +8305,12 @@
         </w:rPr>
         <w:t>n rapportant la découverte des Israélites, l'auteur a répété l'expression qu'ils avaient employé pour exprimer leur suspicion envers les Gabaonites (</w:t>
       </w:r>
-      <w:hyperlink r:id="rId121">
-        <w:r>
-          <w:rPr>
-            <w:lang w:val="fr_FR" w:bidi="fr_FR"/>
-          </w:rPr>
-          <w:rPr>
-            <w:color w:val="0000EE"/>
-            <w:u w:val="single"/>
-          </w:rPr>
-          <w:t>9.7</w:t>
-        </w:r>
-      </w:hyperlink>
+      <w:r>
+        <w:rPr>
+          <w:lang w:val="fr_FR" w:bidi="fr_FR"/>
+        </w:rPr>
+        <w:t>9.7</w:t>
+      </w:r>
       <w:r>
         <w:rPr>
           <w:lang w:val="fr_FR" w:bidi="fr_FR"/>
@@ -9115,18 +8425,12 @@
         </w:rPr>
         <w:t xml:space="preserve">Israël n'avait pas le droit de rompre cette alliance, même en raison de l'imposture des Gabaonites pour la conclure. Rompre une alliance jurée par serment en présence de l'Éternel aurait déshonoré son nom (cf. </w:t>
       </w:r>
-      <w:hyperlink r:id="rId122">
-        <w:r>
-          <w:rPr>
-            <w:lang w:val="fr_FR" w:bidi="fr_FR"/>
-          </w:rPr>
-          <w:rPr>
-            <w:color w:val="0000EE"/>
-            <w:u w:val="single"/>
-          </w:rPr>
-          <w:t>Gn 27.30–38</w:t>
-        </w:r>
-      </w:hyperlink>
+      <w:r>
+        <w:rPr>
+          <w:lang w:val="fr_FR" w:bidi="fr_FR"/>
+        </w:rPr>
+        <w:t>Gn 27.30–38</w:t>
+      </w:r>
       <w:r>
         <w:rPr>
           <w:lang w:val="fr_FR" w:bidi="fr_FR"/>
@@ -9385,18 +8689,12 @@
         </w:rPr>
         <w:t>Adoni-Tsédek signifie « maître de la justice » ou « mon maître est juste ». Un précédent roi de Jérusalem, Melchisédek (« roi de la justice » ou « mon roi est juste »), avait été « sacrificateur de Dieu Très-Haut » et un ami d'Abraham (</w:t>
       </w:r>
-      <w:hyperlink r:id="rId123">
-        <w:r>
-          <w:rPr>
-            <w:lang w:val="fr_FR" w:bidi="fr_FR"/>
-          </w:rPr>
-          <w:rPr>
-            <w:color w:val="0000EE"/>
-            <w:u w:val="single"/>
-          </w:rPr>
-          <w:t>Gn 14.18–20</w:t>
-        </w:r>
-      </w:hyperlink>
+      <w:r>
+        <w:rPr>
+          <w:lang w:val="fr_FR" w:bidi="fr_FR"/>
+        </w:rPr>
+        <w:t>Gn 14.18–20</w:t>
+      </w:r>
       <w:r>
         <w:rPr>
           <w:lang w:val="fr_FR" w:bidi="fr_FR"/>
@@ -9667,36 +8965,24 @@
         </w:rPr>
         <w:t xml:space="preserve">Dieu a de nouveau exhorté Josué à ne pas avoir peur, lui assurant la victoire sur les ennemis d'Israël (voir aussi </w:t>
       </w:r>
-      <w:hyperlink r:id="rId79">
-        <w:r>
-          <w:rPr>
-            <w:lang w:val="fr_FR" w:bidi="fr_FR"/>
-          </w:rPr>
-          <w:rPr>
-            <w:color w:val="0000EE"/>
-            <w:u w:val="single"/>
-          </w:rPr>
-          <w:t>1.9</w:t>
-        </w:r>
-      </w:hyperlink>
+      <w:r>
+        <w:rPr>
+          <w:lang w:val="fr_FR" w:bidi="fr_FR"/>
+        </w:rPr>
+        <w:t>1.9</w:t>
+      </w:r>
       <w:r>
         <w:rPr>
           <w:lang w:val="fr_FR" w:bidi="fr_FR"/>
         </w:rPr>
         <w:t xml:space="preserve"> ; </w:t>
       </w:r>
-      <w:hyperlink r:id="rId124">
-        <w:r>
-          <w:rPr>
-            <w:lang w:val="fr_FR" w:bidi="fr_FR"/>
-          </w:rPr>
-          <w:rPr>
-            <w:color w:val="0000EE"/>
-            <w:u w:val="single"/>
-          </w:rPr>
-          <w:t>8.1</w:t>
-        </w:r>
-      </w:hyperlink>
+      <w:r>
+        <w:rPr>
+          <w:lang w:val="fr_FR" w:bidi="fr_FR"/>
+        </w:rPr>
+        <w:t>8.1</w:t>
+      </w:r>
       <w:r>
         <w:rPr>
           <w:lang w:val="fr_FR" w:bidi="fr_FR"/>
@@ -10004,18 +9290,12 @@
         </w:rPr>
         <w:t>Ces cinq rois avaient dirigé la coalition du sud contre le peuple de Dieu. • Bien que l'emplacement de Makkéda soit incertain, on le situe dans les environs de Lakis (</w:t>
       </w:r>
-      <w:hyperlink r:id="rId125">
-        <w:r>
-          <w:rPr>
-            <w:lang w:val="fr_FR" w:bidi="fr_FR"/>
-          </w:rPr>
-          <w:rPr>
-            <w:color w:val="0000EE"/>
-            <w:u w:val="single"/>
-          </w:rPr>
-          <w:t>15.39–41</w:t>
-        </w:r>
-      </w:hyperlink>
+      <w:r>
+        <w:rPr>
+          <w:lang w:val="fr_FR" w:bidi="fr_FR"/>
+        </w:rPr>
+        <w:t>15.39–41</w:t>
+      </w:r>
       <w:r>
         <w:rPr>
           <w:lang w:val="fr_FR" w:bidi="fr_FR"/>
@@ -10214,36 +9494,24 @@
         </w:rPr>
         <w:t>Josué encourage ses hommes à Makkéda, par les mêmes mots que Dieu avait utilisés pour l'encourager avant qu'Israël ne traverse le Jourdain, et encore avant la bataille d'Aï (</w:t>
       </w:r>
-      <w:hyperlink r:id="rId79">
-        <w:r>
-          <w:rPr>
-            <w:lang w:val="fr_FR" w:bidi="fr_FR"/>
-          </w:rPr>
-          <w:rPr>
-            <w:color w:val="0000EE"/>
-            <w:u w:val="single"/>
-          </w:rPr>
-          <w:t>1.9</w:t>
-        </w:r>
-      </w:hyperlink>
+      <w:r>
+        <w:rPr>
+          <w:lang w:val="fr_FR" w:bidi="fr_FR"/>
+        </w:rPr>
+        <w:t>1.9</w:t>
+      </w:r>
       <w:r>
         <w:rPr>
           <w:lang w:val="fr_FR" w:bidi="fr_FR"/>
         </w:rPr>
         <w:t xml:space="preserve"> ; </w:t>
       </w:r>
-      <w:hyperlink r:id="rId124">
-        <w:r>
-          <w:rPr>
-            <w:lang w:val="fr_FR" w:bidi="fr_FR"/>
-          </w:rPr>
-          <w:rPr>
-            <w:color w:val="0000EE"/>
-            <w:u w:val="single"/>
-          </w:rPr>
-          <w:t>8.1</w:t>
-        </w:r>
-      </w:hyperlink>
+      <w:r>
+        <w:rPr>
+          <w:lang w:val="fr_FR" w:bidi="fr_FR"/>
+        </w:rPr>
+        <w:t>8.1</w:t>
+      </w:r>
       <w:r>
         <w:rPr>
           <w:lang w:val="fr_FR" w:bidi="fr_FR"/>
@@ -10298,18 +9566,12 @@
         </w:rPr>
         <w:t xml:space="preserve">L'exécution des cinq rois ordonnée par Josué suivait le même modèle établi avec le roi d'Aï (voir la note sur </w:t>
       </w:r>
-      <w:hyperlink r:id="rId126">
-        <w:r>
-          <w:rPr>
-            <w:lang w:val="fr_FR" w:bidi="fr_FR"/>
-          </w:rPr>
-          <w:rPr>
-            <w:color w:val="0000EE"/>
-            <w:u w:val="single"/>
-          </w:rPr>
-          <w:t>8.29</w:t>
-        </w:r>
-      </w:hyperlink>
+      <w:r>
+        <w:rPr>
+          <w:lang w:val="fr_FR" w:bidi="fr_FR"/>
+        </w:rPr>
+        <w:t>8.29</w:t>
+      </w:r>
       <w:r>
         <w:rPr>
           <w:lang w:val="fr_FR" w:bidi="fr_FR"/>
@@ -10424,18 +9686,12 @@
         </w:rPr>
         <w:t>Josué a conduit les Israélites à travers le sud de Canaan, où ils ont capturé, mais sans faire brûler, de nombreuses villes importantes. Dieu avait promis qu'Israël habiterait dans des villes qu'ils n'avaient pas construites (</w:t>
       </w:r>
-      <w:hyperlink r:id="rId127">
-        <w:r>
-          <w:rPr>
-            <w:lang w:val="fr_FR" w:bidi="fr_FR"/>
-          </w:rPr>
-          <w:rPr>
-            <w:color w:val="0000EE"/>
-            <w:u w:val="single"/>
-          </w:rPr>
-          <w:t>Dt 6.10</w:t>
-        </w:r>
-      </w:hyperlink>
+      <w:r>
+        <w:rPr>
+          <w:lang w:val="fr_FR" w:bidi="fr_FR"/>
+        </w:rPr>
+        <w:t>Dt 6.10</w:t>
+      </w:r>
       <w:r>
         <w:rPr>
           <w:lang w:val="fr_FR" w:bidi="fr_FR"/>
@@ -10694,36 +9950,24 @@
         </w:rPr>
         <w:t>Gosen n'est pas à confondre avec la région dans le delta du Nil en Égypte (</w:t>
       </w:r>
-      <w:hyperlink r:id="rId128">
-        <w:r>
-          <w:rPr>
-            <w:lang w:val="fr_FR" w:bidi="fr_FR"/>
-          </w:rPr>
-          <w:rPr>
-            <w:color w:val="0000EE"/>
-            <w:u w:val="single"/>
-          </w:rPr>
-          <w:t>Gn 47.27</w:t>
-        </w:r>
-      </w:hyperlink>
+      <w:r>
+        <w:rPr>
+          <w:lang w:val="fr_FR" w:bidi="fr_FR"/>
+        </w:rPr>
+        <w:t>Gn 47.27</w:t>
+      </w:r>
       <w:r>
         <w:rPr>
           <w:lang w:val="fr_FR" w:bidi="fr_FR"/>
         </w:rPr>
         <w:t>) : elle est une ville dans la région montagneuse (</w:t>
       </w:r>
-      <w:hyperlink r:id="rId129">
-        <w:r>
-          <w:rPr>
-            <w:lang w:val="fr_FR" w:bidi="fr_FR"/>
-          </w:rPr>
-          <w:rPr>
-            <w:color w:val="0000EE"/>
-            <w:u w:val="single"/>
-          </w:rPr>
-          <w:t>Jos 15.51</w:t>
-        </w:r>
-      </w:hyperlink>
+      <w:r>
+        <w:rPr>
+          <w:lang w:val="fr_FR" w:bidi="fr_FR"/>
+        </w:rPr>
+        <w:t>Jos 15.51</w:t>
+      </w:r>
       <w:r>
         <w:rPr>
           <w:lang w:val="fr_FR" w:bidi="fr_FR"/>
@@ -10826,18 +10070,12 @@
         </w:rPr>
         <w:t xml:space="preserve">Hatsor se situait le long de la route commerciale du pays, et était de loin la plus grande et la plus importante ville de l'arrière-pays de Canaan (voir </w:t>
       </w:r>
-      <w:hyperlink r:id="rId99">
-        <w:r>
-          <w:rPr>
-            <w:lang w:val="fr_FR" w:bidi="fr_FR"/>
-          </w:rPr>
-          <w:rPr>
-            <w:color w:val="0000EE"/>
-            <w:u w:val="single"/>
-          </w:rPr>
-          <w:t>11.10</w:t>
-        </w:r>
-      </w:hyperlink>
+      <w:r>
+        <w:rPr>
+          <w:lang w:val="fr_FR" w:bidi="fr_FR"/>
+        </w:rPr>
+        <w:t>11.10</w:t>
+      </w:r>
       <w:r>
         <w:rPr>
           <w:lang w:val="fr_FR" w:bidi="fr_FR"/>
@@ -10892,36 +10130,24 @@
         </w:rPr>
         <w:t xml:space="preserve">À travers les récits détaillés de la campagne de Josué vers le sud de Canaan (ch. </w:t>
       </w:r>
-      <w:hyperlink r:id="rId130">
-        <w:r>
-          <w:rPr>
-            <w:lang w:val="fr_FR" w:bidi="fr_FR"/>
-          </w:rPr>
-          <w:rPr>
-            <w:color w:val="0000EE"/>
-            <w:u w:val="single"/>
-          </w:rPr>
-          <w:t>6–10</w:t>
-        </w:r>
-      </w:hyperlink>
+      <w:r>
+        <w:rPr>
+          <w:lang w:val="fr_FR" w:bidi="fr_FR"/>
+        </w:rPr>
+        <w:t>6–10</w:t>
+      </w:r>
       <w:r>
         <w:rPr>
           <w:lang w:val="fr_FR" w:bidi="fr_FR"/>
         </w:rPr>
         <w:t xml:space="preserve">), le narrateur souligne particulièrement le besoin des Israélites de l'aide Dieu pour réussir. Puisque ce qui est vrai pour la campagne vers le sud le serait également pour la campagne vers le nord (ch. </w:t>
       </w:r>
-      <w:hyperlink r:id="rId131">
-        <w:r>
-          <w:rPr>
-            <w:lang w:val="fr_FR" w:bidi="fr_FR"/>
-          </w:rPr>
-          <w:rPr>
-            <w:color w:val="0000EE"/>
-            <w:u w:val="single"/>
-          </w:rPr>
-          <w:t>11</w:t>
-        </w:r>
-      </w:hyperlink>
+      <w:r>
+        <w:rPr>
+          <w:lang w:val="fr_FR" w:bidi="fr_FR"/>
+        </w:rPr>
+        <w:t>11</w:t>
+      </w:r>
       <w:r>
         <w:rPr>
           <w:lang w:val="fr_FR" w:bidi="fr_FR"/>
@@ -11084,36 +10310,24 @@
         </w:rPr>
         <w:t xml:space="preserve"> : Dieu désire qu'Israël compte davantage sur lui que sur leurs armes et leur équipement (cf. </w:t>
       </w:r>
-      <w:hyperlink r:id="rId132">
-        <w:r>
-          <w:rPr>
-            <w:lang w:val="fr_FR" w:bidi="fr_FR"/>
-          </w:rPr>
-          <w:rPr>
-            <w:color w:val="0000EE"/>
-            <w:u w:val="single"/>
-          </w:rPr>
-          <w:t>Dt 17.16</w:t>
-        </w:r>
-      </w:hyperlink>
+      <w:r>
+        <w:rPr>
+          <w:lang w:val="fr_FR" w:bidi="fr_FR"/>
+        </w:rPr>
+        <w:t>Dt 17.16</w:t>
+      </w:r>
       <w:r>
         <w:rPr>
           <w:lang w:val="fr_FR" w:bidi="fr_FR"/>
         </w:rPr>
         <w:t xml:space="preserve"> ; </w:t>
       </w:r>
-      <w:hyperlink r:id="rId133">
-        <w:r>
-          <w:rPr>
-            <w:lang w:val="fr_FR" w:bidi="fr_FR"/>
-          </w:rPr>
-          <w:rPr>
-            <w:color w:val="0000EE"/>
-            <w:u w:val="single"/>
-          </w:rPr>
-          <w:t>Es 31.1</w:t>
-        </w:r>
-      </w:hyperlink>
+      <w:r>
+        <w:rPr>
+          <w:lang w:val="fr_FR" w:bidi="fr_FR"/>
+        </w:rPr>
+        <w:t>Es 31.1</w:t>
+      </w:r>
       <w:r>
         <w:rPr>
           <w:lang w:val="fr_FR" w:bidi="fr_FR"/>
@@ -11312,36 +10526,24 @@
         </w:rPr>
         <w:t>Les villes situées sur des collines : dans le Proche-Orient ancien, il était courant de reconstruire les villes sur les mêmes sites après leur destruction. Tous les éléments qui rendaient un site avantageux à construire demeuraient après la destruction d'une ville. De nombreuses villes ont ainsi été reconstruites plusieurs fois, gagnant lentement en hauteur à mesure que des débris s'accumulaient après chaque destruction. • Josué a seulement fait brûler Hatsor au nord, tout comme il avait détruit Jéricho (</w:t>
       </w:r>
-      <w:hyperlink r:id="rId134">
-        <w:r>
-          <w:rPr>
-            <w:lang w:val="fr_FR" w:bidi="fr_FR"/>
-          </w:rPr>
-          <w:rPr>
-            <w:color w:val="0000EE"/>
-            <w:u w:val="single"/>
-          </w:rPr>
-          <w:t>6.24</w:t>
-        </w:r>
-      </w:hyperlink>
+      <w:r>
+        <w:rPr>
+          <w:lang w:val="fr_FR" w:bidi="fr_FR"/>
+        </w:rPr>
+        <w:t>6.24</w:t>
+      </w:r>
       <w:r>
         <w:rPr>
           <w:lang w:val="fr_FR" w:bidi="fr_FR"/>
         </w:rPr>
         <w:t>) et Aï (</w:t>
       </w:r>
-      <w:hyperlink r:id="rId135">
-        <w:r>
-          <w:rPr>
-            <w:lang w:val="fr_FR" w:bidi="fr_FR"/>
-          </w:rPr>
-          <w:rPr>
-            <w:color w:val="0000EE"/>
-            <w:u w:val="single"/>
-          </w:rPr>
-          <w:t>8.28</w:t>
-        </w:r>
-      </w:hyperlink>
+      <w:r>
+        <w:rPr>
+          <w:lang w:val="fr_FR" w:bidi="fr_FR"/>
+        </w:rPr>
+        <w:t>8.28</w:t>
+      </w:r>
       <w:r>
         <w:rPr>
           <w:lang w:val="fr_FR" w:bidi="fr_FR"/>
@@ -11409,18 +10611,12 @@
         </w:rPr>
         <w:t xml:space="preserve"> ou « livre de la loi » (</w:t>
       </w:r>
-      <w:hyperlink r:id="rId136">
-        <w:r>
-          <w:rPr>
-            <w:lang w:val="fr_FR" w:bidi="fr_FR"/>
-          </w:rPr>
-          <w:rPr>
-            <w:color w:val="0000EE"/>
-            <w:u w:val="single"/>
-          </w:rPr>
-          <w:t>1.7–10</w:t>
-        </w:r>
-      </w:hyperlink>
+      <w:r>
+        <w:rPr>
+          <w:lang w:val="fr_FR" w:bidi="fr_FR"/>
+        </w:rPr>
+        <w:t>1.7–10</w:t>
+      </w:r>
       <w:r>
         <w:rPr>
           <w:lang w:val="fr_FR" w:bidi="fr_FR"/>
@@ -11475,18 +10671,12 @@
         </w:rPr>
         <w:t xml:space="preserve">Bien que les premières victoires lors des campagnes du sud et du nord aient été rapides et décisives, il a fallu beaucoup de temps pour prendre les villes fortifiées. Après qu'Israël a traversé le Jourdain, la conquête totale de Canaan a probablement pris cinq ans (voir </w:t>
       </w:r>
-      <w:hyperlink r:id="rId137">
-        <w:r>
-          <w:rPr>
-            <w:lang w:val="fr_FR" w:bidi="fr_FR"/>
-          </w:rPr>
-          <w:rPr>
-            <w:color w:val="0000EE"/>
-            <w:u w:val="single"/>
-          </w:rPr>
-          <w:t>14.10</w:t>
-        </w:r>
-      </w:hyperlink>
+      <w:r>
+        <w:rPr>
+          <w:lang w:val="fr_FR" w:bidi="fr_FR"/>
+        </w:rPr>
+        <w:t>14.10</w:t>
+      </w:r>
       <w:r>
         <w:rPr>
           <w:lang w:val="fr_FR" w:bidi="fr_FR"/>
@@ -11589,36 +10779,24 @@
         </w:rPr>
         <w:t xml:space="preserve">Les Anakim : voir </w:t>
       </w:r>
-      <w:hyperlink r:id="rId138">
-        <w:r>
-          <w:rPr>
-            <w:lang w:val="fr_FR" w:bidi="fr_FR"/>
-          </w:rPr>
-          <w:rPr>
-            <w:color w:val="0000EE"/>
-            <w:u w:val="single"/>
-          </w:rPr>
-          <w:t>Nb 13.28</w:t>
-        </w:r>
-      </w:hyperlink>
+      <w:r>
+        <w:rPr>
+          <w:lang w:val="fr_FR" w:bidi="fr_FR"/>
+        </w:rPr>
+        <w:t>Nb 13.28</w:t>
+      </w:r>
       <w:r>
         <w:rPr>
           <w:lang w:val="fr_FR" w:bidi="fr_FR"/>
         </w:rPr>
         <w:t xml:space="preserve">, </w:t>
       </w:r>
-      <w:hyperlink r:id="rId139">
-        <w:r>
-          <w:rPr>
-            <w:lang w:val="fr_FR" w:bidi="fr_FR"/>
-          </w:rPr>
-          <w:rPr>
-            <w:color w:val="0000EE"/>
-            <w:u w:val="single"/>
-          </w:rPr>
-          <w:t>33</w:t>
-        </w:r>
-      </w:hyperlink>
+      <w:r>
+        <w:rPr>
+          <w:lang w:val="fr_FR" w:bidi="fr_FR"/>
+        </w:rPr>
+        <w:t>33</w:t>
+      </w:r>
       <w:r>
         <w:rPr>
           <w:lang w:val="fr_FR" w:bidi="fr_FR"/>
@@ -11733,36 +10911,24 @@
         </w:rPr>
         <w:t xml:space="preserve">Le torrent de l'Arnon se jette dans la mer Morte à mi-chemin de son côté est, formant la gorge de l'Arnon. C'est là qu'Israël a entamé ses conquêtes (voir </w:t>
       </w:r>
-      <w:hyperlink r:id="rId140">
-        <w:r>
-          <w:rPr>
-            <w:lang w:val="fr_FR" w:bidi="fr_FR"/>
-          </w:rPr>
-          <w:rPr>
-            <w:color w:val="0000EE"/>
-            <w:u w:val="single"/>
-          </w:rPr>
-          <w:t>Nb 21.13–15</w:t>
-        </w:r>
-      </w:hyperlink>
+      <w:r>
+        <w:rPr>
+          <w:lang w:val="fr_FR" w:bidi="fr_FR"/>
+        </w:rPr>
+        <w:t>Nb 21.13–15</w:t>
+      </w:r>
       <w:r>
         <w:rPr>
           <w:lang w:val="fr_FR" w:bidi="fr_FR"/>
         </w:rPr>
         <w:t xml:space="preserve">, </w:t>
       </w:r>
-      <w:hyperlink r:id="rId39">
-        <w:r>
-          <w:rPr>
-            <w:lang w:val="fr_FR" w:bidi="fr_FR"/>
-          </w:rPr>
-          <w:rPr>
-            <w:color w:val="0000EE"/>
-            <w:u w:val="single"/>
-          </w:rPr>
-          <w:t>21–35</w:t>
-        </w:r>
-      </w:hyperlink>
+      <w:r>
+        <w:rPr>
+          <w:lang w:val="fr_FR" w:bidi="fr_FR"/>
+        </w:rPr>
+        <w:t>21–35</w:t>
+      </w:r>
       <w:r>
         <w:rPr>
           <w:lang w:val="fr_FR" w:bidi="fr_FR"/>
@@ -11817,18 +10983,12 @@
         </w:rPr>
         <w:t xml:space="preserve">Ce chapitre résume les conquêtes d'Israël des deux côtés du Jourdain et aborde le partage, désigné par Josué, du pays de Canaan parmi les tribus d'Israël (ch. </w:t>
       </w:r>
-      <w:hyperlink r:id="rId141">
-        <w:r>
-          <w:rPr>
-            <w:lang w:val="fr_FR" w:bidi="fr_FR"/>
-          </w:rPr>
-          <w:rPr>
-            <w:color w:val="0000EE"/>
-            <w:u w:val="single"/>
-          </w:rPr>
-          <w:t>13</w:t>
-        </w:r>
-      </w:hyperlink>
+      <w:r>
+        <w:rPr>
+          <w:lang w:val="fr_FR" w:bidi="fr_FR"/>
+        </w:rPr>
+        <w:t>13</w:t>
+      </w:r>
       <w:r>
         <w:rPr>
           <w:lang w:val="fr_FR" w:bidi="fr_FR"/>
@@ -11883,36 +11043,24 @@
         </w:rPr>
         <w:t xml:space="preserve">Le roi Sihon (voir </w:t>
       </w:r>
-      <w:hyperlink r:id="rId142">
-        <w:r>
-          <w:rPr>
-            <w:lang w:val="fr_FR" w:bidi="fr_FR"/>
-          </w:rPr>
-          <w:rPr>
-            <w:color w:val="0000EE"/>
-            <w:u w:val="single"/>
-          </w:rPr>
-          <w:t>Nb 21.24–25</w:t>
-        </w:r>
-      </w:hyperlink>
+      <w:r>
+        <w:rPr>
+          <w:lang w:val="fr_FR" w:bidi="fr_FR"/>
+        </w:rPr>
+        <w:t>Nb 21.24–25</w:t>
+      </w:r>
       <w:r>
         <w:rPr>
           <w:lang w:val="fr_FR" w:bidi="fr_FR"/>
         </w:rPr>
         <w:t>) contrôlait la vallée du Jourdain au nord, jusqu'à la mer de Galilée, mais pas le nord de Galaad (</w:t>
       </w:r>
-      <w:hyperlink r:id="rId143">
-        <w:r>
-          <w:rPr>
-            <w:lang w:val="fr_FR" w:bidi="fr_FR"/>
-          </w:rPr>
-          <w:rPr>
-            <w:color w:val="0000EE"/>
-            <w:u w:val="single"/>
-          </w:rPr>
-          <w:t>Jos 12.5</w:t>
-        </w:r>
-      </w:hyperlink>
+      <w:r>
+        <w:rPr>
+          <w:lang w:val="fr_FR" w:bidi="fr_FR"/>
+        </w:rPr>
+        <w:t>Jos 12.5</w:t>
+      </w:r>
       <w:r>
         <w:rPr>
           <w:lang w:val="fr_FR" w:bidi="fr_FR"/>
@@ -11967,36 +11115,24 @@
         </w:rPr>
         <w:t>Beth-Jeschimoth était le campement d'Israël dans les plaines de Moab (</w:t>
       </w:r>
-      <w:hyperlink r:id="rId144">
-        <w:r>
-          <w:rPr>
-            <w:lang w:val="fr_FR" w:bidi="fr_FR"/>
-          </w:rPr>
-          <w:rPr>
-            <w:color w:val="0000EE"/>
-            <w:u w:val="single"/>
-          </w:rPr>
-          <w:t>Nb 33.49</w:t>
-        </w:r>
-      </w:hyperlink>
+      <w:r>
+        <w:rPr>
+          <w:lang w:val="fr_FR" w:bidi="fr_FR"/>
+        </w:rPr>
+        <w:t>Nb 33.49</w:t>
+      </w:r>
       <w:r>
         <w:rPr>
           <w:lang w:val="fr_FR" w:bidi="fr_FR"/>
         </w:rPr>
         <w:t>). • Moïse avait vu la Terre Promise depuis Pisga (</w:t>
       </w:r>
-      <w:hyperlink r:id="rId145">
-        <w:r>
-          <w:rPr>
-            <w:lang w:val="fr_FR" w:bidi="fr_FR"/>
-          </w:rPr>
-          <w:rPr>
-            <w:color w:val="0000EE"/>
-            <w:u w:val="single"/>
-          </w:rPr>
-          <w:t>Dt 34.1</w:t>
-        </w:r>
-      </w:hyperlink>
+      <w:r>
+        <w:rPr>
+          <w:lang w:val="fr_FR" w:bidi="fr_FR"/>
+        </w:rPr>
+        <w:t>Dt 34.1</w:t>
+      </w:r>
       <w:r>
         <w:rPr>
           <w:lang w:val="fr_FR" w:bidi="fr_FR"/>
@@ -12051,36 +11187,24 @@
         </w:rPr>
         <w:t xml:space="preserve">Og, roi de Basan : voir </w:t>
       </w:r>
-      <w:hyperlink r:id="rId146">
-        <w:r>
-          <w:rPr>
-            <w:lang w:val="fr_FR" w:bidi="fr_FR"/>
-          </w:rPr>
-          <w:rPr>
-            <w:color w:val="0000EE"/>
-            <w:u w:val="single"/>
-          </w:rPr>
-          <w:t>Nb 21.33–35</w:t>
-        </w:r>
-      </w:hyperlink>
+      <w:r>
+        <w:rPr>
+          <w:lang w:val="fr_FR" w:bidi="fr_FR"/>
+        </w:rPr>
+        <w:t>Nb 21.33–35</w:t>
+      </w:r>
       <w:r>
         <w:rPr>
           <w:lang w:val="fr_FR" w:bidi="fr_FR"/>
         </w:rPr>
         <w:t xml:space="preserve">. • Les Rephaïm étaient un peuple indigène qui vivait des deux côtés du Jourdain. De nombreux chercheurs ont conclu que les Rephaïm étaient exceptionnellement grands (voir </w:t>
       </w:r>
-      <w:hyperlink r:id="rId147">
-        <w:r>
-          <w:rPr>
-            <w:lang w:val="fr_FR" w:bidi="fr_FR"/>
-          </w:rPr>
-          <w:rPr>
-            <w:color w:val="0000EE"/>
-            <w:u w:val="single"/>
-          </w:rPr>
-          <w:t>Dt 3.11</w:t>
-        </w:r>
-      </w:hyperlink>
+      <w:r>
+        <w:rPr>
+          <w:lang w:val="fr_FR" w:bidi="fr_FR"/>
+        </w:rPr>
+        <w:t>Dt 3.11</w:t>
+      </w:r>
       <w:r>
         <w:rPr>
           <w:lang w:val="fr_FR" w:bidi="fr_FR"/>
@@ -12159,18 +11283,12 @@
         </w:rPr>
         <w:t xml:space="preserve"> : voir </w:t>
       </w:r>
-      <w:hyperlink r:id="rId148">
-        <w:r>
-          <w:rPr>
-            <w:lang w:val="fr_FR" w:bidi="fr_FR"/>
-          </w:rPr>
-          <w:rPr>
-            <w:color w:val="0000EE"/>
-            <w:u w:val="single"/>
-          </w:rPr>
-          <w:t>Nb 32</w:t>
-        </w:r>
-      </w:hyperlink>
+      <w:r>
+        <w:rPr>
+          <w:lang w:val="fr_FR" w:bidi="fr_FR"/>
+        </w:rPr>
+        <w:t>Nb 32</w:t>
+      </w:r>
       <w:r>
         <w:rPr>
           <w:lang w:val="fr_FR" w:bidi="fr_FR"/>
@@ -12477,54 +11595,36 @@
         </w:rPr>
         <w:t>Les Philistins faisaient partie des groupes parmi les peuples de la mer ayant migré de la région égéenne, quelques décennies après l'entrée d'Israël en Canaan. Ils se sont installés le long de la côte méditerranéenne, au sud-ouest, donc à l'ouest et au sud-ouest de Juda. Ils étaient originaires de Caphtor ou de Crète (</w:t>
       </w:r>
-      <w:hyperlink r:id="rId149">
-        <w:r>
-          <w:rPr>
-            <w:lang w:val="fr_FR" w:bidi="fr_FR"/>
-          </w:rPr>
-          <w:rPr>
-            <w:color w:val="0000EE"/>
-            <w:u w:val="single"/>
-          </w:rPr>
-          <w:t>Dt 2.23</w:t>
-        </w:r>
-      </w:hyperlink>
+      <w:r>
+        <w:rPr>
+          <w:lang w:val="fr_FR" w:bidi="fr_FR"/>
+        </w:rPr>
+        <w:t>Dt 2.23</w:t>
+      </w:r>
       <w:r>
         <w:rPr>
           <w:lang w:val="fr_FR" w:bidi="fr_FR"/>
         </w:rPr>
         <w:t xml:space="preserve"> ; </w:t>
       </w:r>
-      <w:hyperlink r:id="rId150">
-        <w:r>
-          <w:rPr>
-            <w:lang w:val="fr_FR" w:bidi="fr_FR"/>
-          </w:rPr>
-          <w:rPr>
-            <w:color w:val="0000EE"/>
-            <w:u w:val="single"/>
-          </w:rPr>
-          <w:t>Am 9.7</w:t>
-        </w:r>
-      </w:hyperlink>
+      <w:r>
+        <w:rPr>
+          <w:lang w:val="fr_FR" w:bidi="fr_FR"/>
+        </w:rPr>
+        <w:t>Am 9.7</w:t>
+      </w:r>
       <w:r>
         <w:rPr>
           <w:lang w:val="fr_FR" w:bidi="fr_FR"/>
         </w:rPr>
         <w:t xml:space="preserve">). • Les Gueshuriens : il s'agit ici d'un peuple d'un territoire méridional, et non des Gueshuriens du nord (cf. </w:t>
       </w:r>
-      <w:hyperlink r:id="rId143">
-        <w:r>
-          <w:rPr>
-            <w:lang w:val="fr_FR" w:bidi="fr_FR"/>
-          </w:rPr>
-          <w:rPr>
-            <w:color w:val="0000EE"/>
-            <w:u w:val="single"/>
-          </w:rPr>
-          <w:t>Jos 12.5</w:t>
-        </w:r>
-      </w:hyperlink>
+      <w:r>
+        <w:rPr>
+          <w:lang w:val="fr_FR" w:bidi="fr_FR"/>
+        </w:rPr>
+        <w:t>Jos 12.5</w:t>
+      </w:r>
       <w:r>
         <w:rPr>
           <w:lang w:val="fr_FR" w:bidi="fr_FR"/>
@@ -12579,18 +11679,12 @@
         </w:rPr>
         <w:t>Le ruisseau de Schichor marquait probablement la frontière traditionnelle entre Canaan et l'Égypte, divisant la péninsule nord du Sinaï. • Le territoire philistin comprenait cinq villes majeures : Gaza, Asdod et Askalon se situaient sur la côte méditerranéenne, et Gath et Ékron se situaient à quelques kilomètres à l'intérieur des terres. • Les Philistins ont détruit les Avviens (</w:t>
       </w:r>
-      <w:hyperlink r:id="rId149">
-        <w:r>
-          <w:rPr>
-            <w:lang w:val="fr_FR" w:bidi="fr_FR"/>
-          </w:rPr>
-          <w:rPr>
-            <w:color w:val="0000EE"/>
-            <w:u w:val="single"/>
-          </w:rPr>
-          <w:t>Dt 2.23</w:t>
-        </w:r>
-      </w:hyperlink>
+      <w:r>
+        <w:rPr>
+          <w:lang w:val="fr_FR" w:bidi="fr_FR"/>
+        </w:rPr>
+        <w:t>Dt 2.23</w:t>
+      </w:r>
       <w:r>
         <w:rPr>
           <w:lang w:val="fr_FR" w:bidi="fr_FR"/>
@@ -12645,54 +11739,36 @@
         </w:rPr>
         <w:t xml:space="preserve">Les Sidoniens (c'est-à-dire, les Phéniciens ; voir </w:t>
       </w:r>
-      <w:hyperlink r:id="rId151">
-        <w:r>
-          <w:rPr>
-            <w:lang w:val="fr_FR" w:bidi="fr_FR"/>
-          </w:rPr>
-          <w:rPr>
-            <w:color w:val="0000EE"/>
-            <w:u w:val="single"/>
-          </w:rPr>
-          <w:t>Es 23.11</w:t>
-        </w:r>
-      </w:hyperlink>
+      <w:r>
+        <w:rPr>
+          <w:lang w:val="fr_FR" w:bidi="fr_FR"/>
+        </w:rPr>
+        <w:t>Es 23.11</w:t>
+      </w:r>
       <w:r>
         <w:rPr>
           <w:lang w:val="fr_FR" w:bidi="fr_FR"/>
         </w:rPr>
         <w:t xml:space="preserve"> ; </w:t>
       </w:r>
-      <w:hyperlink r:id="rId152">
-        <w:r>
-          <w:rPr>
-            <w:lang w:val="fr_FR" w:bidi="fr_FR"/>
-          </w:rPr>
-          <w:rPr>
-            <w:color w:val="0000EE"/>
-            <w:u w:val="single"/>
-          </w:rPr>
-          <w:t>Ab 1.20</w:t>
-        </w:r>
-      </w:hyperlink>
+      <w:r>
+        <w:rPr>
+          <w:lang w:val="fr_FR" w:bidi="fr_FR"/>
+        </w:rPr>
+        <w:t>Ab 1.20</w:t>
+      </w:r>
       <w:r>
         <w:rPr>
           <w:lang w:val="fr_FR" w:bidi="fr_FR"/>
         </w:rPr>
         <w:t xml:space="preserve"> ; </w:t>
       </w:r>
-      <w:hyperlink r:id="rId153">
-        <w:r>
-          <w:rPr>
-            <w:lang w:val="fr_FR" w:bidi="fr_FR"/>
-          </w:rPr>
-          <w:rPr>
-            <w:color w:val="0000EE"/>
-            <w:u w:val="single"/>
-          </w:rPr>
-          <w:t>Ac 11.19</w:t>
-        </w:r>
-      </w:hyperlink>
+      <w:r>
+        <w:rPr>
+          <w:lang w:val="fr_FR" w:bidi="fr_FR"/>
+        </w:rPr>
+        <w:t>Ac 11.19</w:t>
+      </w:r>
       <w:r>
         <w:rPr>
           <w:lang w:val="fr_FR" w:bidi="fr_FR"/>
@@ -12795,72 +11871,48 @@
         </w:rPr>
         <w:t>La moitié de la tribu de Manassé et les tribus de Ruben et de Gad avaient demandé à Moïse leur héritage à l'est du Jourdain, dans la région où avaient été les royaumes de Sihon et d'Og (</w:t>
       </w:r>
-      <w:hyperlink r:id="rId39">
-        <w:r>
-          <w:rPr>
-            <w:lang w:val="fr_FR" w:bidi="fr_FR"/>
-          </w:rPr>
-          <w:rPr>
-            <w:color w:val="0000EE"/>
-            <w:u w:val="single"/>
-          </w:rPr>
-          <w:t>Nb 21.21–35</w:t>
-        </w:r>
-      </w:hyperlink>
+      <w:r>
+        <w:rPr>
+          <w:lang w:val="fr_FR" w:bidi="fr_FR"/>
+        </w:rPr>
+        <w:t>Nb 21.21–35</w:t>
+      </w:r>
       <w:r>
         <w:rPr>
           <w:lang w:val="fr_FR" w:bidi="fr_FR"/>
         </w:rPr>
         <w:t xml:space="preserve"> ; </w:t>
       </w:r>
-      <w:hyperlink r:id="rId148">
-        <w:r>
-          <w:rPr>
-            <w:lang w:val="fr_FR" w:bidi="fr_FR"/>
-          </w:rPr>
-          <w:rPr>
-            <w:color w:val="0000EE"/>
-            <w:u w:val="single"/>
-          </w:rPr>
-          <w:t>32.1–42</w:t>
-        </w:r>
-      </w:hyperlink>
+      <w:r>
+        <w:rPr>
+          <w:lang w:val="fr_FR" w:bidi="fr_FR"/>
+        </w:rPr>
+        <w:t>32.1–42</w:t>
+      </w:r>
       <w:r>
         <w:rPr>
           <w:lang w:val="fr_FR" w:bidi="fr_FR"/>
         </w:rPr>
         <w:t>). En retour, elles ont aidé le reste d'Israël à prendre possession de leur héritage à l'ouest du Jourdain (</w:t>
       </w:r>
-      <w:hyperlink r:id="rId154">
-        <w:r>
-          <w:rPr>
-            <w:lang w:val="fr_FR" w:bidi="fr_FR"/>
-          </w:rPr>
-          <w:rPr>
-            <w:color w:val="0000EE"/>
-            <w:u w:val="single"/>
-          </w:rPr>
-          <w:t>Jos 1.12–18</w:t>
-        </w:r>
-      </w:hyperlink>
+      <w:r>
+        <w:rPr>
+          <w:lang w:val="fr_FR" w:bidi="fr_FR"/>
+        </w:rPr>
+        <w:t>Jos 1.12–18</w:t>
+      </w:r>
       <w:r>
         <w:rPr>
           <w:lang w:val="fr_FR" w:bidi="fr_FR"/>
         </w:rPr>
         <w:t xml:space="preserve"> ; </w:t>
       </w:r>
-      <w:hyperlink r:id="rId155">
-        <w:r>
-          <w:rPr>
-            <w:lang w:val="fr_FR" w:bidi="fr_FR"/>
-          </w:rPr>
-          <w:rPr>
-            <w:color w:val="0000EE"/>
-            <w:u w:val="single"/>
-          </w:rPr>
-          <w:t>4.12–13</w:t>
-        </w:r>
-      </w:hyperlink>
+      <w:r>
+        <w:rPr>
+          <w:lang w:val="fr_FR" w:bidi="fr_FR"/>
+        </w:rPr>
+        <w:t>4.12–13</w:t>
+      </w:r>
       <w:r>
         <w:rPr>
           <w:lang w:val="fr_FR" w:bidi="fr_FR"/>
@@ -12915,36 +11967,24 @@
         </w:rPr>
         <w:t xml:space="preserve">La tribu de Lévi n'a hérité d'aucune terre qui lui soit propre (voir </w:t>
       </w:r>
-      <w:hyperlink r:id="rId156">
-        <w:r>
-          <w:rPr>
-            <w:lang w:val="fr_FR" w:bidi="fr_FR"/>
-          </w:rPr>
-          <w:rPr>
-            <w:color w:val="0000EE"/>
-            <w:u w:val="single"/>
-          </w:rPr>
-          <w:t>Dt 18.1–8</w:t>
-        </w:r>
-      </w:hyperlink>
+      <w:r>
+        <w:rPr>
+          <w:lang w:val="fr_FR" w:bidi="fr_FR"/>
+        </w:rPr>
+        <w:t>Dt 18.1–8</w:t>
+      </w:r>
       <w:r>
         <w:rPr>
           <w:lang w:val="fr_FR" w:bidi="fr_FR"/>
         </w:rPr>
         <w:t>). Les villes lévitiques étaient situées dans les territoires des autres tribus (</w:t>
       </w:r>
-      <w:hyperlink r:id="rId157">
-        <w:r>
-          <w:rPr>
-            <w:lang w:val="fr_FR" w:bidi="fr_FR"/>
-          </w:rPr>
-          <w:rPr>
-            <w:color w:val="0000EE"/>
-            <w:u w:val="single"/>
-          </w:rPr>
-          <w:t>Jos 21</w:t>
-        </w:r>
-      </w:hyperlink>
+      <w:r>
+        <w:rPr>
+          <w:lang w:val="fr_FR" w:bidi="fr_FR"/>
+        </w:rPr>
+        <w:t>Jos 21</w:t>
+      </w:r>
       <w:r>
         <w:rPr>
           <w:lang w:val="fr_FR" w:bidi="fr_FR"/>
@@ -12999,36 +12039,24 @@
         </w:rPr>
         <w:t>Parce que Ruben, le fils aîné de Jacob et de Léa (</w:t>
       </w:r>
-      <w:hyperlink r:id="rId158">
-        <w:r>
-          <w:rPr>
-            <w:lang w:val="fr_FR" w:bidi="fr_FR"/>
-          </w:rPr>
-          <w:rPr>
-            <w:color w:val="0000EE"/>
-            <w:u w:val="single"/>
-          </w:rPr>
-          <w:t>Gn 29.32</w:t>
-        </w:r>
-      </w:hyperlink>
+      <w:r>
+        <w:rPr>
+          <w:lang w:val="fr_FR" w:bidi="fr_FR"/>
+        </w:rPr>
+        <w:t>Gn 29.32</w:t>
+      </w:r>
       <w:r>
         <w:rPr>
           <w:lang w:val="fr_FR" w:bidi="fr_FR"/>
         </w:rPr>
         <w:t>), a perdu son droit d'aînesse en couchant avec la concubine de son père (</w:t>
       </w:r>
-      <w:hyperlink r:id="rId159">
-        <w:r>
-          <w:rPr>
-            <w:lang w:val="fr_FR" w:bidi="fr_FR"/>
-          </w:rPr>
-          <w:rPr>
-            <w:color w:val="0000EE"/>
-            <w:u w:val="single"/>
-          </w:rPr>
-          <w:t>Gn 35.22</w:t>
-        </w:r>
-      </w:hyperlink>
+      <w:r>
+        <w:rPr>
+          <w:lang w:val="fr_FR" w:bidi="fr_FR"/>
+        </w:rPr>
+        <w:t>Gn 35.22</w:t>
+      </w:r>
       <w:r>
         <w:rPr>
           <w:lang w:val="fr_FR" w:bidi="fr_FR"/>
@@ -13083,18 +12111,12 @@
         </w:rPr>
         <w:t>Les dirigeants de Madian étaient apparemment des rois (</w:t>
       </w:r>
-      <w:hyperlink r:id="rId160">
-        <w:r>
-          <w:rPr>
-            <w:lang w:val="fr_FR" w:bidi="fr_FR"/>
-          </w:rPr>
-          <w:rPr>
-            <w:color w:val="0000EE"/>
-            <w:u w:val="single"/>
-          </w:rPr>
-          <w:t>Nb 31.8</w:t>
-        </w:r>
-      </w:hyperlink>
+      <w:r>
+        <w:rPr>
+          <w:lang w:val="fr_FR" w:bidi="fr_FR"/>
+        </w:rPr>
+        <w:t>Nb 31.8</w:t>
+      </w:r>
       <w:r>
         <w:rPr>
           <w:lang w:val="fr_FR" w:bidi="fr_FR"/>
@@ -13156,18 +12178,12 @@
         </w:rPr>
         <w:t xml:space="preserve"> : il a élaboré un plan pour pousser Israël à adorer de faux dieux (idolâtrie) par péché sexuel (</w:t>
       </w:r>
-      <w:hyperlink r:id="rId161">
-        <w:r>
-          <w:rPr>
-            <w:lang w:val="fr_FR" w:bidi="fr_FR"/>
-          </w:rPr>
-          <w:rPr>
-            <w:color w:val="0000EE"/>
-            <w:u w:val="single"/>
-          </w:rPr>
-          <w:t>Nb 31.16</w:t>
-        </w:r>
-      </w:hyperlink>
+      <w:r>
+        <w:rPr>
+          <w:lang w:val="fr_FR" w:bidi="fr_FR"/>
+        </w:rPr>
+        <w:t>Nb 31.16</w:t>
+      </w:r>
       <w:r>
         <w:rPr>
           <w:lang w:val="fr_FR" w:bidi="fr_FR"/>
@@ -13187,18 +12203,12 @@
         </w:rPr>
         <w:t xml:space="preserve"> de maudire Israël (</w:t>
       </w:r>
-      <w:hyperlink r:id="rId162">
-        <w:r>
-          <w:rPr>
-            <w:lang w:val="fr_FR" w:bidi="fr_FR"/>
-          </w:rPr>
-          <w:rPr>
-            <w:color w:val="0000EE"/>
-            <w:u w:val="single"/>
-          </w:rPr>
-          <w:t>Nb 22–25</w:t>
-        </w:r>
-      </w:hyperlink>
+      <w:r>
+        <w:rPr>
+          <w:lang w:val="fr_FR" w:bidi="fr_FR"/>
+        </w:rPr>
+        <w:t>Nb 22–25</w:t>
+      </w:r>
       <w:r>
         <w:rPr>
           <w:lang w:val="fr_FR" w:bidi="fr_FR"/>
@@ -13301,18 +12311,12 @@
         </w:rPr>
         <w:t xml:space="preserve">Manassé était le fils aîné de Joseph. Jacob a donné aux fils de Joseph chacun un héritage complet, accordant ainsi à Joseph une double portion du droit d'aînesse (voir </w:t>
       </w:r>
-      <w:hyperlink r:id="rId163">
-        <w:r>
-          <w:rPr>
-            <w:lang w:val="fr_FR" w:bidi="fr_FR"/>
-          </w:rPr>
-          <w:rPr>
-            <w:color w:val="0000EE"/>
-            <w:u w:val="single"/>
-          </w:rPr>
-          <w:t>14.4</w:t>
-        </w:r>
-      </w:hyperlink>
+      <w:r>
+        <w:rPr>
+          <w:lang w:val="fr_FR" w:bidi="fr_FR"/>
+        </w:rPr>
+        <w:t>14.4</w:t>
+      </w:r>
       <w:r>
         <w:rPr>
           <w:lang w:val="fr_FR" w:bidi="fr_FR"/>
@@ -13367,18 +12371,12 @@
         </w:rPr>
         <w:t>Jaïr était un arrière-petit-fils de Manassé (</w:t>
       </w:r>
-      <w:hyperlink r:id="rId164">
-        <w:r>
-          <w:rPr>
-            <w:lang w:val="fr_FR" w:bidi="fr_FR"/>
-          </w:rPr>
-          <w:rPr>
-            <w:color w:val="0000EE"/>
-            <w:u w:val="single"/>
-          </w:rPr>
-          <w:t>1Ch 2.21–22</w:t>
-        </w:r>
-      </w:hyperlink>
+      <w:r>
+        <w:rPr>
+          <w:lang w:val="fr_FR" w:bidi="fr_FR"/>
+        </w:rPr>
+        <w:t>1Ch 2.21–22</w:t>
+      </w:r>
       <w:r>
         <w:rPr>
           <w:lang w:val="fr_FR" w:bidi="fr_FR"/>
@@ -13481,72 +12479,48 @@
         </w:rPr>
         <w:t>Le partage des terres entre les tribus du côté ouest du Jourdain est conforme à ce que Dieu avait prévu pour chaque tribu. • Le narrateur encadre cette description par l'attribution de terres à Caleb au début (</w:t>
       </w:r>
-      <w:hyperlink r:id="rId165">
-        <w:r>
-          <w:rPr>
-            <w:lang w:val="fr_FR" w:bidi="fr_FR"/>
-          </w:rPr>
-          <w:rPr>
-            <w:color w:val="0000EE"/>
-            <w:u w:val="single"/>
-          </w:rPr>
-          <w:t>14.6–15</w:t>
-        </w:r>
-      </w:hyperlink>
+      <w:r>
+        <w:rPr>
+          <w:lang w:val="fr_FR" w:bidi="fr_FR"/>
+        </w:rPr>
+        <w:t>14.6–15</w:t>
+      </w:r>
       <w:r>
         <w:rPr>
           <w:lang w:val="fr_FR" w:bidi="fr_FR"/>
         </w:rPr>
         <w:t>) et à Josué à la fin (</w:t>
       </w:r>
-      <w:hyperlink r:id="rId166">
-        <w:r>
-          <w:rPr>
-            <w:lang w:val="fr_FR" w:bidi="fr_FR"/>
-          </w:rPr>
-          <w:rPr>
-            <w:color w:val="0000EE"/>
-            <w:u w:val="single"/>
-          </w:rPr>
-          <w:t>19.49–51</w:t>
-        </w:r>
-      </w:hyperlink>
+      <w:r>
+        <w:rPr>
+          <w:lang w:val="fr_FR" w:bidi="fr_FR"/>
+        </w:rPr>
+        <w:t>19.49–51</w:t>
+      </w:r>
       <w:r>
         <w:rPr>
           <w:lang w:val="fr_FR" w:bidi="fr_FR"/>
         </w:rPr>
         <w:t>). Seuls Caleb et Josué avaient montré leur foi en Dieu, convaincus qu'Israël pourrait conquérir le pays (</w:t>
       </w:r>
-      <w:hyperlink r:id="rId167">
-        <w:r>
-          <w:rPr>
-            <w:lang w:val="fr_FR" w:bidi="fr_FR"/>
-          </w:rPr>
-          <w:rPr>
-            <w:color w:val="0000EE"/>
-            <w:u w:val="single"/>
-          </w:rPr>
-          <w:t>Nb 13.30</w:t>
-        </w:r>
-      </w:hyperlink>
+      <w:r>
+        <w:rPr>
+          <w:lang w:val="fr_FR" w:bidi="fr_FR"/>
+        </w:rPr>
+        <w:t>Nb 13.30</w:t>
+      </w:r>
       <w:r>
         <w:rPr>
           <w:lang w:val="fr_FR" w:bidi="fr_FR"/>
         </w:rPr>
         <w:t xml:space="preserve"> ; </w:t>
       </w:r>
-      <w:hyperlink r:id="rId168">
-        <w:r>
-          <w:rPr>
-            <w:lang w:val="fr_FR" w:bidi="fr_FR"/>
-          </w:rPr>
-          <w:rPr>
-            <w:color w:val="0000EE"/>
-            <w:u w:val="single"/>
-          </w:rPr>
-          <w:t>14.6–9</w:t>
-        </w:r>
-      </w:hyperlink>
+      <w:r>
+        <w:rPr>
+          <w:lang w:val="fr_FR" w:bidi="fr_FR"/>
+        </w:rPr>
+        <w:t>14.6–9</w:t>
+      </w:r>
       <w:r>
         <w:rPr>
           <w:lang w:val="fr_FR" w:bidi="fr_FR"/>
@@ -13673,18 +12647,12 @@
         </w:rPr>
         <w:t>). Comme les Lévites n'ont pas reçu de territoire propre (</w:t>
       </w:r>
-      <w:hyperlink r:id="rId169">
-        <w:r>
-          <w:rPr>
-            <w:lang w:val="fr_FR" w:bidi="fr_FR"/>
-          </w:rPr>
-          <w:rPr>
-            <w:color w:val="0000EE"/>
-            <w:u w:val="single"/>
-          </w:rPr>
-          <w:t>Jos 13.14</w:t>
-        </w:r>
-      </w:hyperlink>
+      <w:r>
+        <w:rPr>
+          <w:lang w:val="fr_FR" w:bidi="fr_FR"/>
+        </w:rPr>
+        <w:t>Jos 13.14</w:t>
+      </w:r>
       <w:r>
         <w:rPr>
           <w:lang w:val="fr_FR" w:bidi="fr_FR"/>
@@ -13739,36 +12707,24 @@
         </w:rPr>
         <w:t>Les Keniziens n'étaient pas d'origine israélite (</w:t>
       </w:r>
-      <w:hyperlink r:id="rId170">
-        <w:r>
-          <w:rPr>
-            <w:lang w:val="fr_FR" w:bidi="fr_FR"/>
-          </w:rPr>
-          <w:rPr>
-            <w:color w:val="0000EE"/>
-            <w:u w:val="single"/>
-          </w:rPr>
-          <w:t>Gn 15.19</w:t>
-        </w:r>
-      </w:hyperlink>
+      <w:r>
+        <w:rPr>
+          <w:lang w:val="fr_FR" w:bidi="fr_FR"/>
+        </w:rPr>
+        <w:t>Gn 15.19</w:t>
+      </w:r>
       <w:r>
         <w:rPr>
           <w:lang w:val="fr_FR" w:bidi="fr_FR"/>
         </w:rPr>
         <w:t>) ; comment ils se sont attachés à Juda demeure inconnu. • au sujet de moi et au sujet de toi : seuls Caleb et Josué sont restés fidèles à Dieu, la première fois qu'il leur avait été donné d'entrer dans le pays. Alors Dieu leur a fait la promesse qu'ils le posséderaient (</w:t>
       </w:r>
-      <w:hyperlink r:id="rId171">
-        <w:r>
-          <w:rPr>
-            <w:lang w:val="fr_FR" w:bidi="fr_FR"/>
-          </w:rPr>
-          <w:rPr>
-            <w:color w:val="0000EE"/>
-            <w:u w:val="single"/>
-          </w:rPr>
-          <w:t>Nb 14.24</w:t>
-        </w:r>
-      </w:hyperlink>
+      <w:r>
+        <w:rPr>
+          <w:lang w:val="fr_FR" w:bidi="fr_FR"/>
+        </w:rPr>
+        <w:t>Nb 14.24</w:t>
+      </w:r>
       <w:r>
         <w:rPr>
           <w:lang w:val="fr_FR" w:bidi="fr_FR"/>
@@ -13823,18 +12779,12 @@
         </w:rPr>
         <w:t xml:space="preserve">Moïse jura : voir </w:t>
       </w:r>
-      <w:hyperlink r:id="rId171">
-        <w:r>
-          <w:rPr>
-            <w:lang w:val="fr_FR" w:bidi="fr_FR"/>
-          </w:rPr>
-          <w:rPr>
-            <w:color w:val="0000EE"/>
-            <w:u w:val="single"/>
-          </w:rPr>
-          <w:t>Nb 14.24</w:t>
-        </w:r>
-      </w:hyperlink>
+      <w:r>
+        <w:rPr>
+          <w:lang w:val="fr_FR" w:bidi="fr_FR"/>
+        </w:rPr>
+        <w:t>Nb 14.24</w:t>
+      </w:r>
       <w:r>
         <w:rPr>
           <w:lang w:val="fr_FR" w:bidi="fr_FR"/>
@@ -13937,18 +12887,12 @@
         </w:rPr>
         <w:t>Israël était resté hors de Canaan quarante-cinq ans plus tôt parce qu'ils craignaient les Anakim, un peuple grand et fort vivant dans la région montagneuse de Juda (</w:t>
       </w:r>
-      <w:hyperlink r:id="rId172">
-        <w:r>
-          <w:rPr>
-            <w:lang w:val="fr_FR" w:bidi="fr_FR"/>
-          </w:rPr>
-          <w:rPr>
-            <w:color w:val="0000EE"/>
-            <w:u w:val="single"/>
-          </w:rPr>
-          <w:t>Nb 13.32–33</w:t>
-        </w:r>
-      </w:hyperlink>
+      <w:r>
+        <w:rPr>
+          <w:lang w:val="fr_FR" w:bidi="fr_FR"/>
+        </w:rPr>
+        <w:t>Nb 13.32–33</w:t>
+      </w:r>
       <w:r>
         <w:rPr>
           <w:lang w:val="fr_FR" w:bidi="fr_FR"/>
@@ -14063,72 +13007,48 @@
         </w:rPr>
         <w:t>Le partage de Juda est décrit de façon plus détaillée que pour les autres tribus. Les erreurs des frères aînés de Juda (</w:t>
       </w:r>
-      <w:hyperlink r:id="rId173">
-        <w:r>
-          <w:rPr>
-            <w:lang w:val="fr_FR" w:bidi="fr_FR"/>
-          </w:rPr>
-          <w:rPr>
-            <w:color w:val="0000EE"/>
-            <w:u w:val="single"/>
-          </w:rPr>
-          <w:t>Gn 34.25–31</w:t>
-        </w:r>
-      </w:hyperlink>
+      <w:r>
+        <w:rPr>
+          <w:lang w:val="fr_FR" w:bidi="fr_FR"/>
+        </w:rPr>
+        <w:t>Gn 34.25–31</w:t>
+      </w:r>
       <w:r>
         <w:rPr>
           <w:lang w:val="fr_FR" w:bidi="fr_FR"/>
         </w:rPr>
         <w:t xml:space="preserve"> ; </w:t>
       </w:r>
-      <w:hyperlink r:id="rId159">
-        <w:r>
-          <w:rPr>
-            <w:lang w:val="fr_FR" w:bidi="fr_FR"/>
-          </w:rPr>
-          <w:rPr>
-            <w:color w:val="0000EE"/>
-            <w:u w:val="single"/>
-          </w:rPr>
-          <w:t>35.22</w:t>
-        </w:r>
-      </w:hyperlink>
+      <w:r>
+        <w:rPr>
+          <w:lang w:val="fr_FR" w:bidi="fr_FR"/>
+        </w:rPr>
+        <w:t>35.22</w:t>
+      </w:r>
       <w:r>
         <w:rPr>
           <w:lang w:val="fr_FR" w:bidi="fr_FR"/>
         </w:rPr>
         <w:t>) lui ont permis de recevoir le manteau du commandement. Ainsi, la tribu de Juda a obtenu une position géographique centrale parmi les tribus, la mettant à la tête de toute la nation (</w:t>
       </w:r>
-      <w:hyperlink r:id="rId174">
-        <w:r>
-          <w:rPr>
-            <w:lang w:val="fr_FR" w:bidi="fr_FR"/>
-          </w:rPr>
-          <w:rPr>
-            <w:color w:val="0000EE"/>
-            <w:u w:val="single"/>
-          </w:rPr>
-          <w:t>Gn 49.8–12</w:t>
-        </w:r>
-      </w:hyperlink>
+      <w:r>
+        <w:rPr>
+          <w:lang w:val="fr_FR" w:bidi="fr_FR"/>
+        </w:rPr>
+        <w:t>Gn 49.8–12</w:t>
+      </w:r>
       <w:r>
         <w:rPr>
           <w:lang w:val="fr_FR" w:bidi="fr_FR"/>
         </w:rPr>
         <w:t xml:space="preserve"> ; </w:t>
       </w:r>
-      <w:hyperlink r:id="rId175">
-        <w:r>
-          <w:rPr>
-            <w:lang w:val="fr_FR" w:bidi="fr_FR"/>
-          </w:rPr>
-          <w:rPr>
-            <w:color w:val="0000EE"/>
-            <w:u w:val="single"/>
-          </w:rPr>
-          <w:t>Dt 33.7</w:t>
-        </w:r>
-      </w:hyperlink>
+      <w:r>
+        <w:rPr>
+          <w:lang w:val="fr_FR" w:bidi="fr_FR"/>
+        </w:rPr>
+        <w:t>Dt 33.7</w:t>
+      </w:r>
       <w:r>
         <w:rPr>
           <w:lang w:val="fr_FR" w:bidi="fr_FR"/>
@@ -14279,36 +13199,24 @@
         </w:rPr>
         <w:t xml:space="preserve">Ce Debir n'est pas la même ville que le Debir/Kirjath-Sépher en </w:t>
       </w:r>
-      <w:hyperlink r:id="rId176">
-        <w:r>
-          <w:rPr>
-            <w:lang w:val="fr_FR" w:bidi="fr_FR"/>
-          </w:rPr>
-          <w:rPr>
-            <w:color w:val="0000EE"/>
-            <w:u w:val="single"/>
-          </w:rPr>
-          <w:t>15.15</w:t>
-        </w:r>
-      </w:hyperlink>
+      <w:r>
+        <w:rPr>
+          <w:lang w:val="fr_FR" w:bidi="fr_FR"/>
+        </w:rPr>
+        <w:t>15.15</w:t>
+      </w:r>
       <w:r>
         <w:rPr>
           <w:lang w:val="fr_FR" w:bidi="fr_FR"/>
         </w:rPr>
         <w:t>. • Ce Guilgal n'est pas le même que celui où les Israélites avaient auparavant établi leur camp (</w:t>
       </w:r>
-      <w:hyperlink r:id="rId177">
-        <w:r>
-          <w:rPr>
-            <w:lang w:val="fr_FR" w:bidi="fr_FR"/>
-          </w:rPr>
-          <w:rPr>
-            <w:color w:val="0000EE"/>
-            <w:u w:val="single"/>
-          </w:rPr>
-          <w:t>4.19</w:t>
-        </w:r>
-      </w:hyperlink>
+      <w:r>
+        <w:rPr>
+          <w:lang w:val="fr_FR" w:bidi="fr_FR"/>
+        </w:rPr>
+        <w:t>4.19</w:t>
+      </w:r>
       <w:r>
         <w:rPr>
           <w:lang w:val="fr_FR" w:bidi="fr_FR"/>
@@ -14519,36 +13427,24 @@
         </w:rPr>
         <w:t xml:space="preserve">C.f </w:t>
       </w:r>
-      <w:hyperlink r:id="rId178">
-        <w:r>
-          <w:rPr>
-            <w:lang w:val="fr_FR" w:bidi="fr_FR"/>
-          </w:rPr>
-          <w:rPr>
-            <w:color w:val="0000EE"/>
-            <w:u w:val="single"/>
-          </w:rPr>
-          <w:t>1S 17.25</w:t>
-        </w:r>
-      </w:hyperlink>
+      <w:r>
+        <w:rPr>
+          <w:lang w:val="fr_FR" w:bidi="fr_FR"/>
+        </w:rPr>
+        <w:t>1S 17.25</w:t>
+      </w:r>
       <w:r>
         <w:rPr>
           <w:lang w:val="fr_FR" w:bidi="fr_FR"/>
         </w:rPr>
         <w:t xml:space="preserve"> ; </w:t>
       </w:r>
-      <w:hyperlink r:id="rId179">
-        <w:r>
-          <w:rPr>
-            <w:lang w:val="fr_FR" w:bidi="fr_FR"/>
-          </w:rPr>
-          <w:rPr>
-            <w:color w:val="0000EE"/>
-            <w:u w:val="single"/>
-          </w:rPr>
-          <w:t>18.27</w:t>
-        </w:r>
-      </w:hyperlink>
+      <w:r>
+        <w:rPr>
+          <w:lang w:val="fr_FR" w:bidi="fr_FR"/>
+        </w:rPr>
+        <w:t>18.27</w:t>
+      </w:r>
       <w:r>
         <w:rPr>
           <w:lang w:val="fr_FR" w:bidi="fr_FR"/>
@@ -14603,18 +13499,12 @@
         </w:rPr>
         <w:t>Othniel, le neveu de Caleb, deviendra le premier juge d'Israël (</w:t>
       </w:r>
-      <w:hyperlink r:id="rId180">
-        <w:r>
-          <w:rPr>
-            <w:lang w:val="fr_FR" w:bidi="fr_FR"/>
-          </w:rPr>
-          <w:rPr>
-            <w:color w:val="0000EE"/>
-            <w:u w:val="single"/>
-          </w:rPr>
-          <w:t>Jg 3.9–11</w:t>
-        </w:r>
-      </w:hyperlink>
+      <w:r>
+        <w:rPr>
+          <w:lang w:val="fr_FR" w:bidi="fr_FR"/>
+        </w:rPr>
+        <w:t>Jg 3.9–11</w:t>
+      </w:r>
       <w:r>
         <w:rPr>
           <w:lang w:val="fr_FR" w:bidi="fr_FR"/>
@@ -14947,18 +13837,12 @@
         </w:rPr>
         <w:t>La région montagneuse se situait dans les hautes terres au cœur de Juda, et s'étendait de Jérusalem au nord jusqu'à juste après Debir (</w:t>
       </w:r>
-      <w:hyperlink r:id="rId176">
-        <w:r>
-          <w:rPr>
-            <w:lang w:val="fr_FR" w:bidi="fr_FR"/>
-          </w:rPr>
-          <w:rPr>
-            <w:color w:val="0000EE"/>
-            <w:u w:val="single"/>
-          </w:rPr>
-          <w:t>15.15</w:t>
-        </w:r>
-      </w:hyperlink>
+      <w:r>
+        <w:rPr>
+          <w:lang w:val="fr_FR" w:bidi="fr_FR"/>
+        </w:rPr>
+        <w:t>15.15</w:t>
+      </w:r>
       <w:r>
         <w:rPr>
           <w:lang w:val="fr_FR" w:bidi="fr_FR"/>
@@ -15013,18 +13897,12 @@
         </w:rPr>
         <w:t>Ce Jizreel en Juda n'était pas le Jizreel du nord. Cette ville était la ville natale d'Achinoam, femme de David et mère de son fils aîné, Amnon (</w:t>
       </w:r>
-      <w:hyperlink r:id="rId181">
-        <w:r>
-          <w:rPr>
-            <w:lang w:val="fr_FR" w:bidi="fr_FR"/>
-          </w:rPr>
-          <w:rPr>
-            <w:color w:val="0000EE"/>
-            <w:u w:val="single"/>
-          </w:rPr>
-          <w:t>2S 3.2</w:t>
-        </w:r>
-      </w:hyperlink>
+      <w:r>
+        <w:rPr>
+          <w:lang w:val="fr_FR" w:bidi="fr_FR"/>
+        </w:rPr>
+        <w:t>2S 3.2</w:t>
+      </w:r>
       <w:r>
         <w:rPr>
           <w:lang w:val="fr_FR" w:bidi="fr_FR"/>
@@ -15175,36 +14053,24 @@
         </w:rPr>
         <w:t>Même si Jérusalem a été attribuée à la tribu de Benjamin (</w:t>
       </w:r>
-      <w:hyperlink r:id="rId182">
-        <w:r>
-          <w:rPr>
-            <w:lang w:val="fr_FR" w:bidi="fr_FR"/>
-          </w:rPr>
-          <w:rPr>
-            <w:color w:val="0000EE"/>
-            <w:u w:val="single"/>
-          </w:rPr>
-          <w:t>18.28</w:t>
-        </w:r>
-      </w:hyperlink>
+      <w:r>
+        <w:rPr>
+          <w:lang w:val="fr_FR" w:bidi="fr_FR"/>
+        </w:rPr>
+        <w:t>18.28</w:t>
+      </w:r>
       <w:r>
         <w:rPr>
           <w:lang w:val="fr_FR" w:bidi="fr_FR"/>
         </w:rPr>
         <w:t>), elle n'a pas été conquise du temps de Josué. • jusqu'à ce jour : la présence continue des Jébusiens a ensuite posé problème à Juda (</w:t>
       </w:r>
-      <w:hyperlink r:id="rId183">
-        <w:r>
-          <w:rPr>
-            <w:lang w:val="fr_FR" w:bidi="fr_FR"/>
-          </w:rPr>
-          <w:rPr>
-            <w:color w:val="0000EE"/>
-            <w:u w:val="single"/>
-          </w:rPr>
-          <w:t>Jg 1.21</w:t>
-        </w:r>
-      </w:hyperlink>
+      <w:r>
+        <w:rPr>
+          <w:lang w:val="fr_FR" w:bidi="fr_FR"/>
+        </w:rPr>
+        <w:t>Jg 1.21</w:t>
+      </w:r>
       <w:r>
         <w:rPr>
           <w:lang w:val="fr_FR" w:bidi="fr_FR"/>
@@ -15259,18 +14125,12 @@
         </w:rPr>
         <w:t>Jéricho a été attribué à la tribu de Benjamin (</w:t>
       </w:r>
-      <w:hyperlink r:id="rId184">
-        <w:r>
-          <w:rPr>
-            <w:lang w:val="fr_FR" w:bidi="fr_FR"/>
-          </w:rPr>
-          <w:rPr>
-            <w:color w:val="0000EE"/>
-            <w:u w:val="single"/>
-          </w:rPr>
-          <w:t>18.21</w:t>
-        </w:r>
-      </w:hyperlink>
+      <w:r>
+        <w:rPr>
+          <w:lang w:val="fr_FR" w:bidi="fr_FR"/>
+        </w:rPr>
+        <w:t>18.21</w:t>
+      </w:r>
       <w:r>
         <w:rPr>
           <w:lang w:val="fr_FR" w:bidi="fr_FR"/>
@@ -15325,36 +14185,24 @@
         </w:rPr>
         <w:t>Joseph a eu deux fils, Manassé et Éphraïm (</w:t>
       </w:r>
-      <w:hyperlink r:id="rId185">
-        <w:r>
-          <w:rPr>
-            <w:lang w:val="fr_FR" w:bidi="fr_FR"/>
-          </w:rPr>
-          <w:rPr>
-            <w:color w:val="0000EE"/>
-            <w:u w:val="single"/>
-          </w:rPr>
-          <w:t>Gn 41.50–52</w:t>
-        </w:r>
-      </w:hyperlink>
+      <w:r>
+        <w:rPr>
+          <w:lang w:val="fr_FR" w:bidi="fr_FR"/>
+        </w:rPr>
+        <w:t>Gn 41.50–52</w:t>
+      </w:r>
       <w:r>
         <w:rPr>
           <w:lang w:val="fr_FR" w:bidi="fr_FR"/>
         </w:rPr>
         <w:t>). La moitié des descendants de Manassé ont déjà reçu leur héritage à l'est du Jourdain. La tribu d'Éphraïm et le reste de la tribu de Manassé reçoivent maintenant leur héritage. Cela amène à un nombre total de douze territoires, réalisant la bénédiction que Jacob avait prononcée sur Joseph (</w:t>
       </w:r>
-      <w:hyperlink r:id="rId186">
-        <w:r>
-          <w:rPr>
-            <w:lang w:val="fr_FR" w:bidi="fr_FR"/>
-          </w:rPr>
-          <w:rPr>
-            <w:color w:val="0000EE"/>
-            <w:u w:val="single"/>
-          </w:rPr>
-          <w:t>Gn 49.22–26</w:t>
-        </w:r>
-      </w:hyperlink>
+      <w:r>
+        <w:rPr>
+          <w:lang w:val="fr_FR" w:bidi="fr_FR"/>
+        </w:rPr>
+        <w:t>Gn 49.22–26</w:t>
+      </w:r>
       <w:r>
         <w:rPr>
           <w:lang w:val="fr_FR" w:bidi="fr_FR"/>
@@ -15409,54 +14257,36 @@
         </w:rPr>
         <w:t xml:space="preserve">La frontière d'Éphraïm suivait la montée de Beth-Horon la basse jusqu'à Beth-Horon la haute (voir </w:t>
       </w:r>
-      <w:hyperlink r:id="rId187">
-        <w:r>
-          <w:rPr>
-            <w:lang w:val="fr_FR" w:bidi="fr_FR"/>
-          </w:rPr>
-          <w:rPr>
-            <w:color w:val="0000EE"/>
-            <w:u w:val="single"/>
-          </w:rPr>
-          <w:t>16.5</w:t>
-        </w:r>
-      </w:hyperlink>
+      <w:r>
+        <w:rPr>
+          <w:lang w:val="fr_FR" w:bidi="fr_FR"/>
+        </w:rPr>
+        <w:t>16.5</w:t>
+      </w:r>
       <w:r>
         <w:rPr>
           <w:lang w:val="fr_FR" w:bidi="fr_FR"/>
         </w:rPr>
         <w:t xml:space="preserve">), accordant à la tribu le contrôle de l'une des deux routes principales conduisant à Jérusalem depuis l'ouest. • Guézer, une grande et importante ville cananéenne située à la jonction de la plaine côtière et de la région montagneuse, n'est apparemment pas passée en possession d'Israël avant le règne de Salomon (voir </w:t>
       </w:r>
-      <w:hyperlink r:id="rId188">
-        <w:r>
-          <w:rPr>
-            <w:lang w:val="fr_FR" w:bidi="fr_FR"/>
-          </w:rPr>
-          <w:rPr>
-            <w:color w:val="0000EE"/>
-            <w:u w:val="single"/>
-          </w:rPr>
-          <w:t>Jg 1.29</w:t>
-        </w:r>
-      </w:hyperlink>
+      <w:r>
+        <w:rPr>
+          <w:lang w:val="fr_FR" w:bidi="fr_FR"/>
+        </w:rPr>
+        <w:t>Jg 1.29</w:t>
+      </w:r>
       <w:r>
         <w:rPr>
           <w:lang w:val="fr_FR" w:bidi="fr_FR"/>
         </w:rPr>
         <w:t xml:space="preserve"> ; </w:t>
       </w:r>
-      <w:hyperlink r:id="rId189">
-        <w:r>
-          <w:rPr>
-            <w:lang w:val="fr_FR" w:bidi="fr_FR"/>
-          </w:rPr>
-          <w:rPr>
-            <w:color w:val="0000EE"/>
-            <w:u w:val="single"/>
-          </w:rPr>
-          <w:t>1R 9.16</w:t>
-        </w:r>
-      </w:hyperlink>
+      <w:r>
+        <w:rPr>
+          <w:lang w:val="fr_FR" w:bidi="fr_FR"/>
+        </w:rPr>
+        <w:t>1R 9.16</w:t>
+      </w:r>
       <w:r>
         <w:rPr>
           <w:lang w:val="fr_FR" w:bidi="fr_FR"/>
@@ -15559,18 +14389,12 @@
         </w:rPr>
         <w:t xml:space="preserve">Voir </w:t>
       </w:r>
-      <w:hyperlink r:id="rId190">
-        <w:r>
-          <w:rPr>
-            <w:lang w:val="fr_FR" w:bidi="fr_FR"/>
-          </w:rPr>
-          <w:rPr>
-            <w:color w:val="0000EE"/>
-            <w:u w:val="single"/>
-          </w:rPr>
-          <w:t>13.29–33</w:t>
-        </w:r>
-      </w:hyperlink>
+      <w:r>
+        <w:rPr>
+          <w:lang w:val="fr_FR" w:bidi="fr_FR"/>
+        </w:rPr>
+        <w:t>13.29–33</w:t>
+      </w:r>
       <w:r>
         <w:rPr>
           <w:lang w:val="fr_FR" w:bidi="fr_FR"/>
@@ -15637,18 +14461,12 @@
         </w:rPr>
         <w:t xml:space="preserve">Dans l'ancien Israël, l'héritage passait généralement d'un père à ses fils. Sans fils, le nom d'un homme pouvait tomber dans l'oubli. Les filles de Tselophchad avaient cependant déposé une demande de droits à Moïse, sur quoi Moïse avait consulté Dieu, et Dieu avait décidé qu'elles hériteraient bien de la part de leur père (voir </w:t>
       </w:r>
-      <w:hyperlink r:id="rId191">
-        <w:r>
-          <w:rPr>
-            <w:lang w:val="fr_FR" w:bidi="fr_FR"/>
-          </w:rPr>
-          <w:rPr>
-            <w:color w:val="0000EE"/>
-            <w:u w:val="single"/>
-          </w:rPr>
-          <w:t>Nb 27.1–11</w:t>
-        </w:r>
-      </w:hyperlink>
+      <w:r>
+        <w:rPr>
+          <w:lang w:val="fr_FR" w:bidi="fr_FR"/>
+        </w:rPr>
+        <w:t>Nb 27.1–11</w:t>
+      </w:r>
       <w:r>
         <w:rPr>
           <w:lang w:val="fr_FR" w:bidi="fr_FR"/>
@@ -15799,18 +14617,12 @@
         </w:rPr>
         <w:t xml:space="preserve">Cette description globale de la frontière au sud de Manassé avec le territoire donné à la tribu d'Éphraïm fournit plus de détails que la description de la frontière au nord d'Éphraïm en </w:t>
       </w:r>
-      <w:hyperlink r:id="rId192">
-        <w:r>
-          <w:rPr>
-            <w:lang w:val="fr_FR" w:bidi="fr_FR"/>
-          </w:rPr>
-          <w:rPr>
-            <w:color w:val="0000EE"/>
-            <w:u w:val="single"/>
-          </w:rPr>
-          <w:t>16.8</w:t>
-        </w:r>
-      </w:hyperlink>
+      <w:r>
+        <w:rPr>
+          <w:lang w:val="fr_FR" w:bidi="fr_FR"/>
+        </w:rPr>
+        <w:t>16.8</w:t>
+      </w:r>
       <w:r>
         <w:rPr>
           <w:lang w:val="fr_FR" w:bidi="fr_FR"/>
@@ -15961,18 +14773,12 @@
         </w:rPr>
         <w:t xml:space="preserve">La part de Joseph est décrite en </w:t>
       </w:r>
-      <w:hyperlink r:id="rId193">
-        <w:r>
-          <w:rPr>
-            <w:lang w:val="fr_FR" w:bidi="fr_FR"/>
-          </w:rPr>
-          <w:rPr>
-            <w:color w:val="0000EE"/>
-            <w:u w:val="single"/>
-          </w:rPr>
-          <w:t>16.1–4</w:t>
-        </w:r>
-      </w:hyperlink>
+      <w:r>
+        <w:rPr>
+          <w:lang w:val="fr_FR" w:bidi="fr_FR"/>
+        </w:rPr>
+        <w:t>16.1–4</w:t>
+      </w:r>
       <w:r>
         <w:rPr>
           <w:lang w:val="fr_FR" w:bidi="fr_FR"/>
@@ -16039,54 +14845,36 @@
         </w:rPr>
         <w:t xml:space="preserve"> ; voir aussi </w:t>
       </w:r>
-      <w:hyperlink r:id="rId194">
-        <w:r>
-          <w:rPr>
-            <w:lang w:val="fr_FR" w:bidi="fr_FR"/>
-          </w:rPr>
-          <w:rPr>
-            <w:color w:val="0000EE"/>
-            <w:u w:val="single"/>
-          </w:rPr>
-          <w:t>Dt 2.10–11</w:t>
-        </w:r>
-      </w:hyperlink>
+      <w:r>
+        <w:rPr>
+          <w:lang w:val="fr_FR" w:bidi="fr_FR"/>
+        </w:rPr>
+        <w:t>Dt 2.10–11</w:t>
+      </w:r>
       <w:r>
         <w:rPr>
           <w:lang w:val="fr_FR" w:bidi="fr_FR"/>
         </w:rPr>
         <w:t xml:space="preserve">, </w:t>
       </w:r>
-      <w:hyperlink r:id="rId195">
-        <w:r>
-          <w:rPr>
-            <w:lang w:val="fr_FR" w:bidi="fr_FR"/>
-          </w:rPr>
-          <w:rPr>
-            <w:color w:val="0000EE"/>
-            <w:u w:val="single"/>
-          </w:rPr>
-          <w:t>20–21</w:t>
-        </w:r>
-      </w:hyperlink>
+      <w:r>
+        <w:rPr>
+          <w:lang w:val="fr_FR" w:bidi="fr_FR"/>
+        </w:rPr>
+        <w:t>20–21</w:t>
+      </w:r>
       <w:r>
         <w:rPr>
           <w:lang w:val="fr_FR" w:bidi="fr_FR"/>
         </w:rPr>
         <w:t xml:space="preserve"> ; </w:t>
       </w:r>
-      <w:hyperlink r:id="rId147">
-        <w:r>
-          <w:rPr>
-            <w:lang w:val="fr_FR" w:bidi="fr_FR"/>
-          </w:rPr>
-          <w:rPr>
-            <w:color w:val="0000EE"/>
-            <w:u w:val="single"/>
-          </w:rPr>
-          <w:t>3.11</w:t>
-        </w:r>
-      </w:hyperlink>
+      <w:r>
+        <w:rPr>
+          <w:lang w:val="fr_FR" w:bidi="fr_FR"/>
+        </w:rPr>
+        <w:t>3.11</w:t>
+      </w:r>
       <w:r>
         <w:rPr>
           <w:lang w:val="fr_FR" w:bidi="fr_FR"/>
@@ -16153,18 +14941,12 @@
         </w:rPr>
         <w:t xml:space="preserve">). • La vallée de Jizreel, une rupture géologique de la région montagneuse, séparait la Basse Galilée (au nord de la région montagneuse) de Manassé (au sud). Les Cananéens qui habitaient dans et près de celle-ci, ainsi que de la vallée de Beth-Schean, limitaient l'expansion de Manassé et apparemment celle d'Éphraïm. La plupart des villes nommées en </w:t>
       </w:r>
-      <w:hyperlink r:id="rId196">
-        <w:r>
-          <w:rPr>
-            <w:lang w:val="fr_FR" w:bidi="fr_FR"/>
-          </w:rPr>
-          <w:rPr>
-            <w:color w:val="0000EE"/>
-            <w:u w:val="single"/>
-          </w:rPr>
-          <w:t>17.11</w:t>
-        </w:r>
-      </w:hyperlink>
+      <w:r>
+        <w:rPr>
+          <w:lang w:val="fr_FR" w:bidi="fr_FR"/>
+        </w:rPr>
+        <w:t>17.11</w:t>
+      </w:r>
       <w:r>
         <w:rPr>
           <w:lang w:val="fr_FR" w:bidi="fr_FR"/>
@@ -16219,18 +15001,12 @@
         </w:rPr>
         <w:t>Plutôt que de réprimander le peuple pour sa peur, Josué répète ses instructions de défricher la forêt pour la coloniser. Sa promesse que les tribus d'Éphraïm et de Manassé finiront par chasser les Cananéens leur donne un espoir grâce auquel ils pourront affermir leur foi et vaincre la peur. • Une grande partie de la région montagneuse était boisée, et la présence cananéenne y était éparse. Si Éphraïm et Manassé s'étaient contentés de terres déjà défrichées, ils auraient eu peu de place pour s'installer. Avec les débuts de l'utilisation du fer à la même époque, y compris pour les têtes de hache, ces tribus pouvaient défricher les forêts jusqu'alors restées intactes et produire de nouvelles terres pour s'installer. Josué donne l'exemple en étant le premier à défricher sa propre propriété à Timnath-Sérach (</w:t>
       </w:r>
-      <w:hyperlink r:id="rId197">
-        <w:r>
-          <w:rPr>
-            <w:lang w:val="fr_FR" w:bidi="fr_FR"/>
-          </w:rPr>
-          <w:rPr>
-            <w:color w:val="0000EE"/>
-            <w:u w:val="single"/>
-          </w:rPr>
-          <w:t>19.50</w:t>
-        </w:r>
-      </w:hyperlink>
+      <w:r>
+        <w:rPr>
+          <w:lang w:val="fr_FR" w:bidi="fr_FR"/>
+        </w:rPr>
+        <w:t>19.50</w:t>
+      </w:r>
       <w:r>
         <w:rPr>
           <w:lang w:val="fr_FR" w:bidi="fr_FR"/>
@@ -16285,36 +15061,24 @@
         </w:rPr>
         <w:t>Israël avait campé à Guilgal dans la vallée du Jourdain (</w:t>
       </w:r>
-      <w:hyperlink r:id="rId198">
-        <w:r>
-          <w:rPr>
-            <w:lang w:val="fr_FR" w:bidi="fr_FR"/>
-          </w:rPr>
-          <w:rPr>
-            <w:color w:val="0000EE"/>
-            <w:u w:val="single"/>
-          </w:rPr>
-          <w:t>14.6</w:t>
-        </w:r>
-      </w:hyperlink>
+      <w:r>
+        <w:rPr>
+          <w:lang w:val="fr_FR" w:bidi="fr_FR"/>
+        </w:rPr>
+        <w:t>14.6</w:t>
+      </w:r>
       <w:r>
         <w:rPr>
           <w:lang w:val="fr_FR" w:bidi="fr_FR"/>
         </w:rPr>
         <w:t>). Silo se situait à environ trente kilomètres au nord de Jérusalem, dans la montagne d'Éphraïm. En installant là-bas le Tabernacle, Josué fait de Silo le cœur religieux et politique d'Israël. Le Tabernacle est resté à Silo jusqu'à ce que les Philistins se saisissent de l'arche (</w:t>
       </w:r>
-      <w:hyperlink r:id="rId199">
-        <w:r>
-          <w:rPr>
-            <w:lang w:val="fr_FR" w:bidi="fr_FR"/>
-          </w:rPr>
-          <w:rPr>
-            <w:color w:val="0000EE"/>
-            <w:u w:val="single"/>
-          </w:rPr>
-          <w:t>1S 4.10–11</w:t>
-        </w:r>
-      </w:hyperlink>
+      <w:r>
+        <w:rPr>
+          <w:lang w:val="fr_FR" w:bidi="fr_FR"/>
+        </w:rPr>
+        <w:t>1S 4.10–11</w:t>
+      </w:r>
       <w:r>
         <w:rPr>
           <w:lang w:val="fr_FR" w:bidi="fr_FR"/>
@@ -16525,36 +15289,24 @@
         </w:rPr>
         <w:t xml:space="preserve">Les Lévites : voir ch. </w:t>
       </w:r>
-      <w:hyperlink r:id="rId157">
-        <w:r>
-          <w:rPr>
-            <w:lang w:val="fr_FR" w:bidi="fr_FR"/>
-          </w:rPr>
-          <w:rPr>
-            <w:color w:val="0000EE"/>
-            <w:u w:val="single"/>
-          </w:rPr>
-          <w:t>21</w:t>
-        </w:r>
-      </w:hyperlink>
+      <w:r>
+        <w:rPr>
+          <w:lang w:val="fr_FR" w:bidi="fr_FR"/>
+        </w:rPr>
+        <w:t>21</w:t>
+      </w:r>
       <w:r>
         <w:rPr>
           <w:lang w:val="fr_FR" w:bidi="fr_FR"/>
         </w:rPr>
         <w:t xml:space="preserve">. • Gad ... Manassé : voir </w:t>
       </w:r>
-      <w:hyperlink r:id="rId200">
-        <w:r>
-          <w:rPr>
-            <w:lang w:val="fr_FR" w:bidi="fr_FR"/>
-          </w:rPr>
-          <w:rPr>
-            <w:color w:val="0000EE"/>
-            <w:u w:val="single"/>
-          </w:rPr>
-          <w:t>13.15–33</w:t>
-        </w:r>
-      </w:hyperlink>
+      <w:r>
+        <w:rPr>
+          <w:lang w:val="fr_FR" w:bidi="fr_FR"/>
+        </w:rPr>
+        <w:t>13.15–33</w:t>
+      </w:r>
       <w:r>
         <w:rPr>
           <w:lang w:val="fr_FR" w:bidi="fr_FR"/>
@@ -16609,36 +15361,24 @@
         </w:rPr>
         <w:t>Les Cananéens de la région montagneuse craignaient maintenant Israël et ont laissé les vingt et un hommes (</w:t>
       </w:r>
-      <w:hyperlink r:id="rId201">
-        <w:r>
-          <w:rPr>
-            <w:lang w:val="fr_FR" w:bidi="fr_FR"/>
-          </w:rPr>
-          <w:rPr>
-            <w:color w:val="0000EE"/>
-            <w:u w:val="single"/>
-          </w:rPr>
-          <w:t>18.4</w:t>
-        </w:r>
-      </w:hyperlink>
+      <w:r>
+        <w:rPr>
+          <w:lang w:val="fr_FR" w:bidi="fr_FR"/>
+        </w:rPr>
+        <w:t>18.4</w:t>
+      </w:r>
       <w:r>
         <w:rPr>
           <w:lang w:val="fr_FR" w:bidi="fr_FR"/>
         </w:rPr>
         <w:t xml:space="preserve">) traverser leurs territoires et revenir indemnes. • Le livre était probablement un rouleau qui pourrait avoir servi de source initiale pour les descriptions des parts dans les ch. </w:t>
       </w:r>
-      <w:hyperlink r:id="rId202">
-        <w:r>
-          <w:rPr>
-            <w:lang w:val="fr_FR" w:bidi="fr_FR"/>
-          </w:rPr>
-          <w:rPr>
-            <w:color w:val="0000EE"/>
-            <w:u w:val="single"/>
-          </w:rPr>
-          <w:t>18–19</w:t>
-        </w:r>
-      </w:hyperlink>
+      <w:r>
+        <w:rPr>
+          <w:lang w:val="fr_FR" w:bidi="fr_FR"/>
+        </w:rPr>
+        <w:t>18–19</w:t>
+      </w:r>
       <w:r>
         <w:rPr>
           <w:lang w:val="fr_FR" w:bidi="fr_FR"/>
@@ -16813,18 +15553,12 @@
         </w:rPr>
         <w:t xml:space="preserve">. • Kirjath : le Kirjath-Jearim de </w:t>
       </w:r>
-      <w:hyperlink r:id="rId203">
-        <w:r>
-          <w:rPr>
-            <w:lang w:val="fr_FR" w:bidi="fr_FR"/>
-          </w:rPr>
-          <w:rPr>
-            <w:color w:val="0000EE"/>
-            <w:u w:val="single"/>
-          </w:rPr>
-          <w:t>18.14</w:t>
-        </w:r>
-      </w:hyperlink>
+      <w:r>
+        <w:rPr>
+          <w:lang w:val="fr_FR" w:bidi="fr_FR"/>
+        </w:rPr>
+        <w:t>18.14</w:t>
+      </w:r>
       <w:r>
         <w:rPr>
           <w:lang w:val="fr_FR" w:bidi="fr_FR"/>
@@ -16892,18 +15626,12 @@
         </w:rPr>
         <w:t>Siméon, le deuxième fils de Jacob et de Léa, était plus âgé que Juda. Cependant, il a perdu son rôle de premier plan à cause de ses violentes interventions contre Sichem (</w:t>
       </w:r>
-      <w:hyperlink r:id="rId204">
-        <w:r>
-          <w:rPr>
-            <w:lang w:val="fr_FR" w:bidi="fr_FR"/>
-          </w:rPr>
-          <w:rPr>
-            <w:color w:val="0000EE"/>
-            <w:u w:val="single"/>
-          </w:rPr>
-          <w:t>Gn 34.25–26</w:t>
-        </w:r>
-      </w:hyperlink>
+      <w:r>
+        <w:rPr>
+          <w:lang w:val="fr_FR" w:bidi="fr_FR"/>
+        </w:rPr>
+        <w:t>Gn 34.25–26</w:t>
+      </w:r>
       <w:r>
         <w:rPr>
           <w:lang w:val="fr_FR" w:bidi="fr_FR"/>
@@ -16958,18 +15686,12 @@
         </w:rPr>
         <w:t xml:space="preserve">Certaines des villes attribuées à la tribu de Siméon faisaient également partie de celles attribuées à Juda parce que le territoire de Juda était trop grand pour eux (cf. </w:t>
       </w:r>
-      <w:hyperlink r:id="rId205">
-        <w:r>
-          <w:rPr>
-            <w:lang w:val="fr_FR" w:bidi="fr_FR"/>
-          </w:rPr>
-          <w:rPr>
-            <w:color w:val="0000EE"/>
-            <w:u w:val="single"/>
-          </w:rPr>
-          <w:t>17.14–18</w:t>
-        </w:r>
-      </w:hyperlink>
+      <w:r>
+        <w:rPr>
+          <w:lang w:val="fr_FR" w:bidi="fr_FR"/>
+        </w:rPr>
+        <w:t>17.14–18</w:t>
+      </w:r>
       <w:r>
         <w:rPr>
           <w:lang w:val="fr_FR" w:bidi="fr_FR"/>
@@ -17168,18 +15890,12 @@
         </w:rPr>
         <w:t>Gath-Hépher était la ville natale du prophète Jonas (</w:t>
       </w:r>
-      <w:hyperlink r:id="rId206">
-        <w:r>
-          <w:rPr>
-            <w:lang w:val="fr_FR" w:bidi="fr_FR"/>
-          </w:rPr>
-          <w:rPr>
-            <w:color w:val="0000EE"/>
-            <w:u w:val="single"/>
-          </w:rPr>
-          <w:t>2R 14.25</w:t>
-        </w:r>
-      </w:hyperlink>
+      <w:r>
+        <w:rPr>
+          <w:lang w:val="fr_FR" w:bidi="fr_FR"/>
+        </w:rPr>
+        <w:t>2R 14.25</w:t>
+      </w:r>
       <w:r>
         <w:rPr>
           <w:lang w:val="fr_FR" w:bidi="fr_FR"/>
@@ -17282,36 +15998,24 @@
         </w:rPr>
         <w:t>Tant par le nombre de ses villes que par la taille de son territoire, Zabulon était la plus petite de toutes les tribus. Cependant, le village de Nazareth du Nouveau Testament, où Jésus grandit, se situait dans le territoire de Zabulon (</w:t>
       </w:r>
-      <w:hyperlink r:id="rId207">
-        <w:r>
-          <w:rPr>
-            <w:lang w:val="fr_FR" w:bidi="fr_FR"/>
-          </w:rPr>
-          <w:rPr>
-            <w:color w:val="0000EE"/>
-            <w:u w:val="single"/>
-          </w:rPr>
-          <w:t>Mt 2.19–23</w:t>
-        </w:r>
-      </w:hyperlink>
+      <w:r>
+        <w:rPr>
+          <w:lang w:val="fr_FR" w:bidi="fr_FR"/>
+        </w:rPr>
+        <w:t>Mt 2.19–23</w:t>
+      </w:r>
       <w:r>
         <w:rPr>
           <w:lang w:val="fr_FR" w:bidi="fr_FR"/>
         </w:rPr>
         <w:t xml:space="preserve"> ; </w:t>
       </w:r>
-      <w:hyperlink r:id="rId208">
-        <w:r>
-          <w:rPr>
-            <w:lang w:val="fr_FR" w:bidi="fr_FR"/>
-          </w:rPr>
-          <w:rPr>
-            <w:color w:val="0000EE"/>
-            <w:u w:val="single"/>
-          </w:rPr>
-          <w:t>4.13–16</w:t>
-        </w:r>
-      </w:hyperlink>
+      <w:r>
+        <w:rPr>
+          <w:lang w:val="fr_FR" w:bidi="fr_FR"/>
+        </w:rPr>
+        <w:t>4.13–16</w:t>
+      </w:r>
       <w:r>
         <w:rPr>
           <w:lang w:val="fr_FR" w:bidi="fr_FR"/>
@@ -17510,18 +16214,12 @@
         </w:rPr>
         <w:t xml:space="preserve">La tribu de Nephthali occupait l'est de la Galilée et surplombait la mer de Galilée. Comme une branche de la route commerciale internationale allant de l'Égypte à la Mésopotamie traversait le territoire de Nephthali, cette tribu jouissait de périodes de prospérité lors des règnes de puissants rois d'Israël. La ville de Hatsor se situait dans le territoire de Nephthali, gardant une section de cette route. Nephthali est mentionné dans </w:t>
       </w:r>
-      <w:hyperlink r:id="rId208">
-        <w:r>
-          <w:rPr>
-            <w:lang w:val="fr_FR" w:bidi="fr_FR"/>
-          </w:rPr>
-          <w:rPr>
-            <w:color w:val="0000EE"/>
-            <w:u w:val="single"/>
-          </w:rPr>
-          <w:t>Mt 4.13–16</w:t>
-        </w:r>
-      </w:hyperlink>
+      <w:r>
+        <w:rPr>
+          <w:lang w:val="fr_FR" w:bidi="fr_FR"/>
+        </w:rPr>
+        <w:t>Mt 4.13–16</w:t>
+      </w:r>
       <w:r>
         <w:rPr>
           <w:lang w:val="fr_FR" w:bidi="fr_FR"/>
@@ -17624,36 +16322,24 @@
         </w:rPr>
         <w:t>Environ cinquante ans après l'entrée d'Israël en Canaan sous Josué, les Philistins se sont installés sur la plaine côtière sud et ont occupé les villes de Thimna et Ékron (</w:t>
       </w:r>
-      <w:hyperlink r:id="rId209">
-        <w:r>
-          <w:rPr>
-            <w:lang w:val="fr_FR" w:bidi="fr_FR"/>
-          </w:rPr>
-          <w:rPr>
-            <w:color w:val="0000EE"/>
-            <w:u w:val="single"/>
-          </w:rPr>
-          <w:t>Jg 14.1–2</w:t>
-        </w:r>
-      </w:hyperlink>
+      <w:r>
+        <w:rPr>
+          <w:lang w:val="fr_FR" w:bidi="fr_FR"/>
+        </w:rPr>
+        <w:t>Jg 14.1–2</w:t>
+      </w:r>
       <w:r>
         <w:rPr>
           <w:lang w:val="fr_FR" w:bidi="fr_FR"/>
         </w:rPr>
         <w:t xml:space="preserve"> ; </w:t>
       </w:r>
-      <w:hyperlink r:id="rId210">
-        <w:r>
-          <w:rPr>
-            <w:lang w:val="fr_FR" w:bidi="fr_FR"/>
-          </w:rPr>
-          <w:rPr>
-            <w:color w:val="0000EE"/>
-            <w:u w:val="single"/>
-          </w:rPr>
-          <w:t>1S 5.1–10</w:t>
-        </w:r>
-      </w:hyperlink>
+      <w:r>
+        <w:rPr>
+          <w:lang w:val="fr_FR" w:bidi="fr_FR"/>
+        </w:rPr>
+        <w:t>1S 5.1–10</w:t>
+      </w:r>
       <w:r>
         <w:rPr>
           <w:lang w:val="fr_FR" w:bidi="fr_FR"/>
@@ -17721,18 +16407,12 @@
         </w:rPr>
         <w:t xml:space="preserve">La tribu de Dan a eu du mal à prendre possession de sa terre à cause des Philistins. Ainsi, un groupe de Danites s'est ensuite déplacé vers le nord à Laïs (voir </w:t>
       </w:r>
-      <w:hyperlink r:id="rId211">
-        <w:r>
-          <w:rPr>
-            <w:lang w:val="fr_FR" w:bidi="fr_FR"/>
-          </w:rPr>
-          <w:rPr>
-            <w:color w:val="0000EE"/>
-            <w:u w:val="single"/>
-          </w:rPr>
-          <w:t>Jg 18</w:t>
-        </w:r>
-      </w:hyperlink>
+      <w:r>
+        <w:rPr>
+          <w:lang w:val="fr_FR" w:bidi="fr_FR"/>
+        </w:rPr>
+        <w:t>Jg 18</w:t>
+      </w:r>
       <w:r>
         <w:rPr>
           <w:lang w:val="fr_FR" w:bidi="fr_FR"/>
@@ -17895,18 +16575,12 @@
         </w:rPr>
         <w:t xml:space="preserve">Ces versets contiennent un résumé de la loi concernant les villes de refuge (voir aussi </w:t>
       </w:r>
-      <w:hyperlink r:id="rId212">
-        <w:r>
-          <w:rPr>
-            <w:lang w:val="fr_FR" w:bidi="fr_FR"/>
-          </w:rPr>
-          <w:rPr>
-            <w:color w:val="0000EE"/>
-            <w:u w:val="single"/>
-          </w:rPr>
-          <w:t>Nb 35.6–34</w:t>
-        </w:r>
-      </w:hyperlink>
+      <w:r>
+        <w:rPr>
+          <w:lang w:val="fr_FR" w:bidi="fr_FR"/>
+        </w:rPr>
+        <w:t>Nb 35.6–34</w:t>
+      </w:r>
       <w:r>
         <w:rPr>
           <w:lang w:val="fr_FR" w:bidi="fr_FR"/>
@@ -18124,72 +16798,48 @@
         </w:rPr>
         <w:t xml:space="preserve"> (voir </w:t>
       </w:r>
-      <w:hyperlink r:id="rId213">
-        <w:r>
-          <w:rPr>
-            <w:lang w:val="fr_FR" w:bidi="fr_FR"/>
-          </w:rPr>
-          <w:rPr>
-            <w:color w:val="0000EE"/>
-            <w:u w:val="single"/>
-          </w:rPr>
-          <w:t>Ex 22.21</w:t>
-        </w:r>
-      </w:hyperlink>
+      <w:r>
+        <w:rPr>
+          <w:lang w:val="fr_FR" w:bidi="fr_FR"/>
+        </w:rPr>
+        <w:t>Ex 22.21</w:t>
+      </w:r>
       <w:r>
         <w:rPr>
           <w:lang w:val="fr_FR" w:bidi="fr_FR"/>
         </w:rPr>
         <w:t xml:space="preserve"> ; </w:t>
       </w:r>
-      <w:hyperlink r:id="rId214">
-        <w:r>
-          <w:rPr>
-            <w:lang w:val="fr_FR" w:bidi="fr_FR"/>
-          </w:rPr>
-          <w:rPr>
-            <w:color w:val="0000EE"/>
-            <w:u w:val="single"/>
-          </w:rPr>
-          <w:t>Lv 19.33–34</w:t>
-        </w:r>
-      </w:hyperlink>
+      <w:r>
+        <w:rPr>
+          <w:lang w:val="fr_FR" w:bidi="fr_FR"/>
+        </w:rPr>
+        <w:t>Lv 19.33–34</w:t>
+      </w:r>
       <w:r>
         <w:rPr>
           <w:lang w:val="fr_FR" w:bidi="fr_FR"/>
         </w:rPr>
         <w:t xml:space="preserve"> ; </w:t>
       </w:r>
-      <w:hyperlink r:id="rId215">
-        <w:r>
-          <w:rPr>
-            <w:lang w:val="fr_FR" w:bidi="fr_FR"/>
-          </w:rPr>
-          <w:rPr>
-            <w:color w:val="0000EE"/>
-            <w:u w:val="single"/>
-          </w:rPr>
-          <w:t>24.22</w:t>
-        </w:r>
-      </w:hyperlink>
+      <w:r>
+        <w:rPr>
+          <w:lang w:val="fr_FR" w:bidi="fr_FR"/>
+        </w:rPr>
+        <w:t>24.22</w:t>
+      </w:r>
       <w:r>
         <w:rPr>
           <w:lang w:val="fr_FR" w:bidi="fr_FR"/>
         </w:rPr>
         <w:t xml:space="preserve"> ; </w:t>
       </w:r>
-      <w:hyperlink r:id="rId216">
-        <w:r>
-          <w:rPr>
-            <w:lang w:val="fr_FR" w:bidi="fr_FR"/>
-          </w:rPr>
-          <w:rPr>
-            <w:color w:val="0000EE"/>
-            <w:u w:val="single"/>
-          </w:rPr>
-          <w:t>Nb 15.15–16</w:t>
-        </w:r>
-      </w:hyperlink>
+      <w:r>
+        <w:rPr>
+          <w:lang w:val="fr_FR" w:bidi="fr_FR"/>
+        </w:rPr>
+        <w:t>Nb 15.15–16</w:t>
+      </w:r>
       <w:r>
         <w:rPr>
           <w:lang w:val="fr_FR" w:bidi="fr_FR"/>
@@ -18304,18 +16954,12 @@
         </w:rPr>
         <w:t xml:space="preserve">Le Seigneur a ordonné par Moïse : voir </w:t>
       </w:r>
-      <w:hyperlink r:id="rId217">
-        <w:r>
-          <w:rPr>
-            <w:lang w:val="fr_FR" w:bidi="fr_FR"/>
-          </w:rPr>
-          <w:rPr>
-            <w:color w:val="0000EE"/>
-            <w:u w:val="single"/>
-          </w:rPr>
-          <w:t>Nb 35.1–7</w:t>
-        </w:r>
-      </w:hyperlink>
+      <w:r>
+        <w:rPr>
+          <w:lang w:val="fr_FR" w:bidi="fr_FR"/>
+        </w:rPr>
+        <w:t>Nb 35.1–7</w:t>
+      </w:r>
       <w:r>
         <w:rPr>
           <w:lang w:val="fr_FR" w:bidi="fr_FR"/>
@@ -18574,36 +17218,24 @@
         </w:rPr>
         <w:t>Les pâturages étaient en banlieue des villes. La répétition de ce mot tout au long de la liste de l'attribution des villes (</w:t>
       </w:r>
-      <w:hyperlink r:id="rId218">
-        <w:r>
-          <w:rPr>
-            <w:lang w:val="fr_FR" w:bidi="fr_FR"/>
-          </w:rPr>
-          <w:rPr>
-            <w:color w:val="0000EE"/>
-            <w:u w:val="single"/>
-          </w:rPr>
-          <w:t>21.8–42</w:t>
-        </w:r>
-      </w:hyperlink>
+      <w:r>
+        <w:rPr>
+          <w:lang w:val="fr_FR" w:bidi="fr_FR"/>
+        </w:rPr>
+        <w:t>21.8–42</w:t>
+      </w:r>
       <w:r>
         <w:rPr>
           <w:lang w:val="fr_FR" w:bidi="fr_FR"/>
         </w:rPr>
         <w:t>) lui donne le caractère d'un document juridique, garantissant aux Lévites l'accès aux terres entourant directement chacune des villes lévitiques (</w:t>
       </w:r>
-      <w:hyperlink r:id="rId219">
-        <w:r>
-          <w:rPr>
-            <w:lang w:val="fr_FR" w:bidi="fr_FR"/>
-          </w:rPr>
-          <w:rPr>
-            <w:color w:val="0000EE"/>
-            <w:u w:val="single"/>
-          </w:rPr>
-          <w:t>Nb 35.4–5</w:t>
-        </w:r>
-      </w:hyperlink>
+      <w:r>
+        <w:rPr>
+          <w:lang w:val="fr_FR" w:bidi="fr_FR"/>
+        </w:rPr>
+        <w:t>Nb 35.4–5</w:t>
+      </w:r>
       <w:r>
         <w:rPr>
           <w:lang w:val="fr_FR" w:bidi="fr_FR"/>
@@ -18658,18 +17290,12 @@
         </w:rPr>
         <w:t>Les descendants d'Aaron ont reçu treize villes, le reste des familles de Kehath en ont reçu dix, les descendants de Guerschon en ont reçu treize, et les fils de Merari en ont reçu douze. Il y avait un total de quarante-huit villes lévitiques. Chaque tribu comptait quatre villes lévitiques, à l'exception de Juda qui en comptait huit, de Siméon qui en comptait une, et de Nephthali qui en comptait trois. Six des villes lévitiques étaient aussi des villes refuge (</w:t>
       </w:r>
-      <w:hyperlink r:id="rId220">
-        <w:r>
-          <w:rPr>
-            <w:lang w:val="fr_FR" w:bidi="fr_FR"/>
-          </w:rPr>
-          <w:rPr>
-            <w:color w:val="0000EE"/>
-            <w:u w:val="single"/>
-          </w:rPr>
-          <w:t>20.7–8</w:t>
-        </w:r>
-      </w:hyperlink>
+      <w:r>
+        <w:rPr>
+          <w:lang w:val="fr_FR" w:bidi="fr_FR"/>
+        </w:rPr>
+        <w:t>20.7–8</w:t>
+      </w:r>
       <w:r>
         <w:rPr>
           <w:lang w:val="fr_FR" w:bidi="fr_FR"/>
@@ -18868,36 +17494,24 @@
         </w:rPr>
         <w:t xml:space="preserve">Josué a félicité les tribus de l'est pour leur obéissance loyale et la tenue de leur promesse d'aider le reste d'Israël à occuper Canaan (voir </w:t>
       </w:r>
-      <w:hyperlink r:id="rId154">
-        <w:r>
-          <w:rPr>
-            <w:lang w:val="fr_FR" w:bidi="fr_FR"/>
-          </w:rPr>
-          <w:rPr>
-            <w:color w:val="0000EE"/>
-            <w:u w:val="single"/>
-          </w:rPr>
-          <w:t>1.12–18</w:t>
-        </w:r>
-      </w:hyperlink>
+      <w:r>
+        <w:rPr>
+          <w:lang w:val="fr_FR" w:bidi="fr_FR"/>
+        </w:rPr>
+        <w:t>1.12–18</w:t>
+      </w:r>
       <w:r>
         <w:rPr>
           <w:lang w:val="fr_FR" w:bidi="fr_FR"/>
         </w:rPr>
         <w:t xml:space="preserve"> ; </w:t>
       </w:r>
-      <w:hyperlink r:id="rId221">
-        <w:r>
-          <w:rPr>
-            <w:lang w:val="fr_FR" w:bidi="fr_FR"/>
-          </w:rPr>
-          <w:rPr>
-            <w:color w:val="0000EE"/>
-            <w:u w:val="single"/>
-          </w:rPr>
-          <w:t>Nb 32.1–32</w:t>
-        </w:r>
-      </w:hyperlink>
+      <w:r>
+        <w:rPr>
+          <w:lang w:val="fr_FR" w:bidi="fr_FR"/>
+        </w:rPr>
+        <w:t>Nb 32.1–32</w:t>
+      </w:r>
       <w:r>
         <w:rPr>
           <w:lang w:val="fr_FR" w:bidi="fr_FR"/>
@@ -18952,18 +17566,12 @@
         </w:rPr>
         <w:t>Les paroles de Josué rappellent celles que Dieu a adressées à Josué au début de la conquête (</w:t>
       </w:r>
-      <w:hyperlink r:id="rId67">
-        <w:r>
-          <w:rPr>
-            <w:lang w:val="fr_FR" w:bidi="fr_FR"/>
-          </w:rPr>
-          <w:rPr>
-            <w:color w:val="0000EE"/>
-            <w:u w:val="single"/>
-          </w:rPr>
-          <w:t>1.1–9</w:t>
-        </w:r>
-      </w:hyperlink>
+      <w:r>
+        <w:rPr>
+          <w:lang w:val="fr_FR" w:bidi="fr_FR"/>
+        </w:rPr>
+        <w:t>1.1–9</w:t>
+      </w:r>
       <w:r>
         <w:rPr>
           <w:lang w:val="fr_FR" w:bidi="fr_FR"/>
@@ -19018,18 +17626,12 @@
         </w:rPr>
         <w:t xml:space="preserve">De tout votre cœur et de toute votre âme : voir </w:t>
       </w:r>
-      <w:hyperlink r:id="rId222">
-        <w:r>
-          <w:rPr>
-            <w:lang w:val="fr_FR" w:bidi="fr_FR"/>
-          </w:rPr>
-          <w:rPr>
-            <w:color w:val="0000EE"/>
-            <w:u w:val="single"/>
-          </w:rPr>
-          <w:t>Dt 6.5</w:t>
-        </w:r>
-      </w:hyperlink>
+      <w:r>
+        <w:rPr>
+          <w:lang w:val="fr_FR" w:bidi="fr_FR"/>
+        </w:rPr>
+        <w:t>Dt 6.5</w:t>
+      </w:r>
       <w:r>
         <w:rPr>
           <w:lang w:val="fr_FR" w:bidi="fr_FR"/>
@@ -19336,36 +17938,24 @@
         </w:rPr>
         <w:t xml:space="preserve">Les tribus de l'ouest étaient prêtes à entrer en guerre, car elles voyaient la construction de l'autel comme une violation de </w:t>
       </w:r>
-      <w:hyperlink r:id="rId223">
-        <w:r>
-          <w:rPr>
-            <w:lang w:val="fr_FR" w:bidi="fr_FR"/>
-          </w:rPr>
-          <w:rPr>
-            <w:color w:val="0000EE"/>
-            <w:u w:val="single"/>
-          </w:rPr>
-          <w:t>Lv 17.8–9</w:t>
-        </w:r>
-      </w:hyperlink>
+      <w:r>
+        <w:rPr>
+          <w:lang w:val="fr_FR" w:bidi="fr_FR"/>
+        </w:rPr>
+        <w:t>Lv 17.8–9</w:t>
+      </w:r>
       <w:r>
         <w:rPr>
           <w:lang w:val="fr_FR" w:bidi="fr_FR"/>
         </w:rPr>
         <w:t xml:space="preserve"> et </w:t>
       </w:r>
-      <w:hyperlink r:id="rId224">
-        <w:r>
-          <w:rPr>
-            <w:lang w:val="fr_FR" w:bidi="fr_FR"/>
-          </w:rPr>
-          <w:rPr>
-            <w:color w:val="0000EE"/>
-            <w:u w:val="single"/>
-          </w:rPr>
-          <w:t>Dt 13.12–15</w:t>
-        </w:r>
-      </w:hyperlink>
+      <w:r>
+        <w:rPr>
+          <w:lang w:val="fr_FR" w:bidi="fr_FR"/>
+        </w:rPr>
+        <w:t>Dt 13.12–15</w:t>
+      </w:r>
       <w:r>
         <w:rPr>
           <w:lang w:val="fr_FR" w:bidi="fr_FR"/>
@@ -19420,18 +18010,12 @@
         </w:rPr>
         <w:t xml:space="preserve">Envoyèrent : voir </w:t>
       </w:r>
-      <w:hyperlink r:id="rId225">
-        <w:r>
-          <w:rPr>
-            <w:lang w:val="fr_FR" w:bidi="fr_FR"/>
-          </w:rPr>
-          <w:rPr>
-            <w:color w:val="0000EE"/>
-            <w:u w:val="single"/>
-          </w:rPr>
-          <w:t>Dt 13.14</w:t>
-        </w:r>
-      </w:hyperlink>
+      <w:r>
+        <w:rPr>
+          <w:lang w:val="fr_FR" w:bidi="fr_FR"/>
+        </w:rPr>
+        <w:t>Dt 13.14</w:t>
+      </w:r>
       <w:r>
         <w:rPr>
           <w:lang w:val="fr_FR" w:bidi="fr_FR"/>
@@ -19534,36 +18118,24 @@
         </w:rPr>
         <w:t>Les affirmations directes et percutantes ainsi que les questions des envoyés cherchent à s'assurer de ce que la colère de Dieu ne s'abatte pas sur la nation à cause de la rébellion, comme lors celle d'Acan (</w:t>
       </w:r>
-      <w:hyperlink r:id="rId226">
-        <w:r>
-          <w:rPr>
-            <w:lang w:val="fr_FR" w:bidi="fr_FR"/>
-          </w:rPr>
-          <w:rPr>
-            <w:color w:val="0000EE"/>
-            <w:u w:val="single"/>
-          </w:rPr>
-          <w:t>7.1–15</w:t>
-        </w:r>
-      </w:hyperlink>
+      <w:r>
+        <w:rPr>
+          <w:lang w:val="fr_FR" w:bidi="fr_FR"/>
+        </w:rPr>
+        <w:t>7.1–15</w:t>
+      </w:r>
       <w:r>
         <w:rPr>
           <w:lang w:val="fr_FR" w:bidi="fr_FR"/>
         </w:rPr>
         <w:t>) ou de l'épisode de Peor (</w:t>
       </w:r>
-      <w:hyperlink r:id="rId227">
-        <w:r>
-          <w:rPr>
-            <w:lang w:val="fr_FR" w:bidi="fr_FR"/>
-          </w:rPr>
-          <w:rPr>
-            <w:color w:val="0000EE"/>
-            <w:u w:val="single"/>
-          </w:rPr>
-          <w:t>Nb 25</w:t>
-        </w:r>
-      </w:hyperlink>
+      <w:r>
+        <w:rPr>
+          <w:lang w:val="fr_FR" w:bidi="fr_FR"/>
+        </w:rPr>
+        <w:t>Nb 25</w:t>
+      </w:r>
       <w:r>
         <w:rPr>
           <w:lang w:val="fr_FR" w:bidi="fr_FR"/>
@@ -19630,36 +18202,24 @@
         </w:rPr>
         <w:t xml:space="preserve">: une telle formulation usant de « ainsi parle » introduisait typiquement le rapport d'un messager (voir par exemple, </w:t>
       </w:r>
-      <w:hyperlink r:id="rId228">
-        <w:r>
-          <w:rPr>
-            <w:lang w:val="fr_FR" w:bidi="fr_FR"/>
-          </w:rPr>
-          <w:rPr>
-            <w:color w:val="0000EE"/>
-            <w:u w:val="single"/>
-          </w:rPr>
-          <w:t>Esd 1.2</w:t>
-        </w:r>
-      </w:hyperlink>
+      <w:r>
+        <w:rPr>
+          <w:lang w:val="fr_FR" w:bidi="fr_FR"/>
+        </w:rPr>
+        <w:t>Esd 1.2</w:t>
+      </w:r>
       <w:r>
         <w:rPr>
           <w:lang w:val="fr_FR" w:bidi="fr_FR"/>
         </w:rPr>
         <w:t xml:space="preserve"> ; </w:t>
       </w:r>
-      <w:hyperlink r:id="rId229">
-        <w:r>
-          <w:rPr>
-            <w:lang w:val="fr_FR" w:bidi="fr_FR"/>
-          </w:rPr>
-          <w:rPr>
-            <w:color w:val="0000EE"/>
-            <w:u w:val="single"/>
-          </w:rPr>
-          <w:t>Es 28.16</w:t>
-        </w:r>
-      </w:hyperlink>
+      <w:r>
+        <w:rPr>
+          <w:lang w:val="fr_FR" w:bidi="fr_FR"/>
+        </w:rPr>
+        <w:t>Es 28.16</w:t>
+      </w:r>
       <w:r>
         <w:rPr>
           <w:lang w:val="fr_FR" w:bidi="fr_FR"/>
@@ -19714,18 +18274,12 @@
         </w:rPr>
         <w:t>Le crime de Peor renvoie à la rébellion idolâtre d'Israël en Moab, juste au moment d'entrer dans la Terre Promise (</w:t>
       </w:r>
-      <w:hyperlink r:id="rId227">
-        <w:r>
-          <w:rPr>
-            <w:lang w:val="fr_FR" w:bidi="fr_FR"/>
-          </w:rPr>
-          <w:rPr>
-            <w:color w:val="0000EE"/>
-            <w:u w:val="single"/>
-          </w:rPr>
-          <w:t>Nb 25</w:t>
-        </w:r>
-      </w:hyperlink>
+      <w:r>
+        <w:rPr>
+          <w:lang w:val="fr_FR" w:bidi="fr_FR"/>
+        </w:rPr>
+        <w:t>Nb 25</w:t>
+      </w:r>
       <w:r>
         <w:rPr>
           <w:lang w:val="fr_FR" w:bidi="fr_FR"/>
@@ -19834,18 +18388,12 @@
         </w:rPr>
         <w:t xml:space="preserve">Acan : voir ch. </w:t>
       </w:r>
-      <w:hyperlink r:id="rId77">
-        <w:r>
-          <w:rPr>
-            <w:lang w:val="fr_FR" w:bidi="fr_FR"/>
-          </w:rPr>
-          <w:rPr>
-            <w:color w:val="0000EE"/>
-            <w:u w:val="single"/>
-          </w:rPr>
-          <w:t>7</w:t>
-        </w:r>
-      </w:hyperlink>
+      <w:r>
+        <w:rPr>
+          <w:lang w:val="fr_FR" w:bidi="fr_FR"/>
+        </w:rPr>
+        <w:t>7</w:t>
+      </w:r>
       <w:r>
         <w:rPr>
           <w:lang w:val="fr_FR" w:bidi="fr_FR"/>
@@ -19996,18 +18544,12 @@
         </w:rPr>
         <w:t>Les tribus de l'est jurent au nom de l'Éternel qu'elles ne sont pas coupables. • Les ordonnances pour les sacrifices prescrivaient des holocaustes, des offrandes de céréales ou des sacrifices d'action de grâce (</w:t>
       </w:r>
-      <w:hyperlink r:id="rId230">
-        <w:r>
-          <w:rPr>
-            <w:lang w:val="fr_FR" w:bidi="fr_FR"/>
-          </w:rPr>
-          <w:rPr>
-            <w:color w:val="0000EE"/>
-            <w:u w:val="single"/>
-          </w:rPr>
-          <w:t>Lv 1–3</w:t>
-        </w:r>
-      </w:hyperlink>
+      <w:r>
+        <w:rPr>
+          <w:lang w:val="fr_FR" w:bidi="fr_FR"/>
+        </w:rPr>
+        <w:t>Lv 1–3</w:t>
+      </w:r>
       <w:r>
         <w:rPr>
           <w:lang w:val="fr_FR" w:bidi="fr_FR"/>
@@ -20219,18 +18761,12 @@
         </w:rPr>
         <w:t>Vous avez ainsi délivré : dans sa réponse aux tribus de l'est, Phinées emploie un langage très similaire aux paroles que Dieu avait prononcées lorsque Phinées avait su détourner la colère de Dieu contre Israël à Peor (</w:t>
       </w:r>
-      <w:hyperlink r:id="rId231">
-        <w:r>
-          <w:rPr>
-            <w:lang w:val="fr_FR" w:bidi="fr_FR"/>
-          </w:rPr>
-          <w:rPr>
-            <w:color w:val="0000EE"/>
-            <w:u w:val="single"/>
-          </w:rPr>
-          <w:t>Nb 25.11</w:t>
-        </w:r>
-      </w:hyperlink>
+      <w:r>
+        <w:rPr>
+          <w:lang w:val="fr_FR" w:bidi="fr_FR"/>
+        </w:rPr>
+        <w:t>Nb 25.11</w:t>
+      </w:r>
       <w:r>
         <w:rPr>
           <w:lang w:val="fr_FR" w:bidi="fr_FR"/>
@@ -20441,18 +18977,12 @@
         </w:rPr>
         <w:t>Les chefs d'Israël ont été témoins des exploits de Dieu à leur égard et face à leurs ennemis. Tout au long de la vie de ces chefs qui ont vécu plus longtemps que Josué, Israël a continué à être fidèle à Dieu (</w:t>
       </w:r>
-      <w:hyperlink r:id="rId232">
-        <w:r>
-          <w:rPr>
-            <w:lang w:val="fr_FR" w:bidi="fr_FR"/>
-          </w:rPr>
-          <w:rPr>
-            <w:color w:val="0000EE"/>
-            <w:u w:val="single"/>
-          </w:rPr>
-          <w:t>Jg 2.7</w:t>
-        </w:r>
-      </w:hyperlink>
+      <w:r>
+        <w:rPr>
+          <w:lang w:val="fr_FR" w:bidi="fr_FR"/>
+        </w:rPr>
+        <w:t>Jg 2.7</w:t>
+      </w:r>
       <w:r>
         <w:rPr>
           <w:lang w:val="fr_FR" w:bidi="fr_FR"/>
@@ -20507,72 +19037,48 @@
         </w:rPr>
         <w:t xml:space="preserve">Une partie des terres que Josué avait attribuées aux différentes tribus n'avait pas été conquise. L'occupation progressive du pays par Israël avait une raison écologique (voir </w:t>
       </w:r>
-      <w:hyperlink r:id="rId233">
-        <w:r>
-          <w:rPr>
-            <w:lang w:val="fr_FR" w:bidi="fr_FR"/>
-          </w:rPr>
-          <w:rPr>
-            <w:color w:val="0000EE"/>
-            <w:u w:val="single"/>
-          </w:rPr>
-          <w:t>Ex 23.29–30</w:t>
-        </w:r>
-      </w:hyperlink>
+      <w:r>
+        <w:rPr>
+          <w:lang w:val="fr_FR" w:bidi="fr_FR"/>
+        </w:rPr>
+        <w:t>Ex 23.29–30</w:t>
+      </w:r>
       <w:r>
         <w:rPr>
           <w:lang w:val="fr_FR" w:bidi="fr_FR"/>
         </w:rPr>
         <w:t xml:space="preserve">), une militaire (voir </w:t>
       </w:r>
-      <w:hyperlink r:id="rId234">
-        <w:r>
-          <w:rPr>
-            <w:lang w:val="fr_FR" w:bidi="fr_FR"/>
-          </w:rPr>
-          <w:rPr>
-            <w:color w:val="0000EE"/>
-            <w:u w:val="single"/>
-          </w:rPr>
-          <w:t>Jg 1.19</w:t>
-        </w:r>
-      </w:hyperlink>
+      <w:r>
+        <w:rPr>
+          <w:lang w:val="fr_FR" w:bidi="fr_FR"/>
+        </w:rPr>
+        <w:t>Jg 1.19</w:t>
+      </w:r>
       <w:r>
         <w:rPr>
           <w:lang w:val="fr_FR" w:bidi="fr_FR"/>
         </w:rPr>
         <w:t xml:space="preserve">), et une théologique (voir </w:t>
       </w:r>
-      <w:hyperlink r:id="rId235">
-        <w:r>
-          <w:rPr>
-            <w:lang w:val="fr_FR" w:bidi="fr_FR"/>
-          </w:rPr>
-          <w:rPr>
-            <w:color w:val="0000EE"/>
-            <w:u w:val="single"/>
-          </w:rPr>
-          <w:t>Jg 2.20–3.4</w:t>
-        </w:r>
-      </w:hyperlink>
+      <w:r>
+        <w:rPr>
+          <w:lang w:val="fr_FR" w:bidi="fr_FR"/>
+        </w:rPr>
+        <w:t>Jg 2.20–3.4</w:t>
+      </w:r>
       <w:r>
         <w:rPr>
           <w:lang w:val="fr_FR" w:bidi="fr_FR"/>
         </w:rPr>
         <w:t>). L'infidélité d'Israël qui en a résulté a retardé le processus de colonisation de plusieurs siècles ; au lieu de chasser les Cananéens restants, Israël les a absorbés, apportant au peuple de Dieu des tentations d'infidélité encore plus grandes. Josué savait qu'il s'agissait là d'un danger réel (</w:t>
       </w:r>
-      <w:hyperlink r:id="rId236">
-        <w:r>
-          <w:rPr>
-            <w:lang w:val="fr_FR" w:bidi="fr_FR"/>
-          </w:rPr>
-          <w:rPr>
-            <w:color w:val="0000EE"/>
-            <w:u w:val="single"/>
-          </w:rPr>
-          <w:t>Jos 23.15–16</w:t>
-        </w:r>
-      </w:hyperlink>
+      <w:r>
+        <w:rPr>
+          <w:lang w:val="fr_FR" w:bidi="fr_FR"/>
+        </w:rPr>
+        <w:t>Jos 23.15–16</w:t>
+      </w:r>
       <w:r>
         <w:rPr>
           <w:lang w:val="fr_FR" w:bidi="fr_FR"/>
@@ -20735,36 +19241,24 @@
         </w:rPr>
         <w:t>S'attacher fermement ou passionnément à Dieu permet de réduire à néant la tentation de se tourner vers d'autres dieux. Ce même verbe décrit un homme qui s'attache à sa femme (</w:t>
       </w:r>
-      <w:hyperlink r:id="rId237">
-        <w:r>
-          <w:rPr>
-            <w:lang w:val="fr_FR" w:bidi="fr_FR"/>
-          </w:rPr>
-          <w:rPr>
-            <w:color w:val="0000EE"/>
-            <w:u w:val="single"/>
-          </w:rPr>
-          <w:t>Gn 2.24</w:t>
-        </w:r>
-      </w:hyperlink>
+      <w:r>
+        <w:rPr>
+          <w:lang w:val="fr_FR" w:bidi="fr_FR"/>
+        </w:rPr>
+        <w:t>Gn 2.24</w:t>
+      </w:r>
       <w:r>
         <w:rPr>
           <w:lang w:val="fr_FR" w:bidi="fr_FR"/>
         </w:rPr>
         <w:t>) et Ruth qui s'attache à Naomi (</w:t>
       </w:r>
-      <w:hyperlink r:id="rId238">
-        <w:r>
-          <w:rPr>
-            <w:lang w:val="fr_FR" w:bidi="fr_FR"/>
-          </w:rPr>
-          <w:rPr>
-            <w:color w:val="0000EE"/>
-            <w:u w:val="single"/>
-          </w:rPr>
-          <w:t>Rt 1.14</w:t>
-        </w:r>
-      </w:hyperlink>
+      <w:r>
+        <w:rPr>
+          <w:lang w:val="fr_FR" w:bidi="fr_FR"/>
+        </w:rPr>
+        <w:t>Rt 1.14</w:t>
+      </w:r>
       <w:r>
         <w:rPr>
           <w:lang w:val="fr_FR" w:bidi="fr_FR"/>
@@ -20819,36 +19313,24 @@
         </w:rPr>
         <w:t>Les Anakim (</w:t>
       </w:r>
-      <w:hyperlink r:id="rId239">
-        <w:r>
-          <w:rPr>
-            <w:lang w:val="fr_FR" w:bidi="fr_FR"/>
-          </w:rPr>
-          <w:rPr>
-            <w:color w:val="0000EE"/>
-            <w:u w:val="single"/>
-          </w:rPr>
-          <w:t>11.21–22</w:t>
-        </w:r>
-      </w:hyperlink>
+      <w:r>
+        <w:rPr>
+          <w:lang w:val="fr_FR" w:bidi="fr_FR"/>
+        </w:rPr>
+        <w:t>11.21–22</w:t>
+      </w:r>
       <w:r>
         <w:rPr>
           <w:lang w:val="fr_FR" w:bidi="fr_FR"/>
         </w:rPr>
         <w:t>) et la ville d'Hatsor (</w:t>
       </w:r>
-      <w:hyperlink r:id="rId99">
-        <w:r>
-          <w:rPr>
-            <w:lang w:val="fr_FR" w:bidi="fr_FR"/>
-          </w:rPr>
-          <w:rPr>
-            <w:color w:val="0000EE"/>
-            <w:u w:val="single"/>
-          </w:rPr>
-          <w:t>11.10</w:t>
-        </w:r>
-      </w:hyperlink>
+      <w:r>
+        <w:rPr>
+          <w:lang w:val="fr_FR" w:bidi="fr_FR"/>
+        </w:rPr>
+        <w:t>11.10</w:t>
+      </w:r>
       <w:r>
         <w:rPr>
           <w:lang w:val="fr_FR" w:bidi="fr_FR"/>
@@ -20909,18 +19391,12 @@
         </w:rPr>
         <w:t xml:space="preserve">: de même que Dieu a combattu pour les Israélites autrefois (par exemple, </w:t>
       </w:r>
-      <w:hyperlink r:id="rId240">
-        <w:r>
-          <w:rPr>
-            <w:lang w:val="fr_FR" w:bidi="fr_FR"/>
-          </w:rPr>
-          <w:rPr>
-            <w:color w:val="0000EE"/>
-            <w:u w:val="single"/>
-          </w:rPr>
-          <w:t>10.11–14</w:t>
-        </w:r>
-      </w:hyperlink>
+      <w:r>
+        <w:rPr>
+          <w:lang w:val="fr_FR" w:bidi="fr_FR"/>
+        </w:rPr>
+        <w:t>10.11–14</w:t>
+      </w:r>
       <w:r>
         <w:rPr>
           <w:lang w:val="fr_FR" w:bidi="fr_FR"/>
@@ -21029,72 +19505,48 @@
         </w:rPr>
         <w:t>Josué a recommandé au peuple de Dieu de ne pas se marier avec ses voisins polythéistes, car une telle relation intime entraînerait l'égarement des Israélites (</w:t>
       </w:r>
-      <w:hyperlink r:id="rId241">
-        <w:r>
-          <w:rPr>
-            <w:lang w:val="fr_FR" w:bidi="fr_FR"/>
-          </w:rPr>
-          <w:rPr>
-            <w:color w:val="0000EE"/>
-            <w:u w:val="single"/>
-          </w:rPr>
-          <w:t>Dt 7.3–4</w:t>
-        </w:r>
-      </w:hyperlink>
+      <w:r>
+        <w:rPr>
+          <w:lang w:val="fr_FR" w:bidi="fr_FR"/>
+        </w:rPr>
+        <w:t>Dt 7.3–4</w:t>
+      </w:r>
       <w:r>
         <w:rPr>
           <w:lang w:val="fr_FR" w:bidi="fr_FR"/>
         </w:rPr>
         <w:t>). Cependant, les Cananéens qui souhaitaient adorer le Seigneur et se joindre au peuple de Dieu étaient les bienvenus (</w:t>
       </w:r>
-      <w:hyperlink r:id="rId242">
-        <w:r>
-          <w:rPr>
-            <w:lang w:val="fr_FR" w:bidi="fr_FR"/>
-          </w:rPr>
-          <w:rPr>
-            <w:color w:val="0000EE"/>
-            <w:u w:val="single"/>
-          </w:rPr>
-          <w:t xml:space="preserve">Jos 6.25 </w:t>
-        </w:r>
-      </w:hyperlink>
+      <w:r>
+        <w:rPr>
+          <w:lang w:val="fr_FR" w:bidi="fr_FR"/>
+        </w:rPr>
+        <w:t xml:space="preserve">Jos 6.25 </w:t>
+      </w:r>
       <w:r>
         <w:rPr>
           <w:lang w:val="fr_FR" w:bidi="fr_FR"/>
         </w:rPr>
         <w:t xml:space="preserve">; </w:t>
       </w:r>
-      <w:hyperlink r:id="rId243">
-        <w:r>
-          <w:rPr>
-            <w:lang w:val="fr_FR" w:bidi="fr_FR"/>
-          </w:rPr>
-          <w:rPr>
-            <w:color w:val="0000EE"/>
-            <w:u w:val="single"/>
-          </w:rPr>
-          <w:t>Rt 4.10</w:t>
-        </w:r>
-      </w:hyperlink>
+      <w:r>
+        <w:rPr>
+          <w:lang w:val="fr_FR" w:bidi="fr_FR"/>
+        </w:rPr>
+        <w:t>Rt 4.10</w:t>
+      </w:r>
       <w:r>
         <w:rPr>
           <w:lang w:val="fr_FR" w:bidi="fr_FR"/>
         </w:rPr>
         <w:t xml:space="preserve">). La race, la langue et l’appartenance ethnique n’avaient aucune incidence sur l’interdiction des mariages mixtes formulée par Dieu ; il s’agissait d’une question de fidélité au Seigneur (cf. </w:t>
       </w:r>
-      <w:hyperlink r:id="rId244">
-        <w:r>
-          <w:rPr>
-            <w:lang w:val="fr_FR" w:bidi="fr_FR"/>
-          </w:rPr>
-          <w:rPr>
-            <w:color w:val="0000EE"/>
-            <w:u w:val="single"/>
-          </w:rPr>
-          <w:t>2Co 6.14–15</w:t>
-        </w:r>
-      </w:hyperlink>
+      <w:r>
+        <w:rPr>
+          <w:lang w:val="fr_FR" w:bidi="fr_FR"/>
+        </w:rPr>
+        <w:t>2Co 6.14–15</w:t>
+      </w:r>
       <w:r>
         <w:rPr>
           <w:lang w:val="fr_FR" w:bidi="fr_FR"/>
@@ -21251,18 +19703,12 @@
         </w:rPr>
         <w:t>Dieu avait béni les Israélites, et il les jugerait certainement s'ils se détournaient de lui. La mise en garde de Josué contre l'apostasie était prophétique ; Israël s'est effectivement détourné, et Dieu n'a pas chassé le reste du peuple cananéen (</w:t>
       </w:r>
-      <w:hyperlink r:id="rId245">
-        <w:r>
-          <w:rPr>
-            <w:lang w:val="fr_FR" w:bidi="fr_FR"/>
-          </w:rPr>
-          <w:rPr>
-            <w:color w:val="0000EE"/>
-            <w:u w:val="single"/>
-          </w:rPr>
-          <w:t>Jg 2.20–23</w:t>
-        </w:r>
-      </w:hyperlink>
+      <w:r>
+        <w:rPr>
+          <w:lang w:val="fr_FR" w:bidi="fr_FR"/>
+        </w:rPr>
+        <w:t>Jg 2.20–23</w:t>
+      </w:r>
       <w:r>
         <w:rPr>
           <w:lang w:val="fr_FR" w:bidi="fr_FR"/>
@@ -21317,18 +19763,12 @@
         </w:rPr>
         <w:t xml:space="preserve">Sichem était le lieu de la première proclamation de l'alliance, peu après l'entrée d'Israël dans le pays de Canaan Canaan (voir </w:t>
       </w:r>
-      <w:hyperlink r:id="rId246">
-        <w:r>
-          <w:rPr>
-            <w:lang w:val="fr_FR" w:bidi="fr_FR"/>
-          </w:rPr>
-          <w:rPr>
-            <w:color w:val="0000EE"/>
-            <w:u w:val="single"/>
-          </w:rPr>
-          <w:t>Jos 8.30–35</w:t>
-        </w:r>
-      </w:hyperlink>
+      <w:r>
+        <w:rPr>
+          <w:lang w:val="fr_FR" w:bidi="fr_FR"/>
+        </w:rPr>
+        <w:t>Jos 8.30–35</w:t>
+      </w:r>
       <w:r>
         <w:rPr>
           <w:lang w:val="fr_FR" w:bidi="fr_FR"/>
@@ -21443,126 +19883,84 @@
         </w:rPr>
         <w:t>Tant par sa forme que par son contenu, cette alliance s'apparente à un traité suzerain-vassal de l'ancien Proche-Orient. Elle commence par un préambule (</w:t>
       </w:r>
-      <w:hyperlink r:id="rId247">
-        <w:r>
-          <w:rPr>
-            <w:lang w:val="fr_FR" w:bidi="fr_FR"/>
-          </w:rPr>
-          <w:rPr>
-            <w:color w:val="0000EE"/>
-            <w:u w:val="single"/>
-          </w:rPr>
-          <w:t>24.2</w:t>
-        </w:r>
-      </w:hyperlink>
+      <w:r>
+        <w:rPr>
+          <w:lang w:val="fr_FR" w:bidi="fr_FR"/>
+        </w:rPr>
+        <w:t>24.2</w:t>
+      </w:r>
       <w:r>
         <w:rPr>
           <w:lang w:val="fr_FR" w:bidi="fr_FR"/>
         </w:rPr>
         <w:t>) et se poursuit par un prologue historique relatant les actes de grâce du suzerain (Dieu) en faveur du peuple (</w:t>
       </w:r>
-      <w:hyperlink r:id="rId248">
-        <w:r>
-          <w:rPr>
-            <w:lang w:val="fr_FR" w:bidi="fr_FR"/>
-          </w:rPr>
-          <w:rPr>
-            <w:color w:val="0000EE"/>
-            <w:u w:val="single"/>
-          </w:rPr>
-          <w:t>24.3–13</w:t>
-        </w:r>
-      </w:hyperlink>
+      <w:r>
+        <w:rPr>
+          <w:lang w:val="fr_FR" w:bidi="fr_FR"/>
+        </w:rPr>
+        <w:t>24.3–13</w:t>
+      </w:r>
       <w:r>
         <w:rPr>
           <w:lang w:val="fr_FR" w:bidi="fr_FR"/>
         </w:rPr>
         <w:t>), suivi d'une liste de stipulations (</w:t>
       </w:r>
-      <w:hyperlink r:id="rId249">
-        <w:r>
-          <w:rPr>
-            <w:lang w:val="fr_FR" w:bidi="fr_FR"/>
-          </w:rPr>
-          <w:rPr>
-            <w:color w:val="0000EE"/>
-            <w:u w:val="single"/>
-          </w:rPr>
-          <w:t>24.14–15</w:t>
-        </w:r>
-      </w:hyperlink>
+      <w:r>
+        <w:rPr>
+          <w:lang w:val="fr_FR" w:bidi="fr_FR"/>
+        </w:rPr>
+        <w:t>24.14–15</w:t>
+      </w:r>
       <w:r>
         <w:rPr>
           <w:lang w:val="fr_FR" w:bidi="fr_FR"/>
         </w:rPr>
         <w:t>) et de malédictions et bénédictions (</w:t>
       </w:r>
-      <w:hyperlink r:id="rId250">
-        <w:r>
-          <w:rPr>
-            <w:lang w:val="fr_FR" w:bidi="fr_FR"/>
-          </w:rPr>
-          <w:rPr>
-            <w:color w:val="0000EE"/>
-            <w:u w:val="single"/>
-          </w:rPr>
-          <w:t>24.19–20</w:t>
-        </w:r>
-      </w:hyperlink>
+      <w:r>
+        <w:rPr>
+          <w:lang w:val="fr_FR" w:bidi="fr_FR"/>
+        </w:rPr>
+        <w:t>24.19–20</w:t>
+      </w:r>
       <w:r>
         <w:rPr>
           <w:lang w:val="fr_FR" w:bidi="fr_FR"/>
         </w:rPr>
         <w:t xml:space="preserve">). Elle indique ensuite l'endroit où le texte devait être déposé pour être lu et renouvelé périodiquement (sous-entendu, </w:t>
       </w:r>
-      <w:hyperlink r:id="rId251">
-        <w:r>
-          <w:rPr>
-            <w:lang w:val="fr_FR" w:bidi="fr_FR"/>
-          </w:rPr>
-          <w:rPr>
-            <w:color w:val="0000EE"/>
-            <w:u w:val="single"/>
-          </w:rPr>
-          <w:t>24.26</w:t>
-        </w:r>
-      </w:hyperlink>
+      <w:r>
+        <w:rPr>
+          <w:lang w:val="fr_FR" w:bidi="fr_FR"/>
+        </w:rPr>
+        <w:t>24.26</w:t>
+      </w:r>
       <w:r>
         <w:rPr>
           <w:lang w:val="fr_FR" w:bidi="fr_FR"/>
         </w:rPr>
         <w:t>) et énumère les témoins de l'alliance (</w:t>
       </w:r>
-      <w:hyperlink r:id="rId252">
-        <w:r>
-          <w:rPr>
-            <w:lang w:val="fr_FR" w:bidi="fr_FR"/>
-          </w:rPr>
-          <w:rPr>
-            <w:color w:val="0000EE"/>
-            <w:u w:val="single"/>
-          </w:rPr>
-          <w:t>24.22</w:t>
-        </w:r>
-      </w:hyperlink>
+      <w:r>
+        <w:rPr>
+          <w:lang w:val="fr_FR" w:bidi="fr_FR"/>
+        </w:rPr>
+        <w:t>24.22</w:t>
+      </w:r>
       <w:r>
         <w:rPr>
           <w:lang w:val="fr_FR" w:bidi="fr_FR"/>
         </w:rPr>
         <w:t xml:space="preserve">, </w:t>
       </w:r>
-      <w:hyperlink r:id="rId253">
-        <w:r>
-          <w:rPr>
-            <w:lang w:val="fr_FR" w:bidi="fr_FR"/>
-          </w:rPr>
-          <w:rPr>
-            <w:color w:val="0000EE"/>
-            <w:u w:val="single"/>
-          </w:rPr>
-          <w:t>27</w:t>
-        </w:r>
-      </w:hyperlink>
+      <w:r>
+        <w:rPr>
+          <w:lang w:val="fr_FR" w:bidi="fr_FR"/>
+        </w:rPr>
+        <w:t>27</w:t>
+      </w:r>
       <w:r>
         <w:rPr>
           <w:lang w:val="fr_FR" w:bidi="fr_FR"/>
@@ -21629,18 +20027,12 @@
         </w:rPr>
         <w:t xml:space="preserve">Térach : voir </w:t>
       </w:r>
-      <w:hyperlink r:id="rId254">
-        <w:r>
-          <w:rPr>
-            <w:lang w:val="fr_FR" w:bidi="fr_FR"/>
-          </w:rPr>
-          <w:rPr>
-            <w:color w:val="0000EE"/>
-            <w:u w:val="single"/>
-          </w:rPr>
-          <w:t>Gn 11.27–32</w:t>
-        </w:r>
-      </w:hyperlink>
+      <w:r>
+        <w:rPr>
+          <w:lang w:val="fr_FR" w:bidi="fr_FR"/>
+        </w:rPr>
+        <w:t>Gn 11.27–32</w:t>
+      </w:r>
       <w:r>
         <w:rPr>
           <w:lang w:val="fr_FR" w:bidi="fr_FR"/>
@@ -21695,36 +20087,24 @@
         </w:rPr>
         <w:t>Abraham vivait à Haran en Mésopotamie, de l'autre côté de l'Euphrate, avec son père Térach (</w:t>
       </w:r>
-      <w:hyperlink r:id="rId255">
-        <w:r>
-          <w:rPr>
-            <w:lang w:val="fr_FR" w:bidi="fr_FR"/>
-          </w:rPr>
-          <w:rPr>
-            <w:color w:val="0000EE"/>
-            <w:u w:val="single"/>
-          </w:rPr>
-          <w:t>Gn 11.31–32</w:t>
-        </w:r>
-      </w:hyperlink>
+      <w:r>
+        <w:rPr>
+          <w:lang w:val="fr_FR" w:bidi="fr_FR"/>
+        </w:rPr>
+        <w:t>Gn 11.31–32</w:t>
+      </w:r>
       <w:r>
         <w:rPr>
           <w:lang w:val="fr_FR" w:bidi="fr_FR"/>
         </w:rPr>
         <w:t xml:space="preserve">). • Dieu l'a conduit à... Canaan : voir </w:t>
       </w:r>
-      <w:hyperlink r:id="rId256">
-        <w:r>
-          <w:rPr>
-            <w:lang w:val="fr_FR" w:bidi="fr_FR"/>
-          </w:rPr>
-          <w:rPr>
-            <w:color w:val="0000EE"/>
-            <w:u w:val="single"/>
-          </w:rPr>
-          <w:t>Gn 12.1–9</w:t>
-        </w:r>
-      </w:hyperlink>
+      <w:r>
+        <w:rPr>
+          <w:lang w:val="fr_FR" w:bidi="fr_FR"/>
+        </w:rPr>
+        <w:t>Gn 12.1–9</w:t>
+      </w:r>
       <w:r>
         <w:rPr>
           <w:lang w:val="fr_FR" w:bidi="fr_FR"/>
@@ -21827,36 +20207,24 @@
         </w:rPr>
         <w:t xml:space="preserve">Jacob et Ésaü : voir </w:t>
       </w:r>
-      <w:hyperlink r:id="rId257">
-        <w:r>
-          <w:rPr>
-            <w:lang w:val="fr_FR" w:bidi="fr_FR"/>
-          </w:rPr>
-          <w:rPr>
-            <w:color w:val="0000EE"/>
-            <w:u w:val="single"/>
-          </w:rPr>
-          <w:t>Gn 25.19–26</w:t>
-        </w:r>
-      </w:hyperlink>
+      <w:r>
+        <w:rPr>
+          <w:lang w:val="fr_FR" w:bidi="fr_FR"/>
+        </w:rPr>
+        <w:t>Gn 25.19–26</w:t>
+      </w:r>
       <w:r>
         <w:rPr>
           <w:lang w:val="fr_FR" w:bidi="fr_FR"/>
         </w:rPr>
         <w:t>. • La montagne de Séir se trouvait en plein cœur d'Édom, la patrie des descendants d'Ésaü (</w:t>
       </w:r>
-      <w:hyperlink r:id="rId258">
-        <w:r>
-          <w:rPr>
-            <w:lang w:val="fr_FR" w:bidi="fr_FR"/>
-          </w:rPr>
-          <w:rPr>
-            <w:color w:val="0000EE"/>
-            <w:u w:val="single"/>
-          </w:rPr>
-          <w:t>Gn 36.8–9</w:t>
-        </w:r>
-      </w:hyperlink>
+      <w:r>
+        <w:rPr>
+          <w:lang w:val="fr_FR" w:bidi="fr_FR"/>
+        </w:rPr>
+        <w:t>Gn 36.8–9</w:t>
+      </w:r>
       <w:r>
         <w:rPr>
           <w:lang w:val="fr_FR" w:bidi="fr_FR"/>
@@ -22067,18 +20435,12 @@
         </w:rPr>
         <w:t xml:space="preserve">Amoréens... Leur pays : voir </w:t>
       </w:r>
-      <w:hyperlink r:id="rId39">
-        <w:r>
-          <w:rPr>
-            <w:lang w:val="fr_FR" w:bidi="fr_FR"/>
-          </w:rPr>
-          <w:rPr>
-            <w:color w:val="0000EE"/>
-            <w:u w:val="single"/>
-          </w:rPr>
-          <w:t>Nb 21.21–35</w:t>
-        </w:r>
-      </w:hyperlink>
+      <w:r>
+        <w:rPr>
+          <w:lang w:val="fr_FR" w:bidi="fr_FR"/>
+        </w:rPr>
+        <w:t>Nb 21.21–35</w:t>
+      </w:r>
       <w:r>
         <w:rPr>
           <w:lang w:val="fr_FR" w:bidi="fr_FR"/>
@@ -22133,36 +20495,24 @@
         </w:rPr>
         <w:t xml:space="preserve">Voir </w:t>
       </w:r>
-      <w:hyperlink r:id="rId162">
-        <w:r>
-          <w:rPr>
-            <w:lang w:val="fr_FR" w:bidi="fr_FR"/>
-          </w:rPr>
-          <w:rPr>
-            <w:color w:val="0000EE"/>
-            <w:u w:val="single"/>
-          </w:rPr>
-          <w:t xml:space="preserve">Nombres 22–25 </w:t>
-        </w:r>
-      </w:hyperlink>
+      <w:r>
+        <w:rPr>
+          <w:lang w:val="fr_FR" w:bidi="fr_FR"/>
+        </w:rPr>
+        <w:t xml:space="preserve">Nombres 22–25 </w:t>
+      </w:r>
       <w:r>
         <w:rPr>
           <w:lang w:val="fr_FR" w:bidi="fr_FR"/>
         </w:rPr>
         <w:t xml:space="preserve">; </w:t>
       </w:r>
-      <w:hyperlink r:id="rId259">
-        <w:r>
-          <w:rPr>
-            <w:lang w:val="fr_FR" w:bidi="fr_FR"/>
-          </w:rPr>
-          <w:rPr>
-            <w:color w:val="0000EE"/>
-            <w:u w:val="single"/>
-          </w:rPr>
-          <w:t>31.1–54</w:t>
-        </w:r>
-      </w:hyperlink>
+      <w:r>
+        <w:rPr>
+          <w:lang w:val="fr_FR" w:bidi="fr_FR"/>
+        </w:rPr>
+        <w:t>31.1–54</w:t>
+      </w:r>
       <w:r>
         <w:rPr>
           <w:lang w:val="fr_FR" w:bidi="fr_FR"/>
@@ -23076,18 +21426,12 @@
         </w:rPr>
         <w:t xml:space="preserve">Timnath-Sérach : voir </w:t>
       </w:r>
-      <w:hyperlink r:id="rId166">
-        <w:r>
-          <w:rPr>
-            <w:lang w:val="fr_FR" w:bidi="fr_FR"/>
-          </w:rPr>
-          <w:rPr>
-            <w:color w:val="0000EE"/>
-            <w:u w:val="single"/>
-          </w:rPr>
-          <w:t>19.49–51</w:t>
-        </w:r>
-      </w:hyperlink>
+      <w:r>
+        <w:rPr>
+          <w:lang w:val="fr_FR" w:bidi="fr_FR"/>
+        </w:rPr>
+        <w:t>19.49–51</w:t>
+      </w:r>
       <w:r>
         <w:rPr>
           <w:lang w:val="fr_FR" w:bidi="fr_FR"/>
@@ -23190,36 +21534,24 @@
         </w:rPr>
         <w:t>Israël a transporté les ossements de Joseph hors d'Égypte, à travers les années de leur voyage, et à Canaan, pour honorer la dernière demande de Joseph d'être enterré dans le pays que Dieu avait promis à Israël (</w:t>
       </w:r>
-      <w:hyperlink r:id="rId260">
-        <w:r>
-          <w:rPr>
-            <w:lang w:val="fr_FR" w:bidi="fr_FR"/>
-          </w:rPr>
-          <w:rPr>
-            <w:color w:val="0000EE"/>
-            <w:u w:val="single"/>
-          </w:rPr>
-          <w:t xml:space="preserve">Gn 50.25 </w:t>
-        </w:r>
-      </w:hyperlink>
+      <w:r>
+        <w:rPr>
+          <w:lang w:val="fr_FR" w:bidi="fr_FR"/>
+        </w:rPr>
+        <w:t xml:space="preserve">Gn 50.25 </w:t>
+      </w:r>
       <w:r>
         <w:rPr>
           <w:lang w:val="fr_FR" w:bidi="fr_FR"/>
         </w:rPr>
         <w:t xml:space="preserve">; </w:t>
       </w:r>
-      <w:hyperlink r:id="rId261">
-        <w:r>
-          <w:rPr>
-            <w:lang w:val="fr_FR" w:bidi="fr_FR"/>
-          </w:rPr>
-          <w:rPr>
-            <w:color w:val="0000EE"/>
-            <w:u w:val="single"/>
-          </w:rPr>
-          <w:t>Ex 13.19</w:t>
-        </w:r>
-      </w:hyperlink>
+      <w:r>
+        <w:rPr>
+          <w:lang w:val="fr_FR" w:bidi="fr_FR"/>
+        </w:rPr>
+        <w:t>Ex 13.19</w:t>
+      </w:r>
       <w:r>
         <w:rPr>
           <w:lang w:val="fr_FR" w:bidi="fr_FR"/>
